--- a/docs/Inkriff_Metodologia_y_Resultados.docx
+++ b/docs/Inkriff_Metodologia_y_Resultados.docx
@@ -284,6 +284,7 @@
           </w:tcPr>
           <w:p>
             <w:pPr>
+              <w:keepNext/>
               <w:jc w:val="center"/>
             </w:pPr>
             <w:r>
@@ -312,6 +313,7 @@
           </w:tcPr>
           <w:p>
             <w:pPr>
+              <w:keepNext/>
               <w:jc w:val="center"/>
             </w:pPr>
             <w:r>
@@ -340,6 +342,7 @@
           </w:tcPr>
           <w:p>
             <w:pPr>
+              <w:keepNext/>
               <w:jc w:val="center"/>
             </w:pPr>
             <w:r>
@@ -368,6 +371,7 @@
           </w:tcPr>
           <w:p>
             <w:pPr>
+              <w:keepNext/>
               <w:jc w:val="center"/>
             </w:pPr>
             <w:r>
@@ -404,6 +408,9 @@
             </w:tcMar>
           </w:tcPr>
           <w:p>
+            <w:pPr>
+              <w:keepNext/>
+            </w:pPr>
             <w:r>
               <w:rPr>
                 <w:color w:val="000000"/>
@@ -425,6 +432,9 @@
             </w:tcMar>
           </w:tcPr>
           <w:p>
+            <w:pPr>
+              <w:keepNext/>
+            </w:pPr>
             <w:r>
               <w:rPr>
                 <w:color w:val="000000"/>
@@ -464,6 +474,9 @@
             </w:tcMar>
           </w:tcPr>
           <w:p>
+            <w:pPr>
+              <w:keepNext/>
+            </w:pPr>
             <w:r>
               <w:rPr>
                 <w:color w:val="000000"/>
@@ -485,6 +498,9 @@
             </w:tcMar>
           </w:tcPr>
           <w:p>
+            <w:pPr>
+              <w:keepNext/>
+            </w:pPr>
             <w:r>
               <w:rPr>
                 <w:color w:val="000000"/>
@@ -517,6 +533,9 @@
             </w:tcMar>
           </w:tcPr>
           <w:p>
+            <w:pPr>
+              <w:keepNext/>
+            </w:pPr>
             <w:r>
               <w:rPr>
                 <w:color w:val="000000"/>
@@ -538,6 +557,9 @@
             </w:tcMar>
           </w:tcPr>
           <w:p>
+            <w:pPr>
+              <w:keepNext/>
+            </w:pPr>
             <w:r>
               <w:rPr>
                 <w:color w:val="000000"/>
@@ -559,6 +581,9 @@
             </w:tcMar>
           </w:tcPr>
           <w:p>
+            <w:pPr>
+              <w:keepNext/>
+            </w:pPr>
             <w:r>
               <w:rPr>
                 <w:color w:val="000000"/>
@@ -580,6 +605,9 @@
             </w:tcMar>
           </w:tcPr>
           <w:p>
+            <w:pPr>
+              <w:keepNext/>
+            </w:pPr>
             <w:r>
               <w:rPr>
                 <w:color w:val="000000"/>
@@ -612,6 +640,9 @@
             </w:tcMar>
           </w:tcPr>
           <w:p>
+            <w:pPr>
+              <w:keepNext/>
+            </w:pPr>
             <w:r>
               <w:rPr>
                 <w:color w:val="000000"/>
@@ -633,6 +664,9 @@
             </w:tcMar>
           </w:tcPr>
           <w:p>
+            <w:pPr>
+              <w:keepNext/>
+            </w:pPr>
             <w:r>
               <w:rPr>
                 <w:color w:val="000000"/>
@@ -654,6 +688,9 @@
             </w:tcMar>
           </w:tcPr>
           <w:p>
+            <w:pPr>
+              <w:keepNext/>
+            </w:pPr>
             <w:r>
               <w:rPr>
                 <w:color w:val="000000"/>
@@ -675,6 +712,9 @@
             </w:tcMar>
           </w:tcPr>
           <w:p>
+            <w:pPr>
+              <w:keepNext/>
+            </w:pPr>
             <w:r>
               <w:rPr>
                 <w:color w:val="000000"/>
@@ -707,6 +747,9 @@
             </w:tcMar>
           </w:tcPr>
           <w:p>
+            <w:pPr>
+              <w:keepNext/>
+            </w:pPr>
             <w:r>
               <w:rPr>
                 <w:color w:val="000000"/>
@@ -728,6 +771,9 @@
             </w:tcMar>
           </w:tcPr>
           <w:p>
+            <w:pPr>
+              <w:keepNext/>
+            </w:pPr>
             <w:r>
               <w:rPr>
                 <w:color w:val="000000"/>
@@ -749,6 +795,9 @@
             </w:tcMar>
           </w:tcPr>
           <w:p>
+            <w:pPr>
+              <w:keepNext/>
+            </w:pPr>
             <w:r>
               <w:rPr>
                 <w:color w:val="000000"/>
@@ -770,6 +819,9 @@
             </w:tcMar>
           </w:tcPr>
           <w:p>
+            <w:pPr>
+              <w:keepNext/>
+            </w:pPr>
             <w:r>
               <w:rPr>
                 <w:color w:val="000000"/>
@@ -1220,7 +1272,7 @@
         <w:jc w:val="both"/>
       </w:pPr>
       <w:r>
-        <w:t xml:space="preserve">El universo semilla se definió a mano por y se amplió iterativamente hasta cubrir también las bandas y libros mencionados en los 105 pares de evaluación, verificando programáticamente que no quedara ningún nombre fuera de cobertura:</w:t>
+        <w:t xml:space="preserve">El universo semilla se definió a mano y se amplió iterativamente hasta cubrir también las bandas y libros mencionados en los 105 pares de evaluación, verificando programáticamente que no quedara ningún nombre fuera de cobertura:</w:t>
       </w:r>
     </w:p>
     <w:tbl>
@@ -1580,7 +1632,7 @@
         <w:jc w:val="both"/>
       </w:pPr>
       <w:r>
-        <w:t xml:space="preserve">Se curó a mano 105 pares libro↔banda/subgénero a partir de su propio criterio de fandom (qué banda “le queda” a qué libro y por qué), un proceso independiente de cualquier API o dataset. Estos pares cubren 45 categorías de libro distintas y 37 subgéneros de banda descritos en texto libre, y se usan exclusivamente para evaluar el recomendador — nunca para entrenarlo.</w:t>
+        <w:t xml:space="preserve">Se curaron a mano 105 pares libro↔banda/subgénero a partir de su propio criterio de fandom (qué banda “le queda” a qué libro y por qué), un proceso independiente de cualquier API o dataset. Estos pares cubren 45 categorías de libro distintas y 37 subgéneros de banda descritos en texto libre, y se usan exclusivamente para evaluar el recomendador — nunca para entrenarlo.</w:t>
       </w:r>
     </w:p>
     <w:p>
@@ -1704,6 +1756,7 @@
           </w:tcPr>
           <w:p>
             <w:pPr>
+              <w:keepNext/>
               <w:jc w:val="center"/>
             </w:pPr>
             <w:r>
@@ -1732,6 +1785,7 @@
           </w:tcPr>
           <w:p>
             <w:pPr>
+              <w:keepNext/>
               <w:jc w:val="center"/>
             </w:pPr>
             <w:r>
@@ -1760,6 +1814,7 @@
           </w:tcPr>
           <w:p>
             <w:pPr>
+              <w:keepNext/>
               <w:jc w:val="center"/>
             </w:pPr>
             <w:r>
@@ -1788,6 +1843,7 @@
           </w:tcPr>
           <w:p>
             <w:pPr>
+              <w:keepNext/>
               <w:jc w:val="center"/>
             </w:pPr>
             <w:r>
@@ -1824,6 +1880,9 @@
             </w:tcMar>
           </w:tcPr>
           <w:p>
+            <w:pPr>
+              <w:keepNext/>
+            </w:pPr>
             <w:r>
               <w:rPr>
                 <w:color w:val="000000"/>
@@ -1845,6 +1904,9 @@
             </w:tcMar>
           </w:tcPr>
           <w:p>
+            <w:pPr>
+              <w:keepNext/>
+            </w:pPr>
             <w:r>
               <w:rPr>
                 <w:color w:val="000000"/>
@@ -1866,6 +1928,9 @@
             </w:tcMar>
           </w:tcPr>
           <w:p>
+            <w:pPr>
+              <w:keepNext/>
+            </w:pPr>
             <w:r>
               <w:rPr>
                 <w:color w:val="000000"/>
@@ -1887,6 +1952,9 @@
             </w:tcMar>
           </w:tcPr>
           <w:p>
+            <w:pPr>
+              <w:keepNext/>
+            </w:pPr>
             <w:r>
               <w:rPr>
                 <w:color w:val="000000"/>
@@ -1919,6 +1987,9 @@
             </w:tcMar>
           </w:tcPr>
           <w:p>
+            <w:pPr>
+              <w:keepNext/>
+            </w:pPr>
             <w:r>
               <w:rPr>
                 <w:color w:val="000000"/>
@@ -1940,6 +2011,9 @@
             </w:tcMar>
           </w:tcPr>
           <w:p>
+            <w:pPr>
+              <w:keepNext/>
+            </w:pPr>
             <w:r>
               <w:rPr>
                 <w:color w:val="000000"/>
@@ -1961,6 +2035,9 @@
             </w:tcMar>
           </w:tcPr>
           <w:p>
+            <w:pPr>
+              <w:keepNext/>
+            </w:pPr>
             <w:r>
               <w:rPr>
                 <w:color w:val="000000"/>
@@ -1982,6 +2059,9 @@
             </w:tcMar>
           </w:tcPr>
           <w:p>
+            <w:pPr>
+              <w:keepNext/>
+            </w:pPr>
             <w:r>
               <w:rPr>
                 <w:color w:val="000000"/>
@@ -2014,6 +2094,9 @@
             </w:tcMar>
           </w:tcPr>
           <w:p>
+            <w:pPr>
+              <w:keepNext/>
+            </w:pPr>
             <w:r>
               <w:rPr>
                 <w:color w:val="000000"/>
@@ -2035,6 +2118,9 @@
             </w:tcMar>
           </w:tcPr>
           <w:p>
+            <w:pPr>
+              <w:keepNext/>
+            </w:pPr>
             <w:r>
               <w:rPr>
                 <w:color w:val="000000"/>
@@ -2056,6 +2142,9 @@
             </w:tcMar>
           </w:tcPr>
           <w:p>
+            <w:pPr>
+              <w:keepNext/>
+            </w:pPr>
             <w:r>
               <w:rPr>
                 <w:color w:val="000000"/>
@@ -2077,6 +2166,9 @@
             </w:tcMar>
           </w:tcPr>
           <w:p>
+            <w:pPr>
+              <w:keepNext/>
+            </w:pPr>
             <w:r>
               <w:rPr>
                 <w:color w:val="000000"/>
@@ -2109,6 +2201,9 @@
             </w:tcMar>
           </w:tcPr>
           <w:p>
+            <w:pPr>
+              <w:keepNext/>
+            </w:pPr>
             <w:r>
               <w:rPr>
                 <w:color w:val="000000"/>
@@ -2130,6 +2225,9 @@
             </w:tcMar>
           </w:tcPr>
           <w:p>
+            <w:pPr>
+              <w:keepNext/>
+            </w:pPr>
             <w:r>
               <w:rPr>
                 <w:color w:val="000000"/>
@@ -2151,6 +2249,9 @@
             </w:tcMar>
           </w:tcPr>
           <w:p>
+            <w:pPr>
+              <w:keepNext/>
+            </w:pPr>
             <w:r>
               <w:rPr>
                 <w:color w:val="000000"/>
@@ -2172,6 +2273,9 @@
             </w:tcMar>
           </w:tcPr>
           <w:p>
+            <w:pPr>
+              <w:keepNext/>
+            </w:pPr>
             <w:r>
               <w:rPr>
                 <w:color w:val="000000"/>
@@ -2204,6 +2308,9 @@
             </w:tcMar>
           </w:tcPr>
           <w:p>
+            <w:pPr>
+              <w:keepNext/>
+            </w:pPr>
             <w:r>
               <w:rPr>
                 <w:color w:val="000000"/>
@@ -2225,6 +2332,9 @@
             </w:tcMar>
           </w:tcPr>
           <w:p>
+            <w:pPr>
+              <w:keepNext/>
+            </w:pPr>
             <w:r>
               <w:rPr>
                 <w:color w:val="000000"/>
@@ -2246,6 +2356,9 @@
             </w:tcMar>
           </w:tcPr>
           <w:p>
+            <w:pPr>
+              <w:keepNext/>
+            </w:pPr>
             <w:r>
               <w:rPr>
                 <w:color w:val="000000"/>
@@ -2267,6 +2380,9 @@
             </w:tcMar>
           </w:tcPr>
           <w:p>
+            <w:pPr>
+              <w:keepNext/>
+            </w:pPr>
             <w:r>
               <w:rPr>
                 <w:color w:val="000000"/>
@@ -2299,6 +2415,9 @@
             </w:tcMar>
           </w:tcPr>
           <w:p>
+            <w:pPr>
+              <w:keepNext/>
+            </w:pPr>
             <w:r>
               <w:rPr>
                 <w:color w:val="000000"/>
@@ -2320,6 +2439,9 @@
             </w:tcMar>
           </w:tcPr>
           <w:p>
+            <w:pPr>
+              <w:keepNext/>
+            </w:pPr>
             <w:r>
               <w:rPr>
                 <w:color w:val="000000"/>
@@ -2341,6 +2463,9 @@
             </w:tcMar>
           </w:tcPr>
           <w:p>
+            <w:pPr>
+              <w:keepNext/>
+            </w:pPr>
             <w:r>
               <w:rPr>
                 <w:color w:val="000000"/>
@@ -2362,6 +2487,9 @@
             </w:tcMar>
           </w:tcPr>
           <w:p>
+            <w:pPr>
+              <w:keepNext/>
+            </w:pPr>
             <w:r>
               <w:rPr>
                 <w:color w:val="000000"/>
@@ -3387,6 +3515,136 @@
     </w:p>
     <w:p>
       <w:pPr>
+        <w:spacing w:after="160"/>
+        <w:jc w:val="both"/>
+      </w:pPr>
+      <w:r>
+        <w:t xml:space="preserve">La Figura 1 muestra cómo se reparten las 81 bandas entre los 24 subgéneros semilla: el pop punk (9), el rock alternativo (7) y el metal alternativo (6) son los más representados, mientras que cinco subgéneros tienen una sola banda. Esta distribución desigual importa para el modelado: los subgéneros con pocas bandas tienen menos representantes que puedan aparecer como recomendación.</w:t>
+      </w:r>
+    </w:p>
+    <w:p xmlns:a="http://schemas.openxmlformats.org/drawingml/2006/main" xmlns:pic="http://schemas.openxmlformats.org/drawingml/2006/picture">
+      <w:pPr>
+        <w:keepLines/>
+        <w:spacing w:before="120" w:after="240"/>
+        <w:jc w:val="center"/>
+      </w:pPr>
+      <w:r>
+        <w:drawing>
+          <wp:inline distT="0" distB="0" distL="0" distR="0">
+            <wp:extent cx="5120640" cy="4064000"/>
+            <wp:docPr id="102" name="fig_subgeneros.png" descr="Bandas por subgénero"/>
+            <wp:cNvGraphicFramePr>
+              <a:graphicFrameLocks noChangeAspect="1"/>
+            </wp:cNvGraphicFramePr>
+            <a:graphic>
+              <a:graphicData uri="http://schemas.openxmlformats.org/drawingml/2006/picture">
+                <pic:pic>
+                  <pic:nvPicPr>
+                    <pic:cNvPr id="102" name="fig_subgeneros.png"/>
+                    <pic:cNvPicPr/>
+                  </pic:nvPicPr>
+                  <pic:blipFill>
+                    <a:blip r:embed="rIdImg2"/>
+                    <a:stretch>
+                      <a:fillRect/>
+                    </a:stretch>
+                  </pic:blipFill>
+                  <pic:spPr>
+                    <a:xfrm>
+                      <a:off x="0" y="0"/>
+                      <a:ext cx="5120640" cy="4064000"/>
+                    </a:xfrm>
+                    <a:prstGeom prst="rect">
+                      <a:avLst/>
+                    </a:prstGeom>
+                  </pic:spPr>
+                </pic:pic>
+              </a:graphicData>
+            </a:graphic>
+          </wp:inline>
+        </w:drawing>
+      </w:r>
+      <w:r>
+        <w:br/>
+      </w:r>
+      <w:r>
+        <w:rPr>
+          <w:i/>
+          <w:iCs/>
+          <w:color w:val="555555"/>
+          <w:sz w:val="18"/>
+          <w:szCs w:val="18"/>
+        </w:rPr>
+        <w:t xml:space="preserve">Figura 1. Número de bandas por subgénero semilla (81 bandas, 24 subgéneros).</w:t>
+      </w:r>
+    </w:p>
+    <w:p>
+      <w:pPr>
+        <w:spacing w:after="160"/>
+        <w:jc w:val="both"/>
+      </w:pPr>
+      <w:r>
+        <w:t xml:space="preserve">La Figura 2 contrasta la Ley de Zipf con los datos: en escala logarítmica, la frecuencia cae casi en línea recta conforme aumenta el rango. Para los tags, la pendiente ajustada (−0.93) es muy cercana al −1 de la Ley de Zipf (Zipf, 1949); para las palabras de sinopsis es menos pronunciada (−0.62) y tiene una cola larga: el 64% de las palabras aparece una sola vez. Esa cola de términos raros es la que justifica filtrar el vocabulario con min_df = 2 (sección 6.1).</w:t>
+      </w:r>
+    </w:p>
+    <w:p xmlns:a="http://schemas.openxmlformats.org/drawingml/2006/main" xmlns:pic="http://schemas.openxmlformats.org/drawingml/2006/picture">
+      <w:pPr>
+        <w:keepLines/>
+        <w:spacing w:before="120" w:after="240"/>
+        <w:jc w:val="center"/>
+      </w:pPr>
+      <w:r>
+        <w:drawing>
+          <wp:inline distT="0" distB="0" distL="0" distR="0">
+            <wp:extent cx="5760720" cy="2651760"/>
+            <wp:docPr id="103" name="fig_zipf.png" descr="Ley de Zipf en tags y sinopsis"/>
+            <wp:cNvGraphicFramePr>
+              <a:graphicFrameLocks noChangeAspect="1"/>
+            </wp:cNvGraphicFramePr>
+            <a:graphic>
+              <a:graphicData uri="http://schemas.openxmlformats.org/drawingml/2006/picture">
+                <pic:pic>
+                  <pic:nvPicPr>
+                    <pic:cNvPr id="103" name="fig_zipf.png"/>
+                    <pic:cNvPicPr/>
+                  </pic:nvPicPr>
+                  <pic:blipFill>
+                    <a:blip r:embed="rIdImg3"/>
+                    <a:stretch>
+                      <a:fillRect/>
+                    </a:stretch>
+                  </pic:blipFill>
+                  <pic:spPr>
+                    <a:xfrm>
+                      <a:off x="0" y="0"/>
+                      <a:ext cx="5760720" cy="2651760"/>
+                    </a:xfrm>
+                    <a:prstGeom prst="rect">
+                      <a:avLst/>
+                    </a:prstGeom>
+                  </pic:spPr>
+                </pic:pic>
+              </a:graphicData>
+            </a:graphic>
+          </wp:inline>
+        </w:drawing>
+      </w:r>
+      <w:r>
+        <w:br/>
+      </w:r>
+      <w:r>
+        <w:rPr>
+          <w:i/>
+          <w:iCs/>
+          <w:color w:val="555555"/>
+          <w:sz w:val="18"/>
+          <w:szCs w:val="18"/>
+        </w:rPr>
+        <w:t xml:space="preserve">Figura 2. Frecuencia contra rango en escala log-log para los tags de MusicBrainz y las palabras de sinopsis, con la recta ajustada por mínimos cuadrados.</w:t>
+      </w:r>
+    </w:p>
+    <w:p>
+      <w:pPr>
         <w:pStyle w:val="Heading2"/>
       </w:pPr>
       <w:r>
@@ -3400,6 +3658,71 @@
       </w:pPr>
       <w:r>
         <w:t xml:space="preserve">Sobre los 112 libros, 111 (99.1%) tienen ficha bibliográfica completa (título, autor, año). En esta fase todavía no se contaba con la sinopsis de cada libro — un vacío que se resolvió en la siguiente sección, necesario para poder construir características de texto (TF-IDF, y más adelante embeddings) del lado de los libros.</w:t>
+      </w:r>
+    </w:p>
+    <w:p>
+      <w:pPr>
+        <w:spacing w:after="160"/>
+        <w:jc w:val="both"/>
+      </w:pPr>
+      <w:r>
+        <w:t xml:space="preserve">Del lado de los libros (Figura 3), tres categorías reúnen casi la mitad del catálogo — fantasía oscura/gótica (19), romantasy (18) y alta fantasía/épica (15), 52 de 112 libros (46%) —, lo que refleja el énfasis del universo semilla en la fantasía oscura, romántica y épica.</w:t>
+      </w:r>
+    </w:p>
+    <w:p xmlns:a="http://schemas.openxmlformats.org/drawingml/2006/main" xmlns:pic="http://schemas.openxmlformats.org/drawingml/2006/picture">
+      <w:pPr>
+        <w:keepLines/>
+        <w:spacing w:before="120" w:after="240"/>
+        <w:jc w:val="center"/>
+      </w:pPr>
+      <w:r>
+        <w:drawing>
+          <wp:inline distT="0" distB="0" distL="0" distR="0">
+            <wp:extent cx="5120640" cy="2926080"/>
+            <wp:docPr id="104" name="fig_categorias.png" descr="Libros por categoría"/>
+            <wp:cNvGraphicFramePr>
+              <a:graphicFrameLocks noChangeAspect="1"/>
+            </wp:cNvGraphicFramePr>
+            <a:graphic>
+              <a:graphicData uri="http://schemas.openxmlformats.org/drawingml/2006/picture">
+                <pic:pic>
+                  <pic:nvPicPr>
+                    <pic:cNvPr id="104" name="fig_categorias.png"/>
+                    <pic:cNvPicPr/>
+                  </pic:nvPicPr>
+                  <pic:blipFill>
+                    <a:blip r:embed="rIdImg4"/>
+                    <a:stretch>
+                      <a:fillRect/>
+                    </a:stretch>
+                  </pic:blipFill>
+                  <pic:spPr>
+                    <a:xfrm>
+                      <a:off x="0" y="0"/>
+                      <a:ext cx="5120640" cy="2926080"/>
+                    </a:xfrm>
+                    <a:prstGeom prst="rect">
+                      <a:avLst/>
+                    </a:prstGeom>
+                  </pic:spPr>
+                </pic:pic>
+              </a:graphicData>
+            </a:graphic>
+          </wp:inline>
+        </w:drawing>
+      </w:r>
+      <w:r>
+        <w:br/>
+      </w:r>
+      <w:r>
+        <w:rPr>
+          <w:i/>
+          <w:iCs/>
+          <w:color w:val="555555"/>
+          <w:sz w:val="18"/>
+          <w:szCs w:val="18"/>
+        </w:rPr>
+        <w:t xml:space="preserve">Figura 3. Número de libros por categoría semilla (112 libros, 15 categorías).</w:t>
       </w:r>
     </w:p>
     <w:p>
@@ -3907,6 +4230,7 @@
           </w:tcPr>
           <w:p>
             <w:pPr>
+              <w:keepNext/>
               <w:jc w:val="center"/>
             </w:pPr>
             <w:r>
@@ -3935,6 +4259,7 @@
           </w:tcPr>
           <w:p>
             <w:pPr>
+              <w:keepNext/>
               <w:jc w:val="center"/>
             </w:pPr>
             <w:r>
@@ -3963,6 +4288,7 @@
           </w:tcPr>
           <w:p>
             <w:pPr>
+              <w:keepNext/>
               <w:jc w:val="center"/>
             </w:pPr>
             <w:r>
@@ -3999,6 +4325,9 @@
             </w:tcMar>
           </w:tcPr>
           <w:p>
+            <w:pPr>
+              <w:keepNext/>
+            </w:pPr>
             <w:r>
               <w:rPr>
                 <w:color w:val="000000"/>
@@ -4020,6 +4349,9 @@
             </w:tcMar>
           </w:tcPr>
           <w:p>
+            <w:pPr>
+              <w:keepNext/>
+            </w:pPr>
             <w:r>
               <w:rPr>
                 <w:color w:val="000000"/>
@@ -4041,6 +4373,9 @@
             </w:tcMar>
           </w:tcPr>
           <w:p>
+            <w:pPr>
+              <w:keepNext/>
+            </w:pPr>
             <w:r>
               <w:rPr>
                 <w:color w:val="000000"/>
@@ -4073,6 +4408,9 @@
             </w:tcMar>
           </w:tcPr>
           <w:p>
+            <w:pPr>
+              <w:keepNext/>
+            </w:pPr>
             <w:r>
               <w:rPr>
                 <w:color w:val="000000"/>
@@ -4094,6 +4432,9 @@
             </w:tcMar>
           </w:tcPr>
           <w:p>
+            <w:pPr>
+              <w:keepNext/>
+            </w:pPr>
             <w:r>
               <w:rPr>
                 <w:color w:val="000000"/>
@@ -4115,6 +4456,9 @@
             </w:tcMar>
           </w:tcPr>
           <w:p>
+            <w:pPr>
+              <w:keepNext/>
+            </w:pPr>
             <w:r>
               <w:rPr>
                 <w:color w:val="000000"/>
@@ -4147,6 +4491,9 @@
             </w:tcMar>
           </w:tcPr>
           <w:p>
+            <w:pPr>
+              <w:keepNext/>
+            </w:pPr>
             <w:r>
               <w:rPr>
                 <w:color w:val="000000"/>
@@ -4168,6 +4515,9 @@
             </w:tcMar>
           </w:tcPr>
           <w:p>
+            <w:pPr>
+              <w:keepNext/>
+            </w:pPr>
             <w:r>
               <w:rPr>
                 <w:color w:val="000000"/>
@@ -4189,6 +4539,9 @@
             </w:tcMar>
           </w:tcPr>
           <w:p>
+            <w:pPr>
+              <w:keepNext/>
+            </w:pPr>
             <w:r>
               <w:rPr>
                 <w:color w:val="000000"/>
@@ -4221,6 +4574,9 @@
             </w:tcMar>
           </w:tcPr>
           <w:p>
+            <w:pPr>
+              <w:keepNext/>
+            </w:pPr>
             <w:r>
               <w:rPr>
                 <w:color w:val="000000"/>
@@ -4242,6 +4598,9 @@
             </w:tcMar>
           </w:tcPr>
           <w:p>
+            <w:pPr>
+              <w:keepNext/>
+            </w:pPr>
             <w:r>
               <w:rPr>
                 <w:color w:val="000000"/>
@@ -4263,6 +4622,9 @@
             </w:tcMar>
           </w:tcPr>
           <w:p>
+            <w:pPr>
+              <w:keepNext/>
+            </w:pPr>
             <w:r>
               <w:rPr>
                 <w:color w:val="000000"/>
@@ -4295,6 +4657,9 @@
             </w:tcMar>
           </w:tcPr>
           <w:p>
+            <w:pPr>
+              <w:keepNext/>
+            </w:pPr>
             <w:r>
               <w:rPr>
                 <w:color w:val="000000"/>
@@ -4316,6 +4681,9 @@
             </w:tcMar>
           </w:tcPr>
           <w:p>
+            <w:pPr>
+              <w:keepNext/>
+            </w:pPr>
             <w:r>
               <w:rPr>
                 <w:color w:val="000000"/>
@@ -4337,6 +4705,9 @@
             </w:tcMar>
           </w:tcPr>
           <w:p>
+            <w:pPr>
+              <w:keepNext/>
+            </w:pPr>
             <w:r>
               <w:rPr>
                 <w:color w:val="000000"/>
@@ -4369,6 +4740,9 @@
             </w:tcMar>
           </w:tcPr>
           <w:p>
+            <w:pPr>
+              <w:keepNext/>
+            </w:pPr>
             <w:r>
               <w:rPr>
                 <w:color w:val="000000"/>
@@ -4390,6 +4764,9 @@
             </w:tcMar>
           </w:tcPr>
           <w:p>
+            <w:pPr>
+              <w:keepNext/>
+            </w:pPr>
             <w:r>
               <w:rPr>
                 <w:color w:val="000000"/>
@@ -4411,6 +4788,9 @@
             </w:tcMar>
           </w:tcPr>
           <w:p>
+            <w:pPr>
+              <w:keepNext/>
+            </w:pPr>
             <w:r>
               <w:rPr>
                 <w:color w:val="000000"/>
@@ -4443,6 +4823,9 @@
             </w:tcMar>
           </w:tcPr>
           <w:p>
+            <w:pPr>
+              <w:keepNext/>
+            </w:pPr>
             <w:r>
               <w:rPr>
                 <w:color w:val="000000"/>
@@ -4464,6 +4847,9 @@
             </w:tcMar>
           </w:tcPr>
           <w:p>
+            <w:pPr>
+              <w:keepNext/>
+            </w:pPr>
             <w:r>
               <w:rPr>
                 <w:color w:val="000000"/>
@@ -4485,6 +4871,9 @@
             </w:tcMar>
           </w:tcPr>
           <w:p>
+            <w:pPr>
+              <w:keepNext/>
+            </w:pPr>
             <w:r>
               <w:rPr>
                 <w:color w:val="000000"/>
@@ -4517,6 +4906,9 @@
             </w:tcMar>
           </w:tcPr>
           <w:p>
+            <w:pPr>
+              <w:keepNext/>
+            </w:pPr>
             <w:r>
               <w:rPr>
                 <w:color w:val="000000"/>
@@ -4538,6 +4930,9 @@
             </w:tcMar>
           </w:tcPr>
           <w:p>
+            <w:pPr>
+              <w:keepNext/>
+            </w:pPr>
             <w:r>
               <w:rPr>
                 <w:color w:val="000000"/>
@@ -4559,6 +4954,9 @@
             </w:tcMar>
           </w:tcPr>
           <w:p>
+            <w:pPr>
+              <w:keepNext/>
+            </w:pPr>
             <w:r>
               <w:rPr>
                 <w:color w:val="000000"/>
@@ -4591,6 +4989,9 @@
             </w:tcMar>
           </w:tcPr>
           <w:p>
+            <w:pPr>
+              <w:keepNext/>
+            </w:pPr>
             <w:r>
               <w:rPr>
                 <w:color w:val="000000"/>
@@ -4612,6 +5013,9 @@
             </w:tcMar>
           </w:tcPr>
           <w:p>
+            <w:pPr>
+              <w:keepNext/>
+            </w:pPr>
             <w:r>
               <w:rPr>
                 <w:color w:val="000000"/>
@@ -4633,6 +5037,9 @@
             </w:tcMar>
           </w:tcPr>
           <w:p>
+            <w:pPr>
+              <w:keepNext/>
+            </w:pPr>
             <w:r>
               <w:rPr>
                 <w:color w:val="000000"/>
@@ -6721,6 +7128,71 @@
         <w:jc w:val="both"/>
       </w:pPr>
       <w:r>
+        <w:t xml:space="preserve">La Figura 4 hace visible ese cambio en los libros más repetidos. Con los embeddings sin corregir, El Señor de los Anillos aparecía en el top-5 de 41 bandas; tras la corrección, en 12. La guerra de la amapola y El priorato del naranjo bajan a cero porque no tienen sinopsis y se excluyeron como candidatos. Al mismo tiempo, libros que antes casi no aparecían, como Babel (6 → 14) o Heartstopper (0 → 14), ganan presencia: la corrección reparte las recomendaciones en lugar de concentrarlas.</w:t>
+      </w:r>
+    </w:p>
+    <w:p xmlns:a="http://schemas.openxmlformats.org/drawingml/2006/main" xmlns:pic="http://schemas.openxmlformats.org/drawingml/2006/picture">
+      <w:pPr>
+        <w:keepLines/>
+        <w:spacing w:before="120" w:after="240"/>
+        <w:jc w:val="center"/>
+      </w:pPr>
+      <w:r>
+        <w:drawing>
+          <wp:inline distT="0" distB="0" distL="0" distR="0">
+            <wp:extent cx="5486400" cy="3135085"/>
+            <wp:docPr id="105" name="fig_hubs.png" descr="Concentración de hubs antes y después"/>
+            <wp:cNvGraphicFramePr>
+              <a:graphicFrameLocks noChangeAspect="1"/>
+            </wp:cNvGraphicFramePr>
+            <a:graphic>
+              <a:graphicData uri="http://schemas.openxmlformats.org/drawingml/2006/picture">
+                <pic:pic>
+                  <pic:nvPicPr>
+                    <pic:cNvPr id="105" name="fig_hubs.png"/>
+                    <pic:cNvPicPr/>
+                  </pic:nvPicPr>
+                  <pic:blipFill>
+                    <a:blip r:embed="rIdImg5"/>
+                    <a:stretch>
+                      <a:fillRect/>
+                    </a:stretch>
+                  </pic:blipFill>
+                  <pic:spPr>
+                    <a:xfrm>
+                      <a:off x="0" y="0"/>
+                      <a:ext cx="5486400" cy="3135085"/>
+                    </a:xfrm>
+                    <a:prstGeom prst="rect">
+                      <a:avLst/>
+                    </a:prstGeom>
+                  </pic:spPr>
+                </pic:pic>
+              </a:graphicData>
+            </a:graphic>
+          </wp:inline>
+        </w:drawing>
+      </w:r>
+      <w:r>
+        <w:br/>
+      </w:r>
+      <w:r>
+        <w:rPr>
+          <w:i/>
+          <w:iCs/>
+          <w:color w:val="555555"/>
+          <w:sz w:val="18"/>
+          <w:szCs w:val="18"/>
+        </w:rPr>
+        <w:t xml:space="preserve">Figura 4. Número de bandas (de 81) que incluyen cada libro en su top-5, antes y después de la corrección de hubness. Se muestran los libros con mayor presencia en alguno de los dos escenarios.</w:t>
+      </w:r>
+    </w:p>
+    <w:p>
+      <w:pPr>
+        <w:spacing w:after="160"/>
+        <w:jc w:val="both"/>
+      </w:pPr>
+      <w:r>
         <w:t xml:space="preserve">El notebook elige automáticamente el enfoque final comparando el MRR combinado de banda y libro entre los tres enfoques; en la corrida real, el enfoque con corrección de hubness ganó también por esta métrica (MRR combinado 0.160 vs. 0.133 sin corregir), por lo que es el que se usó para generar las recomendaciones finales.</w:t>
       </w:r>
     </w:p>
@@ -7213,19 +7685,20 @@
         <w:jc w:val="both"/>
       </w:pPr>
       <w:r>
-        <w:t xml:space="preserve">La Figura 1 muestra qué ocurre desde que el usuario escribe un mensaje hasta que recibe sus recomendaciones. La rama “Sí” usa las recomendaciones precalculadas y evaluadas en la sección 7; la rama “No” busca los datos del ítem en vivo en MusicBrainz u Open Library, calcula su embedding con el mismo modelo y aplica la misma corrección de hubness, de modo que una búsqueda en vivo es comparable con el catálogo.</w:t>
+        <w:t xml:space="preserve">La Figura 5 muestra qué ocurre desde que el usuario escribe un mensaje hasta que recibe sus recomendaciones. La rama “Sí” usa las recomendaciones precalculadas y evaluadas en la sección 7; la rama “No” busca los datos del ítem en vivo en MusicBrainz u Open Library, calcula su embedding con el mismo modelo y aplica la misma corrección de hubness, de modo que una búsqueda en vivo es comparable con el catálogo.</w:t>
       </w:r>
     </w:p>
     <w:p xmlns:a="http://schemas.openxmlformats.org/drawingml/2006/main" xmlns:pic="http://schemas.openxmlformats.org/drawingml/2006/picture">
       <w:pPr>
-        <w:spacing w:before="120" w:after="60"/>
+        <w:keepLines/>
+        <w:spacing w:before="120" w:after="240"/>
         <w:jc w:val="center"/>
       </w:pPr>
       <w:r>
         <w:drawing>
           <wp:inline distT="0" distB="0" distL="0" distR="0">
             <wp:extent cx="5760720" cy="3157190"/>
-            <wp:docPr id="101" name="flujo_inferencia.png" descr="Flujo de inferencia de Inkriff"/>
+            <wp:docPr id="101" name="flujo_inferencia.png" descr="Flujo de inferencia"/>
             <wp:cNvGraphicFramePr>
               <a:graphicFrameLocks noChangeAspect="1"/>
             </wp:cNvGraphicFramePr>
@@ -7257,11 +7730,9 @@
           </wp:inline>
         </w:drawing>
       </w:r>
-    </w:p>
-    <w:p>
-      <w:pPr>
-        <w:spacing w:after="240"/>
-      </w:pPr>
+      <w:r>
+        <w:br/>
+      </w:r>
       <w:r>
         <w:rPr>
           <w:i/>
@@ -7270,7 +7741,7 @@
           <w:sz w:val="18"/>
           <w:szCs w:val="18"/>
         </w:rPr>
-        <w:t xml:space="preserve">Figura 1. Flujo de inferencia de Inkriff, del mensaje del usuario a las tarjetas de recomendación.</w:t>
+        <w:t xml:space="preserve">Figura 5. Flujo de inferencia de Inkriff, del mensaje del usuario a las tarjetas de recomendación.</w:t>
       </w:r>
     </w:p>
     <w:p>
@@ -7336,6 +7807,7 @@
           </w:tcPr>
           <w:p>
             <w:pPr>
+              <w:keepNext/>
               <w:jc w:val="center"/>
             </w:pPr>
             <w:r>
@@ -7364,6 +7836,7 @@
           </w:tcPr>
           <w:p>
             <w:pPr>
+              <w:keepNext/>
               <w:jc w:val="center"/>
             </w:pPr>
             <w:r>
@@ -7400,6 +7873,9 @@
             </w:tcMar>
           </w:tcPr>
           <w:p>
+            <w:pPr>
+              <w:keepNext/>
+            </w:pPr>
             <w:r>
               <w:rPr>
                 <w:color w:val="000000"/>
@@ -7421,6 +7897,9 @@
             </w:tcMar>
           </w:tcPr>
           <w:p>
+            <w:pPr>
+              <w:keepNext/>
+            </w:pPr>
             <w:r>
               <w:rPr>
                 <w:color w:val="000000"/>
@@ -7453,6 +7932,9 @@
             </w:tcMar>
           </w:tcPr>
           <w:p>
+            <w:pPr>
+              <w:keepNext/>
+            </w:pPr>
             <w:r>
               <w:rPr>
                 <w:color w:val="000000"/>
@@ -7474,6 +7956,9 @@
             </w:tcMar>
           </w:tcPr>
           <w:p>
+            <w:pPr>
+              <w:keepNext/>
+            </w:pPr>
             <w:r>
               <w:rPr>
                 <w:color w:val="000000"/>
@@ -7506,6 +7991,9 @@
             </w:tcMar>
           </w:tcPr>
           <w:p>
+            <w:pPr>
+              <w:keepNext/>
+            </w:pPr>
             <w:r>
               <w:rPr>
                 <w:color w:val="000000"/>
@@ -7527,6 +8015,9 @@
             </w:tcMar>
           </w:tcPr>
           <w:p>
+            <w:pPr>
+              <w:keepNext/>
+            </w:pPr>
             <w:r>
               <w:rPr>
                 <w:color w:val="000000"/>
@@ -7559,6 +8050,9 @@
             </w:tcMar>
           </w:tcPr>
           <w:p>
+            <w:pPr>
+              <w:keepNext/>
+            </w:pPr>
             <w:r>
               <w:rPr>
                 <w:color w:val="000000"/>
@@ -7580,6 +8074,9 @@
             </w:tcMar>
           </w:tcPr>
           <w:p>
+            <w:pPr>
+              <w:keepNext/>
+            </w:pPr>
             <w:r>
               <w:rPr>
                 <w:color w:val="000000"/>
@@ -7974,7 +8471,14 @@
         <w:jc w:val="both"/>
       </w:pPr>
       <w:r>
-        <w:t xml:space="preserve">Pipeline/interfaz de uso: una interfaz (Gradio) que reciba un libro o una banda y muestre las recomendaciones del lado contrario, consumiendo directamente los CSVs del modelo ya generados.</w:t>
+        <w:rPr>
+          <w:b/>
+          <w:bCs/>
+        </w:rPr>
+        <w:t xml:space="preserve">Alojamiento permanente de la interfaz:</w:t>
+      </w:r>
+      <w:r>
+        <w:t xml:space="preserve"> hoy corre en Google Colab con un enlace temporal de Gradio; un servidor propio permitiría que el enlace no caduque y que las sugerencias de la comunidad se conserven entre sesiones.</w:t>
       </w:r>
     </w:p>
     <w:p>

--- a/docs/Inkriff_Metodologia_y_Resultados.docx
+++ b/docs/Inkriff_Metodologia_y_Resultados.docx
@@ -3531,7 +3531,7 @@
       <w:r>
         <w:drawing>
           <wp:inline distT="0" distB="0" distL="0" distR="0">
-            <wp:extent cx="5120640" cy="4064000"/>
+            <wp:extent cx="5120640" cy="4044969"/>
             <wp:docPr id="102" name="fig_subgeneros.png" descr="Bandas por subgénero"/>
             <wp:cNvGraphicFramePr>
               <a:graphicFrameLocks noChangeAspect="1"/>
@@ -3552,7 +3552,7 @@
                   <pic:spPr>
                     <a:xfrm>
                       <a:off x="0" y="0"/>
-                      <a:ext cx="5120640" cy="4064000"/>
+                      <a:ext cx="5120640" cy="4044969"/>
                     </a:xfrm>
                     <a:prstGeom prst="rect">
                       <a:avLst/>
@@ -3596,7 +3596,7 @@
       <w:r>
         <w:drawing>
           <wp:inline distT="0" distB="0" distL="0" distR="0">
-            <wp:extent cx="5760720" cy="2651760"/>
+            <wp:extent cx="5760720" cy="2570621"/>
             <wp:docPr id="103" name="fig_zipf.png" descr="Ley de Zipf en tags y sinopsis"/>
             <wp:cNvGraphicFramePr>
               <a:graphicFrameLocks noChangeAspect="1"/>
@@ -3617,7 +3617,7 @@
                   <pic:spPr>
                     <a:xfrm>
                       <a:off x="0" y="0"/>
-                      <a:ext cx="5760720" cy="2651760"/>
+                      <a:ext cx="5760720" cy="2570621"/>
                     </a:xfrm>
                     <a:prstGeom prst="rect">
                       <a:avLst/>
@@ -3678,7 +3678,7 @@
       <w:r>
         <w:drawing>
           <wp:inline distT="0" distB="0" distL="0" distR="0">
-            <wp:extent cx="5120640" cy="2926080"/>
+            <wp:extent cx="5120640" cy="2898828"/>
             <wp:docPr id="104" name="fig_categorias.png" descr="Libros por categoría"/>
             <wp:cNvGraphicFramePr>
               <a:graphicFrameLocks noChangeAspect="1"/>
@@ -3699,7 +3699,7 @@
                   <pic:spPr>
                     <a:xfrm>
                       <a:off x="0" y="0"/>
-                      <a:ext cx="5120640" cy="2926080"/>
+                      <a:ext cx="5120640" cy="2898828"/>
                     </a:xfrm>
                     <a:prstGeom prst="rect">
                       <a:avLst/>
@@ -7140,7 +7140,7 @@
       <w:r>
         <w:drawing>
           <wp:inline distT="0" distB="0" distL="0" distR="0">
-            <wp:extent cx="5486400" cy="3135085"/>
+            <wp:extent cx="5486400" cy="3105887"/>
             <wp:docPr id="105" name="fig_hubs.png" descr="Concentración de hubs antes y después"/>
             <wp:cNvGraphicFramePr>
               <a:graphicFrameLocks noChangeAspect="1"/>
@@ -7161,7 +7161,7 @@
                   <pic:spPr>
                     <a:xfrm>
                       <a:off x="0" y="0"/>
-                      <a:ext cx="5486400" cy="3135085"/>
+                      <a:ext cx="5486400" cy="3105887"/>
                     </a:xfrm>
                     <a:prstGeom prst="rect">
                       <a:avLst/>

--- a/docs/Inkriff_Metodologia_y_Resultados.docx
+++ b/docs/Inkriff_Metodologia_y_Resultados.docx
@@ -70,10 +70,18 @@
         <w:jc w:val="center"/>
       </w:pPr>
       <w:r>
-        <w:t>Autora: Viridiana Cassales</w:t>
-      </w:r>
-    </w:p>
-    <w:p>
+        <w:t xml:space="preserve">Por </w:t>
+      </w:r>
+      <w:r>
+        <w:t>Viridiana Cassales</w:t>
+      </w:r>
+    </w:p>
+    <w:p>
+      <w:pPr>
+        <w:pBdr>
+          <w:top w:val="single" w:sz="4" w:space="1" w:color="auto"/>
+        </w:pBdr>
+      </w:pPr>
       <w:r>
         <w:t xml:space="preserve"> </w:t>
       </w:r>
@@ -91,8 +99,13 @@
         <w:spacing w:after="160"/>
         <w:jc w:val="both"/>
       </w:pPr>
-      <w:r>
-        <w:t xml:space="preserve">Inkriff es una empresa ficticia que propone un recomendador bidireccional entre música de rock/metal (y sus subgéneros) y literatura de fantasía/romance: dado un libro, recomendar bandas afines; dado una banda, recomendar libros afines. Este documento resume la metodología completa del proyecto — desde la extracción de datos vía APIs públicas hasta el modelo final — y reporta los resultados obtenidos, incluyendo un problema real detectado durante la validación (concentración de recomendaciones en unos pocos libros, o “hubs”) y la corrección aplicada.</w:t>
+      <w:proofErr w:type="spellStart"/>
+      <w:r>
+        <w:t>Inkriff</w:t>
+      </w:r>
+      <w:proofErr w:type="spellEnd"/>
+      <w:r>
+        <w:t xml:space="preserve"> es una empresa ficticia que propone un recomendador bidireccional entre música de rock/metal (y sus subgéneros) y literatura de fantasía/romance: dado un libro, recomendar bandas afines; dado una banda, recomendar libros afines. Este documento resume la metodología completa del proyecto — desde la extracción de datos vía APIs públicas hasta el modelo final — y reporta los resultados obtenidos, incluyendo un problema real detectado durante la validación (concentración de recomendaciones en unos pocos libros, o “hubs”) y la corrección aplicada.</w:t>
       </w:r>
     </w:p>
     <w:p>
@@ -101,7 +114,7 @@
         <w:jc w:val="both"/>
       </w:pPr>
       <w:r>
-        <w:t xml:space="preserve">El universo de datos se construyó con 81 bandas de rock/metal repartidas en 24 subgéneros y 112 libros de fantasía/romance repartidos en 15 categorías, extraídos vía MusicBrainz, la API oficial de Genius y Open Library/Google Books. Sobre ese universo, se curaron a mano 105 pares libro↔banda (con base en criterio de fandom, no en ningún dataset preexistente) que sirven como ancla de evaluación — no de entrenamiento — para el modelo final.</w:t>
+        <w:t>El universo de datos se construyó con 81 bandas de rock/metal repartidas en 24 subgéneros y 112 libros de fantasía/romance repartidos en 15 categorías, extraídos vía MusicBrainz, la API oficial de Genius y Open Library/Google Books. Sobre ese universo, se curaron a mano 105 pares libro↔banda (con base en criterio de fandom, no en ningún dataset preexistente) que sirven como ancla de evaluación — no de entrenamiento — para el modelo final.</w:t>
       </w:r>
     </w:p>
     <w:p>
@@ -110,7 +123,7 @@
         <w:jc w:val="both"/>
       </w:pPr>
       <w:r>
-        <w:t xml:space="preserve">Dado el tamaño reducido de esas 105 anclas, se descartó entrenar una red desde cero (alto riesgo de memorización) y se optó por un recomendador de similitud de contenido: cada libro y cada banda se representan como un vector en un espacio semántico compartido, y la recomendación es la similitud coseno más alta del otro lado. Se compararon tres variantes — TF-IDF, embeddings de oración pre-entrenados multilingües, y una corrección de “hubness” sobre esos embeddings — y la última resultó mejor tanto en las métricas de evaluación (rank promedio, Recall@5, Recall@10, MRR) como en la calidad práctica de las recomendaciones.</w:t>
+        <w:t>Dado el tamaño reducido de esas 105 anclas, se descartó entrenar una red desde cero (alto riesgo de memorización) y se optó por un recomendador de similitud de contenido: cada libro y cada banda se representan como un vector en un espacio semántico compartido, y la recomendación es la similitud coseno más alta del otro lado. Se compararon tres variantes — TF-IDF, embeddings de oración pre-entrenados multilingües, y una corrección de “hubness” sobre esos embeddings — y la última resultó mejor tanto en las métricas de evaluación (rank promedio, Recall@5, Recall@10, MRR) como en la calidad práctica de las recomendaciones.</w:t>
       </w:r>
     </w:p>
     <w:p>
@@ -118,7 +131,7 @@
         <w:pStyle w:val="Heading1"/>
       </w:pPr>
       <w:r>
-        <w:t xml:space="preserve">1. Introducción</w:t>
+        <w:t>1. Introducción</w:t>
       </w:r>
     </w:p>
     <w:p>
@@ -127,14 +140,18 @@
         <w:jc w:val="both"/>
       </w:pPr>
       <w:r>
-        <w:t xml:space="preserve">¿Qué banda sonaría de fondo en la batalla final de tu saga favorita? ¿Qué novela tiene la misma atmósfera que el disco que no dejas de escuchar? Quienes leen fantasía y romance y quienes escuchan rock y metal comparten más de lo que parece: dragones, mitología nórdica, vampiros, reinos en guerra, amores imposibles y una estética oscura y épica que aparece tanto en las portadas de los libros como en las letras y los álbumes. Hay bandas que han dedicado discos completos a sagas literarias — Blind Guardian, por ejemplo, basó </w:t>
+        <w:t xml:space="preserve">¿Qué banda sonaría de fondo en la batalla final de tu saga favorita? ¿Qué novela tiene la misma atmósfera que el disco que no dejas de escuchar? Quienes leen fantasía y romance y quienes escuchan rock y metal comparten más de lo que parece: dragones, mitología nórdica, vampiros, reinos en guerra, amores imposibles y una estética oscura y épica que aparece tanto en las portadas de los libros como en las letras y los álbumes. </w:t>
+      </w:r>
+      <w:r>
+        <w:lastRenderedPageBreak/>
+        <w:t xml:space="preserve">Hay bandas que han dedicado discos completos a sagas literarias — Blind Guardian, por ejemplo, basó </w:t>
       </w:r>
       <w:r>
         <w:rPr>
           <w:i/>
           <w:iCs/>
         </w:rPr>
-        <w:t xml:space="preserve">Nightfall in Middle-Earth</w:t>
+        <w:t>Nightfall in Middle-Earth</w:t>
       </w:r>
       <w:r>
         <w:t xml:space="preserve"> en </w:t>
@@ -144,7 +161,7 @@
           <w:i/>
           <w:iCs/>
         </w:rPr>
-        <w:t xml:space="preserve">El Silmarillion</w:t>
+        <w:t>El Silmarillion</w:t>
       </w:r>
       <w:r>
         <w:t xml:space="preserve"> de Tolkien —, pero no existe una herramienta que conecte ambos mundos de forma sistemática.</w:t>
@@ -160,7 +177,7 @@
           <w:b/>
           <w:bCs/>
         </w:rPr>
-        <w:t xml:space="preserve">Inkriff</w:t>
+        <w:t>Inkriff</w:t>
       </w:r>
       <w:r>
         <w:t xml:space="preserve"> es una empresa ficticia de inteligencia artificial que construye ese puente. Su producto es un asistente conversacional: escribes, con tus propias palabras, el nombre de una banda o de un libro, y recibes cinco recomendaciones del otro mundo, cada una con una explicación en lenguaje natural de por qué encajan (tono, temática, atmósfera), un reproductor para escuchar a la banda al momento y enlaces para conseguir el libro.</w:t>
@@ -172,7 +189,7 @@
         <w:jc w:val="both"/>
       </w:pPr>
       <w:r>
-        <w:t xml:space="preserve">Este documento recorre el proyecto completo: cómo se construyeron los datos a partir de APIs públicas, qué se encontró al explorarlos, cómo se prepararon, qué modelo se eligió y por qué, cómo se evaluó contra 105 pares libro↔banda curados a mano, y cómo todo se integra en una interfaz sencilla en Gradio. También reporta con honestidad lo que no funcionó a la primera — un modelo base que no superaba al azar y un sesgo de “hubs” que se detectó y se corrigió — porque esas decisiones explican el resultado final.</w:t>
+        <w:t>Este documento recorre el proyecto completo: cómo se construyeron los datos a partir de APIs públicas, qué se encontró al explorarlos, cómo se prepararon, qué modelo se eligió y por qué, cómo se evaluó contra 105 pares libro↔banda curados a mano, y cómo todo se integra en una interfaz sencilla en Gradio. También reporta con honestidad lo que no funcionó a la primera — un modelo base que no superaba al azar y un sesgo de “hubs” que se detectó y se corrigió — porque esas decisiones explican el resultado final.</w:t>
       </w:r>
     </w:p>
     <w:p>
@@ -189,7 +206,7 @@
         <w:jc w:val="both"/>
       </w:pPr>
       <w:r>
-        <w:t xml:space="preserve">El reto de negocio de Inkriff es conectar dos fandoms que comparten estética y sensibilidad — el metal/rock y la fantasía/romance — pero que no tienen, hoy, ningún puente de recomendación cruzada. Un usuario que ama Sarah J. Maas no tiene una manera sistemática de encontrar la banda de power metal que “le queda” a su libro favorito, y viceversa.</w:t>
+        <w:t>El reto de negocio de Inkriff es conectar dos fandoms que comparten estética y sensibilidad — el metal/rock y la fantasía/romance — pero que no tienen, hoy, ningún puente de recomendación cruzada. Un usuario que ama Sarah J. Maas no tiene una manera sistemática de encontrar la banda de power metal que “le queda” a su libro favorito, y viceversa.</w:t>
       </w:r>
     </w:p>
     <w:p>
@@ -198,8 +215,13 @@
         <w:jc w:val="both"/>
       </w:pPr>
       <w:r>
-        <w:lastRenderedPageBreak/>
-        <w:t xml:space="preserve">El proyecto se restringió deliberadamente a dos condiciones específicas: los datos deben venir de APIs o scraping, y el proyecto debe poder correr con recursos gratuitos (Google Colab, APIs sin costo). Estas dos restricciones determinaron gran parte de las decisiones metodológicas descritas abajo.</w:t>
+        <w:t xml:space="preserve">El proyecto se restringió deliberadamente a dos condiciones específicas: los datos deben venir de APIs o scraping, y el proyecto debe poder correr con recursos gratuitos (Google Colab, APIs sin costo). Estas dos restricciones determinaron gran parte de las decisiones metodológicas descritas </w:t>
+      </w:r>
+      <w:r>
+        <w:t>a continuación</w:t>
+      </w:r>
+      <w:r>
+        <w:t>.</w:t>
       </w:r>
     </w:p>
     <w:p>
@@ -207,7 +229,7 @@
         <w:pStyle w:val="Heading1"/>
       </w:pPr>
       <w:r>
-        <w:t xml:space="preserve">3. Estrategia</w:t>
+        <w:t>3. Estrategia</w:t>
       </w:r>
     </w:p>
     <w:p>
@@ -216,7 +238,7 @@
         <w:jc w:val="both"/>
       </w:pPr>
       <w:r>
-        <w:t xml:space="preserve">Esta sección define a quién sirve Inkriff, en qué nicho compite, cómo se usa la solución y qué acciones concretas se desprenden de los resultados del proyecto.</w:t>
+        <w:t>Esta sección define a quién sirve Inkriff, en qué nicho compite, cómo se usa la solución y qué acciones concretas se desprenden de los resultados del proyecto.</w:t>
       </w:r>
     </w:p>
     <w:p>
@@ -224,16 +246,7 @@
         <w:pStyle w:val="Heading2"/>
       </w:pPr>
       <w:r>
-        <w:t xml:space="preserve">3.1 Descripción de usuarios</w:t>
-      </w:r>
-    </w:p>
-    <w:p>
-      <w:pPr>
-        <w:spacing w:after="160"/>
-        <w:jc w:val="both"/>
-      </w:pPr>
-      <w:r>
-        <w:t xml:space="preserve">Se identificaron cuatro tipos de usuario objetivo. Los tres primeros son personas que usan la interfaz directamente; el cuarto es un actor de negocio que se beneficia del tráfico que genera.</w:t>
+        <w:t>3.1 Descripción de usuarios</w:t>
       </w:r>
     </w:p>
     <w:tbl>
@@ -261,12 +274,6 @@
         <w:gridCol w:w="2700"/>
       </w:tblGrid>
       <w:tr>
-        <w:tblPrEx>
-          <w:tblCellMar>
-            <w:top w:w="0" w:type="dxa"/>
-            <w:bottom w:w="0" w:type="dxa"/>
-          </w:tblCellMar>
-        </w:tblPrEx>
         <w:trPr>
           <w:jc w:val="center"/>
         </w:trPr>
@@ -295,7 +302,7 @@
                 <w:sz w:val="20"/>
                 <w:szCs w:val="20"/>
               </w:rPr>
-              <w:t xml:space="preserve">Usuario</w:t>
+              <w:t>Usuario</w:t>
             </w:r>
           </w:p>
         </w:tc>
@@ -324,7 +331,7 @@
                 <w:sz w:val="20"/>
                 <w:szCs w:val="20"/>
               </w:rPr>
-              <w:t xml:space="preserve">Quién es</w:t>
+              <w:t>Quién es</w:t>
             </w:r>
           </w:p>
         </w:tc>
@@ -353,7 +360,7 @@
                 <w:sz w:val="20"/>
                 <w:szCs w:val="20"/>
               </w:rPr>
-              <w:t xml:space="preserve">Necesidad específica</w:t>
+              <w:t>Necesidad específica</w:t>
             </w:r>
           </w:p>
         </w:tc>
@@ -382,18 +389,12 @@
                 <w:sz w:val="20"/>
                 <w:szCs w:val="20"/>
               </w:rPr>
-              <w:t xml:space="preserve">Cómo la atiende Inkriff</w:t>
+              <w:t>Cómo la atiende Inkriff</w:t>
             </w:r>
           </w:p>
         </w:tc>
       </w:tr>
       <w:tr>
-        <w:tblPrEx>
-          <w:tblCellMar>
-            <w:top w:w="0" w:type="dxa"/>
-            <w:bottom w:w="0" w:type="dxa"/>
-          </w:tblCellMar>
-        </w:tblPrEx>
         <w:trPr>
           <w:jc w:val="center"/>
         </w:trPr>
@@ -406,18 +407,26 @@
               <w:bottom w:w="80" w:type="dxa"/>
               <w:right w:w="100" w:type="dxa"/>
             </w:tcMar>
+            <w:vAlign w:val="center"/>
           </w:tcPr>
           <w:p>
             <w:pPr>
               <w:keepNext/>
-            </w:pPr>
-            <w:r>
-              <w:rPr>
-                <w:color w:val="000000"/>
-                <w:sz w:val="20"/>
-                <w:szCs w:val="20"/>
-              </w:rPr>
-              <w:t xml:space="preserve">Lector(a) de fantasía y romance</w:t>
+              <w:jc w:val="center"/>
+              <w:rPr>
+                <w:b/>
+                <w:bCs/>
+              </w:rPr>
+            </w:pPr>
+            <w:r>
+              <w:rPr>
+                <w:b/>
+                <w:bCs/>
+                <w:color w:val="000000"/>
+                <w:sz w:val="20"/>
+                <w:szCs w:val="20"/>
+              </w:rPr>
+              <w:t>Lector(a) de fantasía y romance</w:t>
             </w:r>
           </w:p>
         </w:tc>
@@ -430,10 +439,12 @@
               <w:bottom w:w="80" w:type="dxa"/>
               <w:right w:w="100" w:type="dxa"/>
             </w:tcMar>
+            <w:vAlign w:val="center"/>
           </w:tcPr>
           <w:p>
             <w:pPr>
               <w:keepNext/>
+              <w:jc w:val="center"/>
             </w:pPr>
             <w:r>
               <w:rPr>
@@ -445,13 +456,13 @@
             </w:r>
             <w:r>
               <w:rPr>
-                <w:color w:val="000000"/>
-                <w:sz w:val="20"/>
-                <w:szCs w:val="20"/>
                 <w:i/>
                 <w:iCs/>
-              </w:rPr>
-              <w:t xml:space="preserve">romantasy</w:t>
+                <w:color w:val="000000"/>
+                <w:sz w:val="20"/>
+                <w:szCs w:val="20"/>
+              </w:rPr>
+              <w:t>romantasy</w:t>
             </w:r>
             <w:r>
               <w:rPr>
@@ -472,18 +483,20 @@
               <w:bottom w:w="80" w:type="dxa"/>
               <w:right w:w="100" w:type="dxa"/>
             </w:tcMar>
+            <w:vAlign w:val="center"/>
           </w:tcPr>
           <w:p>
             <w:pPr>
               <w:keepNext/>
-            </w:pPr>
-            <w:r>
-              <w:rPr>
-                <w:color w:val="000000"/>
-                <w:sz w:val="20"/>
-                <w:szCs w:val="20"/>
-              </w:rPr>
-              <w:t xml:space="preserve">Música que acompañe la atmósfera de lo que lee, sin tener que conocer subgéneros de metal</w:t>
+              <w:jc w:val="center"/>
+            </w:pPr>
+            <w:r>
+              <w:rPr>
+                <w:color w:val="000000"/>
+                <w:sz w:val="20"/>
+                <w:szCs w:val="20"/>
+              </w:rPr>
+              <w:t>Música que acompañe la atmósfera de lo que lee, sin tener que conocer subgéneros de metal</w:t>
             </w:r>
           </w:p>
         </w:tc>
@@ -496,29 +509,25 @@
               <w:bottom w:w="80" w:type="dxa"/>
               <w:right w:w="100" w:type="dxa"/>
             </w:tcMar>
+            <w:vAlign w:val="center"/>
           </w:tcPr>
           <w:p>
             <w:pPr>
               <w:keepNext/>
-            </w:pPr>
-            <w:r>
-              <w:rPr>
-                <w:color w:val="000000"/>
-                <w:sz w:val="20"/>
-                <w:szCs w:val="20"/>
-              </w:rPr>
-              <w:t xml:space="preserve">Herramienta bandas_para_libro + reproductor de Spotify dentro del chat</w:t>
+              <w:jc w:val="center"/>
+            </w:pPr>
+            <w:r>
+              <w:rPr>
+                <w:color w:val="000000"/>
+                <w:sz w:val="20"/>
+                <w:szCs w:val="20"/>
+              </w:rPr>
+              <w:t>Herramienta bandas_para_libro + reproductor de Spotify dentro del chat</w:t>
             </w:r>
           </w:p>
         </w:tc>
       </w:tr>
       <w:tr>
-        <w:tblPrEx>
-          <w:tblCellMar>
-            <w:top w:w="0" w:type="dxa"/>
-            <w:bottom w:w="0" w:type="dxa"/>
-          </w:tblCellMar>
-        </w:tblPrEx>
         <w:trPr>
           <w:jc w:val="center"/>
         </w:trPr>
@@ -531,18 +540,26 @@
               <w:bottom w:w="80" w:type="dxa"/>
               <w:right w:w="100" w:type="dxa"/>
             </w:tcMar>
+            <w:vAlign w:val="center"/>
           </w:tcPr>
           <w:p>
             <w:pPr>
               <w:keepNext/>
-            </w:pPr>
-            <w:r>
-              <w:rPr>
-                <w:color w:val="000000"/>
-                <w:sz w:val="20"/>
-                <w:szCs w:val="20"/>
-              </w:rPr>
-              <w:t xml:space="preserve">Fan de rock y metal</w:t>
+              <w:jc w:val="center"/>
+              <w:rPr>
+                <w:b/>
+                <w:bCs/>
+              </w:rPr>
+            </w:pPr>
+            <w:r>
+              <w:rPr>
+                <w:b/>
+                <w:bCs/>
+                <w:color w:val="000000"/>
+                <w:sz w:val="20"/>
+                <w:szCs w:val="20"/>
+              </w:rPr>
+              <w:t>Fan de rock y metal</w:t>
             </w:r>
           </w:p>
         </w:tc>
@@ -555,18 +572,20 @@
               <w:bottom w:w="80" w:type="dxa"/>
               <w:right w:w="100" w:type="dxa"/>
             </w:tcMar>
+            <w:vAlign w:val="center"/>
           </w:tcPr>
           <w:p>
             <w:pPr>
               <w:keepNext/>
-            </w:pPr>
-            <w:r>
-              <w:rPr>
-                <w:color w:val="000000"/>
-                <w:sz w:val="20"/>
-                <w:szCs w:val="20"/>
-              </w:rPr>
-              <w:t xml:space="preserve">Escucha bandas como Nightwish, Ghost o Bring Me The Horizon</w:t>
+              <w:jc w:val="center"/>
+            </w:pPr>
+            <w:r>
+              <w:rPr>
+                <w:color w:val="000000"/>
+                <w:sz w:val="20"/>
+                <w:szCs w:val="20"/>
+              </w:rPr>
+              <w:t>Escucha bandas como Nightwish, Ghost o Bring Me The Horizon</w:t>
             </w:r>
           </w:p>
         </w:tc>
@@ -579,18 +598,20 @@
               <w:bottom w:w="80" w:type="dxa"/>
               <w:right w:w="100" w:type="dxa"/>
             </w:tcMar>
+            <w:vAlign w:val="center"/>
           </w:tcPr>
           <w:p>
             <w:pPr>
               <w:keepNext/>
-            </w:pPr>
-            <w:r>
-              <w:rPr>
-                <w:color w:val="000000"/>
-                <w:sz w:val="20"/>
-                <w:szCs w:val="20"/>
-              </w:rPr>
-              <w:t xml:space="preserve">Lecturas con la misma estética que su música (épica, gótica, oscura)</w:t>
+              <w:jc w:val="center"/>
+            </w:pPr>
+            <w:r>
+              <w:rPr>
+                <w:color w:val="000000"/>
+                <w:sz w:val="20"/>
+                <w:szCs w:val="20"/>
+              </w:rPr>
+              <w:t>Lecturas con la misma estética que su música (épica, gótica, oscura)</w:t>
             </w:r>
           </w:p>
         </w:tc>
@@ -603,29 +624,25 @@
               <w:bottom w:w="80" w:type="dxa"/>
               <w:right w:w="100" w:type="dxa"/>
             </w:tcMar>
+            <w:vAlign w:val="center"/>
           </w:tcPr>
           <w:p>
             <w:pPr>
               <w:keepNext/>
-            </w:pPr>
-            <w:r>
-              <w:rPr>
-                <w:color w:val="000000"/>
-                <w:sz w:val="20"/>
-                <w:szCs w:val="20"/>
-              </w:rPr>
-              <w:t xml:space="preserve">Herramienta libros_para_banda + sinopsis + enlaces de compra</w:t>
+              <w:jc w:val="center"/>
+            </w:pPr>
+            <w:r>
+              <w:rPr>
+                <w:color w:val="000000"/>
+                <w:sz w:val="20"/>
+                <w:szCs w:val="20"/>
+              </w:rPr>
+              <w:t>Herramienta libros_para_banda + sinopsis + enlaces de compra</w:t>
             </w:r>
           </w:p>
         </w:tc>
       </w:tr>
       <w:tr>
-        <w:tblPrEx>
-          <w:tblCellMar>
-            <w:top w:w="0" w:type="dxa"/>
-            <w:bottom w:w="0" w:type="dxa"/>
-          </w:tblCellMar>
-        </w:tblPrEx>
         <w:trPr>
           <w:jc w:val="center"/>
         </w:trPr>
@@ -638,18 +655,26 @@
               <w:bottom w:w="80" w:type="dxa"/>
               <w:right w:w="100" w:type="dxa"/>
             </w:tcMar>
+            <w:vAlign w:val="center"/>
           </w:tcPr>
           <w:p>
             <w:pPr>
               <w:keepNext/>
-            </w:pPr>
-            <w:r>
-              <w:rPr>
-                <w:color w:val="000000"/>
-                <w:sz w:val="20"/>
-                <w:szCs w:val="20"/>
-              </w:rPr>
-              <w:t xml:space="preserve">Creador(a) de contenido</w:t>
+              <w:jc w:val="center"/>
+              <w:rPr>
+                <w:b/>
+                <w:bCs/>
+              </w:rPr>
+            </w:pPr>
+            <w:r>
+              <w:rPr>
+                <w:b/>
+                <w:bCs/>
+                <w:color w:val="000000"/>
+                <w:sz w:val="20"/>
+                <w:szCs w:val="20"/>
+              </w:rPr>
+              <w:t>Creador(a) de contenido</w:t>
             </w:r>
           </w:p>
         </w:tc>
@@ -662,18 +687,20 @@
               <w:bottom w:w="80" w:type="dxa"/>
               <w:right w:w="100" w:type="dxa"/>
             </w:tcMar>
+            <w:vAlign w:val="center"/>
           </w:tcPr>
           <w:p>
             <w:pPr>
               <w:keepNext/>
-            </w:pPr>
-            <w:r>
-              <w:rPr>
-                <w:color w:val="000000"/>
-                <w:sz w:val="20"/>
-                <w:szCs w:val="20"/>
-              </w:rPr>
-              <w:t xml:space="preserve">Reseña libros o arma playlists temáticas en redes sociales</w:t>
+              <w:jc w:val="center"/>
+            </w:pPr>
+            <w:r>
+              <w:rPr>
+                <w:color w:val="000000"/>
+                <w:sz w:val="20"/>
+                <w:szCs w:val="20"/>
+              </w:rPr>
+              <w:t>Reseña libros o arma playlists temáticas en redes sociales</w:t>
             </w:r>
           </w:p>
         </w:tc>
@@ -686,18 +713,20 @@
               <w:bottom w:w="80" w:type="dxa"/>
               <w:right w:w="100" w:type="dxa"/>
             </w:tcMar>
+            <w:vAlign w:val="center"/>
           </w:tcPr>
           <w:p>
             <w:pPr>
               <w:keepNext/>
-            </w:pPr>
-            <w:r>
-              <w:rPr>
-                <w:color w:val="000000"/>
-                <w:sz w:val="20"/>
-                <w:szCs w:val="20"/>
-              </w:rPr>
-              <w:t xml:space="preserve">Combinaciones libro–banda con un argumento que pueda compartir</w:t>
+              <w:jc w:val="center"/>
+            </w:pPr>
+            <w:r>
+              <w:rPr>
+                <w:color w:val="000000"/>
+                <w:sz w:val="20"/>
+                <w:szCs w:val="20"/>
+              </w:rPr>
+              <w:t>Combinaciones libro–banda con un argumento que pueda compartir</w:t>
             </w:r>
           </w:p>
         </w:tc>
@@ -710,29 +739,25 @@
               <w:bottom w:w="80" w:type="dxa"/>
               <w:right w:w="100" w:type="dxa"/>
             </w:tcMar>
+            <w:vAlign w:val="center"/>
           </w:tcPr>
           <w:p>
             <w:pPr>
               <w:keepNext/>
-            </w:pPr>
-            <w:r>
-              <w:rPr>
-                <w:color w:val="000000"/>
-                <w:sz w:val="20"/>
-                <w:szCs w:val="20"/>
-              </w:rPr>
-              <w:t xml:space="preserve">Explicación generada para cada pareja, sección “Parejas destacadas” y catálogo navegable</w:t>
+              <w:jc w:val="center"/>
+            </w:pPr>
+            <w:r>
+              <w:rPr>
+                <w:color w:val="000000"/>
+                <w:sz w:val="20"/>
+                <w:szCs w:val="20"/>
+              </w:rPr>
+              <w:t>Explicación generada para cada pareja, sección “Parejas destacadas” y catálogo navegable</w:t>
             </w:r>
           </w:p>
         </w:tc>
       </w:tr>
       <w:tr>
-        <w:tblPrEx>
-          <w:tblCellMar>
-            <w:top w:w="0" w:type="dxa"/>
-            <w:bottom w:w="0" w:type="dxa"/>
-          </w:tblCellMar>
-        </w:tblPrEx>
         <w:trPr>
           <w:jc w:val="center"/>
         </w:trPr>
@@ -745,18 +770,26 @@
               <w:bottom w:w="80" w:type="dxa"/>
               <w:right w:w="100" w:type="dxa"/>
             </w:tcMar>
+            <w:vAlign w:val="center"/>
           </w:tcPr>
           <w:p>
             <w:pPr>
               <w:keepNext/>
-            </w:pPr>
-            <w:r>
-              <w:rPr>
-                <w:color w:val="000000"/>
-                <w:sz w:val="20"/>
-                <w:szCs w:val="20"/>
-              </w:rPr>
-              <w:t xml:space="preserve">Librerías y tiendas (actor de negocio)</w:t>
+              <w:jc w:val="center"/>
+              <w:rPr>
+                <w:b/>
+                <w:bCs/>
+              </w:rPr>
+            </w:pPr>
+            <w:r>
+              <w:rPr>
+                <w:b/>
+                <w:bCs/>
+                <w:color w:val="000000"/>
+                <w:sz w:val="20"/>
+                <w:szCs w:val="20"/>
+              </w:rPr>
+              <w:t>Librerías y tiendas (actor de negocio)</w:t>
             </w:r>
           </w:p>
         </w:tc>
@@ -769,18 +802,20 @@
               <w:bottom w:w="80" w:type="dxa"/>
               <w:right w:w="100" w:type="dxa"/>
             </w:tcMar>
+            <w:vAlign w:val="center"/>
           </w:tcPr>
           <w:p>
             <w:pPr>
               <w:keepNext/>
-            </w:pPr>
-            <w:r>
-              <w:rPr>
-                <w:color w:val="000000"/>
-                <w:sz w:val="20"/>
-                <w:szCs w:val="20"/>
-              </w:rPr>
-              <w:t xml:space="preserve">Amazon México, Gandhi, El Sótano, Sanborns, Porrúa</w:t>
+              <w:jc w:val="center"/>
+            </w:pPr>
+            <w:r>
+              <w:rPr>
+                <w:color w:val="000000"/>
+                <w:sz w:val="20"/>
+                <w:szCs w:val="20"/>
+              </w:rPr>
+              <w:t>Amazon México, Gandhi, El Sótano, Sanborns, Porrúa</w:t>
             </w:r>
           </w:p>
         </w:tc>
@@ -793,18 +828,20 @@
               <w:bottom w:w="80" w:type="dxa"/>
               <w:right w:w="100" w:type="dxa"/>
             </w:tcMar>
+            <w:vAlign w:val="center"/>
           </w:tcPr>
           <w:p>
             <w:pPr>
               <w:keepNext/>
-            </w:pPr>
-            <w:r>
-              <w:rPr>
-                <w:color w:val="000000"/>
-                <w:sz w:val="20"/>
-                <w:szCs w:val="20"/>
-              </w:rPr>
-              <w:t xml:space="preserve">Lectores que llegan con intención de compra</w:t>
+              <w:jc w:val="center"/>
+            </w:pPr>
+            <w:r>
+              <w:rPr>
+                <w:color w:val="000000"/>
+                <w:sz w:val="20"/>
+                <w:szCs w:val="20"/>
+              </w:rPr>
+              <w:t>Lectores que llegan con intención de compra</w:t>
             </w:r>
           </w:p>
         </w:tc>
@@ -817,18 +854,20 @@
               <w:bottom w:w="80" w:type="dxa"/>
               <w:right w:w="100" w:type="dxa"/>
             </w:tcMar>
+            <w:vAlign w:val="center"/>
           </w:tcPr>
           <w:p>
             <w:pPr>
               <w:keepNext/>
-            </w:pPr>
-            <w:r>
-              <w:rPr>
-                <w:color w:val="000000"/>
-                <w:sz w:val="20"/>
-                <w:szCs w:val="20"/>
-              </w:rPr>
-              <w:t xml:space="preserve">Cada libro recomendado incluye enlaces de búsqueda directa en esas tiendas</w:t>
+              <w:jc w:val="center"/>
+            </w:pPr>
+            <w:r>
+              <w:rPr>
+                <w:color w:val="000000"/>
+                <w:sz w:val="20"/>
+                <w:szCs w:val="20"/>
+              </w:rPr>
+              <w:t>Cada libro recomendado incluye enlaces de búsqueda directa en esas tiendas</w:t>
             </w:r>
           </w:p>
         </w:tc>
@@ -846,7 +885,7 @@
           <w:sz w:val="18"/>
           <w:szCs w:val="18"/>
         </w:rPr>
-        <w:t xml:space="preserve">Tabla 1. Usuarios objetivo de Inkriff y sus necesidades.</w:t>
+        <w:t>Tabla 1. Usuarios objetivo de Inkriff y sus necesidades.</w:t>
       </w:r>
     </w:p>
     <w:p>
@@ -855,15 +894,8 @@
         <w:jc w:val="both"/>
       </w:pPr>
       <w:r>
-        <w:t xml:space="preserve">Ninguno de estos usuarios necesita conocimientos técnicos ni crear una cuenta: la interfaz es conversacional, en español, y acepta nombres escritos de forma aproximada o en inglés.</w:t>
-      </w:r>
-    </w:p>
-    <w:p>
-      <w:pPr>
-        <w:pStyle w:val="Heading2"/>
-      </w:pPr>
-      <w:r>
-        <w:t xml:space="preserve">3.2 Nicho y propuesta de valor</w:t>
+        <w:lastRenderedPageBreak/>
+        <w:t>Se identificaron cuatro tipos de usuario objetivo. Los tres primeros son personas que usan la interfaz directamente; el cuarto es un actor de negocio que se beneficia del tráfico que genera.</w:t>
       </w:r>
     </w:p>
     <w:p>
@@ -872,7 +904,15 @@
         <w:jc w:val="both"/>
       </w:pPr>
       <w:r>
-        <w:t xml:space="preserve">Los servicios de recomendación de uso común trabajan dentro de un mismo dominio: los de música recomiendan música y los de libros recomiendan libros. El cruce entre ambos dominios — el problema descrito en la sección 2 — es el nicho de Inkriff. Su propuesta de valor combina tres elementos: (1) recomendación cruzada en ambos sentidos, (2) una explicación del porqué de cada recomendación, nunca solo un puntaje, y (3) la posibilidad de actuar de inmediato: escuchar la banda o buscar el libro en una tienda, sin salir del chat.</w:t>
+        <w:t>Ninguno de estos usuarios necesita conocimientos técnicos ni crear una cuenta: la interfaz es conversacional, en español, y acepta nombres escritos de forma aproximada o en inglés.</w:t>
+      </w:r>
+    </w:p>
+    <w:p>
+      <w:pPr>
+        <w:pStyle w:val="Heading2"/>
+      </w:pPr>
+      <w:r>
+        <w:t>3.2 Nicho y propuesta de valor</w:t>
       </w:r>
     </w:p>
     <w:p>
@@ -881,15 +921,7 @@
         <w:jc w:val="both"/>
       </w:pPr>
       <w:r>
-        <w:t xml:space="preserve">Como empresa ficticia, el modelo de negocio planteado es hipotético: los enlaces de compra podrían convertirse en acuerdos de afiliación con librerías, las “Parejas destacadas” en contenido para redes sociales, y el formulario de sugerencias en una vía para que la comunidad amplíe el catálogo.</w:t>
-      </w:r>
-    </w:p>
-    <w:p>
-      <w:pPr>
-        <w:pStyle w:val="Heading2"/>
-      </w:pPr>
-      <w:r>
-        <w:t xml:space="preserve">3.3 Usabilidad del modelo</w:t>
+        <w:t>Los servicios de recomendación de uso común trabajan dentro de un mismo dominio: los de música recomiendan música y los de libros recomiendan libros. El cruce entre ambos dominios — el problema descrito en la sección 2 — es el nicho de Inkriff. Su propuesta de valor combina tres elementos: (1) recomendación cruzada en ambos sentidos, (2) una explicación del porqué de cada recomendación, nunca solo un puntaje, y (3) la posibilidad de actuar de inmediato: escuchar la banda o buscar el libro en una tienda, sin salir del chat.</w:t>
       </w:r>
     </w:p>
     <w:p>
@@ -898,7 +930,24 @@
         <w:jc w:val="both"/>
       </w:pPr>
       <w:r>
-        <w:t xml:space="preserve">El modelo se pensó para que su uso no requiera explicación. Las decisiones de diseño que lo hacen posible son:</w:t>
+        <w:t>Como empresa ficticia, el modelo de negocio planteado es hipotético: los enlaces de compra podrían convertirse en acuerdos de afiliación con librerías, las “Parejas destacadas” en contenido para redes sociales, y el formulario de sugerencias en una vía para que la comunidad amplíe el catálogo.</w:t>
+      </w:r>
+    </w:p>
+    <w:p>
+      <w:pPr>
+        <w:pStyle w:val="Heading2"/>
+      </w:pPr>
+      <w:r>
+        <w:t>3.3 Usabilidad del modelo</w:t>
+      </w:r>
+    </w:p>
+    <w:p>
+      <w:pPr>
+        <w:spacing w:after="160"/>
+        <w:jc w:val="both"/>
+      </w:pPr>
+      <w:r>
+        <w:t>El modelo se pensó para que su uso no requiera explicación. Las decisiones de diseño que lo hacen posible son:</w:t>
       </w:r>
     </w:p>
     <w:p>
@@ -916,7 +965,7 @@
           <w:b/>
           <w:bCs/>
         </w:rPr>
-        <w:t xml:space="preserve">Lenguaje natural en lugar de formularios.</w:t>
+        <w:t>Lenguaje natural en lugar de formularios.</w:t>
       </w:r>
       <w:r>
         <w:t xml:space="preserve"> La primera versión de la interfaz usaba listas desplegables; la versión final es un chat donde basta escribir “me encanta Nightwish, ¿qué leo?”.</w:t>
@@ -937,7 +986,7 @@
           <w:b/>
           <w:bCs/>
         </w:rPr>
-        <w:t xml:space="preserve">Tolerancia a errores.</w:t>
+        <w:t>Tolerancia a errores.</w:t>
       </w:r>
       <w:r>
         <w:t xml:space="preserve"> Los nombres se reconocen aunque estén mal escritos (coincidencia de texto ≥ 0.82) o en inglés (alias como </w:t>
@@ -947,7 +996,7 @@
           <w:i/>
           <w:iCs/>
         </w:rPr>
-        <w:t xml:space="preserve">A Court of Thorns and Roses</w:t>
+        <w:t>A Court of Thorns and Roses</w:t>
       </w:r>
       <w:r>
         <w:t xml:space="preserve"> o </w:t>
@@ -957,10 +1006,10 @@
           <w:i/>
           <w:iCs/>
         </w:rPr>
-        <w:t xml:space="preserve">SOAD</w:t>
-      </w:r>
-      <w:r>
-        <w:t xml:space="preserve">); si el LLM elige la herramienta equivocada, el código la corrige.</w:t>
+        <w:t>SOAD</w:t>
+      </w:r>
+      <w:r>
+        <w:t>); si el LLM elige la herramienta equivocada, el código la corrige.</w:t>
       </w:r>
     </w:p>
     <w:p>
@@ -978,7 +1027,7 @@
           <w:b/>
           <w:bCs/>
         </w:rPr>
-        <w:t xml:space="preserve">Funciona fuera del catálogo.</w:t>
+        <w:t>Funciona fuera del catálogo.</w:t>
       </w:r>
       <w:r>
         <w:t xml:space="preserve"> Si la banda o el libro no están entre los 81 y 112 del catálogo, se buscan en vivo y se recomiendan con el mismo modelo.</w:t>
@@ -999,7 +1048,7 @@
           <w:b/>
           <w:bCs/>
         </w:rPr>
-        <w:t xml:space="preserve">Memoria de conversación.</w:t>
+        <w:t>Memoria de conversación.</w:t>
       </w:r>
       <w:r>
         <w:t xml:space="preserve"> Se puede preguntar “¿qué otros libros le quedan?” o “¿quién escribió el segundo?” sin repetir el contexto.</w:t>
@@ -1020,7 +1069,7 @@
           <w:b/>
           <w:bCs/>
         </w:rPr>
-        <w:t xml:space="preserve">Resultados accionables y visuales.</w:t>
+        <w:t>Resultados accionables y visuales.</w:t>
       </w:r>
       <w:r>
         <w:t xml:space="preserve"> Cada recomendación se muestra como tarjeta con portada o foto, reproductor de Spotify y enlaces de compra; el catálogo se puede explorar sin escribir nada.</w:t>
@@ -1041,7 +1090,7 @@
           <w:b/>
           <w:bCs/>
         </w:rPr>
-        <w:t xml:space="preserve">Respaldo sin LLM.</w:t>
+        <w:t>Respaldo sin LLM.</w:t>
       </w:r>
       <w:r>
         <w:t xml:space="preserve"> Si el proveedor del LLM falla, el chat igual muestra las recomendaciones de lo que se mencionó.</w:t>
@@ -1053,7 +1102,7 @@
         <w:jc w:val="both"/>
       </w:pPr>
       <w:r>
-        <w:t xml:space="preserve">El uso paso a paso de la interfaz se describe en la sección 8.2.</w:t>
+        <w:t>El uso paso a paso de la interfaz se describe en la sección 8.2.</w:t>
       </w:r>
     </w:p>
     <w:p>
@@ -1061,7 +1110,7 @@
         <w:pStyle w:val="Heading2"/>
       </w:pPr>
       <w:r>
-        <w:t xml:space="preserve">3.4 Accionables</w:t>
+        <w:t>3.4 Accionables</w:t>
       </w:r>
     </w:p>
     <w:p>
@@ -1070,7 +1119,7 @@
         <w:jc w:val="both"/>
       </w:pPr>
       <w:r>
-        <w:t xml:space="preserve">A partir de los resultados del proyecto se desprenden las siguientes acciones concretas:</w:t>
+        <w:t>A partir de los resultados del proyecto se desprenden las siguientes acciones concretas:</w:t>
       </w:r>
     </w:p>
     <w:p>
@@ -1088,7 +1137,7 @@
           <w:b/>
           <w:bCs/>
         </w:rPr>
-        <w:t xml:space="preserve">Priorizar en la comunicación los subgéneros donde el modelo es más coherente.</w:t>
+        <w:t>Priorizar en la comunicación los subgéneros donde el modelo es más coherente.</w:t>
       </w:r>
       <w:r>
         <w:t xml:space="preserve"> La revisión cualitativa (sección 7.6) muestra recomendaciones consistentes para el metal gótico, el black metal y el power/heavy metal; son los mejores casos para presentar el producto.</w:t>
@@ -1109,7 +1158,7 @@
           <w:b/>
           <w:bCs/>
         </w:rPr>
-        <w:t xml:space="preserve">Completar las sinopsis de los 15 libros que no la tienen.</w:t>
+        <w:t>Completar las sinopsis de los 15 libros que no la tienen.</w:t>
       </w:r>
       <w:r>
         <w:t xml:space="preserve"> Hoy están excluidos como candidatos (sección 7.5); recuperarlos devuelve el 13.4% del catálogo de libros al recomendador.</w:t>
@@ -1130,7 +1179,7 @@
           <w:b/>
           <w:bCs/>
         </w:rPr>
-        <w:t xml:space="preserve">Convertir las sugerencias de la comunidad en nuevos pares de evaluación.</w:t>
+        <w:t>Convertir las sugerencias de la comunidad en nuevos pares de evaluación.</w:t>
       </w:r>
       <w:r>
         <w:t xml:space="preserve"> El tamaño de los 105 pares es la principal limitación para medir el modelo (sección 9); cada sugerencia validada puede agregar un par.</w:t>
@@ -1151,7 +1200,8 @@
           <w:b/>
           <w:bCs/>
         </w:rPr>
-        <w:t xml:space="preserve">Vigilar la concentración de hubs al crecer el catálogo.</w:t>
+        <w:lastRenderedPageBreak/>
+        <w:t>Vigilar la concentración de hubs al crecer el catálogo.</w:t>
       </w:r>
       <w:r>
         <w:t xml:space="preserve"> La corrección redujo al libro top-1 más repetido del 38.3% al 7.4% de las bandas (sección 7.5); esa cifra debe recalcularse cada vez que se agreguen bandas o libros.</w:t>
@@ -1172,7 +1222,7 @@
           <w:b/>
           <w:bCs/>
         </w:rPr>
-        <w:t xml:space="preserve">Formalizar los enlaces de compra.</w:t>
+        <w:t>Formalizar los enlaces de compra.</w:t>
       </w:r>
       <w:r>
         <w:t xml:space="preserve"> Cada libro recomendado ya lleva enlaces a cinco tiendas; el siguiente paso de negocio sería negociar comisiones de afiliación.</w:t>
@@ -1193,7 +1243,7 @@
           <w:b/>
           <w:bCs/>
         </w:rPr>
-        <w:t xml:space="preserve">Mantener el respaldo gratuito del LLM.</w:t>
+        <w:t>Mantener el respaldo gratuito del LLM.</w:t>
       </w:r>
       <w:r>
         <w:t xml:space="preserve"> El chat usa OpenAI como proveedor principal y Groq como respaldo automático, lo que permite operar aunque se agote la cuota de pago.</w:t>
@@ -1227,7 +1277,7 @@
         <w:jc w:val="both"/>
       </w:pPr>
       <w:r>
-        <w:t xml:space="preserve">MusicBrainz — metadatos y tags/géneros de cada banda (país, tags ordenados por frecuencia, enlace a Spotify). No requiere API key; su límite de tasa (~1 solicitud/segundo) provoca errores 503 frecuentes, resueltos con reintento automático y backoff exponencial (1, 2, 4, 8, 16 segundos).</w:t>
+        <w:t>MusicBrainz — metadatos y tags/géneros de cada banda (país, tags ordenados por frecuencia, enlace a Spotify). No requiere API key; su límite de tasa (~1 solicitud/segundo) provoca errores 503 frecuentes, resueltos con reintento automático y backoff exponencial (1, 2, 4, 8, 16 segundos).</w:t>
       </w:r>
     </w:p>
     <w:p>
@@ -1241,7 +1291,7 @@
         <w:jc w:val="both"/>
       </w:pPr>
       <w:r>
-        <w:t xml:space="preserve">Genius — API oficial, solo metadatos (título de la canción más popular, artista, “pageviews” como proxy de popularidad). Se intentó inicialmente obtener letras completas con la librería lyricsgenius, pero Genius bloquea ese scraping con un reto de Cloudflare/reCAPTCHA (error 403) y, además, iba contra sus Términos de Servicio. Se descartó por completo el uso de letras; los tags de MusicBrainz quedaron como la única señal de “mood” musical.</w:t>
+        <w:t>Genius — API oficial, solo metadatos (título de la canción más popular, artista, “pageviews” como proxy de popularidad). Se intentó inicialmente obtener letras completas con la librería lyricsgenius, pero Genius bloquea ese scraping con un reto de Cloudflare/reCAPTCHA (error 403) y, además, iba contra sus Términos de Servicio. Se descartó por completo el uso de letras; los tags de MusicBrainz quedaron como la única señal de “mood” musical.</w:t>
       </w:r>
     </w:p>
     <w:p>
@@ -1272,7 +1322,7 @@
         <w:jc w:val="both"/>
       </w:pPr>
       <w:r>
-        <w:t xml:space="preserve">El universo semilla se definió a mano y se amplió iterativamente hasta cubrir también las bandas y libros mencionados en los 105 pares de evaluación, verificando programáticamente que no quedara ningún nombre fuera de cobertura:</w:t>
+        <w:t>El universo semilla se definió a mano y se amplió iterativamente hasta cubrir también las bandas y libros mencionados en los 105 pares de evaluación, verificando programáticamente que no quedara ningún nombre fuera de cobertura:</w:t>
       </w:r>
     </w:p>
     <w:tbl>
@@ -1299,12 +1349,6 @@
         <w:gridCol w:w="1600"/>
       </w:tblGrid>
       <w:tr>
-        <w:tblPrEx>
-          <w:tblCellMar>
-            <w:top w:w="0" w:type="dxa"/>
-            <w:bottom w:w="0" w:type="dxa"/>
-          </w:tblCellMar>
-        </w:tblPrEx>
         <w:trPr>
           <w:jc w:val="center"/>
         </w:trPr>
@@ -1394,12 +1438,6 @@
         </w:tc>
       </w:tr>
       <w:tr>
-        <w:tblPrEx>
-          <w:tblCellMar>
-            <w:top w:w="0" w:type="dxa"/>
-            <w:bottom w:w="0" w:type="dxa"/>
-          </w:tblCellMar>
-        </w:tblPrEx>
         <w:trPr>
           <w:jc w:val="center"/>
         </w:trPr>
@@ -1461,7 +1499,7 @@
                 <w:szCs w:val="20"/>
                 <w:lang w:val="en-US"/>
               </w:rPr>
-              <w:t xml:space="preserve">24 subgéneros</w:t>
+              <w:t>24 subgéneros</w:t>
             </w:r>
             <w:r>
               <w:rPr>
@@ -1501,12 +1539,6 @@
         </w:tc>
       </w:tr>
       <w:tr>
-        <w:tblPrEx>
-          <w:tblCellMar>
-            <w:top w:w="0" w:type="dxa"/>
-            <w:bottom w:w="0" w:type="dxa"/>
-          </w:tblCellMar>
-        </w:tblPrEx>
         <w:trPr>
           <w:jc w:val="center"/>
         </w:trPr>
@@ -1622,8 +1654,19 @@
       <w:pPr>
         <w:pStyle w:val="Heading2"/>
       </w:pPr>
-      <w:r>
-        <w:t xml:space="preserve">4.2 Anclas de evaluación: 105 pares libro↔banda</w:t>
+    </w:p>
+    <w:p>
+      <w:pPr>
+        <w:pStyle w:val="Heading2"/>
+      </w:pPr>
+    </w:p>
+    <w:p>
+      <w:pPr>
+        <w:pStyle w:val="Heading2"/>
+      </w:pPr>
+      <w:r>
+        <w:lastRenderedPageBreak/>
+        <w:t>4.2 Anclas de evaluación: 105 pares libro↔banda</w:t>
       </w:r>
     </w:p>
     <w:p>
@@ -1632,7 +1675,15 @@
         <w:jc w:val="both"/>
       </w:pPr>
       <w:r>
-        <w:t xml:space="preserve">Se curaron a mano 105 pares libro↔banda/subgénero a partir de su propio criterio de fandom (qué banda “le queda” a qué libro y por qué), un proceso independiente de cualquier API o dataset. Estos pares cubren 45 categorías de libro distintas y 37 subgéneros de banda descritos en texto libre, y se usan exclusivamente para evaluar el recomendador — nunca para entrenarlo.</w:t>
+        <w:t>Se curaron a mano 105 pares libro↔banda/subgénero a partir de su propio criterio de fandom (qué banda “le queda” a qué libro y por qué), un proceso independiente de cualquier API o dataset. Estos pares cubren 45 categorías de libro distintas y 37 subgéneros de banda descritos en texto libre, y se usan exclusivamente para evaluar el recomendador — nunca para entrenarlo.</w:t>
+      </w:r>
+    </w:p>
+    <w:p>
+      <w:pPr>
+        <w:pStyle w:val="Heading2"/>
+      </w:pPr>
+      <w:r>
+        <w:t>4.3 Control de calidad de los datos extraídos</w:t>
       </w:r>
     </w:p>
     <w:p>
@@ -1640,23 +1691,8 @@
         <w:spacing w:after="160"/>
         <w:jc w:val="both"/>
       </w:pPr>
-    </w:p>
-    <w:p>
-      <w:pPr>
-        <w:pStyle w:val="Heading2"/>
-      </w:pPr>
-      <w:r>
-        <w:lastRenderedPageBreak/>
-        <w:t>4.3 Control de calidad de los datos extraídos</w:t>
-      </w:r>
-    </w:p>
-    <w:p>
-      <w:pPr>
-        <w:spacing w:after="160"/>
-        <w:jc w:val="both"/>
-      </w:pPr>
-      <w:r>
-        <w:t xml:space="preserve">Al revisar los metadatos de Genius se encontró que, para nombres de banda genéricos o ambiguos, la búsqueda por texto a veces regresa una canción de un artista completamente distinto (por ejemplo, buscar “Death” regresa una canción de Arctic Monkeys). Se cuantificó este problema con una métrica de similitud de cadena (difflib.SequenceMatcher) entre el nombre de banda buscado y el artista que Genius realmente devolvió:</w:t>
+      <w:r>
+        <w:t>Al revisar los metadatos de Genius se encontró que, para nombres de banda genéricos o ambiguos, la búsqueda por texto a veces regresa una canción de un artista completamente distinto (por ejemplo, buscar “Death” regresa una canción de Arctic Monkeys). Se cuantificó este problema con una métrica de similitud de cadena (difflib.SequenceMatcher) entre el nombre de banda buscado y el artista que Genius realmente devolvió:</w:t>
       </w:r>
     </w:p>
     <w:p>
@@ -1670,7 +1706,7 @@
           <w:bCs/>
           <w:lang w:val="en-US"/>
         </w:rPr>
-        <w:t xml:space="preserve">10 de 81 bandas (12.3%)</w:t>
+        <w:t>10 de 81 bandas (12.3%)</w:t>
       </w:r>
       <w:r>
         <w:rPr>
@@ -1679,7 +1715,7 @@
         <w:t xml:space="preserve"> tuvieron un match de Genius poco confiable (similitud &lt; 0.5): Death→Arctic Monkeys, Sleep→Drake, Ghost→Kanye West, Paradise Lost→Gemitaiz, Emperor→Panic! at the Disco, The Cure→Olivia Rodrigo, HIM→G-Eazy, Florence + The Machine→Taylor Swift, All Time Low→Jon Bellion y Sleeping With Sirens→Pierce the Veil. </w:t>
       </w:r>
       <w:r>
-        <w:t xml:space="preserve">Estas 10 bandas quedan marcadas (columna genius_confiable) y su “pageviews” de Genius no se trata como señal confiable de popularidad.</w:t>
+        <w:t>Estas 10 bandas quedan marcadas (columna genius_confiable) y su “pageviews” de Genius no se trata como señal confiable de popularidad.</w:t>
       </w:r>
     </w:p>
     <w:p>
@@ -1688,7 +1724,7 @@
         <w:jc w:val="both"/>
       </w:pPr>
       <w:r>
-        <w:t xml:space="preserve">Del lado de los libros, 111 de 112 títulos (99.1%) encontraron un registro bibliográfico válido en Open Library o Google Books; el mismo control de calidad sobre libros (con un umbral de similitud más laxo, 0.25, dado que muchas coincidencias legítimas son traducciones de título) arrojó mayormente falsos positivos esperables (por ejemplo “El Nombre del Viento”→“The Name of the Wind”), salvo un caso real de libro no encontrado bajo su título en español.</w:t>
+        <w:t>Del lado de los libros, 111 de 112 títulos (99.1%) encontraron un registro bibliográfico válido en Open Library o Google Books; el mismo control de calidad sobre libros (con un umbral de similitud más laxo, 0.25, dado que muchas coincidencias legítimas son traducciones de título) arrojó mayormente falsos positivos esperables (por ejemplo “El Nombre del Viento”→“The Name of the Wind”), salvo un caso real de libro no encontrado bajo su título en español.</w:t>
       </w:r>
     </w:p>
     <w:p>
@@ -1696,16 +1732,7 @@
         <w:pStyle w:val="Heading2"/>
       </w:pPr>
       <w:r>
-        <w:t xml:space="preserve">4.4 Descripción de los archivos de datos y su relevancia</w:t>
-      </w:r>
-    </w:p>
-    <w:p>
-      <w:pPr>
-        <w:spacing w:after="160"/>
-        <w:jc w:val="both"/>
-      </w:pPr>
-      <w:r>
-        <w:t xml:space="preserve">La Tabla 3 resume los archivos finales del proyecto, su tamaño, sus variables principales y su papel en la solución.</w:t>
+        <w:t>4.4 Descripción de los archivos de datos y su relevancia</w:t>
       </w:r>
     </w:p>
     <w:tbl>
@@ -1727,24 +1754,18 @@
         <w:tblLook w:val="04A0" w:firstRow="1" w:lastRow="0" w:firstColumn="1" w:lastColumn="0" w:noHBand="0" w:noVBand="1"/>
       </w:tblPr>
       <w:tblGrid>
-        <w:gridCol w:w="2300"/>
-        <w:gridCol w:w="1200"/>
-        <w:gridCol w:w="3500"/>
-        <w:gridCol w:w="3000"/>
+        <w:gridCol w:w="3531"/>
+        <w:gridCol w:w="1142"/>
+        <w:gridCol w:w="2828"/>
+        <w:gridCol w:w="2499"/>
       </w:tblGrid>
       <w:tr>
-        <w:tblPrEx>
-          <w:tblCellMar>
-            <w:top w:w="0" w:type="dxa"/>
-            <w:bottom w:w="0" w:type="dxa"/>
-          </w:tblCellMar>
-        </w:tblPrEx>
         <w:trPr>
           <w:jc w:val="center"/>
         </w:trPr>
         <w:tc>
           <w:tcPr>
-            <w:tcW w:w="2300" w:type="dxa"/>
+            <w:tcW w:w="3531" w:type="dxa"/>
             <w:shd w:val="clear" w:color="auto" w:fill="6B2D5C"/>
             <w:tcMar>
               <w:top w:w="80" w:type="dxa"/>
@@ -1767,13 +1788,13 @@
                 <w:sz w:val="20"/>
                 <w:szCs w:val="20"/>
               </w:rPr>
-              <w:t xml:space="preserve">Archivo</w:t>
-            </w:r>
-          </w:p>
-        </w:tc>
-        <w:tc>
-          <w:tcPr>
-            <w:tcW w:w="1200" w:type="dxa"/>
+              <w:t>Archivo</w:t>
+            </w:r>
+          </w:p>
+        </w:tc>
+        <w:tc>
+          <w:tcPr>
+            <w:tcW w:w="1142" w:type="dxa"/>
             <w:shd w:val="clear" w:color="auto" w:fill="6B2D5C"/>
             <w:tcMar>
               <w:top w:w="80" w:type="dxa"/>
@@ -1796,13 +1817,13 @@
                 <w:sz w:val="20"/>
                 <w:szCs w:val="20"/>
               </w:rPr>
-              <w:t xml:space="preserve">Registros</w:t>
-            </w:r>
-          </w:p>
-        </w:tc>
-        <w:tc>
-          <w:tcPr>
-            <w:tcW w:w="3500" w:type="dxa"/>
+              <w:t>Registros</w:t>
+            </w:r>
+          </w:p>
+        </w:tc>
+        <w:tc>
+          <w:tcPr>
+            <w:tcW w:w="2828" w:type="dxa"/>
             <w:shd w:val="clear" w:color="auto" w:fill="6B2D5C"/>
             <w:tcMar>
               <w:top w:w="80" w:type="dxa"/>
@@ -1825,13 +1846,13 @@
                 <w:sz w:val="20"/>
                 <w:szCs w:val="20"/>
               </w:rPr>
-              <w:t xml:space="preserve">Variables principales</w:t>
-            </w:r>
-          </w:p>
-        </w:tc>
-        <w:tc>
-          <w:tcPr>
-            <w:tcW w:w="3000" w:type="dxa"/>
+              <w:t>Variables principales</w:t>
+            </w:r>
+          </w:p>
+        </w:tc>
+        <w:tc>
+          <w:tcPr>
+            <w:tcW w:w="2499" w:type="dxa"/>
             <w:shd w:val="clear" w:color="auto" w:fill="6B2D5C"/>
             <w:tcMar>
               <w:top w:w="80" w:type="dxa"/>
@@ -1854,649 +1875,697 @@
                 <w:sz w:val="20"/>
                 <w:szCs w:val="20"/>
               </w:rPr>
-              <w:t xml:space="preserve">Relevancia para el problema</w:t>
+              <w:t>Relevancia para el problema</w:t>
             </w:r>
           </w:p>
         </w:tc>
       </w:tr>
       <w:tr>
-        <w:tblPrEx>
-          <w:tblCellMar>
-            <w:top w:w="0" w:type="dxa"/>
-            <w:bottom w:w="0" w:type="dxa"/>
-          </w:tblCellMar>
-        </w:tblPrEx>
         <w:trPr>
           <w:jc w:val="center"/>
         </w:trPr>
         <w:tc>
           <w:tcPr>
-            <w:tcW w:w="2300" w:type="dxa"/>
-            <w:tcMar>
-              <w:top w:w="80" w:type="dxa"/>
-              <w:left w:w="100" w:type="dxa"/>
-              <w:bottom w:w="80" w:type="dxa"/>
-              <w:right w:w="100" w:type="dxa"/>
-            </w:tcMar>
+            <w:tcW w:w="3531" w:type="dxa"/>
+            <w:tcMar>
+              <w:top w:w="80" w:type="dxa"/>
+              <w:left w:w="100" w:type="dxa"/>
+              <w:bottom w:w="80" w:type="dxa"/>
+              <w:right w:w="100" w:type="dxa"/>
+            </w:tcMar>
+            <w:vAlign w:val="center"/>
           </w:tcPr>
           <w:p>
             <w:pPr>
               <w:keepNext/>
-            </w:pPr>
-            <w:r>
-              <w:rPr>
-                <w:color w:val="000000"/>
-                <w:sz w:val="20"/>
-                <w:szCs w:val="20"/>
-              </w:rPr>
-              <w:t xml:space="preserve">bandas_completo.csv</w:t>
-            </w:r>
-          </w:p>
-        </w:tc>
-        <w:tc>
-          <w:tcPr>
-            <w:tcW w:w="1200" w:type="dxa"/>
-            <w:tcMar>
-              <w:top w:w="80" w:type="dxa"/>
-              <w:left w:w="100" w:type="dxa"/>
-              <w:bottom w:w="80" w:type="dxa"/>
-              <w:right w:w="100" w:type="dxa"/>
-            </w:tcMar>
+              <w:jc w:val="center"/>
+              <w:rPr>
+                <w:b/>
+                <w:bCs/>
+              </w:rPr>
+            </w:pPr>
+            <w:r>
+              <w:rPr>
+                <w:b/>
+                <w:bCs/>
+                <w:color w:val="000000"/>
+                <w:sz w:val="20"/>
+                <w:szCs w:val="20"/>
+              </w:rPr>
+              <w:t>bandas_completo.csv</w:t>
+            </w:r>
+          </w:p>
+        </w:tc>
+        <w:tc>
+          <w:tcPr>
+            <w:tcW w:w="1142" w:type="dxa"/>
+            <w:tcMar>
+              <w:top w:w="80" w:type="dxa"/>
+              <w:left w:w="100" w:type="dxa"/>
+              <w:bottom w:w="80" w:type="dxa"/>
+              <w:right w:w="100" w:type="dxa"/>
+            </w:tcMar>
+            <w:vAlign w:val="center"/>
           </w:tcPr>
           <w:p>
             <w:pPr>
               <w:keepNext/>
-            </w:pPr>
-            <w:r>
-              <w:rPr>
-                <w:color w:val="000000"/>
-                <w:sz w:val="20"/>
-                <w:szCs w:val="20"/>
-              </w:rPr>
-              <w:t xml:space="preserve">81 bandas</w:t>
-            </w:r>
-          </w:p>
-        </w:tc>
-        <w:tc>
-          <w:tcPr>
-            <w:tcW w:w="3500" w:type="dxa"/>
-            <w:tcMar>
-              <w:top w:w="80" w:type="dxa"/>
-              <w:left w:w="100" w:type="dxa"/>
-              <w:bottom w:w="80" w:type="dxa"/>
-              <w:right w:w="100" w:type="dxa"/>
-            </w:tcMar>
+              <w:jc w:val="center"/>
+            </w:pPr>
+            <w:r>
+              <w:rPr>
+                <w:color w:val="000000"/>
+                <w:sz w:val="20"/>
+                <w:szCs w:val="20"/>
+              </w:rPr>
+              <w:t>81 bandas</w:t>
+            </w:r>
+          </w:p>
+        </w:tc>
+        <w:tc>
+          <w:tcPr>
+            <w:tcW w:w="2828" w:type="dxa"/>
+            <w:tcMar>
+              <w:top w:w="80" w:type="dxa"/>
+              <w:left w:w="100" w:type="dxa"/>
+              <w:bottom w:w="80" w:type="dxa"/>
+              <w:right w:w="100" w:type="dxa"/>
+            </w:tcMar>
+            <w:vAlign w:val="center"/>
           </w:tcPr>
           <w:p>
             <w:pPr>
               <w:keepNext/>
-            </w:pPr>
-            <w:r>
-              <w:rPr>
-                <w:color w:val="000000"/>
-                <w:sz w:val="20"/>
-                <w:szCs w:val="20"/>
-              </w:rPr>
-              <w:t xml:space="preserve">banda, subgenero_semilla, mbid, pais, tags_top, spotify_url, titulo_top, artista_genius, pageviews</w:t>
-            </w:r>
-          </w:p>
-        </w:tc>
-        <w:tc>
-          <w:tcPr>
-            <w:tcW w:w="3000" w:type="dxa"/>
-            <w:tcMar>
-              <w:top w:w="80" w:type="dxa"/>
-              <w:left w:w="100" w:type="dxa"/>
-              <w:bottom w:w="80" w:type="dxa"/>
-              <w:right w:w="100" w:type="dxa"/>
-            </w:tcMar>
+              <w:jc w:val="center"/>
+            </w:pPr>
+            <w:r>
+              <w:rPr>
+                <w:color w:val="000000"/>
+                <w:sz w:val="20"/>
+                <w:szCs w:val="20"/>
+              </w:rPr>
+              <w:t>banda, subgenero_semilla, mbid, pais, tags_top, spotify_url, titulo_top, artista_genius, pageviews</w:t>
+            </w:r>
+          </w:p>
+        </w:tc>
+        <w:tc>
+          <w:tcPr>
+            <w:tcW w:w="2499" w:type="dxa"/>
+            <w:tcMar>
+              <w:top w:w="80" w:type="dxa"/>
+              <w:left w:w="100" w:type="dxa"/>
+              <w:bottom w:w="80" w:type="dxa"/>
+              <w:right w:w="100" w:type="dxa"/>
+            </w:tcMar>
+            <w:vAlign w:val="center"/>
           </w:tcPr>
           <w:p>
             <w:pPr>
               <w:keepNext/>
-            </w:pPr>
-            <w:r>
-              <w:rPr>
-                <w:color w:val="000000"/>
-                <w:sz w:val="20"/>
-                <w:szCs w:val="20"/>
-              </w:rPr>
-              <w:t xml:space="preserve">Los tags de MusicBrainz son la señal de “mood” musical; spotify_url alimenta el reproductor</w:t>
+              <w:jc w:val="center"/>
+            </w:pPr>
+            <w:r>
+              <w:rPr>
+                <w:color w:val="000000"/>
+                <w:sz w:val="20"/>
+                <w:szCs w:val="20"/>
+              </w:rPr>
+              <w:t>Los tags de MusicBrainz son la señal de “mood” musical; spotify_url alimenta el reproductor</w:t>
             </w:r>
           </w:p>
         </w:tc>
       </w:tr>
       <w:tr>
-        <w:tblPrEx>
-          <w:tblCellMar>
-            <w:top w:w="0" w:type="dxa"/>
-            <w:bottom w:w="0" w:type="dxa"/>
-          </w:tblCellMar>
-        </w:tblPrEx>
         <w:trPr>
           <w:jc w:val="center"/>
         </w:trPr>
         <w:tc>
           <w:tcPr>
-            <w:tcW w:w="2300" w:type="dxa"/>
-            <w:tcMar>
-              <w:top w:w="80" w:type="dxa"/>
-              <w:left w:w="100" w:type="dxa"/>
-              <w:bottom w:w="80" w:type="dxa"/>
-              <w:right w:w="100" w:type="dxa"/>
-            </w:tcMar>
+            <w:tcW w:w="3531" w:type="dxa"/>
+            <w:tcMar>
+              <w:top w:w="80" w:type="dxa"/>
+              <w:left w:w="100" w:type="dxa"/>
+              <w:bottom w:w="80" w:type="dxa"/>
+              <w:right w:w="100" w:type="dxa"/>
+            </w:tcMar>
+            <w:vAlign w:val="center"/>
           </w:tcPr>
           <w:p>
             <w:pPr>
               <w:keepNext/>
-            </w:pPr>
-            <w:r>
-              <w:rPr>
-                <w:color w:val="000000"/>
-                <w:sz w:val="20"/>
-                <w:szCs w:val="20"/>
-              </w:rPr>
-              <w:t xml:space="preserve">libros_con_sinopsis.csv</w:t>
-            </w:r>
-          </w:p>
-        </w:tc>
-        <w:tc>
-          <w:tcPr>
-            <w:tcW w:w="1200" w:type="dxa"/>
-            <w:tcMar>
-              <w:top w:w="80" w:type="dxa"/>
-              <w:left w:w="100" w:type="dxa"/>
-              <w:bottom w:w="80" w:type="dxa"/>
-              <w:right w:w="100" w:type="dxa"/>
-            </w:tcMar>
+              <w:jc w:val="center"/>
+              <w:rPr>
+                <w:b/>
+                <w:bCs/>
+              </w:rPr>
+            </w:pPr>
+            <w:r>
+              <w:rPr>
+                <w:b/>
+                <w:bCs/>
+                <w:color w:val="000000"/>
+                <w:sz w:val="20"/>
+                <w:szCs w:val="20"/>
+              </w:rPr>
+              <w:t>libros_con_sinopsis.csv</w:t>
+            </w:r>
+          </w:p>
+        </w:tc>
+        <w:tc>
+          <w:tcPr>
+            <w:tcW w:w="1142" w:type="dxa"/>
+            <w:tcMar>
+              <w:top w:w="80" w:type="dxa"/>
+              <w:left w:w="100" w:type="dxa"/>
+              <w:bottom w:w="80" w:type="dxa"/>
+              <w:right w:w="100" w:type="dxa"/>
+            </w:tcMar>
+            <w:vAlign w:val="center"/>
           </w:tcPr>
           <w:p>
             <w:pPr>
               <w:keepNext/>
-            </w:pPr>
-            <w:r>
-              <w:rPr>
-                <w:color w:val="000000"/>
-                <w:sz w:val="20"/>
-                <w:szCs w:val="20"/>
-              </w:rPr>
-              <w:t xml:space="preserve">112 libros</w:t>
-            </w:r>
-          </w:p>
-        </w:tc>
-        <w:tc>
-          <w:tcPr>
-            <w:tcW w:w="3500" w:type="dxa"/>
-            <w:tcMar>
-              <w:top w:w="80" w:type="dxa"/>
-              <w:left w:w="100" w:type="dxa"/>
-              <w:bottom w:w="80" w:type="dxa"/>
-              <w:right w:w="100" w:type="dxa"/>
-            </w:tcMar>
+              <w:jc w:val="center"/>
+            </w:pPr>
+            <w:r>
+              <w:rPr>
+                <w:color w:val="000000"/>
+                <w:sz w:val="20"/>
+                <w:szCs w:val="20"/>
+              </w:rPr>
+              <w:t>112 libros</w:t>
+            </w:r>
+          </w:p>
+        </w:tc>
+        <w:tc>
+          <w:tcPr>
+            <w:tcW w:w="2828" w:type="dxa"/>
+            <w:tcMar>
+              <w:top w:w="80" w:type="dxa"/>
+              <w:left w:w="100" w:type="dxa"/>
+              <w:bottom w:w="80" w:type="dxa"/>
+              <w:right w:w="100" w:type="dxa"/>
+            </w:tcMar>
+            <w:vAlign w:val="center"/>
           </w:tcPr>
           <w:p>
             <w:pPr>
               <w:keepNext/>
-            </w:pPr>
-            <w:r>
-              <w:rPr>
-                <w:color w:val="000000"/>
-                <w:sz w:val="20"/>
-                <w:szCs w:val="20"/>
-              </w:rPr>
-              <w:t xml:space="preserve">titulo_buscado, categoria_semilla, titulo, autor, anio, decada, sinopsis, fuente_sinopsis</w:t>
-            </w:r>
-          </w:p>
-        </w:tc>
-        <w:tc>
-          <w:tcPr>
-            <w:tcW w:w="3000" w:type="dxa"/>
-            <w:tcMar>
-              <w:top w:w="80" w:type="dxa"/>
-              <w:left w:w="100" w:type="dxa"/>
-              <w:bottom w:w="80" w:type="dxa"/>
-              <w:right w:w="100" w:type="dxa"/>
-            </w:tcMar>
+              <w:jc w:val="center"/>
+            </w:pPr>
+            <w:r>
+              <w:rPr>
+                <w:color w:val="000000"/>
+                <w:sz w:val="20"/>
+                <w:szCs w:val="20"/>
+              </w:rPr>
+              <w:t>titulo_buscado, categoria_semilla, titulo, autor, anio, decada, sinopsis, fuente_sinopsis</w:t>
+            </w:r>
+          </w:p>
+        </w:tc>
+        <w:tc>
+          <w:tcPr>
+            <w:tcW w:w="2499" w:type="dxa"/>
+            <w:tcMar>
+              <w:top w:w="80" w:type="dxa"/>
+              <w:left w:w="100" w:type="dxa"/>
+              <w:bottom w:w="80" w:type="dxa"/>
+              <w:right w:w="100" w:type="dxa"/>
+            </w:tcMar>
+            <w:vAlign w:val="center"/>
           </w:tcPr>
           <w:p>
             <w:pPr>
               <w:keepNext/>
-            </w:pPr>
-            <w:r>
-              <w:rPr>
-                <w:color w:val="000000"/>
-                <w:sz w:val="20"/>
-                <w:szCs w:val="20"/>
-              </w:rPr>
-              <w:t xml:space="preserve">La sinopsis es la señal temática del libro</w:t>
+              <w:jc w:val="center"/>
+            </w:pPr>
+            <w:r>
+              <w:rPr>
+                <w:color w:val="000000"/>
+                <w:sz w:val="20"/>
+                <w:szCs w:val="20"/>
+              </w:rPr>
+              <w:t>La sinopsis es la señal temática del libro</w:t>
             </w:r>
           </w:p>
         </w:tc>
       </w:tr>
       <w:tr>
-        <w:tblPrEx>
-          <w:tblCellMar>
-            <w:top w:w="0" w:type="dxa"/>
-            <w:bottom w:w="0" w:type="dxa"/>
-          </w:tblCellMar>
-        </w:tblPrEx>
         <w:trPr>
           <w:jc w:val="center"/>
         </w:trPr>
         <w:tc>
           <w:tcPr>
-            <w:tcW w:w="2300" w:type="dxa"/>
-            <w:tcMar>
-              <w:top w:w="80" w:type="dxa"/>
-              <w:left w:w="100" w:type="dxa"/>
-              <w:bottom w:w="80" w:type="dxa"/>
-              <w:right w:w="100" w:type="dxa"/>
-            </w:tcMar>
+            <w:tcW w:w="3531" w:type="dxa"/>
+            <w:tcMar>
+              <w:top w:w="80" w:type="dxa"/>
+              <w:left w:w="100" w:type="dxa"/>
+              <w:bottom w:w="80" w:type="dxa"/>
+              <w:right w:w="100" w:type="dxa"/>
+            </w:tcMar>
+            <w:vAlign w:val="center"/>
           </w:tcPr>
           <w:p>
             <w:pPr>
               <w:keepNext/>
-            </w:pPr>
-            <w:r>
-              <w:rPr>
-                <w:color w:val="000000"/>
-                <w:sz w:val="20"/>
-                <w:szCs w:val="20"/>
-              </w:rPr>
-              <w:t xml:space="preserve">pares_semilla_final.csv</w:t>
-            </w:r>
-          </w:p>
-        </w:tc>
-        <w:tc>
-          <w:tcPr>
-            <w:tcW w:w="1200" w:type="dxa"/>
-            <w:tcMar>
-              <w:top w:w="80" w:type="dxa"/>
-              <w:left w:w="100" w:type="dxa"/>
-              <w:bottom w:w="80" w:type="dxa"/>
-              <w:right w:w="100" w:type="dxa"/>
-            </w:tcMar>
+              <w:jc w:val="center"/>
+              <w:rPr>
+                <w:b/>
+                <w:bCs/>
+              </w:rPr>
+            </w:pPr>
+            <w:r>
+              <w:rPr>
+                <w:b/>
+                <w:bCs/>
+                <w:color w:val="000000"/>
+                <w:sz w:val="20"/>
+                <w:szCs w:val="20"/>
+              </w:rPr>
+              <w:t>pares_semilla_final.csv</w:t>
+            </w:r>
+          </w:p>
+        </w:tc>
+        <w:tc>
+          <w:tcPr>
+            <w:tcW w:w="1142" w:type="dxa"/>
+            <w:tcMar>
+              <w:top w:w="80" w:type="dxa"/>
+              <w:left w:w="100" w:type="dxa"/>
+              <w:bottom w:w="80" w:type="dxa"/>
+              <w:right w:w="100" w:type="dxa"/>
+            </w:tcMar>
+            <w:vAlign w:val="center"/>
           </w:tcPr>
           <w:p>
             <w:pPr>
               <w:keepNext/>
-            </w:pPr>
-            <w:r>
-              <w:rPr>
-                <w:color w:val="000000"/>
-                <w:sz w:val="20"/>
-                <w:szCs w:val="20"/>
-              </w:rPr>
-              <w:t xml:space="preserve">105 pares</w:t>
-            </w:r>
-          </w:p>
-        </w:tc>
-        <w:tc>
-          <w:tcPr>
-            <w:tcW w:w="3500" w:type="dxa"/>
-            <w:tcMar>
-              <w:top w:w="80" w:type="dxa"/>
-              <w:left w:w="100" w:type="dxa"/>
-              <w:bottom w:w="80" w:type="dxa"/>
-              <w:right w:w="100" w:type="dxa"/>
-            </w:tcMar>
+              <w:jc w:val="center"/>
+            </w:pPr>
+            <w:r>
+              <w:rPr>
+                <w:color w:val="000000"/>
+                <w:sz w:val="20"/>
+                <w:szCs w:val="20"/>
+              </w:rPr>
+              <w:t>105 pares</w:t>
+            </w:r>
+          </w:p>
+        </w:tc>
+        <w:tc>
+          <w:tcPr>
+            <w:tcW w:w="2828" w:type="dxa"/>
+            <w:tcMar>
+              <w:top w:w="80" w:type="dxa"/>
+              <w:left w:w="100" w:type="dxa"/>
+              <w:bottom w:w="80" w:type="dxa"/>
+              <w:right w:w="100" w:type="dxa"/>
+            </w:tcMar>
+            <w:vAlign w:val="center"/>
           </w:tcPr>
           <w:p>
             <w:pPr>
               <w:keepNext/>
-            </w:pPr>
-            <w:r>
-              <w:rPr>
-                <w:color w:val="000000"/>
-                <w:sz w:val="20"/>
-                <w:szCs w:val="20"/>
-              </w:rPr>
-              <w:t xml:space="preserve">libro, categoria_libro, banda_subgenero, razon</w:t>
-            </w:r>
-          </w:p>
-        </w:tc>
-        <w:tc>
-          <w:tcPr>
-            <w:tcW w:w="3000" w:type="dxa"/>
-            <w:tcMar>
-              <w:top w:w="80" w:type="dxa"/>
-              <w:left w:w="100" w:type="dxa"/>
-              <w:bottom w:w="80" w:type="dxa"/>
-              <w:right w:w="100" w:type="dxa"/>
-            </w:tcMar>
+              <w:jc w:val="center"/>
+            </w:pPr>
+            <w:r>
+              <w:rPr>
+                <w:color w:val="000000"/>
+                <w:sz w:val="20"/>
+                <w:szCs w:val="20"/>
+              </w:rPr>
+              <w:t>libro, categoria_libro, banda_subgenero, razon</w:t>
+            </w:r>
+          </w:p>
+        </w:tc>
+        <w:tc>
+          <w:tcPr>
+            <w:tcW w:w="2499" w:type="dxa"/>
+            <w:tcMar>
+              <w:top w:w="80" w:type="dxa"/>
+              <w:left w:w="100" w:type="dxa"/>
+              <w:bottom w:w="80" w:type="dxa"/>
+              <w:right w:w="100" w:type="dxa"/>
+            </w:tcMar>
+            <w:vAlign w:val="center"/>
           </w:tcPr>
           <w:p>
             <w:pPr>
               <w:keepNext/>
-            </w:pPr>
-            <w:r>
-              <w:rPr>
-                <w:color w:val="000000"/>
-                <w:sz w:val="20"/>
-                <w:szCs w:val="20"/>
-              </w:rPr>
-              <w:t xml:space="preserve">Referencia curada a mano para evaluar el modelo</w:t>
+              <w:jc w:val="center"/>
+            </w:pPr>
+            <w:r>
+              <w:rPr>
+                <w:color w:val="000000"/>
+                <w:sz w:val="20"/>
+                <w:szCs w:val="20"/>
+              </w:rPr>
+              <w:t>Referencia curada a mano para evaluar el modelo</w:t>
             </w:r>
           </w:p>
         </w:tc>
       </w:tr>
       <w:tr>
-        <w:tblPrEx>
-          <w:tblCellMar>
-            <w:top w:w="0" w:type="dxa"/>
-            <w:bottom w:w="0" w:type="dxa"/>
-          </w:tblCellMar>
-        </w:tblPrEx>
         <w:trPr>
           <w:jc w:val="center"/>
         </w:trPr>
         <w:tc>
           <w:tcPr>
-            <w:tcW w:w="2300" w:type="dxa"/>
-            <w:tcMar>
-              <w:top w:w="80" w:type="dxa"/>
-              <w:left w:w="100" w:type="dxa"/>
-              <w:bottom w:w="80" w:type="dxa"/>
-              <w:right w:w="100" w:type="dxa"/>
-            </w:tcMar>
+            <w:tcW w:w="3531" w:type="dxa"/>
+            <w:tcMar>
+              <w:top w:w="80" w:type="dxa"/>
+              <w:left w:w="100" w:type="dxa"/>
+              <w:bottom w:w="80" w:type="dxa"/>
+              <w:right w:w="100" w:type="dxa"/>
+            </w:tcMar>
+            <w:vAlign w:val="center"/>
           </w:tcPr>
           <w:p>
             <w:pPr>
               <w:keepNext/>
-            </w:pPr>
-            <w:r>
-              <w:rPr>
-                <w:color w:val="000000"/>
-                <w:sz w:val="20"/>
-                <w:szCs w:val="20"/>
-              </w:rPr>
-              <w:t xml:space="preserve">recomendaciones_banda_a_libro.csv / recomendaciones_libro_a_banda.csv</w:t>
-            </w:r>
-          </w:p>
-        </w:tc>
-        <w:tc>
-          <w:tcPr>
-            <w:tcW w:w="1200" w:type="dxa"/>
-            <w:tcMar>
-              <w:top w:w="80" w:type="dxa"/>
-              <w:left w:w="100" w:type="dxa"/>
-              <w:bottom w:w="80" w:type="dxa"/>
-              <w:right w:w="100" w:type="dxa"/>
-            </w:tcMar>
+              <w:jc w:val="center"/>
+              <w:rPr>
+                <w:b/>
+                <w:bCs/>
+              </w:rPr>
+            </w:pPr>
+            <w:r>
+              <w:rPr>
+                <w:b/>
+                <w:bCs/>
+                <w:color w:val="000000"/>
+                <w:sz w:val="20"/>
+                <w:szCs w:val="20"/>
+              </w:rPr>
+              <w:t>recomendaciones_banda_a_libro.csv / recomendaciones_libro_a_banda.csv</w:t>
+            </w:r>
+          </w:p>
+        </w:tc>
+        <w:tc>
+          <w:tcPr>
+            <w:tcW w:w="1142" w:type="dxa"/>
+            <w:tcMar>
+              <w:top w:w="80" w:type="dxa"/>
+              <w:left w:w="100" w:type="dxa"/>
+              <w:bottom w:w="80" w:type="dxa"/>
+              <w:right w:w="100" w:type="dxa"/>
+            </w:tcMar>
+            <w:vAlign w:val="center"/>
           </w:tcPr>
           <w:p>
             <w:pPr>
               <w:keepNext/>
-            </w:pPr>
-            <w:r>
-              <w:rPr>
-                <w:color w:val="000000"/>
-                <w:sz w:val="20"/>
-                <w:szCs w:val="20"/>
-              </w:rPr>
-              <w:t xml:space="preserve">405 / 560</w:t>
-            </w:r>
-          </w:p>
-        </w:tc>
-        <w:tc>
-          <w:tcPr>
-            <w:tcW w:w="3500" w:type="dxa"/>
-            <w:tcMar>
-              <w:top w:w="80" w:type="dxa"/>
-              <w:left w:w="100" w:type="dxa"/>
-              <w:bottom w:w="80" w:type="dxa"/>
-              <w:right w:w="100" w:type="dxa"/>
-            </w:tcMar>
+              <w:jc w:val="center"/>
+            </w:pPr>
+            <w:r>
+              <w:rPr>
+                <w:color w:val="000000"/>
+                <w:sz w:val="20"/>
+                <w:szCs w:val="20"/>
+              </w:rPr>
+              <w:t>405 / 560</w:t>
+            </w:r>
+          </w:p>
+        </w:tc>
+        <w:tc>
+          <w:tcPr>
+            <w:tcW w:w="2828" w:type="dxa"/>
+            <w:tcMar>
+              <w:top w:w="80" w:type="dxa"/>
+              <w:left w:w="100" w:type="dxa"/>
+              <w:bottom w:w="80" w:type="dxa"/>
+              <w:right w:w="100" w:type="dxa"/>
+            </w:tcMar>
+            <w:vAlign w:val="center"/>
           </w:tcPr>
           <w:p>
             <w:pPr>
               <w:keepNext/>
-            </w:pPr>
-            <w:r>
-              <w:rPr>
-                <w:color w:val="000000"/>
-                <w:sz w:val="20"/>
-                <w:szCs w:val="20"/>
-              </w:rPr>
-              <w:t xml:space="preserve">ítem de consulta, rank, ítem recomendado, categoría o subgénero, similitud</w:t>
-            </w:r>
-          </w:p>
-        </w:tc>
-        <w:tc>
-          <w:tcPr>
-            <w:tcW w:w="3000" w:type="dxa"/>
-            <w:tcMar>
-              <w:top w:w="80" w:type="dxa"/>
-              <w:left w:w="100" w:type="dxa"/>
-              <w:bottom w:w="80" w:type="dxa"/>
-              <w:right w:w="100" w:type="dxa"/>
-            </w:tcMar>
+              <w:jc w:val="center"/>
+            </w:pPr>
+            <w:r>
+              <w:rPr>
+                <w:color w:val="000000"/>
+                <w:sz w:val="20"/>
+                <w:szCs w:val="20"/>
+              </w:rPr>
+              <w:t>ítem de consulta, rank, ítem recomendado, categoría o subgénero, similitud</w:t>
+            </w:r>
+          </w:p>
+        </w:tc>
+        <w:tc>
+          <w:tcPr>
+            <w:tcW w:w="2499" w:type="dxa"/>
+            <w:tcMar>
+              <w:top w:w="80" w:type="dxa"/>
+              <w:left w:w="100" w:type="dxa"/>
+              <w:bottom w:w="80" w:type="dxa"/>
+              <w:right w:w="100" w:type="dxa"/>
+            </w:tcMar>
+            <w:vAlign w:val="center"/>
           </w:tcPr>
           <w:p>
             <w:pPr>
               <w:keepNext/>
-            </w:pPr>
-            <w:r>
-              <w:rPr>
-                <w:color w:val="000000"/>
-                <w:sz w:val="20"/>
-                <w:szCs w:val="20"/>
-              </w:rPr>
-              <w:t xml:space="preserve">Salida precalculada (top-5 por ítem) que consume la interfaz</w:t>
+              <w:jc w:val="center"/>
+            </w:pPr>
+            <w:r>
+              <w:rPr>
+                <w:color w:val="000000"/>
+                <w:sz w:val="20"/>
+                <w:szCs w:val="20"/>
+              </w:rPr>
+              <w:t>Salida precalculada (top-5 por ítem) que consume la interfaz</w:t>
             </w:r>
           </w:p>
         </w:tc>
       </w:tr>
       <w:tr>
-        <w:tblPrEx>
-          <w:tblCellMar>
-            <w:top w:w="0" w:type="dxa"/>
-            <w:bottom w:w="0" w:type="dxa"/>
-          </w:tblCellMar>
-        </w:tblPrEx>
         <w:trPr>
           <w:jc w:val="center"/>
         </w:trPr>
         <w:tc>
           <w:tcPr>
-            <w:tcW w:w="2300" w:type="dxa"/>
-            <w:tcMar>
-              <w:top w:w="80" w:type="dxa"/>
-              <w:left w:w="100" w:type="dxa"/>
-              <w:bottom w:w="80" w:type="dxa"/>
-              <w:right w:w="100" w:type="dxa"/>
-            </w:tcMar>
+            <w:tcW w:w="3531" w:type="dxa"/>
+            <w:tcMar>
+              <w:top w:w="80" w:type="dxa"/>
+              <w:left w:w="100" w:type="dxa"/>
+              <w:bottom w:w="80" w:type="dxa"/>
+              <w:right w:w="100" w:type="dxa"/>
+            </w:tcMar>
+            <w:vAlign w:val="center"/>
           </w:tcPr>
           <w:p>
             <w:pPr>
               <w:keepNext/>
-            </w:pPr>
-            <w:r>
-              <w:rPr>
-                <w:color w:val="000000"/>
-                <w:sz w:val="20"/>
-                <w:szCs w:val="20"/>
-              </w:rPr>
-              <w:t xml:space="preserve">embeddings_referencia.npz</w:t>
-            </w:r>
-          </w:p>
-        </w:tc>
-        <w:tc>
-          <w:tcPr>
-            <w:tcW w:w="1200" w:type="dxa"/>
-            <w:tcMar>
-              <w:top w:w="80" w:type="dxa"/>
-              <w:left w:w="100" w:type="dxa"/>
-              <w:bottom w:w="80" w:type="dxa"/>
-              <w:right w:w="100" w:type="dxa"/>
-            </w:tcMar>
+              <w:jc w:val="center"/>
+              <w:rPr>
+                <w:b/>
+                <w:bCs/>
+              </w:rPr>
+            </w:pPr>
+            <w:r>
+              <w:rPr>
+                <w:b/>
+                <w:bCs/>
+                <w:color w:val="000000"/>
+                <w:sz w:val="20"/>
+                <w:szCs w:val="20"/>
+              </w:rPr>
+              <w:t>embeddings_referencia.npz</w:t>
+            </w:r>
+          </w:p>
+        </w:tc>
+        <w:tc>
+          <w:tcPr>
+            <w:tcW w:w="1142" w:type="dxa"/>
+            <w:tcMar>
+              <w:top w:w="80" w:type="dxa"/>
+              <w:left w:w="100" w:type="dxa"/>
+              <w:bottom w:w="80" w:type="dxa"/>
+              <w:right w:w="100" w:type="dxa"/>
+            </w:tcMar>
+            <w:vAlign w:val="center"/>
           </w:tcPr>
           <w:p>
             <w:pPr>
               <w:keepNext/>
-            </w:pPr>
-            <w:r>
-              <w:rPr>
-                <w:color w:val="000000"/>
-                <w:sz w:val="20"/>
-                <w:szCs w:val="20"/>
-              </w:rPr>
-              <w:t xml:space="preserve">81 × 384 y 112 × 384</w:t>
-            </w:r>
-          </w:p>
-        </w:tc>
-        <w:tc>
-          <w:tcPr>
-            <w:tcW w:w="3500" w:type="dxa"/>
-            <w:tcMar>
-              <w:top w:w="80" w:type="dxa"/>
-              <w:left w:w="100" w:type="dxa"/>
-              <w:bottom w:w="80" w:type="dxa"/>
-              <w:right w:w="100" w:type="dxa"/>
-            </w:tcMar>
+              <w:jc w:val="center"/>
+            </w:pPr>
+            <w:r>
+              <w:rPr>
+                <w:color w:val="000000"/>
+                <w:sz w:val="20"/>
+                <w:szCs w:val="20"/>
+              </w:rPr>
+              <w:t>81 × 384 y 112 × 384</w:t>
+            </w:r>
+          </w:p>
+        </w:tc>
+        <w:tc>
+          <w:tcPr>
+            <w:tcW w:w="2828" w:type="dxa"/>
+            <w:tcMar>
+              <w:top w:w="80" w:type="dxa"/>
+              <w:left w:w="100" w:type="dxa"/>
+              <w:bottom w:w="80" w:type="dxa"/>
+              <w:right w:w="100" w:type="dxa"/>
+            </w:tcMar>
+            <w:vAlign w:val="center"/>
           </w:tcPr>
           <w:p>
             <w:pPr>
               <w:keepNext/>
-            </w:pPr>
-            <w:r>
-              <w:rPr>
-                <w:color w:val="000000"/>
-                <w:sz w:val="20"/>
-                <w:szCs w:val="20"/>
-              </w:rPr>
-              <w:t xml:space="preserve">vectores de bandas y libros + medias para la corrección de hubness</w:t>
-            </w:r>
-          </w:p>
-        </w:tc>
-        <w:tc>
-          <w:tcPr>
-            <w:tcW w:w="3000" w:type="dxa"/>
-            <w:tcMar>
-              <w:top w:w="80" w:type="dxa"/>
-              <w:left w:w="100" w:type="dxa"/>
-              <w:bottom w:w="80" w:type="dxa"/>
-              <w:right w:w="100" w:type="dxa"/>
-            </w:tcMar>
+              <w:jc w:val="center"/>
+            </w:pPr>
+            <w:r>
+              <w:rPr>
+                <w:color w:val="000000"/>
+                <w:sz w:val="20"/>
+                <w:szCs w:val="20"/>
+              </w:rPr>
+              <w:t>vectores de bandas y libros + medias para la corrección de hubness</w:t>
+            </w:r>
+          </w:p>
+        </w:tc>
+        <w:tc>
+          <w:tcPr>
+            <w:tcW w:w="2499" w:type="dxa"/>
+            <w:tcMar>
+              <w:top w:w="80" w:type="dxa"/>
+              <w:left w:w="100" w:type="dxa"/>
+              <w:bottom w:w="80" w:type="dxa"/>
+              <w:right w:w="100" w:type="dxa"/>
+            </w:tcMar>
+            <w:vAlign w:val="center"/>
           </w:tcPr>
           <w:p>
             <w:pPr>
               <w:keepNext/>
-            </w:pPr>
-            <w:r>
-              <w:rPr>
-                <w:color w:val="000000"/>
-                <w:sz w:val="20"/>
-                <w:szCs w:val="20"/>
-              </w:rPr>
-              <w:t xml:space="preserve">Permite recomendar en vivo bandas o libros fuera del catálogo</w:t>
+              <w:jc w:val="center"/>
+            </w:pPr>
+            <w:r>
+              <w:rPr>
+                <w:color w:val="000000"/>
+                <w:sz w:val="20"/>
+                <w:szCs w:val="20"/>
+              </w:rPr>
+              <w:t>Permite recomendar en vivo bandas o libros fuera del catálogo</w:t>
             </w:r>
           </w:p>
         </w:tc>
       </w:tr>
       <w:tr>
-        <w:tblPrEx>
-          <w:tblCellMar>
-            <w:top w:w="0" w:type="dxa"/>
-            <w:bottom w:w="0" w:type="dxa"/>
-          </w:tblCellMar>
-        </w:tblPrEx>
         <w:trPr>
           <w:jc w:val="center"/>
         </w:trPr>
         <w:tc>
           <w:tcPr>
-            <w:tcW w:w="2300" w:type="dxa"/>
-            <w:tcMar>
-              <w:top w:w="80" w:type="dxa"/>
-              <w:left w:w="100" w:type="dxa"/>
-              <w:bottom w:w="80" w:type="dxa"/>
-              <w:right w:w="100" w:type="dxa"/>
-            </w:tcMar>
+            <w:tcW w:w="3531" w:type="dxa"/>
+            <w:tcMar>
+              <w:top w:w="80" w:type="dxa"/>
+              <w:left w:w="100" w:type="dxa"/>
+              <w:bottom w:w="80" w:type="dxa"/>
+              <w:right w:w="100" w:type="dxa"/>
+            </w:tcMar>
+            <w:vAlign w:val="center"/>
           </w:tcPr>
           <w:p>
             <w:pPr>
               <w:keepNext/>
-            </w:pPr>
-            <w:r>
-              <w:rPr>
-                <w:color w:val="000000"/>
-                <w:sz w:val="20"/>
-                <w:szCs w:val="20"/>
-              </w:rPr>
-              <w:t xml:space="preserve">portadas_libros.csv / fotos_bandas.csv</w:t>
-            </w:r>
-          </w:p>
-        </w:tc>
-        <w:tc>
-          <w:tcPr>
-            <w:tcW w:w="1200" w:type="dxa"/>
-            <w:tcMar>
-              <w:top w:w="80" w:type="dxa"/>
-              <w:left w:w="100" w:type="dxa"/>
-              <w:bottom w:w="80" w:type="dxa"/>
-              <w:right w:w="100" w:type="dxa"/>
-            </w:tcMar>
+              <w:jc w:val="center"/>
+              <w:rPr>
+                <w:b/>
+                <w:bCs/>
+              </w:rPr>
+            </w:pPr>
+            <w:r>
+              <w:rPr>
+                <w:b/>
+                <w:bCs/>
+                <w:color w:val="000000"/>
+                <w:sz w:val="20"/>
+                <w:szCs w:val="20"/>
+              </w:rPr>
+              <w:t>portadas_libros.csv / fotos_bandas.csv</w:t>
+            </w:r>
+          </w:p>
+        </w:tc>
+        <w:tc>
+          <w:tcPr>
+            <w:tcW w:w="1142" w:type="dxa"/>
+            <w:tcMar>
+              <w:top w:w="80" w:type="dxa"/>
+              <w:left w:w="100" w:type="dxa"/>
+              <w:bottom w:w="80" w:type="dxa"/>
+              <w:right w:w="100" w:type="dxa"/>
+            </w:tcMar>
+            <w:vAlign w:val="center"/>
           </w:tcPr>
           <w:p>
             <w:pPr>
               <w:keepNext/>
-            </w:pPr>
-            <w:r>
-              <w:rPr>
-                <w:color w:val="000000"/>
-                <w:sz w:val="20"/>
-                <w:szCs w:val="20"/>
-              </w:rPr>
-              <w:t xml:space="preserve">112 / 81</w:t>
-            </w:r>
-          </w:p>
-        </w:tc>
-        <w:tc>
-          <w:tcPr>
-            <w:tcW w:w="3500" w:type="dxa"/>
-            <w:tcMar>
-              <w:top w:w="80" w:type="dxa"/>
-              <w:left w:w="100" w:type="dxa"/>
-              <w:bottom w:w="80" w:type="dxa"/>
-              <w:right w:w="100" w:type="dxa"/>
-            </w:tcMar>
+              <w:jc w:val="center"/>
+            </w:pPr>
+            <w:r>
+              <w:rPr>
+                <w:color w:val="000000"/>
+                <w:sz w:val="20"/>
+                <w:szCs w:val="20"/>
+              </w:rPr>
+              <w:t>112 / 81</w:t>
+            </w:r>
+          </w:p>
+        </w:tc>
+        <w:tc>
+          <w:tcPr>
+            <w:tcW w:w="2828" w:type="dxa"/>
+            <w:tcMar>
+              <w:top w:w="80" w:type="dxa"/>
+              <w:left w:w="100" w:type="dxa"/>
+              <w:bottom w:w="80" w:type="dxa"/>
+              <w:right w:w="100" w:type="dxa"/>
+            </w:tcMar>
+            <w:vAlign w:val="center"/>
           </w:tcPr>
           <w:p>
             <w:pPr>
               <w:keepNext/>
-            </w:pPr>
-            <w:r>
-              <w:rPr>
-                <w:color w:val="000000"/>
-                <w:sz w:val="20"/>
-                <w:szCs w:val="20"/>
-              </w:rPr>
-              <w:t xml:space="preserve">URL de la portada o de la foto</w:t>
-            </w:r>
-          </w:p>
-        </w:tc>
-        <w:tc>
-          <w:tcPr>
-            <w:tcW w:w="3000" w:type="dxa"/>
-            <w:tcMar>
-              <w:top w:w="80" w:type="dxa"/>
-              <w:left w:w="100" w:type="dxa"/>
-              <w:bottom w:w="80" w:type="dxa"/>
-              <w:right w:w="100" w:type="dxa"/>
-            </w:tcMar>
+              <w:jc w:val="center"/>
+            </w:pPr>
+            <w:r>
+              <w:rPr>
+                <w:color w:val="000000"/>
+                <w:sz w:val="20"/>
+                <w:szCs w:val="20"/>
+              </w:rPr>
+              <w:t>URL de la portada o de la foto</w:t>
+            </w:r>
+          </w:p>
+        </w:tc>
+        <w:tc>
+          <w:tcPr>
+            <w:tcW w:w="2499" w:type="dxa"/>
+            <w:tcMar>
+              <w:top w:w="80" w:type="dxa"/>
+              <w:left w:w="100" w:type="dxa"/>
+              <w:bottom w:w="80" w:type="dxa"/>
+              <w:right w:w="100" w:type="dxa"/>
+            </w:tcMar>
+            <w:vAlign w:val="center"/>
           </w:tcPr>
           <w:p>
             <w:pPr>
               <w:keepNext/>
-            </w:pPr>
-            <w:r>
-              <w:rPr>
-                <w:color w:val="000000"/>
-                <w:sz w:val="20"/>
-                <w:szCs w:val="20"/>
-              </w:rPr>
-              <w:t xml:space="preserve">Presentación visual en la interfaz</w:t>
+              <w:jc w:val="center"/>
+            </w:pPr>
+            <w:r>
+              <w:rPr>
+                <w:color w:val="000000"/>
+                <w:sz w:val="20"/>
+                <w:szCs w:val="20"/>
+              </w:rPr>
+              <w:t>Presentación visual en la interfaz</w:t>
             </w:r>
           </w:p>
         </w:tc>
@@ -2514,7 +2583,7 @@
           <w:sz w:val="18"/>
           <w:szCs w:val="18"/>
         </w:rPr>
-        <w:t xml:space="preserve">Tabla 3. Archivos de datos finales del proyecto.</w:t>
+        <w:t>Tabla 3. Archivos de datos finales del proyecto.</w:t>
       </w:r>
     </w:p>
     <w:p>
@@ -2523,7 +2592,24 @@
         <w:jc w:val="both"/>
       </w:pPr>
       <w:r>
-        <w:t xml:space="preserve">No existe un conjunto de datos público que relacione libros con música, así que los datos se construyeron a partir de dos catálogos independientes y de fuentes reconocidas por sus comunidades (MetaBrainz Foundation, s.f.; Genius, s.f.; Internet Archive, s.f.; Google, s.f.), más un conjunto de pares curados a mano que funciona como referencia. En cuanto a calidad (sección 4.3): el 12.3% de las coincidencias de Genius resultó poco confiable y se marcó, el 99.1% de los libros encontró ficha bibliográfica y el 86.6% obtuvo sinopsis utilizable.</w:t>
+        <w:lastRenderedPageBreak/>
+        <w:t>No existe un conjunto de datos público que relacione libros con música, así que los datos se construyeron a partir de dos catálogos independientes y de fuentes reconocidas por sus comunidades (</w:t>
+      </w:r>
+      <w:proofErr w:type="spellStart"/>
+      <w:r>
+        <w:t>MetaBrainz</w:t>
+      </w:r>
+      <w:proofErr w:type="spellEnd"/>
+      <w:r>
+        <w:t xml:space="preserve"> </w:t>
+      </w:r>
+      <w:proofErr w:type="spellStart"/>
+      <w:r>
+        <w:t>Foundation</w:t>
+      </w:r>
+      <w:proofErr w:type="spellEnd"/>
+      <w:r>
+        <w:t>, s.f.; Genius, s.f.; Internet Archive, s.f.; Google, s.f.), más un conjunto de pares curados a mano que funciona como referencia. En cuanto a calidad (sección 4.3): el 12.3% de las coincidencias de Genius resultó poco confiable y se marcó, el 99.1% de los libros encontró ficha bibliográfica y el 86.6% obtuvo sinopsis utilizable.</w:t>
       </w:r>
     </w:p>
     <w:p>
@@ -2540,7 +2626,7 @@
         <w:jc w:val="both"/>
       </w:pPr>
       <w:r>
-        <w:t xml:space="preserve">El notebook inkriff_eda_ingenieria.ipynb documenta la distribución del universo de datos y, sobre la marcha, dos hallazgos relevantes para las fases siguientes.</w:t>
+        <w:t>El notebook inkriff_eda_ingenieria.ipynb documenta la distribución del universo de datos y, sobre la marcha, dos hallazgos relevantes para las fases siguientes.</w:t>
       </w:r>
     </w:p>
     <w:p>
@@ -2557,7 +2643,7 @@
         <w:jc w:val="both"/>
       </w:pPr>
       <w:r>
-        <w:t xml:space="preserve">Sobre las 81 bandas se identificaron 111 tags distintos de MusicBrainz. Los quince más frecuentes son:</w:t>
+        <w:t>Sobre las 81 bandas se identificaron 111 tags distintos de MusicBrainz. Los quince más frecuentes son:</w:t>
       </w:r>
     </w:p>
     <w:tbl>
@@ -2583,12 +2669,6 @@
         <w:gridCol w:w="1275"/>
       </w:tblGrid>
       <w:tr>
-        <w:tblPrEx>
-          <w:tblCellMar>
-            <w:top w:w="0" w:type="dxa"/>
-            <w:bottom w:w="0" w:type="dxa"/>
-          </w:tblCellMar>
-        </w:tblPrEx>
         <w:trPr>
           <w:jc w:val="center"/>
         </w:trPr>
@@ -2648,12 +2728,6 @@
         </w:tc>
       </w:tr>
       <w:tr>
-        <w:tblPrEx>
-          <w:tblCellMar>
-            <w:top w:w="0" w:type="dxa"/>
-            <w:bottom w:w="0" w:type="dxa"/>
-          </w:tblCellMar>
-        </w:tblPrEx>
         <w:trPr>
           <w:jc w:val="center"/>
         </w:trPr>
@@ -2704,12 +2778,6 @@
         </w:tc>
       </w:tr>
       <w:tr>
-        <w:tblPrEx>
-          <w:tblCellMar>
-            <w:top w:w="0" w:type="dxa"/>
-            <w:bottom w:w="0" w:type="dxa"/>
-          </w:tblCellMar>
-        </w:tblPrEx>
         <w:trPr>
           <w:jc w:val="center"/>
         </w:trPr>
@@ -2760,12 +2828,6 @@
         </w:tc>
       </w:tr>
       <w:tr>
-        <w:tblPrEx>
-          <w:tblCellMar>
-            <w:top w:w="0" w:type="dxa"/>
-            <w:bottom w:w="0" w:type="dxa"/>
-          </w:tblCellMar>
-        </w:tblPrEx>
         <w:trPr>
           <w:jc w:val="center"/>
         </w:trPr>
@@ -2816,12 +2878,6 @@
         </w:tc>
       </w:tr>
       <w:tr>
-        <w:tblPrEx>
-          <w:tblCellMar>
-            <w:top w:w="0" w:type="dxa"/>
-            <w:bottom w:w="0" w:type="dxa"/>
-          </w:tblCellMar>
-        </w:tblPrEx>
         <w:trPr>
           <w:jc w:val="center"/>
         </w:trPr>
@@ -2872,12 +2928,6 @@
         </w:tc>
       </w:tr>
       <w:tr>
-        <w:tblPrEx>
-          <w:tblCellMar>
-            <w:top w:w="0" w:type="dxa"/>
-            <w:bottom w:w="0" w:type="dxa"/>
-          </w:tblCellMar>
-        </w:tblPrEx>
         <w:trPr>
           <w:jc w:val="center"/>
         </w:trPr>
@@ -2928,12 +2978,6 @@
         </w:tc>
       </w:tr>
       <w:tr>
-        <w:tblPrEx>
-          <w:tblCellMar>
-            <w:top w:w="0" w:type="dxa"/>
-            <w:bottom w:w="0" w:type="dxa"/>
-          </w:tblCellMar>
-        </w:tblPrEx>
         <w:trPr>
           <w:jc w:val="center"/>
         </w:trPr>
@@ -2984,12 +3028,6 @@
         </w:tc>
       </w:tr>
       <w:tr>
-        <w:tblPrEx>
-          <w:tblCellMar>
-            <w:top w:w="0" w:type="dxa"/>
-            <w:bottom w:w="0" w:type="dxa"/>
-          </w:tblCellMar>
-        </w:tblPrEx>
         <w:trPr>
           <w:jc w:val="center"/>
         </w:trPr>
@@ -3010,7 +3048,7 @@
                 <w:sz w:val="20"/>
                 <w:szCs w:val="20"/>
               </w:rPr>
-              <w:t xml:space="preserve">hard rock</w:t>
+              <w:t>hard rock</w:t>
             </w:r>
           </w:p>
         </w:tc>
@@ -3040,12 +3078,6 @@
         </w:tc>
       </w:tr>
       <w:tr>
-        <w:tblPrEx>
-          <w:tblCellMar>
-            <w:top w:w="0" w:type="dxa"/>
-            <w:bottom w:w="0" w:type="dxa"/>
-          </w:tblCellMar>
-        </w:tblPrEx>
         <w:trPr>
           <w:jc w:val="center"/>
         </w:trPr>
@@ -3066,7 +3098,7 @@
                 <w:sz w:val="20"/>
                 <w:szCs w:val="20"/>
               </w:rPr>
-              <w:t xml:space="preserve">progressive metal</w:t>
+              <w:t>progressive metal</w:t>
             </w:r>
           </w:p>
         </w:tc>
@@ -3096,12 +3128,6 @@
         </w:tc>
       </w:tr>
       <w:tr>
-        <w:tblPrEx>
-          <w:tblCellMar>
-            <w:top w:w="0" w:type="dxa"/>
-            <w:bottom w:w="0" w:type="dxa"/>
-          </w:tblCellMar>
-        </w:tblPrEx>
         <w:trPr>
           <w:jc w:val="center"/>
         </w:trPr>
@@ -3122,7 +3148,7 @@
                 <w:sz w:val="20"/>
                 <w:szCs w:val="20"/>
               </w:rPr>
-              <w:t xml:space="preserve">death metal</w:t>
+              <w:t>death metal</w:t>
             </w:r>
           </w:p>
         </w:tc>
@@ -3152,12 +3178,6 @@
         </w:tc>
       </w:tr>
       <w:tr>
-        <w:tblPrEx>
-          <w:tblCellMar>
-            <w:top w:w="0" w:type="dxa"/>
-            <w:bottom w:w="0" w:type="dxa"/>
-          </w:tblCellMar>
-        </w:tblPrEx>
         <w:trPr>
           <w:jc w:val="center"/>
         </w:trPr>
@@ -3178,7 +3198,7 @@
                 <w:sz w:val="20"/>
                 <w:szCs w:val="20"/>
               </w:rPr>
-              <w:t xml:space="preserve">power metal</w:t>
+              <w:t>power metal</w:t>
             </w:r>
           </w:p>
         </w:tc>
@@ -3208,12 +3228,6 @@
         </w:tc>
       </w:tr>
       <w:tr>
-        <w:tblPrEx>
-          <w:tblCellMar>
-            <w:top w:w="0" w:type="dxa"/>
-            <w:bottom w:w="0" w:type="dxa"/>
-          </w:tblCellMar>
-        </w:tblPrEx>
         <w:trPr>
           <w:jc w:val="center"/>
         </w:trPr>
@@ -3234,7 +3248,7 @@
                 <w:sz w:val="20"/>
                 <w:szCs w:val="20"/>
               </w:rPr>
-              <w:t xml:space="preserve">symphonic metal</w:t>
+              <w:t>symphonic metal</w:t>
             </w:r>
           </w:p>
         </w:tc>
@@ -3264,12 +3278,6 @@
         </w:tc>
       </w:tr>
       <w:tr>
-        <w:tblPrEx>
-          <w:tblCellMar>
-            <w:top w:w="0" w:type="dxa"/>
-            <w:bottom w:w="0" w:type="dxa"/>
-          </w:tblCellMar>
-        </w:tblPrEx>
         <w:trPr>
           <w:jc w:val="center"/>
         </w:trPr>
@@ -3290,7 +3298,7 @@
                 <w:sz w:val="20"/>
                 <w:szCs w:val="20"/>
               </w:rPr>
-              <w:t xml:space="preserve">gothic metal</w:t>
+              <w:t>gothic metal</w:t>
             </w:r>
           </w:p>
         </w:tc>
@@ -3320,12 +3328,6 @@
         </w:tc>
       </w:tr>
       <w:tr>
-        <w:tblPrEx>
-          <w:tblCellMar>
-            <w:top w:w="0" w:type="dxa"/>
-            <w:bottom w:w="0" w:type="dxa"/>
-          </w:tblCellMar>
-        </w:tblPrEx>
         <w:trPr>
           <w:jc w:val="center"/>
         </w:trPr>
@@ -3346,7 +3348,7 @@
                 <w:sz w:val="20"/>
                 <w:szCs w:val="20"/>
               </w:rPr>
-              <w:t xml:space="preserve">doom metal</w:t>
+              <w:t>doom metal</w:t>
             </w:r>
           </w:p>
         </w:tc>
@@ -3376,12 +3378,6 @@
         </w:tc>
       </w:tr>
       <w:tr>
-        <w:tblPrEx>
-          <w:tblCellMar>
-            <w:top w:w="0" w:type="dxa"/>
-            <w:bottom w:w="0" w:type="dxa"/>
-          </w:tblCellMar>
-        </w:tblPrEx>
         <w:trPr>
           <w:jc w:val="center"/>
         </w:trPr>
@@ -3432,12 +3428,6 @@
         </w:tc>
       </w:tr>
       <w:tr>
-        <w:tblPrEx>
-          <w:tblCellMar>
-            <w:top w:w="0" w:type="dxa"/>
-            <w:bottom w:w="0" w:type="dxa"/>
-          </w:tblCellMar>
-        </w:tblPrEx>
         <w:trPr>
           <w:jc w:val="center"/>
         </w:trPr>
@@ -3458,8 +3448,7 @@
                 <w:sz w:val="20"/>
                 <w:szCs w:val="20"/>
               </w:rPr>
-              <w:lastRenderedPageBreak/>
-              <w:t xml:space="preserve">black metal</w:t>
+              <w:t>black metal</w:t>
             </w:r>
           </w:p>
         </w:tc>
@@ -3501,7 +3490,7 @@
           <w:sz w:val="18"/>
           <w:szCs w:val="18"/>
         </w:rPr>
-        <w:t xml:space="preserve">Tabla 4. Tags de MusicBrainz más frecuentes sobre las 81 bandas del universo.</w:t>
+        <w:t>Tabla 4. Tags de MusicBrainz más frecuentes sobre las 81 bandas del universo.</w:t>
       </w:r>
     </w:p>
     <w:p>
@@ -3519,32 +3508,37 @@
         <w:jc w:val="both"/>
       </w:pPr>
       <w:r>
-        <w:t xml:space="preserve">La Figura 1 muestra cómo se reparten las 81 bandas entre los 24 subgéneros semilla: el pop punk (9), el rock alternativo (7) y el metal alternativo (6) son los más representados, mientras que cinco subgéneros tienen una sola banda. Esta distribución desigual importa para el modelado: los subgéneros con pocas bandas tienen menos representantes que puedan aparecer como recomendación.</w:t>
-      </w:r>
-    </w:p>
-    <w:p xmlns:a="http://schemas.openxmlformats.org/drawingml/2006/main" xmlns:pic="http://schemas.openxmlformats.org/drawingml/2006/picture">
+        <w:t>La Figura 1 muestra cómo se reparten las 81 bandas entre los 24 subgéneros semilla: el pop punk (9), el rock alternativo (7) y el metal alternativo (6) son los más representados, mientras que cinco subgéneros tienen una sola banda. Esta distribución desigual importa para el modelado: los subgéneros con pocas bandas tienen menos representantes que puedan aparecer como recomendación.</w:t>
+      </w:r>
+    </w:p>
+    <w:p>
       <w:pPr>
         <w:keepLines/>
         <w:spacing w:before="120" w:after="240"/>
         <w:jc w:val="center"/>
       </w:pPr>
       <w:r>
+        <w:rPr>
+          <w:noProof/>
+        </w:rPr>
+        <w:lastRenderedPageBreak/>
         <w:drawing>
-          <wp:inline distT="0" distB="0" distL="0" distR="0">
+          <wp:inline distT="0" distB="0" distL="0" distR="0" wp14:anchorId="54545386" wp14:editId="421523E8">
             <wp:extent cx="5120640" cy="4044969"/>
+            <wp:effectExtent l="0" t="0" r="0" b="0"/>
             <wp:docPr id="102" name="fig_subgeneros.png" descr="Bandas por subgénero"/>
             <wp:cNvGraphicFramePr>
-              <a:graphicFrameLocks noChangeAspect="1"/>
+              <a:graphicFrameLocks xmlns:a="http://schemas.openxmlformats.org/drawingml/2006/main" noChangeAspect="1"/>
             </wp:cNvGraphicFramePr>
-            <a:graphic>
+            <a:graphic xmlns:a="http://schemas.openxmlformats.org/drawingml/2006/main">
               <a:graphicData uri="http://schemas.openxmlformats.org/drawingml/2006/picture">
-                <pic:pic>
+                <pic:pic xmlns:pic="http://schemas.openxmlformats.org/drawingml/2006/picture">
                   <pic:nvPicPr>
                     <pic:cNvPr id="102" name="fig_subgeneros.png"/>
                     <pic:cNvPicPr/>
                   </pic:nvPicPr>
                   <pic:blipFill>
-                    <a:blip r:embed="rIdImg2"/>
+                    <a:blip r:embed="rId5"/>
                     <a:stretch>
                       <a:fillRect/>
                     </a:stretch>
@@ -3552,7 +3546,7 @@
                   <pic:spPr>
                     <a:xfrm>
                       <a:off x="0" y="0"/>
-                      <a:ext cx="5120640" cy="4044969"/>
+                      <a:ext cx="5120640" cy="4064000"/>
                     </a:xfrm>
                     <a:prstGeom prst="rect">
                       <a:avLst/>
@@ -3575,7 +3569,7 @@
           <w:sz w:val="18"/>
           <w:szCs w:val="18"/>
         </w:rPr>
-        <w:t xml:space="preserve">Figura 1. Número de bandas por subgénero semilla (81 bandas, 24 subgéneros).</w:t>
+        <w:t>Figura 1. Número de bandas por subgénero semilla (81 bandas, 24 subgéneros).</w:t>
       </w:r>
     </w:p>
     <w:p>
@@ -3584,32 +3578,36 @@
         <w:jc w:val="both"/>
       </w:pPr>
       <w:r>
-        <w:t xml:space="preserve">La Figura 2 contrasta la Ley de Zipf con los datos: en escala logarítmica, la frecuencia cae casi en línea recta conforme aumenta el rango. Para los tags, la pendiente ajustada (−0.93) es muy cercana al −1 de la Ley de Zipf (Zipf, 1949); para las palabras de sinopsis es menos pronunciada (−0.62) y tiene una cola larga: el 64% de las palabras aparece una sola vez. Esa cola de términos raros es la que justifica filtrar el vocabulario con min_df = 2 (sección 6.1).</w:t>
-      </w:r>
-    </w:p>
-    <w:p xmlns:a="http://schemas.openxmlformats.org/drawingml/2006/main" xmlns:pic="http://schemas.openxmlformats.org/drawingml/2006/picture">
+        <w:t>La Figura 2 contrasta la Ley de Zipf con los datos: en escala logarítmica, la frecuencia cae casi en línea recta conforme aumenta el rango. Para los tags, la pendiente ajustada (−0.93) es muy cercana al −1 de la Ley de Zipf (Zipf, 1949); para las palabras de sinopsis es menos pronunciada (−0.62) y tiene una cola larga: el 64% de las palabras aparece una sola vez. Esa cola de términos raros es la que justifica filtrar el vocabulario con min_df = 2 (sección 6.1).</w:t>
+      </w:r>
+    </w:p>
+    <w:p>
       <w:pPr>
         <w:keepLines/>
         <w:spacing w:before="120" w:after="240"/>
         <w:jc w:val="center"/>
       </w:pPr>
       <w:r>
+        <w:rPr>
+          <w:noProof/>
+        </w:rPr>
         <w:drawing>
-          <wp:inline distT="0" distB="0" distL="0" distR="0">
+          <wp:inline distT="0" distB="0" distL="0" distR="0" wp14:anchorId="400F4828" wp14:editId="25500E4F">
             <wp:extent cx="5760720" cy="2570621"/>
+            <wp:effectExtent l="0" t="0" r="0" b="0"/>
             <wp:docPr id="103" name="fig_zipf.png" descr="Ley de Zipf en tags y sinopsis"/>
             <wp:cNvGraphicFramePr>
-              <a:graphicFrameLocks noChangeAspect="1"/>
+              <a:graphicFrameLocks xmlns:a="http://schemas.openxmlformats.org/drawingml/2006/main" noChangeAspect="1"/>
             </wp:cNvGraphicFramePr>
-            <a:graphic>
+            <a:graphic xmlns:a="http://schemas.openxmlformats.org/drawingml/2006/main">
               <a:graphicData uri="http://schemas.openxmlformats.org/drawingml/2006/picture">
-                <pic:pic>
+                <pic:pic xmlns:pic="http://schemas.openxmlformats.org/drawingml/2006/picture">
                   <pic:nvPicPr>
                     <pic:cNvPr id="103" name="fig_zipf.png"/>
                     <pic:cNvPicPr/>
                   </pic:nvPicPr>
                   <pic:blipFill>
-                    <a:blip r:embed="rIdImg3"/>
+                    <a:blip r:embed="rId6"/>
                     <a:stretch>
                       <a:fillRect/>
                     </a:stretch>
@@ -3617,7 +3615,7 @@
                   <pic:spPr>
                     <a:xfrm>
                       <a:off x="0" y="0"/>
-                      <a:ext cx="5760720" cy="2570621"/>
+                      <a:ext cx="5760720" cy="2651760"/>
                     </a:xfrm>
                     <a:prstGeom prst="rect">
                       <a:avLst/>
@@ -3640,14 +3638,20 @@
           <w:sz w:val="18"/>
           <w:szCs w:val="18"/>
         </w:rPr>
-        <w:t xml:space="preserve">Figura 2. Frecuencia contra rango en escala log-log para los tags de MusicBrainz y las palabras de sinopsis, con la recta ajustada por mínimos cuadrados.</w:t>
+        <w:t>Figura 2. Frecuencia contra rango en escala log-log para los tags de MusicBrainz y las palabras de sinopsis, con la recta ajustada por mínimos cuadrados.</w:t>
       </w:r>
     </w:p>
     <w:p>
       <w:pPr>
         <w:pStyle w:val="Heading2"/>
       </w:pPr>
-      <w:r>
+    </w:p>
+    <w:p>
+      <w:pPr>
+        <w:pStyle w:val="Heading2"/>
+      </w:pPr>
+      <w:r>
+        <w:lastRenderedPageBreak/>
         <w:t>5.2 Libros</w:t>
       </w:r>
     </w:p>
@@ -3657,7 +3661,7 @@
         <w:jc w:val="both"/>
       </w:pPr>
       <w:r>
-        <w:t xml:space="preserve">Sobre los 112 libros, 111 (99.1%) tienen ficha bibliográfica completa (título, autor, año). En esta fase todavía no se contaba con la sinopsis de cada libro — un vacío que se resolvió en la siguiente sección, necesario para poder construir características de texto (TF-IDF, y más adelante embeddings) del lado de los libros.</w:t>
+        <w:t>Sobre los 112 libros, 111 (99.1%) tienen ficha bibliográfica completa (título, autor, año). En esta fase todavía no se contaba con la sinopsis de cada libro — un vacío que se resolvió en la siguiente sección, necesario para poder construir características de texto (TF-IDF, y más adelante embeddings) del lado de los libros.</w:t>
       </w:r>
     </w:p>
     <w:p>
@@ -3666,32 +3670,36 @@
         <w:jc w:val="both"/>
       </w:pPr>
       <w:r>
-        <w:t xml:space="preserve">Del lado de los libros (Figura 3), tres categorías reúnen casi la mitad del catálogo — fantasía oscura/gótica (19), romantasy (18) y alta fantasía/épica (15), 52 de 112 libros (46%) —, lo que refleja el énfasis del universo semilla en la fantasía oscura, romántica y épica.</w:t>
-      </w:r>
-    </w:p>
-    <w:p xmlns:a="http://schemas.openxmlformats.org/drawingml/2006/main" xmlns:pic="http://schemas.openxmlformats.org/drawingml/2006/picture">
+        <w:t>Del lado de los libros (Figura 3), tres categorías reúnen casi la mitad del catálogo — fantasía oscura/gótica (19), romantasy (18) y alta fantasía/épica (15), 52 de 112 libros (46%) —, lo que refleja el énfasis del universo semilla en la fantasía oscura, romántica y épica.</w:t>
+      </w:r>
+    </w:p>
+    <w:p>
       <w:pPr>
         <w:keepLines/>
         <w:spacing w:before="120" w:after="240"/>
         <w:jc w:val="center"/>
       </w:pPr>
       <w:r>
+        <w:rPr>
+          <w:noProof/>
+        </w:rPr>
         <w:drawing>
-          <wp:inline distT="0" distB="0" distL="0" distR="0">
+          <wp:inline distT="0" distB="0" distL="0" distR="0" wp14:anchorId="0B41B622" wp14:editId="72F4EA20">
             <wp:extent cx="5120640" cy="2898828"/>
+            <wp:effectExtent l="0" t="0" r="0" b="0"/>
             <wp:docPr id="104" name="fig_categorias.png" descr="Libros por categoría"/>
             <wp:cNvGraphicFramePr>
-              <a:graphicFrameLocks noChangeAspect="1"/>
+              <a:graphicFrameLocks xmlns:a="http://schemas.openxmlformats.org/drawingml/2006/main" noChangeAspect="1"/>
             </wp:cNvGraphicFramePr>
-            <a:graphic>
+            <a:graphic xmlns:a="http://schemas.openxmlformats.org/drawingml/2006/main">
               <a:graphicData uri="http://schemas.openxmlformats.org/drawingml/2006/picture">
-                <pic:pic>
+                <pic:pic xmlns:pic="http://schemas.openxmlformats.org/drawingml/2006/picture">
                   <pic:nvPicPr>
                     <pic:cNvPr id="104" name="fig_categorias.png"/>
                     <pic:cNvPicPr/>
                   </pic:nvPicPr>
                   <pic:blipFill>
-                    <a:blip r:embed="rIdImg4"/>
+                    <a:blip r:embed="rId7"/>
                     <a:stretch>
                       <a:fillRect/>
                     </a:stretch>
@@ -3699,7 +3707,7 @@
                   <pic:spPr>
                     <a:xfrm>
                       <a:off x="0" y="0"/>
-                      <a:ext cx="5120640" cy="2898828"/>
+                      <a:ext cx="5120640" cy="2926080"/>
                     </a:xfrm>
                     <a:prstGeom prst="rect">
                       <a:avLst/>
@@ -3722,7 +3730,7 @@
           <w:sz w:val="18"/>
           <w:szCs w:val="18"/>
         </w:rPr>
-        <w:t xml:space="preserve">Figura 3. Número de libros por categoría semilla (112 libros, 15 categorías).</w:t>
+        <w:t>Figura 3. Número de libros por categoría semilla (112 libros, 15 categorías).</w:t>
       </w:r>
     </w:p>
     <w:p>
@@ -3739,7 +3747,7 @@
         <w:jc w:val="both"/>
       </w:pPr>
       <w:r>
-        <w:t xml:space="preserve">Se agregó una extracción adicional (Open Library, con Google Books de respaldo) para obtener la sinopsis de cada libro, con reintento automático ante los frecuentes errores 429 (límite de tasa) de estas APIs. El resultado: 97 de 112 libros (86.6%) obtuvieron una sinopsis utilizable; los 15 restantes se quedaron sin sinopsis pese al reintento (algunos títulos no tienen ficha con descripción en ninguna de las dos fuentes).</w:t>
+        <w:t>Se agregó una extracción adicional (Open Library, con Google Books de respaldo) para obtener la sinopsis de cada libro, con reintento automático ante los frecuentes errores 429 (límite de tasa) de estas APIs. El resultado: 97 de 112 libros (86.6%) obtuvieron una sinopsis utilizable; los 15 restantes se quedaron sin sinopsis pese al reintento (algunos títulos no tienen ficha con descripción en ninguna de las dos fuentes).</w:t>
       </w:r>
     </w:p>
     <w:p>
@@ -3757,24 +3765,52 @@
         <w:rPr>
           <w:lang w:val="en-US"/>
         </w:rPr>
-        <w:t xml:space="preserve">Tras el fix, las 20 palabras más frecuentes ya son genuinamente temáticas: world, new, life, book, time, novel, power, war, love, young, magic, story, fantasy, year, just, ancient, dark, begins, man, years.</w:t>
-      </w:r>
-    </w:p>
-    <w:p>
-      <w:pPr>
-        <w:pStyle w:val="Heading1"/>
-      </w:pPr>
-      <w:r>
-        <w:t>6. Procesamiento de datos e ingeniería de variables</w:t>
+        <w:t>Tras el fix, las 20 palabras más frecuentes ya son genuinamente temáticas: world, new, life, book, time, novel, power, war, love, young, magic, story, fantasy, year, just, ancient, dark, begins, man, years.</w:t>
       </w:r>
     </w:p>
     <w:p>
       <w:pPr>
         <w:spacing w:after="160"/>
         <w:jc w:val="both"/>
-      </w:pPr>
-      <w:r>
-        <w:t xml:space="preserve">A partir de los datos limpios se construyeron tres tablas de características, unidas por una llave normalizada (sin acentos, minúsculas, sin puntuación) para evitar que variantes de escritura ('El Señor de los Anillos' vs 'el senor de los anillos') rompieran el cruce:</w:t>
+        <w:rPr>
+          <w:lang w:val="en-US"/>
+        </w:rPr>
+      </w:pPr>
+    </w:p>
+    <w:p>
+      <w:pPr>
+        <w:spacing w:after="160"/>
+        <w:jc w:val="both"/>
+        <w:rPr>
+          <w:lang w:val="en-US"/>
+        </w:rPr>
+      </w:pPr>
+    </w:p>
+    <w:p>
+      <w:pPr>
+        <w:spacing w:after="160"/>
+        <w:jc w:val="both"/>
+        <w:rPr>
+          <w:lang w:val="en-US"/>
+        </w:rPr>
+      </w:pPr>
+    </w:p>
+    <w:p>
+      <w:pPr>
+        <w:pStyle w:val="Heading1"/>
+      </w:pPr>
+      <w:r>
+        <w:lastRenderedPageBreak/>
+        <w:t>6. Procesamiento de datos e ingeniería de variables</w:t>
+      </w:r>
+    </w:p>
+    <w:p>
+      <w:pPr>
+        <w:spacing w:after="160"/>
+        <w:jc w:val="both"/>
+      </w:pPr>
+      <w:r>
+        <w:t>A partir de los datos limpios se construyeron tres tablas de características, unidas por una llave normalizada (sin acentos, minúsculas, sin puntuación) para evitar que variantes de escritura ('El Señor de los Anillos' vs 'el senor de los anillos') rompieran el cruce:</w:t>
       </w:r>
     </w:p>
     <w:tbl>
@@ -3801,12 +3837,6 @@
         <w:gridCol w:w="4967"/>
       </w:tblGrid>
       <w:tr>
-        <w:tblPrEx>
-          <w:tblCellMar>
-            <w:top w:w="0" w:type="dxa"/>
-            <w:bottom w:w="0" w:type="dxa"/>
-          </w:tblCellMar>
-        </w:tblPrEx>
         <w:trPr>
           <w:jc w:val="center"/>
         </w:trPr>
@@ -3893,12 +3923,6 @@
         </w:tc>
       </w:tr>
       <w:tr>
-        <w:tblPrEx>
-          <w:tblCellMar>
-            <w:top w:w="0" w:type="dxa"/>
-            <w:bottom w:w="0" w:type="dxa"/>
-          </w:tblCellMar>
-        </w:tblPrEx>
         <w:trPr>
           <w:jc w:val="center"/>
         </w:trPr>
@@ -3973,18 +3997,12 @@
                 <w:sz w:val="20"/>
                 <w:szCs w:val="20"/>
               </w:rPr>
-              <w:t xml:space="preserve">One-hot de subgénero semilla + multi-hot de los 30 tags de MusicBrainz más frecuentes (MultiLabelBinarizer)</w:t>
+              <w:t>One-hot de subgénero semilla + multi-hot de los 30 tags de MusicBrainz más frecuentes (MultiLabelBinarizer)</w:t>
             </w:r>
           </w:p>
         </w:tc>
       </w:tr>
       <w:tr>
-        <w:tblPrEx>
-          <w:tblCellMar>
-            <w:top w:w="0" w:type="dxa"/>
-            <w:bottom w:w="0" w:type="dxa"/>
-          </w:tblCellMar>
-        </w:tblPrEx>
         <w:trPr>
           <w:jc w:val="center"/>
         </w:trPr>
@@ -4059,18 +4077,12 @@
                 <w:sz w:val="20"/>
                 <w:szCs w:val="20"/>
               </w:rPr>
-              <w:t xml:space="preserve">One-hot de categoría semilla + TF-IDF (máx. 300 términos, min_df=2) sobre la sinopsis limpia — 97 libros con vector TF-IDF real, 15 solo con categoría/década (sin sinopsis)</w:t>
+              <w:t>One-hot de categoría semilla + TF-IDF (máx. 300 términos, min_df=2) sobre la sinopsis limpia — 97 libros con vector TF-IDF real, 15 solo con categoría/década (sin sinopsis)</w:t>
             </w:r>
           </w:p>
         </w:tc>
       </w:tr>
       <w:tr>
-        <w:tblPrEx>
-          <w:tblCellMar>
-            <w:top w:w="0" w:type="dxa"/>
-            <w:bottom w:w="0" w:type="dxa"/>
-          </w:tblCellMar>
-        </w:tblPrEx>
         <w:trPr>
           <w:jc w:val="center"/>
         </w:trPr>
@@ -4145,7 +4157,7 @@
                 <w:sz w:val="20"/>
                 <w:szCs w:val="20"/>
               </w:rPr>
-              <w:t xml:space="preserve">Merge de los 105 pares de evaluación con las features de ambos lados; 0 pares quedaron sin match de features en ningún lado</w:t>
+              <w:t>Merge de los 105 pares de evaluación con las features de ambos lados; 0 pares quedaron sin match de features en ningún lado</w:t>
             </w:r>
           </w:p>
         </w:tc>
@@ -4171,16 +4183,7 @@
         <w:pStyle w:val="Heading2"/>
       </w:pPr>
       <w:r>
-        <w:t xml:space="preserve">6.1 Justificación de las transformaciones</w:t>
-      </w:r>
-    </w:p>
-    <w:p>
-      <w:pPr>
-        <w:spacing w:after="160"/>
-        <w:jc w:val="both"/>
-      </w:pPr>
-      <w:r>
-        <w:t xml:space="preserve">La Tabla 6 resume cada transformación aplicada y por qué se eligió, incluyendo el tratamiento de valores faltantes y extremos.</w:t>
+        <w:t>6.1 Justificación de las transformaciones</w:t>
       </w:r>
     </w:p>
     <w:tbl>
@@ -4207,12 +4210,6 @@
         <w:gridCol w:w="4000"/>
       </w:tblGrid>
       <w:tr>
-        <w:tblPrEx>
-          <w:tblCellMar>
-            <w:top w:w="0" w:type="dxa"/>
-            <w:bottom w:w="0" w:type="dxa"/>
-          </w:tblCellMar>
-        </w:tblPrEx>
         <w:trPr>
           <w:jc w:val="center"/>
         </w:trPr>
@@ -4241,7 +4238,7 @@
                 <w:sz w:val="20"/>
                 <w:szCs w:val="20"/>
               </w:rPr>
-              <w:t xml:space="preserve">Transformación</w:t>
+              <w:t>Transformación</w:t>
             </w:r>
           </w:p>
         </w:tc>
@@ -4270,7 +4267,7 @@
                 <w:sz w:val="20"/>
                 <w:szCs w:val="20"/>
               </w:rPr>
-              <w:t xml:space="preserve">Qué se hizo</w:t>
+              <w:t>Qué se hizo</w:t>
             </w:r>
           </w:p>
         </w:tc>
@@ -4299,18 +4296,12 @@
                 <w:sz w:val="20"/>
                 <w:szCs w:val="20"/>
               </w:rPr>
-              <w:t xml:space="preserve">Justificación</w:t>
+              <w:t>Justificación</w:t>
             </w:r>
           </w:p>
         </w:tc>
       </w:tr>
       <w:tr>
-        <w:tblPrEx>
-          <w:tblCellMar>
-            <w:top w:w="0" w:type="dxa"/>
-            <w:bottom w:w="0" w:type="dxa"/>
-          </w:tblCellMar>
-        </w:tblPrEx>
         <w:trPr>
           <w:jc w:val="center"/>
         </w:trPr>
@@ -4323,18 +4314,26 @@
               <w:bottom w:w="80" w:type="dxa"/>
               <w:right w:w="100" w:type="dxa"/>
             </w:tcMar>
+            <w:vAlign w:val="center"/>
           </w:tcPr>
           <w:p>
             <w:pPr>
               <w:keepNext/>
-            </w:pPr>
-            <w:r>
-              <w:rPr>
-                <w:color w:val="000000"/>
-                <w:sz w:val="20"/>
-                <w:szCs w:val="20"/>
-              </w:rPr>
-              <w:t xml:space="preserve">Limpieza de texto</w:t>
+              <w:jc w:val="center"/>
+              <w:rPr>
+                <w:b/>
+                <w:bCs/>
+              </w:rPr>
+            </w:pPr>
+            <w:r>
+              <w:rPr>
+                <w:b/>
+                <w:bCs/>
+                <w:color w:val="000000"/>
+                <w:sz w:val="20"/>
+                <w:szCs w:val="20"/>
+              </w:rPr>
+              <w:t>Limpieza de texto</w:t>
             </w:r>
           </w:p>
         </w:tc>
@@ -4347,18 +4346,20 @@
               <w:bottom w:w="80" w:type="dxa"/>
               <w:right w:w="100" w:type="dxa"/>
             </w:tcMar>
+            <w:vAlign w:val="center"/>
           </w:tcPr>
           <w:p>
             <w:pPr>
               <w:keepNext/>
-            </w:pPr>
-            <w:r>
-              <w:rPr>
-                <w:color w:val="000000"/>
-                <w:sz w:val="20"/>
-                <w:szCs w:val="20"/>
-              </w:rPr>
-              <w:t xml:space="preserve">Eliminación de URLs, referencias tipo “[3]:” y ruido editorial; stopwords completas de scikit-learn (sección 5.3)</w:t>
+              <w:jc w:val="center"/>
+            </w:pPr>
+            <w:r>
+              <w:rPr>
+                <w:color w:val="000000"/>
+                <w:sz w:val="20"/>
+                <w:szCs w:val="20"/>
+              </w:rPr>
+              <w:t>Eliminación de URLs, referencias tipo “[3]:” y ruido editorial; stopwords completas de scikit-learn (sección 5.3)</w:t>
             </w:r>
           </w:p>
         </w:tc>
@@ -4371,29 +4372,25 @@
               <w:bottom w:w="80" w:type="dxa"/>
               <w:right w:w="100" w:type="dxa"/>
             </w:tcMar>
+            <w:vAlign w:val="center"/>
           </w:tcPr>
           <w:p>
             <w:pPr>
               <w:keepNext/>
-            </w:pPr>
-            <w:r>
-              <w:rPr>
-                <w:color w:val="000000"/>
-                <w:sz w:val="20"/>
-                <w:szCs w:val="20"/>
-              </w:rPr>
-              <w:t xml:space="preserve">Sin ella, el TF-IDF quedaba dominado por palabras ajenas a la trama (Salton &amp; Buckley, 1988; Pedregosa et al., 2011)</w:t>
+              <w:jc w:val="center"/>
+            </w:pPr>
+            <w:r>
+              <w:rPr>
+                <w:color w:val="000000"/>
+                <w:sz w:val="20"/>
+                <w:szCs w:val="20"/>
+              </w:rPr>
+              <w:t>Sin ella, el TF-IDF quedaba dominado por palabras ajenas a la trama (Salton &amp; Buckley, 1988; Pedregosa et al., 2011)</w:t>
             </w:r>
           </w:p>
         </w:tc>
       </w:tr>
       <w:tr>
-        <w:tblPrEx>
-          <w:tblCellMar>
-            <w:top w:w="0" w:type="dxa"/>
-            <w:bottom w:w="0" w:type="dxa"/>
-          </w:tblCellMar>
-        </w:tblPrEx>
         <w:trPr>
           <w:jc w:val="center"/>
         </w:trPr>
@@ -4406,18 +4403,26 @@
               <w:bottom w:w="80" w:type="dxa"/>
               <w:right w:w="100" w:type="dxa"/>
             </w:tcMar>
+            <w:vAlign w:val="center"/>
           </w:tcPr>
           <w:p>
             <w:pPr>
               <w:keepNext/>
-            </w:pPr>
-            <w:r>
-              <w:rPr>
-                <w:color w:val="000000"/>
-                <w:sz w:val="20"/>
-                <w:szCs w:val="20"/>
-              </w:rPr>
-              <w:t xml:space="preserve">Llave de cruce normalizada</w:t>
+              <w:jc w:val="center"/>
+              <w:rPr>
+                <w:b/>
+                <w:bCs/>
+              </w:rPr>
+            </w:pPr>
+            <w:r>
+              <w:rPr>
+                <w:b/>
+                <w:bCs/>
+                <w:color w:val="000000"/>
+                <w:sz w:val="20"/>
+                <w:szCs w:val="20"/>
+              </w:rPr>
+              <w:t>Llave de cruce normalizada</w:t>
             </w:r>
           </w:p>
         </w:tc>
@@ -4430,18 +4435,20 @@
               <w:bottom w:w="80" w:type="dxa"/>
               <w:right w:w="100" w:type="dxa"/>
             </w:tcMar>
+            <w:vAlign w:val="center"/>
           </w:tcPr>
           <w:p>
             <w:pPr>
               <w:keepNext/>
-            </w:pPr>
-            <w:r>
-              <w:rPr>
-                <w:color w:val="000000"/>
-                <w:sz w:val="20"/>
-                <w:szCs w:val="20"/>
-              </w:rPr>
-              <w:t xml:space="preserve">Minúsculas, sin acentos ni puntuación</w:t>
+              <w:jc w:val="center"/>
+            </w:pPr>
+            <w:r>
+              <w:rPr>
+                <w:color w:val="000000"/>
+                <w:sz w:val="20"/>
+                <w:szCs w:val="20"/>
+              </w:rPr>
+              <w:t>Minúsculas, sin acentos ni puntuación</w:t>
             </w:r>
           </w:p>
         </w:tc>
@@ -4454,29 +4461,25 @@
               <w:bottom w:w="80" w:type="dxa"/>
               <w:right w:w="100" w:type="dxa"/>
             </w:tcMar>
+            <w:vAlign w:val="center"/>
           </w:tcPr>
           <w:p>
             <w:pPr>
               <w:keepNext/>
-            </w:pPr>
-            <w:r>
-              <w:rPr>
-                <w:color w:val="000000"/>
-                <w:sz w:val="20"/>
-                <w:szCs w:val="20"/>
-              </w:rPr>
-              <w:t xml:space="preserve">Evita que variantes de escritura rompan el cruce entre tablas</w:t>
+              <w:jc w:val="center"/>
+            </w:pPr>
+            <w:r>
+              <w:rPr>
+                <w:color w:val="000000"/>
+                <w:sz w:val="20"/>
+                <w:szCs w:val="20"/>
+              </w:rPr>
+              <w:t>Evita que variantes de escritura rompan el cruce entre tablas</w:t>
             </w:r>
           </w:p>
         </w:tc>
       </w:tr>
       <w:tr>
-        <w:tblPrEx>
-          <w:tblCellMar>
-            <w:top w:w="0" w:type="dxa"/>
-            <w:bottom w:w="0" w:type="dxa"/>
-          </w:tblCellMar>
-        </w:tblPrEx>
         <w:trPr>
           <w:jc w:val="center"/>
         </w:trPr>
@@ -4489,18 +4492,26 @@
               <w:bottom w:w="80" w:type="dxa"/>
               <w:right w:w="100" w:type="dxa"/>
             </w:tcMar>
+            <w:vAlign w:val="center"/>
           </w:tcPr>
           <w:p>
             <w:pPr>
               <w:keepNext/>
-            </w:pPr>
-            <w:r>
-              <w:rPr>
-                <w:color w:val="000000"/>
-                <w:sz w:val="20"/>
-                <w:szCs w:val="20"/>
-              </w:rPr>
-              <w:t xml:space="preserve">Codificación de categorías</w:t>
+              <w:jc w:val="center"/>
+              <w:rPr>
+                <w:b/>
+                <w:bCs/>
+              </w:rPr>
+            </w:pPr>
+            <w:r>
+              <w:rPr>
+                <w:b/>
+                <w:bCs/>
+                <w:color w:val="000000"/>
+                <w:sz w:val="20"/>
+                <w:szCs w:val="20"/>
+              </w:rPr>
+              <w:t>Codificación de categorías</w:t>
             </w:r>
           </w:p>
         </w:tc>
@@ -4513,18 +4524,20 @@
               <w:bottom w:w="80" w:type="dxa"/>
               <w:right w:w="100" w:type="dxa"/>
             </w:tcMar>
+            <w:vAlign w:val="center"/>
           </w:tcPr>
           <w:p>
             <w:pPr>
               <w:keepNext/>
-            </w:pPr>
-            <w:r>
-              <w:rPr>
-                <w:color w:val="000000"/>
-                <w:sz w:val="20"/>
-                <w:szCs w:val="20"/>
-              </w:rPr>
-              <w:t xml:space="preserve">One-hot de subgénero y categoría; multi-hot de los 30 tags más frecuentes</w:t>
+              <w:jc w:val="center"/>
+            </w:pPr>
+            <w:r>
+              <w:rPr>
+                <w:color w:val="000000"/>
+                <w:sz w:val="20"/>
+                <w:szCs w:val="20"/>
+              </w:rPr>
+              <w:t>One-hot de subgénero y categoría; multi-hot de los 30 tags más frecuentes</w:t>
             </w:r>
           </w:p>
         </w:tc>
@@ -4537,29 +4550,25 @@
               <w:bottom w:w="80" w:type="dxa"/>
               <w:right w:w="100" w:type="dxa"/>
             </w:tcMar>
+            <w:vAlign w:val="center"/>
           </w:tcPr>
           <w:p>
             <w:pPr>
               <w:keepNext/>
-            </w:pPr>
-            <w:r>
-              <w:rPr>
-                <w:color w:val="000000"/>
-                <w:sz w:val="20"/>
-                <w:szCs w:val="20"/>
-              </w:rPr>
-              <w:t xml:space="preserve">Una banda tiene varios tags a la vez; el multi-hot conserva esa información</w:t>
+              <w:jc w:val="center"/>
+            </w:pPr>
+            <w:r>
+              <w:rPr>
+                <w:color w:val="000000"/>
+                <w:sz w:val="20"/>
+                <w:szCs w:val="20"/>
+              </w:rPr>
+              <w:t>Una banda tiene varios tags a la vez; el multi-hot conserva esa información</w:t>
             </w:r>
           </w:p>
         </w:tc>
       </w:tr>
       <w:tr>
-        <w:tblPrEx>
-          <w:tblCellMar>
-            <w:top w:w="0" w:type="dxa"/>
-            <w:bottom w:w="0" w:type="dxa"/>
-          </w:tblCellMar>
-        </w:tblPrEx>
         <w:trPr>
           <w:jc w:val="center"/>
         </w:trPr>
@@ -4572,18 +4581,26 @@
               <w:bottom w:w="80" w:type="dxa"/>
               <w:right w:w="100" w:type="dxa"/>
             </w:tcMar>
+            <w:vAlign w:val="center"/>
           </w:tcPr>
           <w:p>
             <w:pPr>
               <w:keepNext/>
-            </w:pPr>
-            <w:r>
-              <w:rPr>
-                <w:color w:val="000000"/>
-                <w:sz w:val="20"/>
-                <w:szCs w:val="20"/>
-              </w:rPr>
-              <w:t xml:space="preserve">Reducción de vocabulario</w:t>
+              <w:jc w:val="center"/>
+              <w:rPr>
+                <w:b/>
+                <w:bCs/>
+              </w:rPr>
+            </w:pPr>
+            <w:r>
+              <w:rPr>
+                <w:b/>
+                <w:bCs/>
+                <w:color w:val="000000"/>
+                <w:sz w:val="20"/>
+                <w:szCs w:val="20"/>
+              </w:rPr>
+              <w:t>Reducción de vocabulario</w:t>
             </w:r>
           </w:p>
         </w:tc>
@@ -4596,18 +4613,20 @@
               <w:bottom w:w="80" w:type="dxa"/>
               <w:right w:w="100" w:type="dxa"/>
             </w:tcMar>
+            <w:vAlign w:val="center"/>
           </w:tcPr>
           <w:p>
             <w:pPr>
               <w:keepNext/>
-            </w:pPr>
-            <w:r>
-              <w:rPr>
-                <w:color w:val="000000"/>
-                <w:sz w:val="20"/>
-                <w:szCs w:val="20"/>
-              </w:rPr>
-              <w:t xml:space="preserve">TF-IDF de 300 términos con min_df = 2</w:t>
+              <w:jc w:val="center"/>
+            </w:pPr>
+            <w:r>
+              <w:rPr>
+                <w:color w:val="000000"/>
+                <w:sz w:val="20"/>
+                <w:szCs w:val="20"/>
+              </w:rPr>
+              <w:t>TF-IDF de 300 términos con min_df = 2</w:t>
             </w:r>
           </w:p>
         </w:tc>
@@ -4620,29 +4639,25 @@
               <w:bottom w:w="80" w:type="dxa"/>
               <w:right w:w="100" w:type="dxa"/>
             </w:tcMar>
+            <w:vAlign w:val="center"/>
           </w:tcPr>
           <w:p>
             <w:pPr>
               <w:keepNext/>
-            </w:pPr>
-            <w:r>
-              <w:rPr>
-                <w:color w:val="000000"/>
-                <w:sz w:val="20"/>
-                <w:szCs w:val="20"/>
-              </w:rPr>
-              <w:t xml:space="preserve">Descarta términos que aparecen en un solo libro, ruido bajo una distribución tipo Zipf (Zipf, 1949)</w:t>
+              <w:jc w:val="center"/>
+            </w:pPr>
+            <w:r>
+              <w:rPr>
+                <w:color w:val="000000"/>
+                <w:sz w:val="20"/>
+                <w:szCs w:val="20"/>
+              </w:rPr>
+              <w:t>Descarta términos que aparecen en un solo libro, ruido bajo una distribución tipo Zipf (Zipf, 1949)</w:t>
             </w:r>
           </w:p>
         </w:tc>
       </w:tr>
       <w:tr>
-        <w:tblPrEx>
-          <w:tblCellMar>
-            <w:top w:w="0" w:type="dxa"/>
-            <w:bottom w:w="0" w:type="dxa"/>
-          </w:tblCellMar>
-        </w:tblPrEx>
         <w:trPr>
           <w:jc w:val="center"/>
         </w:trPr>
@@ -4655,18 +4670,26 @@
               <w:bottom w:w="80" w:type="dxa"/>
               <w:right w:w="100" w:type="dxa"/>
             </w:tcMar>
+            <w:vAlign w:val="center"/>
           </w:tcPr>
           <w:p>
             <w:pPr>
               <w:keepNext/>
-            </w:pPr>
-            <w:r>
-              <w:rPr>
-                <w:color w:val="000000"/>
-                <w:sz w:val="20"/>
-                <w:szCs w:val="20"/>
-              </w:rPr>
-              <w:t xml:space="preserve">Valores extremos</w:t>
+              <w:jc w:val="center"/>
+              <w:rPr>
+                <w:b/>
+                <w:bCs/>
+              </w:rPr>
+            </w:pPr>
+            <w:r>
+              <w:rPr>
+                <w:b/>
+                <w:bCs/>
+                <w:color w:val="000000"/>
+                <w:sz w:val="20"/>
+                <w:szCs w:val="20"/>
+              </w:rPr>
+              <w:t>Valores extremos</w:t>
             </w:r>
           </w:p>
         </w:tc>
@@ -4679,18 +4702,38 @@
               <w:bottom w:w="80" w:type="dxa"/>
               <w:right w:w="100" w:type="dxa"/>
             </w:tcMar>
+            <w:vAlign w:val="center"/>
           </w:tcPr>
           <w:p>
             <w:pPr>
               <w:keepNext/>
-            </w:pPr>
-            <w:r>
-              <w:rPr>
-                <w:color w:val="000000"/>
-                <w:sz w:val="20"/>
-                <w:szCs w:val="20"/>
-              </w:rPr>
-              <w:t xml:space="preserve">Popularidad = log(1 + pageviews)</w:t>
+              <w:jc w:val="center"/>
+            </w:pPr>
+            <w:r>
+              <w:rPr>
+                <w:color w:val="000000"/>
+                <w:sz w:val="20"/>
+                <w:szCs w:val="20"/>
+              </w:rPr>
+              <w:t xml:space="preserve">Popularidad = </w:t>
+            </w:r>
+            <w:proofErr w:type="gramStart"/>
+            <w:r>
+              <w:rPr>
+                <w:color w:val="000000"/>
+                <w:sz w:val="20"/>
+                <w:szCs w:val="20"/>
+              </w:rPr>
+              <w:t>log(</w:t>
+            </w:r>
+            <w:proofErr w:type="gramEnd"/>
+            <w:r>
+              <w:rPr>
+                <w:color w:val="000000"/>
+                <w:sz w:val="20"/>
+                <w:szCs w:val="20"/>
+              </w:rPr>
+              <w:t>1 + pageviews)</w:t>
             </w:r>
           </w:p>
         </w:tc>
@@ -4703,29 +4746,25 @@
               <w:bottom w:w="80" w:type="dxa"/>
               <w:right w:w="100" w:type="dxa"/>
             </w:tcMar>
+            <w:vAlign w:val="center"/>
           </w:tcPr>
           <w:p>
             <w:pPr>
               <w:keepNext/>
-            </w:pPr>
-            <w:r>
-              <w:rPr>
-                <w:color w:val="000000"/>
-                <w:sz w:val="20"/>
-                <w:szCs w:val="20"/>
-              </w:rPr>
-              <w:t xml:space="preserve">Entre las 71 bandas con coincidencia confiable, las pageviews van de 9,462 a 5,287,100 (559 veces); el logaritmo reduce la asimetría de 2.66 a 0.08</w:t>
+              <w:jc w:val="center"/>
+            </w:pPr>
+            <w:r>
+              <w:rPr>
+                <w:color w:val="000000"/>
+                <w:sz w:val="20"/>
+                <w:szCs w:val="20"/>
+              </w:rPr>
+              <w:t>Entre las 71 bandas con coincidencia confiable, las pageviews van de 9,462 a 5,287,100 (559 veces); el logaritmo reduce la asimetría de 2.66 a 0.08</w:t>
             </w:r>
           </w:p>
         </w:tc>
       </w:tr>
       <w:tr>
-        <w:tblPrEx>
-          <w:tblCellMar>
-            <w:top w:w="0" w:type="dxa"/>
-            <w:bottom w:w="0" w:type="dxa"/>
-          </w:tblCellMar>
-        </w:tblPrEx>
         <w:trPr>
           <w:jc w:val="center"/>
         </w:trPr>
@@ -4738,18 +4777,26 @@
               <w:bottom w:w="80" w:type="dxa"/>
               <w:right w:w="100" w:type="dxa"/>
             </w:tcMar>
+            <w:vAlign w:val="center"/>
           </w:tcPr>
           <w:p>
             <w:pPr>
               <w:keepNext/>
-            </w:pPr>
-            <w:r>
-              <w:rPr>
-                <w:color w:val="000000"/>
-                <w:sz w:val="20"/>
-                <w:szCs w:val="20"/>
-              </w:rPr>
-              <w:t xml:space="preserve">Valores faltantes: popularidad</w:t>
+              <w:jc w:val="center"/>
+              <w:rPr>
+                <w:b/>
+                <w:bCs/>
+              </w:rPr>
+            </w:pPr>
+            <w:r>
+              <w:rPr>
+                <w:b/>
+                <w:bCs/>
+                <w:color w:val="000000"/>
+                <w:sz w:val="20"/>
+                <w:szCs w:val="20"/>
+              </w:rPr>
+              <w:t>Valores faltantes: popularidad</w:t>
             </w:r>
           </w:p>
         </w:tc>
@@ -4762,18 +4809,20 @@
               <w:bottom w:w="80" w:type="dxa"/>
               <w:right w:w="100" w:type="dxa"/>
             </w:tcMar>
+            <w:vAlign w:val="center"/>
           </w:tcPr>
           <w:p>
             <w:pPr>
               <w:keepNext/>
-            </w:pPr>
-            <w:r>
-              <w:rPr>
-                <w:color w:val="000000"/>
-                <w:sz w:val="20"/>
-                <w:szCs w:val="20"/>
-              </w:rPr>
-              <w:t xml:space="preserve">Se deja vacía (NaN) si la coincidencia de Genius no es confiable</w:t>
+              <w:jc w:val="center"/>
+            </w:pPr>
+            <w:r>
+              <w:rPr>
+                <w:color w:val="000000"/>
+                <w:sz w:val="20"/>
+                <w:szCs w:val="20"/>
+              </w:rPr>
+              <w:t>Se deja vacía (NaN) si la coincidencia de Genius no es confiable</w:t>
             </w:r>
           </w:p>
         </w:tc>
@@ -4786,29 +4835,25 @@
               <w:bottom w:w="80" w:type="dxa"/>
               <w:right w:w="100" w:type="dxa"/>
             </w:tcMar>
+            <w:vAlign w:val="center"/>
           </w:tcPr>
           <w:p>
             <w:pPr>
               <w:keepNext/>
-            </w:pPr>
-            <w:r>
-              <w:rPr>
-                <w:color w:val="000000"/>
-                <w:sz w:val="20"/>
-                <w:szCs w:val="20"/>
-              </w:rPr>
-              <w:t xml:space="preserve">Imputarla inventaría una popularidad que no corresponde a la banda</w:t>
+              <w:jc w:val="center"/>
+            </w:pPr>
+            <w:r>
+              <w:rPr>
+                <w:color w:val="000000"/>
+                <w:sz w:val="20"/>
+                <w:szCs w:val="20"/>
+              </w:rPr>
+              <w:t>Imputarla inventaría una popularidad que no corresponde a la banda</w:t>
             </w:r>
           </w:p>
         </w:tc>
       </w:tr>
       <w:tr>
-        <w:tblPrEx>
-          <w:tblCellMar>
-            <w:top w:w="0" w:type="dxa"/>
-            <w:bottom w:w="0" w:type="dxa"/>
-          </w:tblCellMar>
-        </w:tblPrEx>
         <w:trPr>
           <w:jc w:val="center"/>
         </w:trPr>
@@ -4821,18 +4866,26 @@
               <w:bottom w:w="80" w:type="dxa"/>
               <w:right w:w="100" w:type="dxa"/>
             </w:tcMar>
+            <w:vAlign w:val="center"/>
           </w:tcPr>
           <w:p>
             <w:pPr>
               <w:keepNext/>
-            </w:pPr>
-            <w:r>
-              <w:rPr>
-                <w:color w:val="000000"/>
-                <w:sz w:val="20"/>
-                <w:szCs w:val="20"/>
-              </w:rPr>
-              <w:t xml:space="preserve">Valores faltantes: sinopsis</w:t>
+              <w:jc w:val="center"/>
+              <w:rPr>
+                <w:b/>
+                <w:bCs/>
+              </w:rPr>
+            </w:pPr>
+            <w:r>
+              <w:rPr>
+                <w:b/>
+                <w:bCs/>
+                <w:color w:val="000000"/>
+                <w:sz w:val="20"/>
+                <w:szCs w:val="20"/>
+              </w:rPr>
+              <w:t>Valores faltantes: sinopsis</w:t>
             </w:r>
           </w:p>
         </w:tc>
@@ -4845,18 +4898,20 @@
               <w:bottom w:w="80" w:type="dxa"/>
               <w:right w:w="100" w:type="dxa"/>
             </w:tcMar>
+            <w:vAlign w:val="center"/>
           </w:tcPr>
           <w:p>
             <w:pPr>
               <w:keepNext/>
-            </w:pPr>
-            <w:r>
-              <w:rPr>
-                <w:color w:val="000000"/>
-                <w:sz w:val="20"/>
-                <w:szCs w:val="20"/>
-              </w:rPr>
-              <w:t xml:space="preserve">No se imputa texto; el perfil queda solo con la categoría y el libro se excluye como candidato</w:t>
+              <w:jc w:val="center"/>
+            </w:pPr>
+            <w:r>
+              <w:rPr>
+                <w:color w:val="000000"/>
+                <w:sz w:val="20"/>
+                <w:szCs w:val="20"/>
+              </w:rPr>
+              <w:t>No se imputa texto; el perfil queda solo con la categoría y el libro se excluye como candidato</w:t>
             </w:r>
           </w:p>
         </w:tc>
@@ -4869,29 +4924,25 @@
               <w:bottom w:w="80" w:type="dxa"/>
               <w:right w:w="100" w:type="dxa"/>
             </w:tcMar>
+            <w:vAlign w:val="center"/>
           </w:tcPr>
           <w:p>
             <w:pPr>
               <w:keepNext/>
-            </w:pPr>
-            <w:r>
-              <w:rPr>
-                <w:color w:val="000000"/>
-                <w:sz w:val="20"/>
-                <w:szCs w:val="20"/>
-              </w:rPr>
-              <w:t xml:space="preserve">Un texto inventado sesgaría la similitud; excluirlo evita perfiles degenerados (sección 7.4)</w:t>
+              <w:jc w:val="center"/>
+            </w:pPr>
+            <w:r>
+              <w:rPr>
+                <w:color w:val="000000"/>
+                <w:sz w:val="20"/>
+                <w:szCs w:val="20"/>
+              </w:rPr>
+              <w:t>Un texto inventado sesgaría la similitud; excluirlo evita perfiles degenerados (sección 7.4)</w:t>
             </w:r>
           </w:p>
         </w:tc>
       </w:tr>
       <w:tr>
-        <w:tblPrEx>
-          <w:tblCellMar>
-            <w:top w:w="0" w:type="dxa"/>
-            <w:bottom w:w="0" w:type="dxa"/>
-          </w:tblCellMar>
-        </w:tblPrEx>
         <w:trPr>
           <w:jc w:val="center"/>
         </w:trPr>
@@ -4904,18 +4955,26 @@
               <w:bottom w:w="80" w:type="dxa"/>
               <w:right w:w="100" w:type="dxa"/>
             </w:tcMar>
+            <w:vAlign w:val="center"/>
           </w:tcPr>
           <w:p>
             <w:pPr>
               <w:keepNext/>
-            </w:pPr>
-            <w:r>
-              <w:rPr>
-                <w:color w:val="000000"/>
-                <w:sz w:val="20"/>
-                <w:szCs w:val="20"/>
-              </w:rPr>
-              <w:t xml:space="preserve">Año de publicación</w:t>
+              <w:jc w:val="center"/>
+              <w:rPr>
+                <w:b/>
+                <w:bCs/>
+              </w:rPr>
+            </w:pPr>
+            <w:r>
+              <w:rPr>
+                <w:b/>
+                <w:bCs/>
+                <w:color w:val="000000"/>
+                <w:sz w:val="20"/>
+                <w:szCs w:val="20"/>
+              </w:rPr>
+              <w:t>Año de publicación</w:t>
             </w:r>
           </w:p>
         </w:tc>
@@ -4928,18 +4987,20 @@
               <w:bottom w:w="80" w:type="dxa"/>
               <w:right w:w="100" w:type="dxa"/>
             </w:tcMar>
+            <w:vAlign w:val="center"/>
           </w:tcPr>
           <w:p>
             <w:pPr>
               <w:keepNext/>
-            </w:pPr>
-            <w:r>
-              <w:rPr>
-                <w:color w:val="000000"/>
-                <w:sz w:val="20"/>
-                <w:szCs w:val="20"/>
-              </w:rPr>
-              <w:t xml:space="preserve">Agrupado por década</w:t>
+              <w:jc w:val="center"/>
+            </w:pPr>
+            <w:r>
+              <w:rPr>
+                <w:color w:val="000000"/>
+                <w:sz w:val="20"/>
+                <w:szCs w:val="20"/>
+              </w:rPr>
+              <w:t>Agrupado por década</w:t>
             </w:r>
           </w:p>
         </w:tc>
@@ -4952,29 +5013,25 @@
               <w:bottom w:w="80" w:type="dxa"/>
               <w:right w:w="100" w:type="dxa"/>
             </w:tcMar>
+            <w:vAlign w:val="center"/>
           </w:tcPr>
           <w:p>
             <w:pPr>
               <w:keepNext/>
-            </w:pPr>
-            <w:r>
-              <w:rPr>
-                <w:color w:val="000000"/>
-                <w:sz w:val="20"/>
-                <w:szCs w:val="20"/>
-              </w:rPr>
-              <w:t xml:space="preserve">Reduce la dispersión de una variable con pocos libros por año</w:t>
+              <w:jc w:val="center"/>
+            </w:pPr>
+            <w:r>
+              <w:rPr>
+                <w:color w:val="000000"/>
+                <w:sz w:val="20"/>
+                <w:szCs w:val="20"/>
+              </w:rPr>
+              <w:t>Reduce la dispersión de una variable con pocos libros por año</w:t>
             </w:r>
           </w:p>
         </w:tc>
       </w:tr>
       <w:tr>
-        <w:tblPrEx>
-          <w:tblCellMar>
-            <w:top w:w="0" w:type="dxa"/>
-            <w:bottom w:w="0" w:type="dxa"/>
-          </w:tblCellMar>
-        </w:tblPrEx>
         <w:trPr>
           <w:jc w:val="center"/>
         </w:trPr>
@@ -4987,18 +5044,26 @@
               <w:bottom w:w="80" w:type="dxa"/>
               <w:right w:w="100" w:type="dxa"/>
             </w:tcMar>
+            <w:vAlign w:val="center"/>
           </w:tcPr>
           <w:p>
             <w:pPr>
               <w:keepNext/>
-            </w:pPr>
-            <w:r>
-              <w:rPr>
-                <w:color w:val="000000"/>
-                <w:sz w:val="20"/>
-                <w:szCs w:val="20"/>
-              </w:rPr>
-              <w:t xml:space="preserve">Aumentación de datos</w:t>
+              <w:jc w:val="center"/>
+              <w:rPr>
+                <w:b/>
+                <w:bCs/>
+              </w:rPr>
+            </w:pPr>
+            <w:r>
+              <w:rPr>
+                <w:b/>
+                <w:bCs/>
+                <w:color w:val="000000"/>
+                <w:sz w:val="20"/>
+                <w:szCs w:val="20"/>
+              </w:rPr>
+              <w:t>Aumentación de datos</w:t>
             </w:r>
           </w:p>
         </w:tc>
@@ -5011,18 +5076,20 @@
               <w:bottom w:w="80" w:type="dxa"/>
               <w:right w:w="100" w:type="dxa"/>
             </w:tcMar>
+            <w:vAlign w:val="center"/>
           </w:tcPr>
           <w:p>
             <w:pPr>
               <w:keepNext/>
-            </w:pPr>
-            <w:r>
-              <w:rPr>
-                <w:color w:val="000000"/>
-                <w:sz w:val="20"/>
-                <w:szCs w:val="20"/>
-              </w:rPr>
-              <w:t xml:space="preserve">No se aplicó</w:t>
+              <w:jc w:val="center"/>
+            </w:pPr>
+            <w:r>
+              <w:rPr>
+                <w:color w:val="000000"/>
+                <w:sz w:val="20"/>
+                <w:szCs w:val="20"/>
+              </w:rPr>
+              <w:t>No se aplicó</w:t>
             </w:r>
           </w:p>
         </w:tc>
@@ -5035,18 +5102,20 @@
               <w:bottom w:w="80" w:type="dxa"/>
               <w:right w:w="100" w:type="dxa"/>
             </w:tcMar>
+            <w:vAlign w:val="center"/>
           </w:tcPr>
           <w:p>
             <w:pPr>
               <w:keepNext/>
-            </w:pPr>
-            <w:r>
-              <w:rPr>
-                <w:color w:val="000000"/>
-                <w:sz w:val="20"/>
-                <w:szCs w:val="20"/>
-              </w:rPr>
-              <w:t xml:space="preserve">Generar pares sintéticos contaminaría el único conjunto de evaluación (los 105 pares)</w:t>
+              <w:jc w:val="center"/>
+            </w:pPr>
+            <w:r>
+              <w:rPr>
+                <w:color w:val="000000"/>
+                <w:sz w:val="20"/>
+                <w:szCs w:val="20"/>
+              </w:rPr>
+              <w:t>Generar pares sintéticos contaminaría el único conjunto de evaluación (los 105 pares)</w:t>
             </w:r>
           </w:p>
         </w:tc>
@@ -5064,7 +5133,7 @@
           <w:sz w:val="18"/>
           <w:szCs w:val="18"/>
         </w:rPr>
-        <w:t xml:space="preserve">Tabla 6. Transformaciones aplicadas a los datos y su justificación.</w:t>
+        <w:t>Tabla 6. Transformaciones aplicadas a los datos y su justificación.</w:t>
       </w:r>
     </w:p>
     <w:p>
@@ -5086,7 +5155,7 @@
           <w:b/>
           <w:bCs/>
         </w:rPr>
-        <w:t xml:space="preserve">Tipo de modelación.</w:t>
+        <w:t>Tipo de modelación.</w:t>
       </w:r>
       <w:r>
         <w:t xml:space="preserve"> El modelo central es </w:t>
@@ -5096,7 +5165,7 @@
           <w:b/>
           <w:bCs/>
         </w:rPr>
-        <w:t xml:space="preserve">no supervisado</w:t>
+        <w:t>no supervisado</w:t>
       </w:r>
       <w:r>
         <w:t xml:space="preserve">: ningún parámetro se ajusta con etiquetas. Cada banda y cada libro se representan como un vector en un espacio semántico compartido, usando un modelo de embeddings de oración pre-entrenado (Reimers &amp; Gurevych, 2019, 2020; Wang et al., 2020), y la recomendación se obtiene por similitud coseno, el enfoque clásico de los recomendadores basados en contenido (Lops et al., 2011). Los 105 pares curados funcionan solo como conjunto de prueba y se evalúan con métricas de recuperación de información: rank promedio, Recall@k y MRR (Voorhees, 1999). La corrección de hubness se inspira en la literatura sobre vecinos “hub” en espacios de alta dimensión (Radovanović et al., 2010) y en el criterio CSLS (Conneau et al., 2018). Sobre este modelo central opera un modelo secundario </w:t>
@@ -5106,10 +5175,10 @@
           <w:b/>
           <w:bCs/>
         </w:rPr>
-        <w:t xml:space="preserve">generativo</w:t>
-      </w:r>
-      <w:r>
-        <w:t xml:space="preserve">, un LLM, descrito en la sección 7.7.</w:t>
+        <w:t>generativo</w:t>
+      </w:r>
+      <w:r>
+        <w:t>, un LLM, descrito en la sección 7.7.</w:t>
       </w:r>
     </w:p>
     <w:p>
@@ -5126,7 +5195,7 @@
         <w:jc w:val="both"/>
       </w:pPr>
       <w:r>
-        <w:t xml:space="preserve">Con solo 105 pares etiquetados a mano, entrenar una red desde cero (por ejemplo, un dual encoder supervisado) tiene un riesgo alto de memorizar esos 105 casos en vez de aprender un patrón generalizable — no hay suficientes ejemplos para separar entrenamiento y validación de forma confiable. Se optó, en cambio, por un recomendador de similitud de contenido: representar cada libro y cada banda como un vector en un espacio semántico compartido, medir similitud coseno entre ambos lados, y usar los 105 pares únicamente para evaluar qué tan bien funciona esa similitud — nunca para ajustar parámetros de un modelo entrenado.</w:t>
+        <w:t>Con solo 105 pares etiquetados a mano, entrenar una red desde cero (por ejemplo, un dual encoder supervisado) tiene un riesgo alto de memorizar esos 105 casos en vez de aprender un patrón generalizable — no hay suficientes ejemplos para separar entrenamiento y validación de forma confiable. Se optó, en cambio, por un recomendador de similitud de contenido: representar cada libro y cada banda como un vector en un espacio semántico compartido, medir similitud coseno entre ambos lados, y usar los 105 pares únicamente para evaluar qué tan bien funciona esa similitud — nunca para ajustar parámetros de un modelo entrenado.</w:t>
       </w:r>
     </w:p>
     <w:p>
@@ -5135,7 +5204,7 @@
         <w:jc w:val="both"/>
       </w:pPr>
       <w:r>
-        <w:t xml:space="preserve">La evaluación, implementada en una función reusable (evalua()) en inkriff_modelado_similitud.ipynb, calcula para cada uno de los 105 pares conocidos en qué posición (rank) queda el elemento correcto del otro lado al ordenar todos los candidatos por similitud, y resume esto en cuatro métricas: rank promedio (comparado contra lo que daría el azar, n/2), Recall@5, Recall@10 y MRR (Mean Reciprocal Rank).</w:t>
+        <w:t>La evaluación, implementada en una función reusable (evalua()) en inkriff_modelado_similitud.ipynb, calcula para cada uno de los 105 pares conocidos en qué posición (rank) queda el elemento correcto del otro lado al ordenar todos los candidatos por similitud, y resume esto en cuatro métricas: rank promedio (comparado contra lo que daría el azar, n/2), Recall@5, Recall@10 y MRR (Mean Reciprocal Rank).</w:t>
       </w:r>
     </w:p>
     <w:p>
@@ -5152,7 +5221,7 @@
         <w:jc w:val="both"/>
       </w:pPr>
       <w:r>
-        <w:t xml:space="preserve">El primer intento representa el perfil de cada banda (subgénero repetido + sus tags de MusicBrainz) y el perfil de cada libro (categoría + sinopsis limpia) con un TF-IDF conjunto (500 términos, min_df=2), y mide similitud coseno. El resultado es prácticamente indistinguible del azar:</w:t>
+        <w:t>El primer intento representa el perfil de cada banda (subgénero repetido + sus tags de MusicBrainz) y el perfil de cada libro (categoría + sinopsis limpia) con un TF-IDF conjunto (500 términos, min_df=2), y mide similitud coseno. El resultado es prácticamente indistinguible del azar:</w:t>
       </w:r>
     </w:p>
     <w:tbl>
@@ -5179,12 +5248,6 @@
         <w:gridCol w:w="2900"/>
       </w:tblGrid>
       <w:tr>
-        <w:tblPrEx>
-          <w:tblCellMar>
-            <w:top w:w="0" w:type="dxa"/>
-            <w:bottom w:w="0" w:type="dxa"/>
-          </w:tblCellMar>
-        </w:tblPrEx>
         <w:trPr>
           <w:jc w:val="center"/>
         </w:trPr>
@@ -5274,12 +5337,6 @@
         </w:tc>
       </w:tr>
       <w:tr>
-        <w:tblPrEx>
-          <w:tblCellMar>
-            <w:top w:w="0" w:type="dxa"/>
-            <w:bottom w:w="0" w:type="dxa"/>
-          </w:tblCellMar>
-        </w:tblPrEx>
         <w:trPr>
           <w:jc w:val="center"/>
         </w:trPr>
@@ -5360,12 +5417,6 @@
         </w:tc>
       </w:tr>
       <w:tr>
-        <w:tblPrEx>
-          <w:tblCellMar>
-            <w:top w:w="0" w:type="dxa"/>
-            <w:bottom w:w="0" w:type="dxa"/>
-          </w:tblCellMar>
-        </w:tblPrEx>
         <w:trPr>
           <w:jc w:val="center"/>
         </w:trPr>
@@ -5446,12 +5497,6 @@
         </w:tc>
       </w:tr>
       <w:tr>
-        <w:tblPrEx>
-          <w:tblCellMar>
-            <w:top w:w="0" w:type="dxa"/>
-            <w:bottom w:w="0" w:type="dxa"/>
-          </w:tblCellMar>
-        </w:tblPrEx>
         <w:trPr>
           <w:jc w:val="center"/>
         </w:trPr>
@@ -5532,12 +5577,6 @@
         </w:tc>
       </w:tr>
       <w:tr>
-        <w:tblPrEx>
-          <w:tblCellMar>
-            <w:top w:w="0" w:type="dxa"/>
-            <w:bottom w:w="0" w:type="dxa"/>
-          </w:tblCellMar>
-        </w:tblPrEx>
         <w:trPr>
           <w:jc w:val="center"/>
         </w:trPr>
@@ -5639,7 +5678,7 @@
         <w:jc w:val="both"/>
       </w:pPr>
       <w:r>
-        <w:t xml:space="preserve">Este resultado no es un error de código: es evidencia real de que el vocabulario de tags musicales (“power metal”, “gothic”, “djent”) casi nunca coincide literalmente con las palabras de una sinopsis de libro (“guerra”, “reino”, “espada”). TF-IDF solo puede detectar coincidencias exactas de palabras, y entre estos dos dominios casi no las hay.</w:t>
+        <w:t>Este resultado no es un error de código: es evidencia real de que el vocabulario de tags musicales (“power metal”, “gothic”, “djent”) casi nunca coincide literalmente con las palabras de una sinopsis de libro (“guerra”, “reino”, “espada”). TF-IDF solo puede detectar coincidencias exactas de palabras, y entre estos dos dominios casi no las hay.</w:t>
       </w:r>
     </w:p>
     <w:p>
@@ -5647,7 +5686,7 @@
         <w:pStyle w:val="Heading2"/>
       </w:pPr>
       <w:r>
-        <w:t xml:space="preserve">7.3 Enfoque 2 — Embeddings de oración pre-entrenados (multilingüe)</w:t>
+        <w:t>7.3 Enfoque 2 — Embeddings de oración pre-entrenados (multilingüe)</w:t>
       </w:r>
     </w:p>
     <w:p>
@@ -5656,7 +5695,11 @@
         <w:jc w:val="both"/>
       </w:pPr>
       <w:r>
-        <w:t xml:space="preserve">Para capturar similitud semántica y no solo léxica, se codificó el mismo texto con un modelo de embeddings de oración pre-entrenado y multilingüe (paraphrase-multilingual-MiniLM-L12-v2, vía la librería sentence-transformers, corrido en Google Colab por requerir descargar el modelo). No se entrena nada: el modelo ya viene ajustado, solo se usa para codificar texto, por lo que la decisión de no entrenar una red desde cero (7.1) se mantiene.</w:t>
+        <w:t xml:space="preserve">Para capturar similitud semántica y no solo léxica, se codificó el mismo texto con un modelo de embeddings de oración pre-entrenado y multilingüe (paraphrase-multilingual-MiniLM-L12-v2, vía la librería sentence-transformers, corrido en Google Colab por requerir descargar el modelo). No se entrena nada: el modelo ya </w:t>
+      </w:r>
+      <w:r>
+        <w:lastRenderedPageBreak/>
+        <w:t>viene ajustado, solo se usa para codificar texto, por lo que la decisión de no entrenar una red desde cero (7.1) se mantiene.</w:t>
       </w:r>
     </w:p>
     <w:tbl>
@@ -5683,12 +5726,6 @@
         <w:gridCol w:w="2900"/>
       </w:tblGrid>
       <w:tr>
-        <w:tblPrEx>
-          <w:tblCellMar>
-            <w:top w:w="0" w:type="dxa"/>
-            <w:bottom w:w="0" w:type="dxa"/>
-          </w:tblCellMar>
-        </w:tblPrEx>
         <w:trPr>
           <w:jc w:val="center"/>
         </w:trPr>
@@ -5778,12 +5815,6 @@
         </w:tc>
       </w:tr>
       <w:tr>
-        <w:tblPrEx>
-          <w:tblCellMar>
-            <w:top w:w="0" w:type="dxa"/>
-            <w:bottom w:w="0" w:type="dxa"/>
-          </w:tblCellMar>
-        </w:tblPrEx>
         <w:trPr>
           <w:jc w:val="center"/>
         </w:trPr>
@@ -5864,12 +5895,6 @@
         </w:tc>
       </w:tr>
       <w:tr>
-        <w:tblPrEx>
-          <w:tblCellMar>
-            <w:top w:w="0" w:type="dxa"/>
-            <w:bottom w:w="0" w:type="dxa"/>
-          </w:tblCellMar>
-        </w:tblPrEx>
         <w:trPr>
           <w:jc w:val="center"/>
         </w:trPr>
@@ -5950,12 +5975,6 @@
         </w:tc>
       </w:tr>
       <w:tr>
-        <w:tblPrEx>
-          <w:tblCellMar>
-            <w:top w:w="0" w:type="dxa"/>
-            <w:bottom w:w="0" w:type="dxa"/>
-          </w:tblCellMar>
-        </w:tblPrEx>
         <w:trPr>
           <w:jc w:val="center"/>
         </w:trPr>
@@ -6036,12 +6055,6 @@
         </w:tc>
       </w:tr>
       <w:tr>
-        <w:tblPrEx>
-          <w:tblCellMar>
-            <w:top w:w="0" w:type="dxa"/>
-            <w:bottom w:w="0" w:type="dxa"/>
-          </w:tblCellMar>
-        </w:tblPrEx>
         <w:trPr>
           <w:jc w:val="center"/>
         </w:trPr>
@@ -6134,7 +6147,7 @@
           <w:sz w:val="18"/>
           <w:szCs w:val="18"/>
         </w:rPr>
-        <w:t xml:space="preserve">Tabla 8. Resultados del enfoque de embeddings multilingües sobre los 105 pares conocidos.</w:t>
+        <w:t>Tabla 8. Resultados del enfoque de embeddings multilingües sobre los 105 pares conocidos.</w:t>
       </w:r>
     </w:p>
     <w:p>
@@ -6143,8 +6156,7 @@
         <w:jc w:val="both"/>
       </w:pPr>
       <w:r>
-        <w:lastRenderedPageBreak/>
-        <w:t xml:space="preserve">La mejora sobre TF-IDF es real aunque modesta: el rank promedio ya supera al azar en ambos sentidos (antes solo lo hacía marginalmente del lado libro), y Recall@10 sube en ambos sentidos.</w:t>
+        <w:t>La mejora sobre TF-IDF es real aunque modesta: el rank promedio ya supera al azar en ambos sentidos (antes solo lo hacía marginalmente del lado libro), y Recall@10 sube en ambos sentidos.</w:t>
       </w:r>
     </w:p>
     <w:p>
@@ -6161,7 +6173,7 @@
         <w:jc w:val="both"/>
       </w:pPr>
       <w:r>
-        <w:t xml:space="preserve">Al revisar a fondo las recomendaciones reales generadas con el enfoque de embeddings, se encontró un patrón que las métricas agregadas de la sección anterior no capturan: unos pocos libros dominaban el top-5 de una fracción muy grande de bandas, sin relación aparente con su subgénero musical. En la corrida real:</w:t>
+        <w:t>Al revisar a fondo las recomendaciones reales generadas con el enfoque de embeddings, se encontró un patrón que las métricas agregadas de la sección anterior no capturan: unos pocos libros dominaban el top-5 de una fracción muy grande de bandas, sin relación aparente con su subgénero musical. En la corrida real:</w:t>
       </w:r>
     </w:p>
     <w:p>
@@ -6226,7 +6238,7 @@
         <w:jc w:val="both"/>
       </w:pPr>
       <w:r>
-        <w:t xml:space="preserve">“Hubness” genuina: otros libros hub (“El Señor de los Anillos”, “Trono de Cristal”, “Eleanor &amp; Park”) sí tenían sinopsis larga y real, y aun así dominaban. Este es un fenómeno conocido en espacios de embeddings de alta dimensión — unos pocos puntos terminan siendo “vecinos cercanos” de casi todo — agravado aquí por la asimetría de longitud entre los perfiles cortos de banda (~10-20 palabras) y las sinopsis largas de libro (~100-300 palabras).</w:t>
+        <w:t>“Hubness” genuina: otros libros hub (“El Señor de los Anillos”, “Trono de Cristal”, “Eleanor &amp; Park”) sí tenían sinopsis larga y real, y aun así dominaban. Este es un fenómeno conocido en espacios de embeddings de alta dimensión — unos pocos puntos terminan siendo “vecinos cercanos” de casi todo — agravado aquí por la asimetría de longitud entre los perfiles cortos de banda (~10-20 palabras) y las sinopsis largas de libro (~100-300 palabras).</w:t>
       </w:r>
     </w:p>
     <w:p>
@@ -6243,7 +6255,7 @@
         <w:jc w:val="both"/>
       </w:pPr>
       <w:r>
-        <w:t xml:space="preserve">Se aplicaron dos correcciones, evaluadas con la misma función evalua() para mantener la comparación justa:</w:t>
+        <w:t>Se aplicaron dos correcciones, evaluadas con la misma función evalua() para mantener la comparación justa:</w:t>
       </w:r>
     </w:p>
     <w:p>
@@ -6271,7 +6283,7 @@
         <w:jc w:val="both"/>
       </w:pPr>
       <w:r>
-        <w:t xml:space="preserve">Corrección de hubness por centrado: una versión simplificada de “centrado” (en el espíritu de CSLS, una técnica usada en matching cross-lingual de embeddings). A cada similitud se le resta el promedio de similitud de ese libro contra todas las bandas y el promedio de esa banda contra todos los libros. Un libro que “le cae bien a todo el mundo” en promedio pierde puntos: ya no puede ganar solo por ser genérico.</w:t>
+        <w:t>Corrección de hubness por centrado: una versión simplificada de “centrado” (en el espíritu de CSLS, una técnica usada en matching cross-lingual de embeddings). A cada similitud se le resta el promedio de similitud de ese libro contra todas las bandas y el promedio de esa banda contra todos los libros. Un libro que “le cae bien a todo el mundo” en promedio pierde puntos: ya no puede ganar solo por ser genérico.</w:t>
       </w:r>
     </w:p>
     <w:p>
@@ -6280,7 +6292,7 @@
         <w:jc w:val="both"/>
       </w:pPr>
       <w:r>
-        <w:t xml:space="preserve">El resultado, verificado con la corrida real en Colab, mejoró tanto las métricas de evaluación como — el objetivo original — la concentración de hubs:</w:t>
+        <w:t>El resultado, verificado con la corrida real en Colab, mejoró tanto las métricas de evaluación como — el objetivo original — la concentración de hubs:</w:t>
       </w:r>
     </w:p>
     <w:tbl>
@@ -6307,12 +6319,6 @@
         <w:gridCol w:w="3260"/>
       </w:tblGrid>
       <w:tr>
-        <w:tblPrEx>
-          <w:tblCellMar>
-            <w:top w:w="0" w:type="dxa"/>
-            <w:bottom w:w="0" w:type="dxa"/>
-          </w:tblCellMar>
-        </w:tblPrEx>
         <w:trPr>
           <w:jc w:val="center"/>
         </w:trPr>
@@ -6368,7 +6374,7 @@
                 <w:sz w:val="20"/>
                 <w:szCs w:val="20"/>
               </w:rPr>
-              <w:t xml:space="preserve">Embeddings (sin corregir)</w:t>
+              <w:t>Embeddings (sin corregir)</w:t>
             </w:r>
           </w:p>
         </w:tc>
@@ -6396,18 +6402,12 @@
                 <w:sz w:val="20"/>
                 <w:szCs w:val="20"/>
               </w:rPr>
-              <w:t xml:space="preserve">Embeddings + corrección de hubness</w:t>
+              <w:t>Embeddings + corrección de hubness</w:t>
             </w:r>
           </w:p>
         </w:tc>
       </w:tr>
       <w:tr>
-        <w:tblPrEx>
-          <w:tblCellMar>
-            <w:top w:w="0" w:type="dxa"/>
-            <w:bottom w:w="0" w:type="dxa"/>
-          </w:tblCellMar>
-        </w:tblPrEx>
         <w:trPr>
           <w:jc w:val="center"/>
         </w:trPr>
@@ -6488,12 +6488,6 @@
         </w:tc>
       </w:tr>
       <w:tr>
-        <w:tblPrEx>
-          <w:tblCellMar>
-            <w:top w:w="0" w:type="dxa"/>
-            <w:bottom w:w="0" w:type="dxa"/>
-          </w:tblCellMar>
-        </w:tblPrEx>
         <w:trPr>
           <w:jc w:val="center"/>
         </w:trPr>
@@ -6518,6 +6512,7 @@
                 <w:sz w:val="20"/>
                 <w:szCs w:val="20"/>
               </w:rPr>
+              <w:lastRenderedPageBreak/>
               <w:t>Recall@5 banda</w:t>
             </w:r>
           </w:p>
@@ -6574,12 +6569,6 @@
         </w:tc>
       </w:tr>
       <w:tr>
-        <w:tblPrEx>
-          <w:tblCellMar>
-            <w:top w:w="0" w:type="dxa"/>
-            <w:bottom w:w="0" w:type="dxa"/>
-          </w:tblCellMar>
-        </w:tblPrEx>
         <w:trPr>
           <w:jc w:val="center"/>
         </w:trPr>
@@ -6660,12 +6649,6 @@
         </w:tc>
       </w:tr>
       <w:tr>
-        <w:tblPrEx>
-          <w:tblCellMar>
-            <w:top w:w="0" w:type="dxa"/>
-            <w:bottom w:w="0" w:type="dxa"/>
-          </w:tblCellMar>
-        </w:tblPrEx>
         <w:trPr>
           <w:jc w:val="center"/>
         </w:trPr>
@@ -6746,12 +6729,6 @@
         </w:tc>
       </w:tr>
       <w:tr>
-        <w:tblPrEx>
-          <w:tblCellMar>
-            <w:top w:w="0" w:type="dxa"/>
-            <w:bottom w:w="0" w:type="dxa"/>
-          </w:tblCellMar>
-        </w:tblPrEx>
         <w:trPr>
           <w:jc w:val="center"/>
         </w:trPr>
@@ -6832,12 +6809,6 @@
         </w:tc>
       </w:tr>
       <w:tr>
-        <w:tblPrEx>
-          <w:tblCellMar>
-            <w:top w:w="0" w:type="dxa"/>
-            <w:bottom w:w="0" w:type="dxa"/>
-          </w:tblCellMar>
-        </w:tblPrEx>
         <w:trPr>
           <w:jc w:val="center"/>
         </w:trPr>
@@ -6918,12 +6889,6 @@
         </w:tc>
       </w:tr>
       <w:tr>
-        <w:tblPrEx>
-          <w:tblCellMar>
-            <w:top w:w="0" w:type="dxa"/>
-            <w:bottom w:w="0" w:type="dxa"/>
-          </w:tblCellMar>
-        </w:tblPrEx>
         <w:trPr>
           <w:jc w:val="center"/>
         </w:trPr>
@@ -7004,12 +6969,6 @@
         </w:tc>
       </w:tr>
       <w:tr>
-        <w:tblPrEx>
-          <w:tblCellMar>
-            <w:top w:w="0" w:type="dxa"/>
-            <w:bottom w:w="0" w:type="dxa"/>
-          </w:tblCellMar>
-        </w:tblPrEx>
         <w:trPr>
           <w:jc w:val="center"/>
         </w:trPr>
@@ -7102,7 +7061,7 @@
           <w:sz w:val="18"/>
           <w:szCs w:val="18"/>
         </w:rPr>
-        <w:t xml:space="preserve">Tabla 9. Comparación final: embeddings sin corregir vs. con corrección de hubness, sobre los 105 pares conocidos.</w:t>
+        <w:t>Tabla 9. Comparación final: embeddings sin corregir vs. con corrección de hubness, sobre los 105 pares conocidos.</w:t>
       </w:r>
     </w:p>
     <w:p>
@@ -7115,7 +7074,6 @@
           <w:b/>
           <w:bCs/>
         </w:rPr>
-        <w:lastRenderedPageBreak/>
         <w:t xml:space="preserve">Concentración de hubs, antes vs. después: </w:t>
       </w:r>
       <w:r>
@@ -7128,32 +7086,36 @@
         <w:jc w:val="both"/>
       </w:pPr>
       <w:r>
-        <w:t xml:space="preserve">La Figura 4 hace visible ese cambio en los libros más repetidos. Con los embeddings sin corregir, El Señor de los Anillos aparecía en el top-5 de 41 bandas; tras la corrección, en 12. La guerra de la amapola y El priorato del naranjo bajan a cero porque no tienen sinopsis y se excluyeron como candidatos. Al mismo tiempo, libros que antes casi no aparecían, como Babel (6 → 14) o Heartstopper (0 → 14), ganan presencia: la corrección reparte las recomendaciones en lugar de concentrarlas.</w:t>
-      </w:r>
-    </w:p>
-    <w:p xmlns:a="http://schemas.openxmlformats.org/drawingml/2006/main" xmlns:pic="http://schemas.openxmlformats.org/drawingml/2006/picture">
+        <w:t>La Figura 4 hace visible ese cambio en los libros más repetidos. Con los embeddings sin corregir, El Señor de los Anillos aparecía en el top-5 de 41 bandas; tras la corrección, en 12. La guerra de la amapola y El priorato del naranjo bajan a cero porque no tienen sinopsis y se excluyeron como candidatos. Al mismo tiempo, libros que antes casi no aparecían, como Babel (6 → 14) o Heartstopper (0 → 14), ganan presencia: la corrección reparte las recomendaciones en lugar de concentrarlas.</w:t>
+      </w:r>
+    </w:p>
+    <w:p>
       <w:pPr>
         <w:keepLines/>
         <w:spacing w:before="120" w:after="240"/>
         <w:jc w:val="center"/>
       </w:pPr>
       <w:r>
+        <w:rPr>
+          <w:noProof/>
+        </w:rPr>
         <w:drawing>
-          <wp:inline distT="0" distB="0" distL="0" distR="0">
-            <wp:extent cx="5486400" cy="3105887"/>
+          <wp:inline distT="0" distB="0" distL="0" distR="0" wp14:anchorId="38C6BB2C" wp14:editId="3B07500A">
+            <wp:extent cx="5486400" cy="3105888"/>
+            <wp:effectExtent l="0" t="0" r="0" b="0"/>
             <wp:docPr id="105" name="fig_hubs.png" descr="Concentración de hubs antes y después"/>
             <wp:cNvGraphicFramePr>
-              <a:graphicFrameLocks noChangeAspect="1"/>
+              <a:graphicFrameLocks xmlns:a="http://schemas.openxmlformats.org/drawingml/2006/main" noChangeAspect="1"/>
             </wp:cNvGraphicFramePr>
-            <a:graphic>
+            <a:graphic xmlns:a="http://schemas.openxmlformats.org/drawingml/2006/main">
               <a:graphicData uri="http://schemas.openxmlformats.org/drawingml/2006/picture">
-                <pic:pic>
+                <pic:pic xmlns:pic="http://schemas.openxmlformats.org/drawingml/2006/picture">
                   <pic:nvPicPr>
                     <pic:cNvPr id="105" name="fig_hubs.png"/>
                     <pic:cNvPicPr/>
                   </pic:nvPicPr>
                   <pic:blipFill>
-                    <a:blip r:embed="rIdImg5"/>
+                    <a:blip r:embed="rId8"/>
                     <a:stretch>
                       <a:fillRect/>
                     </a:stretch>
@@ -7161,7 +7123,7 @@
                   <pic:spPr>
                     <a:xfrm>
                       <a:off x="0" y="0"/>
-                      <a:ext cx="5486400" cy="3105887"/>
+                      <a:ext cx="5486400" cy="3135085"/>
                     </a:xfrm>
                     <a:prstGeom prst="rect">
                       <a:avLst/>
@@ -7184,7 +7146,7 @@
           <w:sz w:val="18"/>
           <w:szCs w:val="18"/>
         </w:rPr>
-        <w:t xml:space="preserve">Figura 4. Número de bandas (de 81) que incluyen cada libro en su top-5, antes y después de la corrección de hubness. Se muestran los libros con mayor presencia en alguno de los dos escenarios.</w:t>
+        <w:t>Figura 4. Número de bandas (de 81) que incluyen cada libro en su top-5, antes y después de la corrección de hubness. Se muestran los libros con mayor presencia en alguno de los dos escenarios.</w:t>
       </w:r>
     </w:p>
     <w:p>
@@ -7193,14 +7155,21 @@
         <w:jc w:val="both"/>
       </w:pPr>
       <w:r>
-        <w:t xml:space="preserve">El notebook elige automáticamente el enfoque final comparando el MRR combinado de banda y libro entre los tres enfoques; en la corrida real, el enfoque con corrección de hubness ganó también por esta métrica (MRR combinado 0.160 vs. 0.133 sin corregir), por lo que es el que se usó para generar las recomendaciones finales.</w:t>
-      </w:r>
+        <w:t>El notebook elige automáticamente el enfoque final comparando el MRR combinado de banda y libro entre los tres enfoques; en la corrida real, el enfoque con corrección de hubness ganó también por esta métrica (MRR combinado 0.160 vs. 0.133 sin corregir), por lo que es el que se usó para generar las recomendaciones finales.</w:t>
+      </w:r>
+    </w:p>
+    <w:p>
+      <w:pPr>
+        <w:spacing w:after="160"/>
+        <w:jc w:val="both"/>
+      </w:pPr>
     </w:p>
     <w:p>
       <w:pPr>
         <w:pStyle w:val="Heading2"/>
       </w:pPr>
       <w:r>
+        <w:lastRenderedPageBreak/>
         <w:t>7.6 Revisión cualitativa</w:t>
       </w:r>
     </w:p>
@@ -7236,12 +7205,6 @@
         <w:gridCol w:w="5036"/>
       </w:tblGrid>
       <w:tr>
-        <w:tblPrEx>
-          <w:tblCellMar>
-            <w:top w:w="0" w:type="dxa"/>
-            <w:bottom w:w="0" w:type="dxa"/>
-          </w:tblCellMar>
-        </w:tblPrEx>
         <w:trPr>
           <w:jc w:val="center"/>
         </w:trPr>
@@ -7303,12 +7266,6 @@
         </w:tc>
       </w:tr>
       <w:tr>
-        <w:tblPrEx>
-          <w:tblCellMar>
-            <w:top w:w="0" w:type="dxa"/>
-            <w:bottom w:w="0" w:type="dxa"/>
-          </w:tblCellMar>
-        </w:tblPrEx>
         <w:trPr>
           <w:jc w:val="center"/>
         </w:trPr>
@@ -7362,18 +7319,12 @@
                 <w:szCs w:val="20"/>
                 <w:lang w:val="en-US"/>
               </w:rPr>
-              <w:t xml:space="preserve">Sabaton, Jinjer, DragonForce, Avenged Sevenfold, Judas Priest (power/heavy metal)</w:t>
+              <w:t>Sabaton, Jinjer, DragonForce, Avenged Sevenfold, Judas Priest (power/heavy metal)</w:t>
             </w:r>
           </w:p>
         </w:tc>
       </w:tr>
       <w:tr>
-        <w:tblPrEx>
-          <w:tblCellMar>
-            <w:top w:w="0" w:type="dxa"/>
-            <w:bottom w:w="0" w:type="dxa"/>
-          </w:tblCellMar>
-        </w:tblPrEx>
         <w:trPr>
           <w:jc w:val="center"/>
         </w:trPr>
@@ -7429,12 +7380,6 @@
         </w:tc>
       </w:tr>
       <w:tr>
-        <w:tblPrEx>
-          <w:tblCellMar>
-            <w:top w:w="0" w:type="dxa"/>
-            <w:bottom w:w="0" w:type="dxa"/>
-          </w:tblCellMar>
-        </w:tblPrEx>
         <w:trPr>
           <w:jc w:val="center"/>
         </w:trPr>
@@ -7484,7 +7429,7 @@
                 <w:sz w:val="20"/>
                 <w:szCs w:val="20"/>
               </w:rPr>
-              <w:t xml:space="preserve">Babel, Berserk, El circo de la noche, La compañía negra, Frankenstein (fantasía oscura/dark academia)</w:t>
+              <w:t>Babel, Berserk, El circo de la noche, La compañía negra, Frankenstein (fantasía oscura/dark academia)</w:t>
             </w:r>
           </w:p>
         </w:tc>
@@ -7502,7 +7447,7 @@
           <w:sz w:val="18"/>
           <w:szCs w:val="18"/>
         </w:rPr>
-        <w:t xml:space="preserve">Tabla 10. Ejemplos de recomendaciones finales, tras la corrección de hubness.</w:t>
+        <w:t>Tabla 10. Ejemplos de recomendaciones finales, tras la corrección de hubness.</w:t>
       </w:r>
     </w:p>
     <w:p>
@@ -7510,7 +7455,7 @@
         <w:pStyle w:val="Heading2"/>
       </w:pPr>
       <w:r>
-        <w:t xml:space="preserve">7.7 Modelo secundario: capa generativa (LLM)</w:t>
+        <w:t>7.7 Modelo secundario: capa generativa (LLM)</w:t>
       </w:r>
     </w:p>
     <w:p>
@@ -7526,7 +7471,7 @@
           <w:b/>
           <w:bCs/>
         </w:rPr>
-        <w:t xml:space="preserve">qué</w:t>
+        <w:t>qué</w:t>
       </w:r>
       <w:r>
         <w:t xml:space="preserve"> se recomienda; un modelo de lenguaje (LLM) se encarga de </w:t>
@@ -7536,7 +7481,7 @@
           <w:b/>
           <w:bCs/>
         </w:rPr>
-        <w:t xml:space="preserve">entender el mensaje</w:t>
+        <w:t>entender el mensaje</w:t>
       </w:r>
       <w:r>
         <w:t xml:space="preserve"> del usuario y de </w:t>
@@ -7546,7 +7491,7 @@
           <w:b/>
           <w:bCs/>
         </w:rPr>
-        <w:t xml:space="preserve">explicar</w:t>
+        <w:t>explicar</w:t>
       </w:r>
       <w:r>
         <w:t xml:space="preserve"> cada recomendación. Se usa la API de OpenAI (modelo gpt-4o-mini) como proveedor principal y la de Groq (modelo openai/gpt-oss-20b) como respaldo automático (OpenAI, s.f.; Groq, s.f.). El LLM trabaja con </w:t>
@@ -7556,10 +7501,10 @@
           <w:i/>
           <w:iCs/>
         </w:rPr>
-        <w:t xml:space="preserve">function calling</w:t>
-      </w:r>
-      <w:r>
-        <w:t xml:space="preserve">: en lugar de inventar recomendaciones, llama a una de cinco herramientas que ejecutan el modelo de la sección 7:</w:t>
+        <w:t>function calling</w:t>
+      </w:r>
+      <w:r>
+        <w:t>: en lugar de inventar recomendaciones, llama a una de cinco herramientas que ejecutan el modelo de la sección 7:</w:t>
       </w:r>
     </w:p>
     <w:p>
@@ -7577,7 +7522,7 @@
           <w:b/>
           <w:bCs/>
         </w:rPr>
-        <w:t xml:space="preserve">libros_para_banda</w:t>
+        <w:t>libros_para_banda</w:t>
       </w:r>
       <w:r>
         <w:t xml:space="preserve"> y </w:t>
@@ -7587,7 +7532,7 @@
           <w:b/>
           <w:bCs/>
         </w:rPr>
-        <w:t xml:space="preserve">bandas_para_libro:</w:t>
+        <w:t>bandas_para_libro:</w:t>
       </w:r>
       <w:r>
         <w:t xml:space="preserve"> las recomendaciones, de cinco en cinco (página 1 = top 1–5, página 2 = top 6–10, etc.).</w:t>
@@ -7608,7 +7553,7 @@
           <w:b/>
           <w:bCs/>
         </w:rPr>
-        <w:t xml:space="preserve">canciones_de_banda:</w:t>
+        <w:t>canciones_de_banda:</w:t>
       </w:r>
       <w:r>
         <w:t xml:space="preserve"> el reproductor de Spotify de una banda del catálogo.</w:t>
@@ -7629,7 +7574,7 @@
           <w:b/>
           <w:bCs/>
         </w:rPr>
-        <w:t xml:space="preserve">info_libro</w:t>
+        <w:t>info_libro</w:t>
       </w:r>
       <w:r>
         <w:t xml:space="preserve"> e </w:t>
@@ -7639,7 +7584,7 @@
           <w:b/>
           <w:bCs/>
         </w:rPr>
-        <w:t xml:space="preserve">info_banda:</w:t>
+        <w:t>info_banda:</w:t>
       </w:r>
       <w:r>
         <w:t xml:space="preserve"> datos de seguimiento (autor, año, sinopsis, país, canción más conocida) tomados de los mismos CSV.</w:t>
@@ -7651,7 +7596,7 @@
         <w:jc w:val="both"/>
       </w:pPr>
       <w:r>
-        <w:t xml:space="preserve">Para que el LLM no altere los resultados se aplicaron tres salvaguardas: los números y el orden siempre provienen del modelo de similitud, nunca del LLM; al arrancar, la aplicación verifica que la matriz de similitud reproduce exactamente los top-5 de los CSV; y si el LLM confunde una banda con un libro, el código corrige la herramienta. La calidad de las explicaciones generadas no se midió con una métrica cuantitativa; se revisó de forma cualitativa durante las pruebas de la interfaz.</w:t>
+        <w:t>Para que el LLM no altere los resultados se aplicaron tres salvaguardas: los números y el orden siempre provienen del modelo de similitud, nunca del LLM; al arrancar, la aplicación verifica que la matriz de similitud reproduce exactamente los top-5 de los CSV; y si el LLM confunde una banda con un libro, el código corrige la herramienta. La calidad de las explicaciones generadas no se midió con una métrica cuantitativa; se revisó de forma cualitativa durante las pruebas de la interfaz.</w:t>
       </w:r>
     </w:p>
     <w:p>
@@ -7659,7 +7604,7 @@
         <w:pStyle w:val="Heading1"/>
       </w:pPr>
       <w:r>
-        <w:t xml:space="preserve">8. Resolución del problema</w:t>
+        <w:t>8. Resolución del problema</w:t>
       </w:r>
     </w:p>
     <w:p>
@@ -7668,7 +7613,7 @@
         <w:jc w:val="both"/>
       </w:pPr>
       <w:r>
-        <w:t xml:space="preserve">El problema planteado en la sección 2 es la falta de un puente sistemático entre dos fandoms. Esta sección explica cómo el modelo y la interfaz lo resuelven en la práctica.</w:t>
+        <w:t>El problema planteado en la sección 2 es la falta de un puente sistemático entre dos fandoms. Esta sección explica cómo el modelo y la interfaz lo resuelven en la práctica.</w:t>
       </w:r>
     </w:p>
     <w:p>
@@ -7676,7 +7621,7 @@
         <w:pStyle w:val="Heading2"/>
       </w:pPr>
       <w:r>
-        <w:t xml:space="preserve">8.1 Flujo de inferencia</w:t>
+        <w:t>8.1 Flujo de inferencia</w:t>
       </w:r>
     </w:p>
     <w:p>
@@ -7685,32 +7630,37 @@
         <w:jc w:val="both"/>
       </w:pPr>
       <w:r>
-        <w:t xml:space="preserve">La Figura 5 muestra qué ocurre desde que el usuario escribe un mensaje hasta que recibe sus recomendaciones. La rama “Sí” usa las recomendaciones precalculadas y evaluadas en la sección 7; la rama “No” busca los datos del ítem en vivo en MusicBrainz u Open Library, calcula su embedding con el mismo modelo y aplica la misma corrección de hubness, de modo que una búsqueda en vivo es comparable con el catálogo.</w:t>
-      </w:r>
-    </w:p>
-    <w:p xmlns:a="http://schemas.openxmlformats.org/drawingml/2006/main" xmlns:pic="http://schemas.openxmlformats.org/drawingml/2006/picture">
+        <w:t>La Figura 5 muestra qué ocurre desde que el usuario escribe un mensaje hasta que recibe sus recomendaciones. La rama “Sí” usa las recomendaciones precalculadas y evaluadas en la sección 7; la rama “No” busca los datos del ítem en vivo en MusicBrainz u Open Library, calcula su embedding con el mismo modelo y aplica la misma corrección de hubness, de modo que una búsqueda en vivo es comparable con el catálogo.</w:t>
+      </w:r>
+    </w:p>
+    <w:p>
       <w:pPr>
         <w:keepLines/>
         <w:spacing w:before="120" w:after="240"/>
         <w:jc w:val="center"/>
       </w:pPr>
       <w:r>
+        <w:rPr>
+          <w:noProof/>
+        </w:rPr>
+        <w:lastRenderedPageBreak/>
         <w:drawing>
-          <wp:inline distT="0" distB="0" distL="0" distR="0">
+          <wp:inline distT="0" distB="0" distL="0" distR="0" wp14:anchorId="22966D4C" wp14:editId="7FEBB208">
             <wp:extent cx="5760720" cy="3157190"/>
+            <wp:effectExtent l="0" t="0" r="0" b="0"/>
             <wp:docPr id="101" name="flujo_inferencia.png" descr="Flujo de inferencia"/>
             <wp:cNvGraphicFramePr>
-              <a:graphicFrameLocks noChangeAspect="1"/>
+              <a:graphicFrameLocks xmlns:a="http://schemas.openxmlformats.org/drawingml/2006/main" noChangeAspect="1"/>
             </wp:cNvGraphicFramePr>
-            <a:graphic>
+            <a:graphic xmlns:a="http://schemas.openxmlformats.org/drawingml/2006/main">
               <a:graphicData uri="http://schemas.openxmlformats.org/drawingml/2006/picture">
-                <pic:pic>
+                <pic:pic xmlns:pic="http://schemas.openxmlformats.org/drawingml/2006/picture">
                   <pic:nvPicPr>
                     <pic:cNvPr id="101" name="flujo_inferencia.png"/>
                     <pic:cNvPicPr/>
                   </pic:nvPicPr>
                   <pic:blipFill>
-                    <a:blip r:embed="rIdImg1"/>
+                    <a:blip r:embed="rId9"/>
                     <a:stretch>
                       <a:fillRect/>
                     </a:stretch>
@@ -7741,7 +7691,7 @@
           <w:sz w:val="18"/>
           <w:szCs w:val="18"/>
         </w:rPr>
-        <w:t xml:space="preserve">Figura 5. Flujo de inferencia de Inkriff, del mensaje del usuario a las tarjetas de recomendación.</w:t>
+        <w:t>Figura 5. Flujo de inferencia de Inkriff, del mensaje del usuario a las tarjetas de recomendación.</w:t>
       </w:r>
     </w:p>
     <w:p>
@@ -7749,7 +7699,7 @@
         <w:pStyle w:val="Heading2"/>
       </w:pPr>
       <w:r>
-        <w:t xml:space="preserve">8.2 Interfaz de uso</w:t>
+        <w:t>8.2 Interfaz de uso</w:t>
       </w:r>
     </w:p>
     <w:p>
@@ -7758,7 +7708,7 @@
         <w:jc w:val="both"/>
       </w:pPr>
       <w:r>
-        <w:t xml:space="preserve">La interfaz se construyó con Gradio (Abid et al., 2019) y tiene cuatro pestañas:</w:t>
+        <w:t>La interfaz se construyó con Gradio (Abid et al., 2019) y tiene cuatro pestañas:</w:t>
       </w:r>
     </w:p>
     <w:tbl>
@@ -7784,12 +7734,6 @@
         <w:gridCol w:w="8000"/>
       </w:tblGrid>
       <w:tr>
-        <w:tblPrEx>
-          <w:tblCellMar>
-            <w:top w:w="0" w:type="dxa"/>
-            <w:bottom w:w="0" w:type="dxa"/>
-          </w:tblCellMar>
-        </w:tblPrEx>
         <w:trPr>
           <w:jc w:val="center"/>
         </w:trPr>
@@ -7818,7 +7762,7 @@
                 <w:sz w:val="20"/>
                 <w:szCs w:val="20"/>
               </w:rPr>
-              <w:t xml:space="preserve">Pestaña</w:t>
+              <w:t>Pestaña</w:t>
             </w:r>
           </w:p>
         </w:tc>
@@ -7847,18 +7791,12 @@
                 <w:sz w:val="20"/>
                 <w:szCs w:val="20"/>
               </w:rPr>
-              <w:t xml:space="preserve">Qué hace</w:t>
+              <w:t>Qué hace</w:t>
             </w:r>
           </w:p>
         </w:tc>
       </w:tr>
       <w:tr>
-        <w:tblPrEx>
-          <w:tblCellMar>
-            <w:top w:w="0" w:type="dxa"/>
-            <w:bottom w:w="0" w:type="dxa"/>
-          </w:tblCellMar>
-        </w:tblPrEx>
         <w:trPr>
           <w:jc w:val="center"/>
         </w:trPr>
@@ -7871,18 +7809,26 @@
               <w:bottom w:w="80" w:type="dxa"/>
               <w:right w:w="100" w:type="dxa"/>
             </w:tcMar>
+            <w:vAlign w:val="center"/>
           </w:tcPr>
           <w:p>
             <w:pPr>
               <w:keepNext/>
-            </w:pPr>
-            <w:r>
-              <w:rPr>
-                <w:color w:val="000000"/>
-                <w:sz w:val="20"/>
-                <w:szCs w:val="20"/>
-              </w:rPr>
-              <w:t xml:space="preserve">Inicio</w:t>
+              <w:jc w:val="center"/>
+              <w:rPr>
+                <w:b/>
+                <w:bCs/>
+              </w:rPr>
+            </w:pPr>
+            <w:r>
+              <w:rPr>
+                <w:b/>
+                <w:bCs/>
+                <w:color w:val="000000"/>
+                <w:sz w:val="20"/>
+                <w:szCs w:val="20"/>
+              </w:rPr>
+              <w:t>Inicio</w:t>
             </w:r>
           </w:p>
         </w:tc>
@@ -7895,29 +7841,25 @@
               <w:bottom w:w="80" w:type="dxa"/>
               <w:right w:w="100" w:type="dxa"/>
             </w:tcMar>
+            <w:vAlign w:val="center"/>
           </w:tcPr>
           <w:p>
             <w:pPr>
               <w:keepNext/>
-            </w:pPr>
-            <w:r>
-              <w:rPr>
-                <w:color w:val="000000"/>
-                <w:sz w:val="20"/>
-                <w:szCs w:val="20"/>
-              </w:rPr>
-              <w:t xml:space="preserve">Presenta el proyecto, estadísticas del catálogo y las “Parejas destacadas” (las combinaciones libro–banda con mayor afinidad), con botón de compra</w:t>
+              <w:jc w:val="center"/>
+            </w:pPr>
+            <w:r>
+              <w:rPr>
+                <w:color w:val="000000"/>
+                <w:sz w:val="20"/>
+                <w:szCs w:val="20"/>
+              </w:rPr>
+              <w:t>Presenta el proyecto, estadísticas del catálogo y las “Parejas destacadas” (las combinaciones libro–banda con mayor afinidad), con botón de compra</w:t>
             </w:r>
           </w:p>
         </w:tc>
       </w:tr>
       <w:tr>
-        <w:tblPrEx>
-          <w:tblCellMar>
-            <w:top w:w="0" w:type="dxa"/>
-            <w:bottom w:w="0" w:type="dxa"/>
-          </w:tblCellMar>
-        </w:tblPrEx>
         <w:trPr>
           <w:jc w:val="center"/>
         </w:trPr>
@@ -7930,18 +7872,26 @@
               <w:bottom w:w="80" w:type="dxa"/>
               <w:right w:w="100" w:type="dxa"/>
             </w:tcMar>
+            <w:vAlign w:val="center"/>
           </w:tcPr>
           <w:p>
             <w:pPr>
               <w:keepNext/>
-            </w:pPr>
-            <w:r>
-              <w:rPr>
-                <w:color w:val="000000"/>
-                <w:sz w:val="20"/>
-                <w:szCs w:val="20"/>
-              </w:rPr>
-              <w:t xml:space="preserve">Chat</w:t>
+              <w:jc w:val="center"/>
+              <w:rPr>
+                <w:b/>
+                <w:bCs/>
+              </w:rPr>
+            </w:pPr>
+            <w:r>
+              <w:rPr>
+                <w:b/>
+                <w:bCs/>
+                <w:color w:val="000000"/>
+                <w:sz w:val="20"/>
+                <w:szCs w:val="20"/>
+              </w:rPr>
+              <w:t>Chat</w:t>
             </w:r>
           </w:p>
         </w:tc>
@@ -7954,29 +7904,25 @@
               <w:bottom w:w="80" w:type="dxa"/>
               <w:right w:w="100" w:type="dxa"/>
             </w:tcMar>
+            <w:vAlign w:val="center"/>
           </w:tcPr>
           <w:p>
             <w:pPr>
               <w:keepNext/>
-            </w:pPr>
-            <w:r>
-              <w:rPr>
-                <w:color w:val="000000"/>
-                <w:sz w:val="20"/>
-                <w:szCs w:val="20"/>
-              </w:rPr>
-              <w:t xml:space="preserve">El recomendador conversacional: tarjetas con portada o foto, reproductor de Spotify y enlaces de compra</w:t>
+              <w:jc w:val="center"/>
+            </w:pPr>
+            <w:r>
+              <w:rPr>
+                <w:color w:val="000000"/>
+                <w:sz w:val="20"/>
+                <w:szCs w:val="20"/>
+              </w:rPr>
+              <w:t>El recomendador conversacional: tarjetas con portada o foto, reproductor de Spotify y enlaces de compra</w:t>
             </w:r>
           </w:p>
         </w:tc>
       </w:tr>
       <w:tr>
-        <w:tblPrEx>
-          <w:tblCellMar>
-            <w:top w:w="0" w:type="dxa"/>
-            <w:bottom w:w="0" w:type="dxa"/>
-          </w:tblCellMar>
-        </w:tblPrEx>
         <w:trPr>
           <w:jc w:val="center"/>
         </w:trPr>
@@ -7989,18 +7935,26 @@
               <w:bottom w:w="80" w:type="dxa"/>
               <w:right w:w="100" w:type="dxa"/>
             </w:tcMar>
+            <w:vAlign w:val="center"/>
           </w:tcPr>
           <w:p>
             <w:pPr>
               <w:keepNext/>
-            </w:pPr>
-            <w:r>
-              <w:rPr>
-                <w:color w:val="000000"/>
-                <w:sz w:val="20"/>
-                <w:szCs w:val="20"/>
-              </w:rPr>
-              <w:t xml:space="preserve">Catálogo</w:t>
+              <w:jc w:val="center"/>
+              <w:rPr>
+                <w:b/>
+                <w:bCs/>
+              </w:rPr>
+            </w:pPr>
+            <w:r>
+              <w:rPr>
+                <w:b/>
+                <w:bCs/>
+                <w:color w:val="000000"/>
+                <w:sz w:val="20"/>
+                <w:szCs w:val="20"/>
+              </w:rPr>
+              <w:t>Catálogo</w:t>
             </w:r>
           </w:p>
         </w:tc>
@@ -8013,29 +7967,25 @@
               <w:bottom w:w="80" w:type="dxa"/>
               <w:right w:w="100" w:type="dxa"/>
             </w:tcMar>
+            <w:vAlign w:val="center"/>
           </w:tcPr>
           <w:p>
             <w:pPr>
               <w:keepNext/>
-            </w:pPr>
-            <w:r>
-              <w:rPr>
-                <w:color w:val="000000"/>
-                <w:sz w:val="20"/>
-                <w:szCs w:val="20"/>
-              </w:rPr>
-              <w:t xml:space="preserve">Mosaico de bandas y de libros con filtros por subgénero o categoría y búsqueda por nombre, estilo o autor</w:t>
+              <w:jc w:val="center"/>
+            </w:pPr>
+            <w:r>
+              <w:rPr>
+                <w:color w:val="000000"/>
+                <w:sz w:val="20"/>
+                <w:szCs w:val="20"/>
+              </w:rPr>
+              <w:t>Mosaico de bandas y de libros con filtros por subgénero o categoría y búsqueda por nombre, estilo o autor</w:t>
             </w:r>
           </w:p>
         </w:tc>
       </w:tr>
       <w:tr>
-        <w:tblPrEx>
-          <w:tblCellMar>
-            <w:top w:w="0" w:type="dxa"/>
-            <w:bottom w:w="0" w:type="dxa"/>
-          </w:tblCellMar>
-        </w:tblPrEx>
         <w:trPr>
           <w:jc w:val="center"/>
         </w:trPr>
@@ -8048,18 +7998,26 @@
               <w:bottom w:w="80" w:type="dxa"/>
               <w:right w:w="100" w:type="dxa"/>
             </w:tcMar>
+            <w:vAlign w:val="center"/>
           </w:tcPr>
           <w:p>
             <w:pPr>
               <w:keepNext/>
-            </w:pPr>
-            <w:r>
-              <w:rPr>
-                <w:color w:val="000000"/>
-                <w:sz w:val="20"/>
-                <w:szCs w:val="20"/>
-              </w:rPr>
-              <w:t xml:space="preserve">Sugerir</w:t>
+              <w:jc w:val="center"/>
+              <w:rPr>
+                <w:b/>
+                <w:bCs/>
+              </w:rPr>
+            </w:pPr>
+            <w:r>
+              <w:rPr>
+                <w:b/>
+                <w:bCs/>
+                <w:color w:val="000000"/>
+                <w:sz w:val="20"/>
+                <w:szCs w:val="20"/>
+              </w:rPr>
+              <w:t>Sugerir</w:t>
             </w:r>
           </w:p>
         </w:tc>
@@ -8072,18 +8030,20 @@
               <w:bottom w:w="80" w:type="dxa"/>
               <w:right w:w="100" w:type="dxa"/>
             </w:tcMar>
+            <w:vAlign w:val="center"/>
           </w:tcPr>
           <w:p>
             <w:pPr>
               <w:keepNext/>
-            </w:pPr>
-            <w:r>
-              <w:rPr>
-                <w:color w:val="000000"/>
-                <w:sz w:val="20"/>
-                <w:szCs w:val="20"/>
-              </w:rPr>
-              <w:t xml:space="preserve">Formulario sin cuenta para proponer una banda o un libro nuevo para el catálogo</w:t>
+              <w:jc w:val="center"/>
+            </w:pPr>
+            <w:r>
+              <w:rPr>
+                <w:color w:val="000000"/>
+                <w:sz w:val="20"/>
+                <w:szCs w:val="20"/>
+              </w:rPr>
+              <w:t>Formulario sin cuenta para proponer una banda o un libro nuevo para el catálogo</w:t>
             </w:r>
           </w:p>
         </w:tc>
@@ -8101,7 +8061,7 @@
           <w:sz w:val="18"/>
           <w:szCs w:val="18"/>
         </w:rPr>
-        <w:t xml:space="preserve">Tabla 11. Pestañas de la interfaz de Inkriff.</w:t>
+        <w:t>Tabla 11. Pestañas de la interfaz de Inkriff.</w:t>
       </w:r>
     </w:p>
     <w:p>
@@ -8110,7 +8070,7 @@
         <w:jc w:val="both"/>
       </w:pPr>
       <w:r>
-        <w:t xml:space="preserve">Uso paso a paso:</w:t>
+        <w:t>Uso paso a paso:</w:t>
       </w:r>
     </w:p>
     <w:p>
@@ -8128,7 +8088,7 @@
           <w:b/>
           <w:bCs/>
         </w:rPr>
-        <w:t xml:space="preserve">Abrir la aplicación.</w:t>
+        <w:t>Abrir la aplicación.</w:t>
       </w:r>
       <w:r>
         <w:t xml:space="preserve"> Se ejecuta el notebook en Google Colab y Gradio genera un enlace público temporal que se abre en cualquier navegador, también en el celular.</w:t>
@@ -8149,7 +8109,7 @@
           <w:b/>
           <w:bCs/>
         </w:rPr>
-        <w:t xml:space="preserve">Escribir en el chat</w:t>
+        <w:t>Escribir en el chat</w:t>
       </w:r>
       <w:r>
         <w:t xml:space="preserve"> una banda o un libro con lenguaje natural, por ejemplo: “Acabo de terminar Una Corte de Rosas y Espinas, ¿qué banda le queda?”.</w:t>
@@ -8170,7 +8130,7 @@
           <w:b/>
           <w:bCs/>
         </w:rPr>
-        <w:t xml:space="preserve">Revisar las cinco recomendaciones.</w:t>
+        <w:t>Revisar las cinco recomendaciones.</w:t>
       </w:r>
       <w:r>
         <w:t xml:space="preserve"> Cada tarjeta muestra por qué encaja; en las bandas, “🎧 Escucha la banda” abre el reproductor de Spotify (Spotify, s.f.); en los libros, un toque despliega la sinopsis y aparecen los enlaces de compra.</w:t>
@@ -8191,7 +8151,7 @@
           <w:b/>
           <w:bCs/>
         </w:rPr>
-        <w:t xml:space="preserve">Continuar la conversación:</w:t>
+        <w:t>Continuar la conversación:</w:t>
       </w:r>
       <w:r>
         <w:t xml:space="preserve"> “¿qué otras bandas?” trae el top 6–10; “ponme la del top 3” abre su reproductor; “¿quién escribió el segundo?” responde con los datos del libro.</w:t>
@@ -8212,7 +8172,7 @@
           <w:b/>
           <w:bCs/>
         </w:rPr>
-        <w:t xml:space="preserve">Explorar sin escribir</w:t>
+        <w:t>Explorar sin escribir</w:t>
       </w:r>
       <w:r>
         <w:t xml:space="preserve"> en la pestaña Catálogo, o </w:t>
@@ -8222,7 +8182,7 @@
           <w:b/>
           <w:bCs/>
         </w:rPr>
-        <w:t xml:space="preserve">proponer</w:t>
+        <w:t>proponer</w:t>
       </w:r>
       <w:r>
         <w:t xml:space="preserve"> una banda o libro nuevo en Sugerir.</w:t>
@@ -8230,10 +8190,17 @@
     </w:p>
     <w:p>
       <w:pPr>
+        <w:spacing w:after="80"/>
+        <w:jc w:val="both"/>
+      </w:pPr>
+    </w:p>
+    <w:p>
+      <w:pPr>
         <w:pStyle w:val="Heading2"/>
       </w:pPr>
       <w:r>
-        <w:t xml:space="preserve">8.3 Ejemplo de resolución</w:t>
+        <w:lastRenderedPageBreak/>
+        <w:t>8.3 Ejemplo de resolución</w:t>
       </w:r>
     </w:p>
     <w:p>
@@ -8242,7 +8209,7 @@
         <w:jc w:val="both"/>
       </w:pPr>
       <w:r>
-        <w:t xml:space="preserve">Una persona que escucha a Chelsea Wolfe (metal gótico) pregunta qué leer. El chat reconoce la banda en el catálogo y devuelve El castillo de Otranto, Carmilla, Drácula, El retrato de Dorian Gray y El vampiro Lestat (Tabla 10): cinco clásicos del gótico y de vampiros, cada uno con su explicación, portada y enlaces de compra. En sentido inverso, quien acaba de leer El Señor de los Anillos recibe Sabaton, Jinjer, DragonForce, Avenged Sevenfold y Judas Priest, con el reproductor de cada banda listo para escuchar.</w:t>
+        <w:t>Una persona que escucha a Chelsea Wolfe (metal gótico) pregunta qué leer. El chat reconoce la banda en el catálogo y devuelve El castillo de Otranto, Carmilla, Drácula, El retrato de Dorian Gray y El vampiro Lestat (Tabla 10): cinco clásicos del gótico y de vampiros, cada uno con su explicación, portada y enlaces de compra. En sentido inverso, quien acaba de leer El Señor de los Anillos recibe Sabaton, Jinjer, DragonForce, Avenged Sevenfold y Judas Priest, con el reproductor de cada banda listo para escuchar.</w:t>
       </w:r>
     </w:p>
     <w:p>
@@ -8250,7 +8217,7 @@
         <w:pStyle w:val="Heading2"/>
       </w:pPr>
       <w:r>
-        <w:t xml:space="preserve">8.4 Cómo responde al problema planteado</w:t>
+        <w:t>8.4 Cómo responde al problema planteado</w:t>
       </w:r>
     </w:p>
     <w:p>
@@ -8268,7 +8235,7 @@
           <w:b/>
           <w:bCs/>
         </w:rPr>
-        <w:t xml:space="preserve">No existía un puente entre ambos fandoms</w:t>
+        <w:t>No existía un puente entre ambos fandoms</w:t>
       </w:r>
       <w:r>
         <w:t xml:space="preserve"> → la recomendación es bidireccional (banda → libro y libro → banda) y cubre 24 subgéneros y 15 categorías literarias.</w:t>
@@ -8289,7 +8256,7 @@
           <w:b/>
           <w:bCs/>
         </w:rPr>
-        <w:t xml:space="preserve">El usuario no sabe nombrar lo que busca</w:t>
+        <w:t>El usuario no sabe nombrar lo que busca</w:t>
       </w:r>
       <w:r>
         <w:t xml:space="preserve"> (no conoce subgéneros ni autores) → basta escribir algo que ya le gusta, y la explicación le dice qué tienen en común.</w:t>
@@ -8310,7 +8277,7 @@
           <w:b/>
           <w:bCs/>
         </w:rPr>
-        <w:t xml:space="preserve">Una recomendación solo sirve si se puede actuar sobre ella</w:t>
+        <w:t>Una recomendación solo sirve si se puede actuar sobre ella</w:t>
       </w:r>
       <w:r>
         <w:t xml:space="preserve"> → cada resultado se puede escuchar o buscar en una tienda desde el mismo chat.</w:t>
@@ -8331,10 +8298,483 @@
           <w:b/>
           <w:bCs/>
         </w:rPr>
-        <w:t xml:space="preserve">El catálogo es limitado</w:t>
+        <w:t>El catálogo es limitado</w:t>
       </w:r>
       <w:r>
         <w:t xml:space="preserve"> → la búsqueda en vivo extiende el modelo a bandas y libros nuevos sin reentrenar.</w:t>
+      </w:r>
+    </w:p>
+    <w:p>
+      <w:pPr>
+        <w:rPr>
+          <w:b/>
+          <w:bCs/>
+          <w:color w:val="3D1A35"/>
+          <w:sz w:val="25"/>
+          <w:szCs w:val="25"/>
+        </w:rPr>
+      </w:pPr>
+      <w:r>
+        <w:br w:type="page"/>
+      </w:r>
+    </w:p>
+    <w:p>
+      <w:pPr>
+        <w:pStyle w:val="Heading2"/>
+      </w:pPr>
+      <w:r>
+        <w:lastRenderedPageBreak/>
+        <w:t>8</w:t>
+      </w:r>
+      <w:r>
+        <w:t>.</w:t>
+      </w:r>
+      <w:r>
+        <w:t>5</w:t>
+      </w:r>
+      <w:r>
+        <w:t xml:space="preserve"> </w:t>
+      </w:r>
+      <w:r>
+        <w:t>Resultados en la interfaz</w:t>
+      </w:r>
+    </w:p>
+    <w:p>
+      <w:pPr>
+        <w:spacing w:after="80"/>
+        <w:jc w:val="both"/>
+        <w:rPr>
+          <w:b/>
+          <w:bCs/>
+        </w:rPr>
+      </w:pPr>
+      <w:r>
+        <w:rPr>
+          <w:b/>
+          <w:bCs/>
+        </w:rPr>
+        <w:t>Inicio</w:t>
+      </w:r>
+    </w:p>
+    <w:p>
+      <w:pPr>
+        <w:spacing w:after="80"/>
+        <w:jc w:val="center"/>
+        <w:rPr>
+          <w:b/>
+          <w:bCs/>
+        </w:rPr>
+      </w:pPr>
+      <w:r>
+        <w:rPr>
+          <w:b/>
+          <w:bCs/>
+        </w:rPr>
+        <w:drawing>
+          <wp:inline distT="0" distB="0" distL="0" distR="0" wp14:anchorId="3706F637" wp14:editId="21206317">
+            <wp:extent cx="5982218" cy="6919560"/>
+            <wp:effectExtent l="0" t="0" r="0" b="0"/>
+            <wp:docPr id="1898598739" name="Picture 1"/>
+            <wp:cNvGraphicFramePr>
+              <a:graphicFrameLocks xmlns:a="http://schemas.openxmlformats.org/drawingml/2006/main" noChangeAspect="1"/>
+            </wp:cNvGraphicFramePr>
+            <a:graphic xmlns:a="http://schemas.openxmlformats.org/drawingml/2006/main">
+              <a:graphicData uri="http://schemas.openxmlformats.org/drawingml/2006/picture">
+                <pic:pic xmlns:pic="http://schemas.openxmlformats.org/drawingml/2006/picture">
+                  <pic:nvPicPr>
+                    <pic:cNvPr id="1898598739" name=""/>
+                    <pic:cNvPicPr/>
+                  </pic:nvPicPr>
+                  <pic:blipFill>
+                    <a:blip r:embed="rId10"/>
+                    <a:stretch>
+                      <a:fillRect/>
+                    </a:stretch>
+                  </pic:blipFill>
+                  <pic:spPr>
+                    <a:xfrm>
+                      <a:off x="0" y="0"/>
+                      <a:ext cx="5982218" cy="6919560"/>
+                    </a:xfrm>
+                    <a:prstGeom prst="rect">
+                      <a:avLst/>
+                    </a:prstGeom>
+                  </pic:spPr>
+                </pic:pic>
+              </a:graphicData>
+            </a:graphic>
+          </wp:inline>
+        </w:drawing>
+      </w:r>
+    </w:p>
+    <w:p>
+      <w:pPr>
+        <w:spacing w:after="80"/>
+        <w:rPr>
+          <w:b/>
+          <w:bCs/>
+        </w:rPr>
+      </w:pPr>
+    </w:p>
+    <w:p>
+      <w:pPr>
+        <w:spacing w:after="80"/>
+        <w:rPr>
+          <w:b/>
+          <w:bCs/>
+        </w:rPr>
+      </w:pPr>
+    </w:p>
+    <w:p>
+      <w:pPr>
+        <w:spacing w:after="80"/>
+        <w:rPr>
+          <w:b/>
+          <w:bCs/>
+        </w:rPr>
+      </w:pPr>
+    </w:p>
+    <w:p>
+      <w:pPr>
+        <w:spacing w:after="80"/>
+        <w:rPr>
+          <w:b/>
+          <w:bCs/>
+        </w:rPr>
+      </w:pPr>
+    </w:p>
+    <w:p>
+      <w:pPr>
+        <w:spacing w:after="80"/>
+        <w:rPr>
+          <w:b/>
+          <w:bCs/>
+        </w:rPr>
+      </w:pPr>
+    </w:p>
+    <w:p>
+      <w:pPr>
+        <w:spacing w:after="80"/>
+        <w:rPr>
+          <w:b/>
+          <w:bCs/>
+        </w:rPr>
+      </w:pPr>
+      <w:r>
+        <w:rPr>
+          <w:b/>
+          <w:bCs/>
+        </w:rPr>
+        <w:lastRenderedPageBreak/>
+        <w:t>Chat</w:t>
+      </w:r>
+    </w:p>
+    <w:p>
+      <w:pPr>
+        <w:spacing w:after="80"/>
+        <w:rPr>
+          <w:b/>
+          <w:bCs/>
+        </w:rPr>
+      </w:pPr>
+    </w:p>
+    <w:p>
+      <w:pPr>
+        <w:spacing w:after="80"/>
+        <w:jc w:val="center"/>
+        <w:rPr>
+          <w:b/>
+          <w:bCs/>
+        </w:rPr>
+      </w:pPr>
+      <w:r>
+        <w:rPr>
+          <w:b/>
+          <w:bCs/>
+        </w:rPr>
+        <w:drawing>
+          <wp:inline distT="0" distB="0" distL="0" distR="0" wp14:anchorId="3017E254" wp14:editId="2188959F">
+            <wp:extent cx="5077066" cy="4140000"/>
+            <wp:effectExtent l="0" t="0" r="0" b="0"/>
+            <wp:docPr id="359768138" name="Picture 1"/>
+            <wp:cNvGraphicFramePr>
+              <a:graphicFrameLocks xmlns:a="http://schemas.openxmlformats.org/drawingml/2006/main" noChangeAspect="1"/>
+            </wp:cNvGraphicFramePr>
+            <a:graphic xmlns:a="http://schemas.openxmlformats.org/drawingml/2006/main">
+              <a:graphicData uri="http://schemas.openxmlformats.org/drawingml/2006/picture">
+                <pic:pic xmlns:pic="http://schemas.openxmlformats.org/drawingml/2006/picture">
+                  <pic:nvPicPr>
+                    <pic:cNvPr id="359768138" name=""/>
+                    <pic:cNvPicPr/>
+                  </pic:nvPicPr>
+                  <pic:blipFill>
+                    <a:blip r:embed="rId11"/>
+                    <a:stretch>
+                      <a:fillRect/>
+                    </a:stretch>
+                  </pic:blipFill>
+                  <pic:spPr>
+                    <a:xfrm>
+                      <a:off x="0" y="0"/>
+                      <a:ext cx="5077066" cy="4140000"/>
+                    </a:xfrm>
+                    <a:prstGeom prst="rect">
+                      <a:avLst/>
+                    </a:prstGeom>
+                  </pic:spPr>
+                </pic:pic>
+              </a:graphicData>
+            </a:graphic>
+          </wp:inline>
+        </w:drawing>
+      </w:r>
+    </w:p>
+    <w:p>
+      <w:pPr>
+        <w:rPr>
+          <w:b/>
+          <w:bCs/>
+        </w:rPr>
+      </w:pPr>
+      <w:r>
+        <w:rPr>
+          <w:b/>
+          <w:bCs/>
+        </w:rPr>
+        <w:t>Sugerir</w:t>
+      </w:r>
+    </w:p>
+    <w:p>
+      <w:pPr>
+        <w:rPr>
+          <w:b/>
+          <w:bCs/>
+        </w:rPr>
+      </w:pPr>
+    </w:p>
+    <w:p>
+      <w:pPr>
+        <w:jc w:val="center"/>
+        <w:rPr>
+          <w:b/>
+          <w:bCs/>
+        </w:rPr>
+      </w:pPr>
+      <w:r>
+        <w:rPr>
+          <w:b/>
+          <w:bCs/>
+        </w:rPr>
+        <w:drawing>
+          <wp:inline distT="0" distB="0" distL="0" distR="0" wp14:anchorId="1F4FF034" wp14:editId="0EFC195D">
+            <wp:extent cx="5881009" cy="3600000"/>
+            <wp:effectExtent l="0" t="0" r="5715" b="635"/>
+            <wp:docPr id="2123414801" name="Picture 1"/>
+            <wp:cNvGraphicFramePr>
+              <a:graphicFrameLocks xmlns:a="http://schemas.openxmlformats.org/drawingml/2006/main" noChangeAspect="1"/>
+            </wp:cNvGraphicFramePr>
+            <a:graphic xmlns:a="http://schemas.openxmlformats.org/drawingml/2006/main">
+              <a:graphicData uri="http://schemas.openxmlformats.org/drawingml/2006/picture">
+                <pic:pic xmlns:pic="http://schemas.openxmlformats.org/drawingml/2006/picture">
+                  <pic:nvPicPr>
+                    <pic:cNvPr id="2123414801" name=""/>
+                    <pic:cNvPicPr/>
+                  </pic:nvPicPr>
+                  <pic:blipFill>
+                    <a:blip r:embed="rId12"/>
+                    <a:stretch>
+                      <a:fillRect/>
+                    </a:stretch>
+                  </pic:blipFill>
+                  <pic:spPr>
+                    <a:xfrm>
+                      <a:off x="0" y="0"/>
+                      <a:ext cx="5881009" cy="3600000"/>
+                    </a:xfrm>
+                    <a:prstGeom prst="rect">
+                      <a:avLst/>
+                    </a:prstGeom>
+                  </pic:spPr>
+                </pic:pic>
+              </a:graphicData>
+            </a:graphic>
+          </wp:inline>
+        </w:drawing>
+      </w:r>
+    </w:p>
+    <w:p>
+      <w:pPr>
+        <w:jc w:val="center"/>
+        <w:rPr>
+          <w:b/>
+          <w:bCs/>
+        </w:rPr>
+      </w:pPr>
+    </w:p>
+    <w:p>
+      <w:pPr>
+        <w:rPr>
+          <w:b/>
+          <w:bCs/>
+        </w:rPr>
+      </w:pPr>
+      <w:r>
+        <w:rPr>
+          <w:b/>
+          <w:bCs/>
+        </w:rPr>
+        <w:t>Catálogo Bandas</w:t>
+      </w:r>
+    </w:p>
+    <w:p>
+      <w:pPr>
+        <w:rPr>
+          <w:b/>
+          <w:bCs/>
+        </w:rPr>
+      </w:pPr>
+    </w:p>
+    <w:p>
+      <w:pPr>
+        <w:spacing w:after="80"/>
+        <w:jc w:val="center"/>
+        <w:rPr>
+          <w:b/>
+          <w:bCs/>
+        </w:rPr>
+      </w:pPr>
+      <w:r>
+        <w:rPr>
+          <w:b/>
+          <w:bCs/>
+        </w:rPr>
+        <w:drawing>
+          <wp:inline distT="0" distB="0" distL="0" distR="0" wp14:anchorId="6A93CF7C" wp14:editId="36463E68">
+            <wp:extent cx="5220000" cy="7487635"/>
+            <wp:effectExtent l="0" t="0" r="0" b="0"/>
+            <wp:docPr id="885169082" name="Picture 1"/>
+            <wp:cNvGraphicFramePr>
+              <a:graphicFrameLocks xmlns:a="http://schemas.openxmlformats.org/drawingml/2006/main" noChangeAspect="1"/>
+            </wp:cNvGraphicFramePr>
+            <a:graphic xmlns:a="http://schemas.openxmlformats.org/drawingml/2006/main">
+              <a:graphicData uri="http://schemas.openxmlformats.org/drawingml/2006/picture">
+                <pic:pic xmlns:pic="http://schemas.openxmlformats.org/drawingml/2006/picture">
+                  <pic:nvPicPr>
+                    <pic:cNvPr id="885169082" name=""/>
+                    <pic:cNvPicPr/>
+                  </pic:nvPicPr>
+                  <pic:blipFill>
+                    <a:blip r:embed="rId13"/>
+                    <a:stretch>
+                      <a:fillRect/>
+                    </a:stretch>
+                  </pic:blipFill>
+                  <pic:spPr>
+                    <a:xfrm>
+                      <a:off x="0" y="0"/>
+                      <a:ext cx="5220000" cy="7487635"/>
+                    </a:xfrm>
+                    <a:prstGeom prst="rect">
+                      <a:avLst/>
+                    </a:prstGeom>
+                  </pic:spPr>
+                </pic:pic>
+              </a:graphicData>
+            </a:graphic>
+          </wp:inline>
+        </w:drawing>
+      </w:r>
+    </w:p>
+    <w:p>
+      <w:pPr>
+        <w:rPr>
+          <w:b/>
+          <w:bCs/>
+        </w:rPr>
+      </w:pPr>
+      <w:r>
+        <w:rPr>
+          <w:b/>
+          <w:bCs/>
+        </w:rPr>
+        <w:br w:type="page"/>
+      </w:r>
+    </w:p>
+    <w:p>
+      <w:pPr>
+        <w:spacing w:after="80"/>
+        <w:rPr>
+          <w:b/>
+          <w:bCs/>
+        </w:rPr>
+      </w:pPr>
+      <w:r>
+        <w:rPr>
+          <w:b/>
+          <w:bCs/>
+        </w:rPr>
+        <w:lastRenderedPageBreak/>
+        <w:t>Catálogo Libros</w:t>
+      </w:r>
+    </w:p>
+    <w:p>
+      <w:pPr>
+        <w:spacing w:after="80"/>
+        <w:rPr>
+          <w:b/>
+          <w:bCs/>
+        </w:rPr>
+      </w:pPr>
+    </w:p>
+    <w:p>
+      <w:pPr>
+        <w:spacing w:after="80"/>
+        <w:jc w:val="center"/>
+        <w:rPr>
+          <w:b/>
+          <w:bCs/>
+        </w:rPr>
+      </w:pPr>
+      <w:r>
+        <w:rPr>
+          <w:b/>
+          <w:bCs/>
+        </w:rPr>
+        <w:drawing>
+          <wp:inline distT="0" distB="0" distL="0" distR="0" wp14:anchorId="45ABE35A" wp14:editId="3760D457">
+            <wp:extent cx="5220000" cy="6834700"/>
+            <wp:effectExtent l="0" t="0" r="0" b="4445"/>
+            <wp:docPr id="1421381306" name="Picture 1"/>
+            <wp:cNvGraphicFramePr>
+              <a:graphicFrameLocks xmlns:a="http://schemas.openxmlformats.org/drawingml/2006/main" noChangeAspect="1"/>
+            </wp:cNvGraphicFramePr>
+            <a:graphic xmlns:a="http://schemas.openxmlformats.org/drawingml/2006/main">
+              <a:graphicData uri="http://schemas.openxmlformats.org/drawingml/2006/picture">
+                <pic:pic xmlns:pic="http://schemas.openxmlformats.org/drawingml/2006/picture">
+                  <pic:nvPicPr>
+                    <pic:cNvPr id="1421381306" name=""/>
+                    <pic:cNvPicPr/>
+                  </pic:nvPicPr>
+                  <pic:blipFill>
+                    <a:blip r:embed="rId14"/>
+                    <a:stretch>
+                      <a:fillRect/>
+                    </a:stretch>
+                  </pic:blipFill>
+                  <pic:spPr>
+                    <a:xfrm>
+                      <a:off x="0" y="0"/>
+                      <a:ext cx="5220000" cy="6834700"/>
+                    </a:xfrm>
+                    <a:prstGeom prst="rect">
+                      <a:avLst/>
+                    </a:prstGeom>
+                  </pic:spPr>
+                </pic:pic>
+              </a:graphicData>
+            </a:graphic>
+          </wp:inline>
+        </w:drawing>
       </w:r>
     </w:p>
     <w:p>
@@ -8370,6 +8810,7 @@
         <w:jc w:val="both"/>
       </w:pPr>
       <w:r>
+        <w:lastRenderedPageBreak/>
         <w:t>15 de 112 libros (13.4%) se quedaron sin sinopsis pese al reintento en dos fuentes distintas; se excluyeron como candidatos de recomendación, lo que reduce el universo disponible del lado de los libros.</w:t>
       </w:r>
     </w:p>
@@ -8384,7 +8825,7 @@
         <w:jc w:val="both"/>
       </w:pPr>
       <w:r>
-        <w:t xml:space="preserve">El vocabulario musical (tags de género) y la prosa narrativa de un libro son dominios semánticamente distantes incluso para un modelo de embeddings; por eso el rank promedio, aunque mejor que el azar, todavía está lejos de un sistema ideal.</w:t>
+        <w:t>El vocabulario musical (tags de género) y la prosa narrativa de un libro son dominios semánticamente distantes incluso para un modelo de embeddings; por eso el rank promedio, aunque mejor que el azar, todavía está lejos de un sistema ideal.</w:t>
       </w:r>
     </w:p>
     <w:p>
@@ -8398,7 +8839,7 @@
         <w:jc w:val="both"/>
       </w:pPr>
       <w:r>
-        <w:t xml:space="preserve">La corrección de hubness aplicada (centrado simple) es una heurística transparente y verificable con los recursos disponibles, no la técnica más sofisticada del estado del arte para este problema (por ejemplo, CSLS basado en k-vecinos, o un espacio aprendido con contrastive learning).</w:t>
+        <w:t>La corrección de hubness aplicada (centrado simple) es una heurística transparente y verificable con los recursos disponibles, no la técnica más sofisticada del estado del arte para este problema (por ejemplo, CSLS basado en k-vecinos, o un espacio aprendido con contrastive learning).</w:t>
       </w:r>
     </w:p>
     <w:p>
@@ -8426,7 +8867,7 @@
         <w:jc w:val="both"/>
       </w:pPr>
       <w:r>
-        <w:t xml:space="preserve">La interfaz no tiene alojamiento permanente: corre en Google Colab con un enlace temporal de Gradio, que deja de funcionar al cerrar la sesión. Por la misma razón, las sugerencias se guardan en un CSV que hay que descargar antes de cerrarla.</w:t>
+        <w:t>La interfaz no tiene alojamiento permanente: corre en Google Colab con un enlace temporal de Gradio, que deja de funcionar al cerrar la sesión. Por la misma razón, las sugerencias se guardan en un CSV que hay que descargar antes de cerrarla.</w:t>
       </w:r>
     </w:p>
     <w:p>
@@ -8440,7 +8881,7 @@
         <w:jc w:val="both"/>
       </w:pPr>
       <w:r>
-        <w:t xml:space="preserve">Las explicaciones que redacta el LLM no se evaluaron con una métrica cuantitativa (sección 7.7).</w:t>
+        <w:t>Las explicaciones que redacta el LLM no se evaluaron con una métrica cuantitativa (sección 7.7).</w:t>
       </w:r>
     </w:p>
     <w:p>
@@ -8475,7 +8916,7 @@
           <w:b/>
           <w:bCs/>
         </w:rPr>
-        <w:t xml:space="preserve">Alojamiento permanente de la interfaz:</w:t>
+        <w:t>Alojamiento permanente de la interfaz:</w:t>
       </w:r>
       <w:r>
         <w:t xml:space="preserve"> hoy corre en Google Colab con un enlace temporal de Gradio; un servidor propio permitiría que el enlace no caduque y que las sugerencias de la comunidad se conserven entre sesiones.</w:t>
@@ -8492,7 +8933,6 @@
         <w:jc w:val="both"/>
       </w:pPr>
       <w:r>
-        <w:lastRenderedPageBreak/>
         <w:t>Conseguir sinopsis para los 15 libros faltantes, para que puedan volver a ser candidatos de recomendación.</w:t>
       </w:r>
     </w:p>
@@ -8515,7 +8955,7 @@
         <w:pStyle w:val="Heading1"/>
       </w:pPr>
       <w:r>
-        <w:t xml:space="preserve">11. Conclusiones</w:t>
+        <w:t>11. Conclusiones</w:t>
       </w:r>
     </w:p>
     <w:p>
@@ -8524,7 +8964,7 @@
         <w:jc w:val="both"/>
       </w:pPr>
       <w:r>
-        <w:t xml:space="preserve">El proyecto demuestra que es posible construir un puente útil entre la música rock/metal y la literatura de fantasía/romance con datos obtenidos exclusivamente de APIs públicas y recursos gratuitos. Los hallazgos clave son:</w:t>
+        <w:t>El proyecto demuestra que es posible construir un puente útil entre la música rock/metal y la literatura de fantasía/romance con datos obtenidos exclusivamente de APIs públicas y recursos gratuitos. Los hallazgos clave son:</w:t>
       </w:r>
     </w:p>
     <w:p>
@@ -8542,7 +8982,7 @@
           <w:b/>
           <w:bCs/>
         </w:rPr>
-        <w:t xml:space="preserve">Los dos dominios casi no comparten vocabulario.</w:t>
+        <w:t>Los dos dominios casi no comparten vocabulario.</w:t>
       </w:r>
       <w:r>
         <w:t xml:space="preserve"> El modelo base TF-IDF quedó prácticamente en el nivel del azar (MRR de 0.064 y 0.065), lo que justificó pasar a una representación semántica.</w:t>
@@ -8563,7 +9003,7 @@
           <w:b/>
           <w:bCs/>
         </w:rPr>
-        <w:t xml:space="preserve">La representación semántica sí captura afinidad entre dominios.</w:t>
+        <w:t>La representación semántica sí captura afinidad entre dominios.</w:t>
       </w:r>
       <w:r>
         <w:t xml:space="preserve"> Con embeddings multilingües, el rank promedio superó al azar en ambos sentidos y Recall@10 subió en ambos.</w:t>
@@ -8584,7 +9024,7 @@
           <w:b/>
           <w:bCs/>
         </w:rPr>
-        <w:t xml:space="preserve">Detectar y corregir el sesgo de hubs fue decisivo.</w:t>
+        <w:t>Detectar y corregir el sesgo de hubs fue decisivo.</w:t>
       </w:r>
       <w:r>
         <w:t xml:space="preserve"> La corrección mejoró todas las métricas (MRR combinado de 0.133 a 0.160; Recall@10 de 17.1% a 18.1% del lado banda y de 13.3% a 15.2% del lado libro) y redujo la concentración del libro top-1 más repetido del 38.3% al 7.4% de las bandas.</w:t>
@@ -8605,7 +9045,7 @@
           <w:b/>
           <w:bCs/>
         </w:rPr>
-        <w:t xml:space="preserve">Las recomendaciones finales son coherentes por subgénero</w:t>
+        <w:t>Las recomendaciones finales son coherentes por subgénero</w:t>
       </w:r>
       <w:r>
         <w:t xml:space="preserve"> (Tabla 10), que es lo que percibe el usuario.</w:t>
@@ -8617,7 +9057,7 @@
         <w:jc w:val="both"/>
       </w:pPr>
       <w:r>
-        <w:t xml:space="preserve">Estos resultados resuelven el problema planteado: Inkriff recomienda en ambos sentidos, explica cada recomendación, funciona con bandas y libros fuera del catálogo y permite escuchar o comprar de inmediato, todo desde una interfaz conversacional que no requiere conocimientos técnicos.</w:t>
+        <w:t>Estos resultados resuelven el problema planteado: Inkriff recomienda en ambos sentidos, explica cada recomendación, funciona con bandas y libros fuera del catálogo y permite escuchar o comprar de inmediato, todo desde una interfaz conversacional que no requiere conocimientos técnicos.</w:t>
       </w:r>
     </w:p>
     <w:p>
@@ -8626,7 +9066,11 @@
         <w:jc w:val="both"/>
       </w:pPr>
       <w:r>
-        <w:t xml:space="preserve">Al mismo tiempo, las cifras absolutas son modestas: un Recall@10 de entre 15% y 18%, medido sobre solo 105 pares, indica un modelo mejor que el azar pero lejos de uno ideal. El valor del trabajo está en la mejora relativa, en la coherencia cualitativa y en la transparencia de cada decisión. Para la toma de decisiones, lo prioritario es ampliar los pares de evaluación y completar las sinopsis faltantes (sección 3.4); como mejora técnica a futuro, un espacio aprendido con aprendizaje contrastivo podría acercar más los dos dominios una vez que existan suficientes pares para entrenarlo sin memorizar.</w:t>
+        <w:t xml:space="preserve">Al mismo tiempo, las cifras absolutas son modestas: un Recall@10 de entre 15% y 18%, medido sobre solo 105 pares, indica un modelo mejor que el azar pero lejos de uno ideal. El valor del trabajo está en la mejora </w:t>
+      </w:r>
+      <w:r>
+        <w:lastRenderedPageBreak/>
+        <w:t>relativa, en la coherencia cualitativa y en la transparencia de cada decisión. Para la toma de decisiones, lo prioritario es ampliar los pares de evaluación y completar las sinopsis faltantes (sección 3.4); como mejora técnica a futuro, un espacio aprendido con aprendizaje contrastivo podría acercar más los dos dominios una vez que existan suficientes pares para entrenarlo sin memorizar.</w:t>
       </w:r>
     </w:p>
     <w:p>
@@ -8634,45 +9078,108 @@
         <w:pStyle w:val="Heading1"/>
       </w:pPr>
       <w:r>
-        <w:t xml:space="preserve">12. Referencias</w:t>
+        <w:t>12. Referencias</w:t>
       </w:r>
     </w:p>
     <w:p>
       <w:pPr>
         <w:spacing w:after="120"/>
         <w:ind w:left="720" w:hanging="720"/>
+        <w:rPr>
+          <w:lang w:val="en-US"/>
+        </w:rPr>
       </w:pPr>
       <w:r>
         <w:t xml:space="preserve">Abid, A., Abdalla, A., Abid, A., Khan, D., Alfozan, A., &amp; Zou, J. (2019). </w:t>
       </w:r>
+      <w:proofErr w:type="spellStart"/>
       <w:r>
         <w:rPr>
           <w:i/>
           <w:iCs/>
-        </w:rPr>
-        <w:t xml:space="preserve">Gradio: Hassle-free sharing and testing of ML models in the wild</w:t>
-      </w:r>
-      <w:r>
-        <w:t xml:space="preserve"> [Preprint]. arXiv. https://doi.org/10.48550/arXiv.1906.02569</w:t>
+          <w:lang w:val="en-US"/>
+        </w:rPr>
+        <w:t>Gradio</w:t>
+      </w:r>
+      <w:proofErr w:type="spellEnd"/>
+      <w:r>
+        <w:rPr>
+          <w:i/>
+          <w:iCs/>
+          <w:lang w:val="en-US"/>
+        </w:rPr>
+        <w:t>: Hassle-free sharing and testing of ML models in the wild</w:t>
+      </w:r>
+      <w:r>
+        <w:rPr>
+          <w:lang w:val="en-US"/>
+        </w:rPr>
+        <w:t xml:space="preserve"> [Preprint]. </w:t>
+      </w:r>
+      <w:proofErr w:type="spellStart"/>
+      <w:r>
+        <w:rPr>
+          <w:lang w:val="en-US"/>
+        </w:rPr>
+        <w:t>arXiv</w:t>
+      </w:r>
+      <w:proofErr w:type="spellEnd"/>
+      <w:r>
+        <w:rPr>
+          <w:lang w:val="en-US"/>
+        </w:rPr>
+        <w:t>. https://doi.org/10.48550/arXiv.1906.02569</w:t>
       </w:r>
     </w:p>
     <w:p>
       <w:pPr>
         <w:spacing w:after="120"/>
         <w:ind w:left="720" w:hanging="720"/>
-      </w:pPr>
-      <w:r>
-        <w:t xml:space="preserve">Conneau, A., Lample, G., Ranzato, M., Denoyer, L., &amp; Jégou, H. (2018). Word translation without parallel data. En </w:t>
+        <w:rPr>
+          <w:lang w:val="en-US"/>
+        </w:rPr>
+      </w:pPr>
+      <w:proofErr w:type="spellStart"/>
+      <w:r>
+        <w:rPr>
+          <w:lang w:val="en-US"/>
+        </w:rPr>
+        <w:t>Conneau</w:t>
+      </w:r>
+      <w:proofErr w:type="spellEnd"/>
+      <w:r>
+        <w:rPr>
+          <w:lang w:val="en-US"/>
+        </w:rPr>
+        <w:t xml:space="preserve">, A., Lample, G., </w:t>
+      </w:r>
+      <w:proofErr w:type="spellStart"/>
+      <w:r>
+        <w:rPr>
+          <w:lang w:val="en-US"/>
+        </w:rPr>
+        <w:t>Ranzato</w:t>
+      </w:r>
+      <w:proofErr w:type="spellEnd"/>
+      <w:r>
+        <w:rPr>
+          <w:lang w:val="en-US"/>
+        </w:rPr>
+        <w:t xml:space="preserve">, M., Denoyer, L., &amp; Jégou, H. (2018). Word translation without parallel data. En </w:t>
       </w:r>
       <w:r>
         <w:rPr>
           <w:i/>
           <w:iCs/>
-        </w:rPr>
-        <w:t xml:space="preserve">International Conference on Learning Representations (ICLR 2018)</w:t>
-      </w:r>
-      <w:r>
-        <w:t xml:space="preserve">. https://arxiv.org/abs/1710.04087</w:t>
+          <w:lang w:val="en-US"/>
+        </w:rPr>
+        <w:t>International Conference on Learning Representations (ICLR 2018)</w:t>
+      </w:r>
+      <w:r>
+        <w:rPr>
+          <w:lang w:val="en-US"/>
+        </w:rPr>
+        <w:t>. https://arxiv.org/abs/1710.04087</w:t>
       </w:r>
     </w:p>
     <w:p>
@@ -8688,10 +9195,22 @@
           <w:i/>
           <w:iCs/>
         </w:rPr>
-        <w:t xml:space="preserve">Genius API documentation</w:t>
-      </w:r>
-      <w:r>
-        <w:t xml:space="preserve">. Recuperado el 2 de octubre de 2026, de https://docs.genius.com/</w:t>
+        <w:t>Genius API documentation</w:t>
+      </w:r>
+      <w:r>
+        <w:t xml:space="preserve">. Recuperado el </w:t>
+      </w:r>
+      <w:r>
+        <w:t>2</w:t>
+      </w:r>
+      <w:r>
+        <w:t xml:space="preserve"> de </w:t>
+      </w:r>
+      <w:r>
+        <w:t xml:space="preserve">septiembre </w:t>
+      </w:r>
+      <w:r>
+        <w:t>de 2026, de https://docs.genius.com/</w:t>
       </w:r>
     </w:p>
     <w:p>
@@ -8700,17 +9219,53 @@
         <w:ind w:left="720" w:hanging="720"/>
       </w:pPr>
       <w:r>
-        <w:t xml:space="preserve">Google. (s.f.). </w:t>
+        <w:rPr>
+          <w:lang w:val="en-US"/>
+        </w:rPr>
+        <w:t>Google. (</w:t>
+      </w:r>
+      <w:proofErr w:type="spellStart"/>
+      <w:r>
+        <w:rPr>
+          <w:lang w:val="en-US"/>
+        </w:rPr>
+        <w:t>s.f.</w:t>
+      </w:r>
+      <w:proofErr w:type="spellEnd"/>
+      <w:r>
+        <w:rPr>
+          <w:lang w:val="en-US"/>
+        </w:rPr>
+        <w:t xml:space="preserve">). </w:t>
       </w:r>
       <w:r>
         <w:rPr>
           <w:i/>
           <w:iCs/>
-        </w:rPr>
-        <w:t xml:space="preserve">Google Books APIs</w:t>
-      </w:r>
-      <w:r>
-        <w:t xml:space="preserve">. Recuperado el 2 de octubre de 2026, de https://developers.google.com/books</w:t>
+          <w:lang w:val="en-US"/>
+        </w:rPr>
+        <w:t>Google Books APIs</w:t>
+      </w:r>
+      <w:r>
+        <w:rPr>
+          <w:lang w:val="en-US"/>
+        </w:rPr>
+        <w:t xml:space="preserve">. </w:t>
+      </w:r>
+      <w:r>
+        <w:t xml:space="preserve">Recuperado el </w:t>
+      </w:r>
+      <w:r>
+        <w:t>2</w:t>
+      </w:r>
+      <w:r>
+        <w:t xml:space="preserve"> de </w:t>
+      </w:r>
+      <w:r>
+        <w:t xml:space="preserve">septiembre </w:t>
+      </w:r>
+      <w:r>
+        <w:t>de 2026, de https://developers.google.com/books</w:t>
       </w:r>
     </w:p>
     <w:p>
@@ -8718,18 +9273,66 @@
         <w:spacing w:after="120"/>
         <w:ind w:left="720" w:hanging="720"/>
       </w:pPr>
-      <w:r>
-        <w:t xml:space="preserve">Groq. (s.f.). </w:t>
-      </w:r>
+      <w:proofErr w:type="spellStart"/>
+      <w:r>
+        <w:rPr>
+          <w:lang w:val="en-US"/>
+        </w:rPr>
+        <w:t>Groq</w:t>
+      </w:r>
+      <w:proofErr w:type="spellEnd"/>
+      <w:r>
+        <w:rPr>
+          <w:lang w:val="en-US"/>
+        </w:rPr>
+        <w:t>. (</w:t>
+      </w:r>
+      <w:proofErr w:type="spellStart"/>
+      <w:r>
+        <w:rPr>
+          <w:lang w:val="en-US"/>
+        </w:rPr>
+        <w:t>s.f.</w:t>
+      </w:r>
+      <w:proofErr w:type="spellEnd"/>
+      <w:r>
+        <w:rPr>
+          <w:lang w:val="en-US"/>
+        </w:rPr>
+        <w:t xml:space="preserve">). </w:t>
+      </w:r>
+      <w:proofErr w:type="spellStart"/>
       <w:r>
         <w:rPr>
           <w:i/>
           <w:iCs/>
-        </w:rPr>
-        <w:t xml:space="preserve">GroqCloud documentation</w:t>
-      </w:r>
-      <w:r>
-        <w:t xml:space="preserve">. Recuperado el 2 de octubre de 2026, de https://console.groq.com/docs</w:t>
+          <w:lang w:val="en-US"/>
+        </w:rPr>
+        <w:t>GroqCloud</w:t>
+      </w:r>
+      <w:proofErr w:type="spellEnd"/>
+      <w:r>
+        <w:rPr>
+          <w:i/>
+          <w:iCs/>
+          <w:lang w:val="en-US"/>
+        </w:rPr>
+        <w:t xml:space="preserve"> documentation</w:t>
+      </w:r>
+      <w:r>
+        <w:rPr>
+          <w:lang w:val="en-US"/>
+        </w:rPr>
+        <w:t xml:space="preserve">. </w:t>
+      </w:r>
+      <w:r>
+        <w:t xml:space="preserve">Recuperado el 2 de </w:t>
+      </w:r>
+      <w:r>
+        <w:t>septiembre</w:t>
+      </w:r>
+      <w:r>
+        <w:t xml:space="preserve"> de 2026, de https://console.groq.com/docs</w:t>
       </w:r>
     </w:p>
     <w:p>
@@ -8738,35 +9341,78 @@
         <w:ind w:left="720" w:hanging="720"/>
       </w:pPr>
       <w:r>
-        <w:t xml:space="preserve">Internet Archive. (s.f.). </w:t>
+        <w:rPr>
+          <w:lang w:val="en-US"/>
+        </w:rPr>
+        <w:t>Internet Archive. (</w:t>
+      </w:r>
+      <w:proofErr w:type="spellStart"/>
+      <w:r>
+        <w:rPr>
+          <w:lang w:val="en-US"/>
+        </w:rPr>
+        <w:t>s.f.</w:t>
+      </w:r>
+      <w:proofErr w:type="spellEnd"/>
+      <w:r>
+        <w:rPr>
+          <w:lang w:val="en-US"/>
+        </w:rPr>
+        <w:t xml:space="preserve">). </w:t>
       </w:r>
       <w:r>
         <w:rPr>
           <w:i/>
           <w:iCs/>
-        </w:rPr>
-        <w:t xml:space="preserve">Open Library developer APIs</w:t>
-      </w:r>
-      <w:r>
-        <w:t xml:space="preserve">. Recuperado el 2 de octubre de 2026, de https://openlibrary.org/developers/api</w:t>
+          <w:lang w:val="en-US"/>
+        </w:rPr>
+        <w:t>Open Library developer APIs</w:t>
+      </w:r>
+      <w:r>
+        <w:rPr>
+          <w:lang w:val="en-US"/>
+        </w:rPr>
+        <w:t xml:space="preserve">. </w:t>
+      </w:r>
+      <w:r>
+        <w:t xml:space="preserve">Recuperado el 2 de </w:t>
+      </w:r>
+      <w:r>
+        <w:t>septiembre</w:t>
+      </w:r>
+      <w:r>
+        <w:t xml:space="preserve"> de 2026, de https://openlibrary.org/developers/api</w:t>
       </w:r>
     </w:p>
     <w:p>
       <w:pPr>
         <w:spacing w:after="120"/>
         <w:ind w:left="720" w:hanging="720"/>
-      </w:pPr>
-      <w:r>
-        <w:t xml:space="preserve">Lops, P., de Gemmis, M., &amp; Semeraro, G. (2011). Content-based recommender systems: State of the art and trends. En F. Ricci, L. Rokach, B. Shapira, &amp; P. B. Kantor (Eds.), </w:t>
+        <w:rPr>
+          <w:lang w:val="en-US"/>
+        </w:rPr>
+      </w:pPr>
+      <w:r>
+        <w:t xml:space="preserve">Lops, P., de Gemmis, M., &amp; Semeraro, G. (2011). </w:t>
+      </w:r>
+      <w:r>
+        <w:rPr>
+          <w:lang w:val="en-US"/>
+        </w:rPr>
+        <w:t xml:space="preserve">Content-based recommender systems: State of the art and trends. En F. Ricci, L. Rokach, B. Shapira, &amp; P. B. Kantor (Eds.), </w:t>
       </w:r>
       <w:r>
         <w:rPr>
           <w:i/>
           <w:iCs/>
-        </w:rPr>
-        <w:t xml:space="preserve">Recommender systems handbook</w:t>
-      </w:r>
-      <w:r>
+          <w:lang w:val="en-US"/>
+        </w:rPr>
+        <w:t>Recommender systems handbook</w:t>
+      </w:r>
+      <w:r>
+        <w:rPr>
+          <w:lang w:val="en-US"/>
+        </w:rPr>
         <w:t xml:space="preserve"> (pp. 73–105). Springer. https://doi.org/10.1007/978-0-387-85820-3_3</w:t>
       </w:r>
     </w:p>
@@ -8775,18 +9421,72 @@
         <w:spacing w:after="120"/>
         <w:ind w:left="720" w:hanging="720"/>
       </w:pPr>
-      <w:r>
-        <w:t xml:space="preserve">MetaBrainz Foundation. (s.f.). </w:t>
-      </w:r>
+      <w:proofErr w:type="spellStart"/>
+      <w:r>
+        <w:rPr>
+          <w:lang w:val="en-US"/>
+        </w:rPr>
+        <w:t>MetaBrainz</w:t>
+      </w:r>
+      <w:proofErr w:type="spellEnd"/>
+      <w:r>
+        <w:rPr>
+          <w:lang w:val="en-US"/>
+        </w:rPr>
+        <w:t xml:space="preserve"> Foundation. (</w:t>
+      </w:r>
+      <w:proofErr w:type="spellStart"/>
+      <w:r>
+        <w:rPr>
+          <w:lang w:val="en-US"/>
+        </w:rPr>
+        <w:t>s.f.</w:t>
+      </w:r>
+      <w:proofErr w:type="spellEnd"/>
+      <w:r>
+        <w:rPr>
+          <w:lang w:val="en-US"/>
+        </w:rPr>
+        <w:t xml:space="preserve">). </w:t>
+      </w:r>
+      <w:proofErr w:type="spellStart"/>
       <w:r>
         <w:rPr>
           <w:i/>
           <w:iCs/>
-        </w:rPr>
-        <w:t xml:space="preserve">MusicBrainz API</w:t>
-      </w:r>
-      <w:r>
-        <w:t xml:space="preserve">. Recuperado el 2 de octubre de 2026, de https://musicbrainz.org/doc/MusicBrainz_API</w:t>
+          <w:lang w:val="en-US"/>
+        </w:rPr>
+        <w:t>MusicBrainz</w:t>
+      </w:r>
+      <w:proofErr w:type="spellEnd"/>
+      <w:r>
+        <w:rPr>
+          <w:i/>
+          <w:iCs/>
+          <w:lang w:val="en-US"/>
+        </w:rPr>
+        <w:t xml:space="preserve"> API</w:t>
+      </w:r>
+      <w:r>
+        <w:rPr>
+          <w:lang w:val="en-US"/>
+        </w:rPr>
+        <w:t xml:space="preserve">. </w:t>
+      </w:r>
+      <w:r>
+        <w:t xml:space="preserve">Recuperado el </w:t>
+      </w:r>
+      <w:r>
+        <w:t>5</w:t>
+      </w:r>
+      <w:r>
+        <w:t xml:space="preserve"> de </w:t>
+      </w:r>
+      <w:r>
+        <w:t>septiembre</w:t>
+      </w:r>
+      <w:r>
+        <w:t xml:space="preserve"> de 2026, de https://musicbrainz.org/doc/MusicBrainz_API</w:t>
       </w:r>
     </w:p>
     <w:p>
@@ -8795,73 +9495,212 @@
         <w:ind w:left="720" w:hanging="720"/>
       </w:pPr>
       <w:r>
-        <w:t xml:space="preserve">OpenAI. (s.f.). </w:t>
+        <w:rPr>
+          <w:lang w:val="en-US"/>
+        </w:rPr>
+        <w:t>OpenAI. (</w:t>
+      </w:r>
+      <w:proofErr w:type="spellStart"/>
+      <w:r>
+        <w:rPr>
+          <w:lang w:val="en-US"/>
+        </w:rPr>
+        <w:t>s.f.</w:t>
+      </w:r>
+      <w:proofErr w:type="spellEnd"/>
+      <w:r>
+        <w:rPr>
+          <w:lang w:val="en-US"/>
+        </w:rPr>
+        <w:t xml:space="preserve">). </w:t>
       </w:r>
       <w:r>
         <w:rPr>
           <w:i/>
           <w:iCs/>
-        </w:rPr>
-        <w:t xml:space="preserve">API reference</w:t>
-      </w:r>
-      <w:r>
-        <w:t xml:space="preserve">. Recuperado el 2 de octubre de 2026, de https://platform.openai.com/docs/api-reference</w:t>
+          <w:lang w:val="en-US"/>
+        </w:rPr>
+        <w:t>API reference</w:t>
+      </w:r>
+      <w:r>
+        <w:rPr>
+          <w:lang w:val="en-US"/>
+        </w:rPr>
+        <w:t xml:space="preserve">. </w:t>
+      </w:r>
+      <w:r>
+        <w:t xml:space="preserve">Recuperado el </w:t>
+      </w:r>
+      <w:r>
+        <w:t>5</w:t>
+      </w:r>
+      <w:r>
+        <w:t xml:space="preserve"> de </w:t>
+      </w:r>
+      <w:r>
+        <w:t xml:space="preserve">septiembre </w:t>
+      </w:r>
+      <w:r>
+        <w:t>de 2026, de https://platform.openai.com/docs/api-reference</w:t>
       </w:r>
     </w:p>
     <w:p>
       <w:pPr>
         <w:spacing w:after="120"/>
         <w:ind w:left="720" w:hanging="720"/>
-      </w:pPr>
-      <w:r>
-        <w:t xml:space="preserve">Pedregosa, F., Varoquaux, G., Gramfort, A., Michel, V., Thirion, B., Grisel, O., Blondel, M., Prettenhofer, P., Weiss, R., Dubourg, V., Vanderplas, J., Passos, A., Cournapeau, D., Brucher, M., Perrot, M., &amp; Duchesnay, É. (2011). Scikit-learn: Machine learning in Python. </w:t>
+        <w:rPr>
+          <w:lang w:val="en-US"/>
+        </w:rPr>
+      </w:pPr>
+      <w:r>
+        <w:rPr>
+          <w:lang w:val="en-US"/>
+        </w:rPr>
+        <w:t xml:space="preserve">Pedregosa, F., </w:t>
+      </w:r>
+      <w:proofErr w:type="spellStart"/>
+      <w:r>
+        <w:rPr>
+          <w:lang w:val="en-US"/>
+        </w:rPr>
+        <w:t>Varoquaux</w:t>
+      </w:r>
+      <w:proofErr w:type="spellEnd"/>
+      <w:r>
+        <w:rPr>
+          <w:lang w:val="en-US"/>
+        </w:rPr>
+        <w:t xml:space="preserve">, G., </w:t>
+      </w:r>
+      <w:proofErr w:type="spellStart"/>
+      <w:r>
+        <w:rPr>
+          <w:lang w:val="en-US"/>
+        </w:rPr>
+        <w:t>Gramfort</w:t>
+      </w:r>
+      <w:proofErr w:type="spellEnd"/>
+      <w:r>
+        <w:rPr>
+          <w:lang w:val="en-US"/>
+        </w:rPr>
+        <w:t xml:space="preserve">, A., Michel, V., Thirion, B., Grisel, O., Blondel, M., </w:t>
+      </w:r>
+      <w:proofErr w:type="spellStart"/>
+      <w:r>
+        <w:rPr>
+          <w:lang w:val="en-US"/>
+        </w:rPr>
+        <w:t>Prettenhofer</w:t>
+      </w:r>
+      <w:proofErr w:type="spellEnd"/>
+      <w:r>
+        <w:rPr>
+          <w:lang w:val="en-US"/>
+        </w:rPr>
+        <w:t xml:space="preserve">, P., Weiss, R., Dubourg, V., Vanderplas, J., Passos, A., </w:t>
+      </w:r>
+      <w:proofErr w:type="spellStart"/>
+      <w:r>
+        <w:rPr>
+          <w:lang w:val="en-US"/>
+        </w:rPr>
+        <w:t>Cournapeau</w:t>
+      </w:r>
+      <w:proofErr w:type="spellEnd"/>
+      <w:r>
+        <w:rPr>
+          <w:lang w:val="en-US"/>
+        </w:rPr>
+        <w:t xml:space="preserve">, D., Brucher, M., Perrot, M., &amp; Duchesnay, É. (2011). Scikit-learn: Machine learning in Python. </w:t>
       </w:r>
       <w:r>
         <w:rPr>
           <w:i/>
           <w:iCs/>
-        </w:rPr>
-        <w:t xml:space="preserve">Journal of Machine Learning Research, 12</w:t>
-      </w:r>
-      <w:r>
-        <w:t xml:space="preserve">, 2825–2830.</w:t>
+          <w:lang w:val="en-US"/>
+        </w:rPr>
+        <w:t>Journal of Machine Learning Research, 12</w:t>
+      </w:r>
+      <w:r>
+        <w:rPr>
+          <w:lang w:val="en-US"/>
+        </w:rPr>
+        <w:t>, 2825–2830.</w:t>
       </w:r>
     </w:p>
     <w:p>
       <w:pPr>
         <w:spacing w:after="120"/>
         <w:ind w:left="720" w:hanging="720"/>
-      </w:pPr>
-      <w:r>
-        <w:t xml:space="preserve">Radovanović, M., Nanopoulos, A., &amp; Ivanović, M. (2010). Hubs in space: Popular nearest neighbors in high-dimensional data. </w:t>
+        <w:rPr>
+          <w:lang w:val="en-US"/>
+        </w:rPr>
+      </w:pPr>
+      <w:r>
+        <w:t xml:space="preserve">Radovanović, M., Nanopoulos, A., &amp; Ivanović, M. (2010). </w:t>
+      </w:r>
+      <w:r>
+        <w:rPr>
+          <w:lang w:val="en-US"/>
+        </w:rPr>
+        <w:t xml:space="preserve">Hubs in space: Popular nearest neighbors in high-dimensional data. </w:t>
       </w:r>
       <w:r>
         <w:rPr>
           <w:i/>
           <w:iCs/>
-        </w:rPr>
-        <w:t xml:space="preserve">Journal of Machine Learning Research, 11</w:t>
-      </w:r>
-      <w:r>
-        <w:t xml:space="preserve">, 2487–2531.</w:t>
+          <w:lang w:val="en-US"/>
+        </w:rPr>
+        <w:t>Journal of Machine Learning Research, 11</w:t>
+      </w:r>
+      <w:r>
+        <w:rPr>
+          <w:lang w:val="en-US"/>
+        </w:rPr>
+        <w:t>, 2487–2531.</w:t>
       </w:r>
     </w:p>
     <w:p>
       <w:pPr>
         <w:spacing w:after="120"/>
         <w:ind w:left="720" w:hanging="720"/>
-      </w:pPr>
-      <w:r>
-        <w:t xml:space="preserve">Reimers, N., &amp; Gurevych, I. (2019). Sentence-BERT: Sentence embeddings using Siamese BERT-networks. En </w:t>
+        <w:rPr>
+          <w:lang w:val="en-US"/>
+        </w:rPr>
+      </w:pPr>
+      <w:r>
+        <w:rPr>
+          <w:lang w:val="en-US"/>
+        </w:rPr>
+        <w:t xml:space="preserve">Reimers, N., &amp; </w:t>
+      </w:r>
+      <w:proofErr w:type="spellStart"/>
+      <w:r>
+        <w:rPr>
+          <w:lang w:val="en-US"/>
+        </w:rPr>
+        <w:t>Gurevych</w:t>
+      </w:r>
+      <w:proofErr w:type="spellEnd"/>
+      <w:r>
+        <w:rPr>
+          <w:lang w:val="en-US"/>
+        </w:rPr>
+        <w:t xml:space="preserve">, I. (2019). Sentence-BERT: Sentence embeddings using Siamese BERT-networks. En </w:t>
       </w:r>
       <w:r>
         <w:rPr>
           <w:i/>
           <w:iCs/>
-        </w:rPr>
-        <w:t xml:space="preserve">Proceedings of the 2019 Conference on Empirical Methods in Natural Language Processing and the 9th International Joint Conference on Natural Language Processing (EMNLP-IJCNLP)</w:t>
-      </w:r>
-      <w:r>
+          <w:lang w:val="en-US"/>
+        </w:rPr>
+        <w:t>Proceedings of the 2019 Conference on Empirical Methods in Natural Language Processing and the 9th International Joint Conference on Natural Language Processing (EMNLP-IJCNLP)</w:t>
+      </w:r>
+      <w:r>
+        <w:rPr>
+          <w:lang w:val="en-US"/>
+        </w:rPr>
         <w:t xml:space="preserve"> (pp. 3982–3992). Association for Computational Linguistics. https://doi.org/10.18653/v1/D19-1410</w:t>
       </w:r>
     </w:p>
@@ -8869,18 +9708,42 @@
       <w:pPr>
         <w:spacing w:after="120"/>
         <w:ind w:left="720" w:hanging="720"/>
-      </w:pPr>
-      <w:r>
-        <w:t xml:space="preserve">Reimers, N., &amp; Gurevych, I. (2020). Making monolingual sentence embeddings multilingual using knowledge distillation. En </w:t>
+        <w:rPr>
+          <w:lang w:val="en-US"/>
+        </w:rPr>
+      </w:pPr>
+      <w:r>
+        <w:rPr>
+          <w:lang w:val="en-US"/>
+        </w:rPr>
+        <w:t xml:space="preserve">Reimers, N., &amp; </w:t>
+      </w:r>
+      <w:proofErr w:type="spellStart"/>
+      <w:r>
+        <w:rPr>
+          <w:lang w:val="en-US"/>
+        </w:rPr>
+        <w:t>Gurevych</w:t>
+      </w:r>
+      <w:proofErr w:type="spellEnd"/>
+      <w:r>
+        <w:rPr>
+          <w:lang w:val="en-US"/>
+        </w:rPr>
+        <w:t xml:space="preserve">, I. (2020). Making monolingual sentence embeddings multilingual using knowledge distillation. En </w:t>
       </w:r>
       <w:r>
         <w:rPr>
           <w:i/>
           <w:iCs/>
-        </w:rPr>
-        <w:t xml:space="preserve">Proceedings of the 2020 Conference on Empirical Methods in Natural Language Processing (EMNLP)</w:t>
-      </w:r>
-      <w:r>
+          <w:lang w:val="en-US"/>
+        </w:rPr>
+        <w:t>Proceedings of the 2020 Conference on Empirical Methods in Natural Language Processing (EMNLP)</w:t>
+      </w:r>
+      <w:r>
+        <w:rPr>
+          <w:lang w:val="en-US"/>
+        </w:rPr>
         <w:t xml:space="preserve"> (pp. 4512–4525). Association for Computational Linguistics. https://doi.org/10.18653/v1/2020.emnlp-main.365</w:t>
       </w:r>
     </w:p>
@@ -8888,19 +9751,29 @@
       <w:pPr>
         <w:spacing w:after="120"/>
         <w:ind w:left="720" w:hanging="720"/>
-      </w:pPr>
-      <w:r>
+        <w:rPr>
+          <w:lang w:val="en-US"/>
+        </w:rPr>
+      </w:pPr>
+      <w:r>
+        <w:rPr>
+          <w:lang w:val="en-US"/>
+        </w:rPr>
         <w:t xml:space="preserve">Salton, G., &amp; Buckley, C. (1988). Term-weighting approaches in automatic text retrieval. </w:t>
       </w:r>
       <w:r>
         <w:rPr>
           <w:i/>
           <w:iCs/>
-        </w:rPr>
-        <w:t xml:space="preserve">Information Processing &amp; Management, 24</w:t>
-      </w:r>
-      <w:r>
-        <w:t xml:space="preserve">(5), 513–523. https://doi.org/10.1016/0306-4573(88)90021-0</w:t>
+          <w:lang w:val="en-US"/>
+        </w:rPr>
+        <w:t>Information Processing &amp; Management, 24</w:t>
+      </w:r>
+      <w:r>
+        <w:rPr>
+          <w:lang w:val="en-US"/>
+        </w:rPr>
+        <w:t>(5), 513–523. https://doi.org/10.1016/0306-4573(88)90021-0</w:t>
       </w:r>
     </w:p>
     <w:p>
@@ -8909,35 +9782,128 @@
         <w:ind w:left="720" w:hanging="720"/>
       </w:pPr>
       <w:r>
-        <w:t xml:space="preserve">Spotify. (s.f.). </w:t>
-      </w:r>
+        <w:rPr>
+          <w:lang w:val="en-US"/>
+        </w:rPr>
+        <w:lastRenderedPageBreak/>
+        <w:t>Spotify. (</w:t>
+      </w:r>
+      <w:proofErr w:type="spellStart"/>
+      <w:r>
+        <w:rPr>
+          <w:lang w:val="en-US"/>
+        </w:rPr>
+        <w:t>s.f.</w:t>
+      </w:r>
+      <w:proofErr w:type="spellEnd"/>
+      <w:r>
+        <w:rPr>
+          <w:lang w:val="en-US"/>
+        </w:rPr>
+        <w:t xml:space="preserve">). </w:t>
+      </w:r>
+      <w:proofErr w:type="spellStart"/>
       <w:r>
         <w:rPr>
           <w:i/>
           <w:iCs/>
-        </w:rPr>
-        <w:t xml:space="preserve">oEmbed API</w:t>
-      </w:r>
-      <w:r>
-        <w:t xml:space="preserve">. Spotify for Developers. Recuperado el 2 de octubre de 2026, de https://developer.spotify.com/documentation/embeds/reference/oembed</w:t>
+          <w:lang w:val="en-US"/>
+        </w:rPr>
+        <w:t>oEmbed</w:t>
+      </w:r>
+      <w:proofErr w:type="spellEnd"/>
+      <w:r>
+        <w:rPr>
+          <w:i/>
+          <w:iCs/>
+          <w:lang w:val="en-US"/>
+        </w:rPr>
+        <w:t xml:space="preserve"> API</w:t>
+      </w:r>
+      <w:r>
+        <w:rPr>
+          <w:lang w:val="en-US"/>
+        </w:rPr>
+        <w:t xml:space="preserve">. </w:t>
+      </w:r>
+      <w:r>
+        <w:t xml:space="preserve">Spotify </w:t>
+      </w:r>
+      <w:proofErr w:type="spellStart"/>
+      <w:r>
+        <w:t>for</w:t>
+      </w:r>
+      <w:proofErr w:type="spellEnd"/>
+      <w:r>
+        <w:t xml:space="preserve"> </w:t>
+      </w:r>
+      <w:proofErr w:type="spellStart"/>
+      <w:r>
+        <w:t>Developers</w:t>
+      </w:r>
+      <w:proofErr w:type="spellEnd"/>
+      <w:r>
+        <w:t>. Recuperado el 2 de octubre de 2026, de https://developer.spotify.com/documentation/embeds/reference/oembed</w:t>
       </w:r>
     </w:p>
     <w:p>
       <w:pPr>
         <w:spacing w:after="120"/>
         <w:ind w:left="720" w:hanging="720"/>
-      </w:pPr>
-      <w:r>
-        <w:t xml:space="preserve">Voorhees, E. M. (1999). The TREC-8 question answering track report. En </w:t>
+        <w:rPr>
+          <w:lang w:val="en-US"/>
+        </w:rPr>
+      </w:pPr>
+      <w:r>
+        <w:rPr>
+          <w:lang w:val="en-US"/>
+        </w:rPr>
+        <w:t>Voorhees, E. M. (1999). The TREC-</w:t>
+      </w:r>
+      <w:proofErr w:type="gramStart"/>
+      <w:r>
+        <w:rPr>
+          <w:lang w:val="en-US"/>
+        </w:rPr>
+        <w:t>8 question</w:t>
+      </w:r>
+      <w:proofErr w:type="gramEnd"/>
+      <w:r>
+        <w:rPr>
+          <w:lang w:val="en-US"/>
+        </w:rPr>
+        <w:t xml:space="preserve"> answering track report. En </w:t>
       </w:r>
       <w:r>
         <w:rPr>
           <w:i/>
           <w:iCs/>
-        </w:rPr>
-        <w:t xml:space="preserve">Proceedings of the Eighth Text REtrieval Conference (TREC-8)</w:t>
-      </w:r>
-      <w:r>
+          <w:lang w:val="en-US"/>
+        </w:rPr>
+        <w:t xml:space="preserve">Proceedings of the Eighth Text </w:t>
+      </w:r>
+      <w:proofErr w:type="spellStart"/>
+      <w:r>
+        <w:rPr>
+          <w:i/>
+          <w:iCs/>
+          <w:lang w:val="en-US"/>
+        </w:rPr>
+        <w:t>REtrieval</w:t>
+      </w:r>
+      <w:proofErr w:type="spellEnd"/>
+      <w:r>
+        <w:rPr>
+          <w:i/>
+          <w:iCs/>
+          <w:lang w:val="en-US"/>
+        </w:rPr>
+        <w:t xml:space="preserve"> Conference (TREC-8)</w:t>
+      </w:r>
+      <w:r>
+        <w:rPr>
+          <w:lang w:val="en-US"/>
+        </w:rPr>
         <w:t xml:space="preserve"> (NIST Special Publication 500-246). National Institute of Standards and Technology. https://www.nist.gov/publications/trec-8-question-answering-track-report</w:t>
       </w:r>
     </w:p>
@@ -8945,18 +9911,42 @@
       <w:pPr>
         <w:spacing w:after="120"/>
         <w:ind w:left="720" w:hanging="720"/>
-      </w:pPr>
-      <w:r>
-        <w:t xml:space="preserve">Wang, W., Wei, F., Dong, L., Bao, H., Yang, N., &amp; Zhou, M. (2020). MiniLM: Deep self-attention distillation for task-agnostic compression of pre-trained transformers. En </w:t>
+        <w:rPr>
+          <w:lang w:val="en-US"/>
+        </w:rPr>
+      </w:pPr>
+      <w:r>
+        <w:rPr>
+          <w:lang w:val="en-US"/>
+        </w:rPr>
+        <w:t xml:space="preserve">Wang, W., Wei, F., Dong, L., Bao, H., Yang, N., &amp; Zhou, M. (2020). </w:t>
+      </w:r>
+      <w:proofErr w:type="spellStart"/>
+      <w:r>
+        <w:rPr>
+          <w:lang w:val="en-US"/>
+        </w:rPr>
+        <w:t>MiniLM</w:t>
+      </w:r>
+      <w:proofErr w:type="spellEnd"/>
+      <w:r>
+        <w:rPr>
+          <w:lang w:val="en-US"/>
+        </w:rPr>
+        <w:t xml:space="preserve">: Deep self-attention distillation for task-agnostic compression of pre-trained transformers. En </w:t>
       </w:r>
       <w:r>
         <w:rPr>
           <w:i/>
           <w:iCs/>
-        </w:rPr>
-        <w:t xml:space="preserve">Advances in Neural Information Processing Systems 33</w:t>
-      </w:r>
-      <w:r>
+          <w:lang w:val="en-US"/>
+        </w:rPr>
+        <w:t>Advances in Neural Information Processing Systems 33</w:t>
+      </w:r>
+      <w:r>
+        <w:rPr>
+          <w:lang w:val="en-US"/>
+        </w:rPr>
         <w:t xml:space="preserve"> (pp. 5776–5788). Curran Associates.</w:t>
       </w:r>
     </w:p>
@@ -8966,17 +9956,27 @@
         <w:ind w:left="720" w:hanging="720"/>
       </w:pPr>
       <w:r>
+        <w:rPr>
+          <w:lang w:val="en-US"/>
+        </w:rPr>
         <w:t xml:space="preserve">Zipf, G. K. (1949). </w:t>
       </w:r>
       <w:r>
         <w:rPr>
           <w:i/>
           <w:iCs/>
-        </w:rPr>
-        <w:t xml:space="preserve">Human behavior and the principle of least effort</w:t>
-      </w:r>
-      <w:r>
-        <w:t xml:space="preserve">. Addison-Wesley.</w:t>
+          <w:lang w:val="en-US"/>
+        </w:rPr>
+        <w:t>Human behavior and the principle of least effort</w:t>
+      </w:r>
+      <w:r>
+        <w:rPr>
+          <w:lang w:val="en-US"/>
+        </w:rPr>
+        <w:t xml:space="preserve">. </w:t>
+      </w:r>
+      <w:r>
+        <w:t>Addison-Wesley.</w:t>
       </w:r>
     </w:p>
     <w:p>
@@ -9010,12 +10010,6 @@
         <w:gridCol w:w="5400"/>
       </w:tblGrid>
       <w:tr>
-        <w:tblPrEx>
-          <w:tblCellMar>
-            <w:top w:w="0" w:type="dxa"/>
-            <w:bottom w:w="0" w:type="dxa"/>
-          </w:tblCellMar>
-        </w:tblPrEx>
         <w:trPr>
           <w:jc w:val="center"/>
         </w:trPr>
@@ -9075,12 +10069,6 @@
         </w:tc>
       </w:tr>
       <w:tr>
-        <w:tblPrEx>
-          <w:tblCellMar>
-            <w:top w:w="0" w:type="dxa"/>
-            <w:bottom w:w="0" w:type="dxa"/>
-          </w:tblCellMar>
-        </w:tblPrEx>
         <w:trPr>
           <w:jc w:val="center"/>
         </w:trPr>
@@ -9095,14 +10083,35 @@
             </w:tcMar>
           </w:tcPr>
           <w:p>
-            <w:r>
-              <w:rPr>
-                <w:color w:val="000000"/>
-                <w:sz w:val="20"/>
-                <w:szCs w:val="20"/>
-              </w:rPr>
-              <w:t>inkriff_pilot_extraccion.ipynb</w:t>
-            </w:r>
+            <w:pPr>
+              <w:jc w:val="center"/>
+              <w:rPr>
+                <w:b/>
+                <w:bCs/>
+              </w:rPr>
+            </w:pPr>
+            <w:r>
+              <w:rPr>
+                <w:b/>
+                <w:bCs/>
+                <w:color w:val="000000"/>
+                <w:sz w:val="20"/>
+                <w:szCs w:val="20"/>
+              </w:rPr>
+              <w:t>inkriff_pilot_</w:t>
+            </w:r>
+            <w:proofErr w:type="gramStart"/>
+            <w:r>
+              <w:rPr>
+                <w:b/>
+                <w:bCs/>
+                <w:color w:val="000000"/>
+                <w:sz w:val="20"/>
+                <w:szCs w:val="20"/>
+              </w:rPr>
+              <w:t>extraccion.ipynb</w:t>
+            </w:r>
+            <w:proofErr w:type="gramEnd"/>
           </w:p>
         </w:tc>
         <w:tc>
@@ -9128,12 +10137,6 @@
         </w:tc>
       </w:tr>
       <w:tr>
-        <w:tblPrEx>
-          <w:tblCellMar>
-            <w:top w:w="0" w:type="dxa"/>
-            <w:bottom w:w="0" w:type="dxa"/>
-          </w:tblCellMar>
-        </w:tblPrEx>
         <w:trPr>
           <w:jc w:val="center"/>
         </w:trPr>
@@ -9148,14 +10151,35 @@
             </w:tcMar>
           </w:tcPr>
           <w:p>
-            <w:r>
-              <w:rPr>
-                <w:color w:val="000000"/>
-                <w:sz w:val="20"/>
-                <w:szCs w:val="20"/>
-              </w:rPr>
-              <w:t>inkriff_extraccion_completa.ipynb</w:t>
-            </w:r>
+            <w:pPr>
+              <w:jc w:val="center"/>
+              <w:rPr>
+                <w:b/>
+                <w:bCs/>
+              </w:rPr>
+            </w:pPr>
+            <w:r>
+              <w:rPr>
+                <w:b/>
+                <w:bCs/>
+                <w:color w:val="000000"/>
+                <w:sz w:val="20"/>
+                <w:szCs w:val="20"/>
+              </w:rPr>
+              <w:t>inkriff_extraccion_</w:t>
+            </w:r>
+            <w:proofErr w:type="gramStart"/>
+            <w:r>
+              <w:rPr>
+                <w:b/>
+                <w:bCs/>
+                <w:color w:val="000000"/>
+                <w:sz w:val="20"/>
+                <w:szCs w:val="20"/>
+              </w:rPr>
+              <w:t>completa.ipynb</w:t>
+            </w:r>
+            <w:proofErr w:type="gramEnd"/>
           </w:p>
         </w:tc>
         <w:tc>
@@ -9181,12 +10205,6 @@
         </w:tc>
       </w:tr>
       <w:tr>
-        <w:tblPrEx>
-          <w:tblCellMar>
-            <w:top w:w="0" w:type="dxa"/>
-            <w:bottom w:w="0" w:type="dxa"/>
-          </w:tblCellMar>
-        </w:tblPrEx>
         <w:trPr>
           <w:jc w:val="center"/>
         </w:trPr>
@@ -9201,14 +10219,35 @@
             </w:tcMar>
           </w:tcPr>
           <w:p>
-            <w:r>
-              <w:rPr>
-                <w:color w:val="000000"/>
-                <w:sz w:val="20"/>
-                <w:szCs w:val="20"/>
-              </w:rPr>
-              <w:t>inkriff_eda_ingenieria.ipynb</w:t>
-            </w:r>
+            <w:pPr>
+              <w:jc w:val="center"/>
+              <w:rPr>
+                <w:b/>
+                <w:bCs/>
+              </w:rPr>
+            </w:pPr>
+            <w:r>
+              <w:rPr>
+                <w:b/>
+                <w:bCs/>
+                <w:color w:val="000000"/>
+                <w:sz w:val="20"/>
+                <w:szCs w:val="20"/>
+              </w:rPr>
+              <w:t>inkriff_eda_</w:t>
+            </w:r>
+            <w:proofErr w:type="gramStart"/>
+            <w:r>
+              <w:rPr>
+                <w:b/>
+                <w:bCs/>
+                <w:color w:val="000000"/>
+                <w:sz w:val="20"/>
+                <w:szCs w:val="20"/>
+              </w:rPr>
+              <w:t>ingenieria.ipynb</w:t>
+            </w:r>
+            <w:proofErr w:type="gramEnd"/>
           </w:p>
         </w:tc>
         <w:tc>
@@ -9234,12 +10273,6 @@
         </w:tc>
       </w:tr>
       <w:tr>
-        <w:tblPrEx>
-          <w:tblCellMar>
-            <w:top w:w="0" w:type="dxa"/>
-            <w:bottom w:w="0" w:type="dxa"/>
-          </w:tblCellMar>
-        </w:tblPrEx>
         <w:trPr>
           <w:jc w:val="center"/>
         </w:trPr>
@@ -9254,14 +10287,35 @@
             </w:tcMar>
           </w:tcPr>
           <w:p>
-            <w:r>
-              <w:rPr>
-                <w:color w:val="000000"/>
-                <w:sz w:val="20"/>
-                <w:szCs w:val="20"/>
-              </w:rPr>
-              <w:t>inkriff_modelado_similitud.ipynb</w:t>
-            </w:r>
+            <w:pPr>
+              <w:jc w:val="center"/>
+              <w:rPr>
+                <w:b/>
+                <w:bCs/>
+              </w:rPr>
+            </w:pPr>
+            <w:r>
+              <w:rPr>
+                <w:b/>
+                <w:bCs/>
+                <w:color w:val="000000"/>
+                <w:sz w:val="20"/>
+                <w:szCs w:val="20"/>
+              </w:rPr>
+              <w:t>inkriff_modelado_</w:t>
+            </w:r>
+            <w:proofErr w:type="gramStart"/>
+            <w:r>
+              <w:rPr>
+                <w:b/>
+                <w:bCs/>
+                <w:color w:val="000000"/>
+                <w:sz w:val="20"/>
+                <w:szCs w:val="20"/>
+              </w:rPr>
+              <w:t>similitud.ipynb</w:t>
+            </w:r>
+            <w:proofErr w:type="gramEnd"/>
           </w:p>
         </w:tc>
         <w:tc>
@@ -9281,7 +10335,7 @@
                 <w:sz w:val="20"/>
                 <w:szCs w:val="20"/>
               </w:rPr>
-              <w:t xml:space="preserve">Recomendador por similitud de contenido: TF-IDF, embeddings, corrección de hubness → recomendaciones_libro_a_banda.csv, recomendaciones_banda_a_libro.csv</w:t>
+              <w:t>Recomendador por similitud de contenido: TF-IDF, embeddings, corrección de hubness → recomendaciones_libro_a_banda.csv, recomendaciones_banda_a_libro.csv</w:t>
             </w:r>
           </w:p>
         </w:tc>
@@ -9301,6 +10355,60 @@
 <file path=word/numbering.xml><?xml version="1.0" encoding="utf-8"?>
 <w:numbering xmlns:wpc="http://schemas.microsoft.com/office/word/2010/wordprocessingCanvas" xmlns:cx="http://schemas.microsoft.com/office/drawing/2014/chartex" xmlns:cx1="http://schemas.microsoft.com/office/drawing/2015/9/8/chartex" xmlns:cx2="http://schemas.microsoft.com/office/drawing/2015/10/21/chartex" xmlns:cx3="http://schemas.microsoft.com/office/drawing/2016/5/9/chartex" xmlns:cx4="http://schemas.microsoft.com/office/drawing/2016/5/10/chartex" xmlns:cx5="http://schemas.microsoft.com/office/drawing/2016/5/11/chartex" xmlns:cx6="http://schemas.microsoft.com/office/drawing/2016/5/12/chartex" xmlns:cx7="http://schemas.microsoft.com/office/drawing/2016/5/13/chartex" xmlns:cx8="http://schemas.microsoft.com/office/drawing/2016/5/14/chartex" xmlns:mc="http://schemas.openxmlformats.org/markup-compatibility/2006" xmlns:aink="http://schemas.microsoft.com/office/drawing/2016/ink" xmlns:am3d="http://schemas.microsoft.com/office/drawing/2017/model3d" xmlns:o="urn:schemas-microsoft-com:office:office" xmlns:oel="http://schemas.microsoft.com/office/2019/extlst" xmlns:r="http://schemas.openxmlformats.org/officeDocument/2006/relationships" xmlns:m="http://schemas.openxmlformats.org/officeDocument/2006/math" xmlns:v="urn:schemas-microsoft-com:vml" xmlns:wp14="http://schemas.microsoft.com/office/word/2010/wordprocessingDrawing" xmlns:wp="http://schemas.openxmlformats.org/drawingml/2006/wordprocessingDrawing" xmlns:w10="urn:schemas-microsoft-com:office:word" xmlns:w="http://schemas.openxmlformats.org/wordprocessingml/2006/main" xmlns:w14="http://schemas.microsoft.com/office/word/2010/wordml" xmlns:w15="http://schemas.microsoft.com/office/word/2012/wordml" xmlns:w16cex="http://schemas.microsoft.com/office/word/2018/wordml/cex" xmlns:w16cid="http://schemas.microsoft.com/office/word/2016/wordml/cid" xmlns:w16="http://schemas.microsoft.com/office/word/2018/wordml" xmlns:w16du="http://schemas.microsoft.com/office/word/2023/wordml/word16du" xmlns:w16sdtdh="http://schemas.microsoft.com/office/word/2020/wordml/sdtdatahash" xmlns:w16sdtfl="http://schemas.microsoft.com/office/word/2024/wordml/sdtformatlock" xmlns:w16se="http://schemas.microsoft.com/office/word/2015/wordml/symex" xmlns:wpg="http://schemas.microsoft.com/office/word/2010/wordprocessingGroup" xmlns:wpi="http://schemas.microsoft.com/office/word/2010/wordprocessingInk" xmlns:wne="http://schemas.microsoft.com/office/word/2006/wordml" xmlns:wps="http://schemas.microsoft.com/office/word/2010/wordprocessingShape" mc:Ignorable="w14 w15 w16se w16cid w16 w16cex w16sdtdh w16sdtfl w16du wp14">
   <w:abstractNum w:abstractNumId="0" w15:restartNumberingAfterBreak="0">
+    <w:nsid w:val="0F8A6203"/>
+    <w:multiLevelType w:val="hybridMultilevel"/>
+    <w:tmpl w:val="8B7ECFCE"/>
+    <w:lvl w:ilvl="0" w:tplc="C5A4B748">
+      <w:start w:val="1"/>
+      <w:numFmt w:val="decimal"/>
+      <w:lvlText w:val="%1."/>
+      <w:lvlJc w:val="left"/>
+      <w:pPr>
+        <w:ind w:left="720" w:hanging="360"/>
+      </w:pPr>
+    </w:lvl>
+    <w:lvl w:ilvl="1" w:tplc="F912AEF6">
+      <w:numFmt w:val="decimal"/>
+      <w:lvlText w:val=""/>
+      <w:lvlJc w:val="left"/>
+    </w:lvl>
+    <w:lvl w:ilvl="2" w:tplc="BAFE45A0">
+      <w:numFmt w:val="decimal"/>
+      <w:lvlText w:val=""/>
+      <w:lvlJc w:val="left"/>
+    </w:lvl>
+    <w:lvl w:ilvl="3" w:tplc="6512DBD6">
+      <w:numFmt w:val="decimal"/>
+      <w:lvlText w:val=""/>
+      <w:lvlJc w:val="left"/>
+    </w:lvl>
+    <w:lvl w:ilvl="4" w:tplc="5DA4FA06">
+      <w:numFmt w:val="decimal"/>
+      <w:lvlText w:val=""/>
+      <w:lvlJc w:val="left"/>
+    </w:lvl>
+    <w:lvl w:ilvl="5" w:tplc="4B80E0F4">
+      <w:numFmt w:val="decimal"/>
+      <w:lvlText w:val=""/>
+      <w:lvlJc w:val="left"/>
+    </w:lvl>
+    <w:lvl w:ilvl="6" w:tplc="75E09C34">
+      <w:numFmt w:val="decimal"/>
+      <w:lvlText w:val=""/>
+      <w:lvlJc w:val="left"/>
+    </w:lvl>
+    <w:lvl w:ilvl="7" w:tplc="0CC2EEBC">
+      <w:numFmt w:val="decimal"/>
+      <w:lvlText w:val=""/>
+      <w:lvlJc w:val="left"/>
+    </w:lvl>
+    <w:lvl w:ilvl="8" w:tplc="3D9621A2">
+      <w:numFmt w:val="decimal"/>
+      <w:lvlText w:val=""/>
+      <w:lvlJc w:val="left"/>
+    </w:lvl>
+  </w:abstractNum>
+  <w:abstractNum w:abstractNumId="1" w15:restartNumberingAfterBreak="0">
     <w:nsid w:val="27AA5A51"/>
     <w:multiLevelType w:val="hybridMultilevel"/>
     <w:tmpl w:val="D1207926"/>
@@ -9386,7 +10494,7 @@
       </w:pPr>
     </w:lvl>
   </w:abstractNum>
-  <w:abstractNum w:abstractNumId="1" w15:restartNumberingAfterBreak="0">
+  <w:abstractNum w:abstractNumId="2" w15:restartNumberingAfterBreak="0">
     <w:nsid w:val="72FA4171"/>
     <w:multiLevelType w:val="hybridMultilevel"/>
     <w:tmpl w:val="79CCF922"/>
@@ -9444,32 +10552,20 @@
       <w:lvlJc w:val="left"/>
     </w:lvl>
   </w:abstractNum>
-  <w:abstractNum w:abstractNumId="7">
-    <w:multiLevelType w:val="hybridMultilevel"/>
-    <w:lvl w:ilvl="0">
-      <w:start w:val="1"/>
-      <w:numFmt w:val="decimal"/>
-      <w:lvlText w:val="%1."/>
-      <w:lvlJc w:val="left"/>
-      <w:pPr>
-        <w:ind w:left="720" w:hanging="360"/>
-      </w:pPr>
-    </w:lvl>
-  </w:abstractNum>
   <w:num w:numId="1" w16cid:durableId="2099279703">
-    <w:abstractNumId w:val="0"/>
+    <w:abstractNumId w:val="1"/>
     <w:lvlOverride w:ilvl="0">
       <w:startOverride w:val="1"/>
     </w:lvlOverride>
   </w:num>
   <w:num w:numId="2" w16cid:durableId="2084717984">
-    <w:abstractNumId w:val="1"/>
+    <w:abstractNumId w:val="2"/>
     <w:lvlOverride w:ilvl="0">
       <w:startOverride w:val="1"/>
     </w:lvlOverride>
   </w:num>
-  <w:num w:numId="3">
-    <w:abstractNumId w:val="7"/>
+  <w:num w:numId="3" w16cid:durableId="1367295557">
+    <w:abstractNumId w:val="0"/>
   </w:num>
 </w:numbering>
 </file>

--- a/docs/Inkriff_Metodologia_y_Resultados.docx
+++ b/docs/Inkriff_Metodologia_y_Resultados.docx
@@ -8341,48 +8341,49 @@
     </w:p>
     <w:p>
       <w:pPr>
-        <w:spacing w:after="80"/>
-        <w:jc w:val="both"/>
+        <w:spacing w:after="160"/>
+        <w:jc w:val="both"/>
+      </w:pPr>
+      <w:r>
+        <w:t xml:space="preserve">Las Figuras 6 a 11 muestran la aplicación final en funcionamiento (Gradio, ejecutada desde Google Colab), en el orden de sus pestañas.</w:t>
+      </w:r>
+    </w:p>
+    <w:p>
+      <w:pPr>
+        <w:keepNext/>
+        <w:spacing w:after="160"/>
+        <w:jc w:val="both"/>
+      </w:pPr>
+      <w:r>
         <w:rPr>
           <w:b/>
           <w:bCs/>
         </w:rPr>
-      </w:pPr>
-      <w:r>
-        <w:rPr>
-          <w:b/>
-          <w:bCs/>
-        </w:rPr>
-        <w:t>Inicio</w:t>
-      </w:r>
-    </w:p>
-    <w:p>
-      <w:pPr>
-        <w:spacing w:after="80"/>
+        <w:t xml:space="preserve">Inicio.</w:t>
+      </w:r>
+      <w:r>
+        <w:t xml:space="preserve"> Presenta el proyecto con las cifras del catálogo (81 bandas, 112 libros, 24 subgéneros y 15 categorías), las “Parejas destacadas” — cada una con botones para comprar el libro y escuchar la banda — y un resumen de cómo funciona el sistema.</w:t>
+      </w:r>
+    </w:p>
+    <w:p xmlns:a="http://schemas.openxmlformats.org/drawingml/2006/main" xmlns:pic="http://schemas.openxmlformats.org/drawingml/2006/picture">
+      <w:pPr>
+        <w:keepLines/>
+        <w:spacing w:before="120" w:after="240"/>
         <w:jc w:val="center"/>
-        <w:rPr>
-          <w:b/>
-          <w:bCs/>
-        </w:rPr>
-      </w:pPr>
-      <w:r>
-        <w:rPr>
-          <w:b/>
-          <w:bCs/>
-        </w:rPr>
+      </w:pPr>
+      <w:r>
         <w:drawing>
-          <wp:inline distT="0" distB="0" distL="0" distR="0" wp14:anchorId="3706F637" wp14:editId="21206317">
+          <wp:inline distT="0" distB="0" distL="0" distR="0">
             <wp:extent cx="5982218" cy="6919560"/>
-            <wp:effectExtent l="0" t="0" r="0" b="0"/>
-            <wp:docPr id="1898598739" name="Picture 1"/>
+            <wp:docPr id="2123414802" name="inicio.png" descr="Figura 6. Pestaña Inicio: cifras del catálogo, “Parejas destacadas” y resumen de cómo funciona Inkriff."/>
             <wp:cNvGraphicFramePr>
-              <a:graphicFrameLocks xmlns:a="http://schemas.openxmlformats.org/drawingml/2006/main" noChangeAspect="1"/>
+              <a:graphicFrameLocks noChangeAspect="1"/>
             </wp:cNvGraphicFramePr>
-            <a:graphic xmlns:a="http://schemas.openxmlformats.org/drawingml/2006/main">
+            <a:graphic>
               <a:graphicData uri="http://schemas.openxmlformats.org/drawingml/2006/picture">
-                <pic:pic xmlns:pic="http://schemas.openxmlformats.org/drawingml/2006/picture">
+                <pic:pic>
                   <pic:nvPicPr>
-                    <pic:cNvPr id="1898598739" name=""/>
+                    <pic:cNvPr id="2123414802" name="inicio.png"/>
                     <pic:cNvPicPr/>
                   </pic:nvPicPr>
                   <pic:blipFill>
@@ -8406,109 +8407,80 @@
           </wp:inline>
         </w:drawing>
       </w:r>
-    </w:p>
-    <w:p>
-      <w:pPr>
-        <w:spacing w:after="80"/>
+      <w:r>
+        <w:br/>
+      </w:r>
+      <w:r>
+        <w:rPr>
+          <w:i/>
+          <w:iCs/>
+          <w:color w:val="555555"/>
+          <w:sz w:val="18"/>
+          <w:szCs w:val="18"/>
+        </w:rPr>
+        <w:t xml:space="preserve">Figura 6. Pestaña Inicio: cifras del catálogo, “Parejas destacadas” y resumen de cómo funciona Inkriff.</w:t>
+      </w:r>
+    </w:p>
+    <w:p>
+      <w:pPr>
+        <w:keepNext/>
+        <w:spacing w:after="160"/>
+        <w:jc w:val="both"/>
+      </w:pPr>
+      <w:r>
         <w:rPr>
           <w:b/>
           <w:bCs/>
         </w:rPr>
-      </w:pPr>
-    </w:p>
-    <w:p>
-      <w:pPr>
-        <w:spacing w:after="80"/>
+        <w:t xml:space="preserve">Chat: de un libro a bandas.</w:t>
+      </w:r>
+      <w:r>
+        <w:t xml:space="preserve"> Tras un saludo, la usuaria pregunta qué escuchar mientras lee </w:t>
+      </w:r>
+      <w:r>
+        <w:rPr>
+          <w:i/>
+          <w:iCs/>
+        </w:rPr>
+        <w:t xml:space="preserve">Novia</w:t>
+      </w:r>
+      <w:r>
+        <w:t xml:space="preserve"> de Ali Hazelwood, un libro que </w:t>
+      </w:r>
+      <w:r>
         <w:rPr>
           <w:b/>
           <w:bCs/>
         </w:rPr>
-      </w:pPr>
-    </w:p>
-    <w:p>
-      <w:pPr>
-        <w:spacing w:after="80"/>
-        <w:rPr>
-          <w:b/>
-          <w:bCs/>
-        </w:rPr>
-      </w:pPr>
-    </w:p>
-    <w:p>
-      <w:pPr>
-        <w:spacing w:after="80"/>
-        <w:rPr>
-          <w:b/>
-          <w:bCs/>
-        </w:rPr>
-      </w:pPr>
-    </w:p>
-    <w:p>
-      <w:pPr>
-        <w:spacing w:after="80"/>
-        <w:rPr>
-          <w:b/>
-          <w:bCs/>
-        </w:rPr>
-      </w:pPr>
-    </w:p>
-    <w:p>
-      <w:pPr>
-        <w:spacing w:after="80"/>
-        <w:rPr>
-          <w:b/>
-          <w:bCs/>
-        </w:rPr>
-      </w:pPr>
-      <w:r>
-        <w:rPr>
-          <w:b/>
-          <w:bCs/>
-        </w:rPr>
-        <w:lastRenderedPageBreak/>
-        <w:t>Chat</w:t>
-      </w:r>
-    </w:p>
-    <w:p>
-      <w:pPr>
-        <w:spacing w:after="80"/>
-        <w:rPr>
-          <w:b/>
-          <w:bCs/>
-        </w:rPr>
-      </w:pPr>
-    </w:p>
-    <w:p>
-      <w:pPr>
-        <w:spacing w:after="80"/>
+        <w:t xml:space="preserve">no está en el catálogo</w:t>
+      </w:r>
+      <w:r>
+        <w:t xml:space="preserve">. La app lo buscó en vivo y devolvió cinco bandas (The Pretty Reckless, Lacuna Coil, Epica, Korpiklaani y Nightwish), con una explicación en lenguaje natural y el botón “Escucha la banda” en cada tarjeta. Corresponde a la rama “No” del flujo de la Figura 5.</w:t>
+      </w:r>
+    </w:p>
+    <w:p xmlns:a="http://schemas.openxmlformats.org/drawingml/2006/main" xmlns:pic="http://schemas.openxmlformats.org/drawingml/2006/picture">
+      <w:pPr>
+        <w:keepLines/>
+        <w:spacing w:before="120" w:after="240"/>
         <w:jc w:val="center"/>
-        <w:rPr>
-          <w:b/>
-          <w:bCs/>
-        </w:rPr>
-      </w:pPr>
-      <w:r>
-        <w:rPr>
-          <w:b/>
-          <w:bCs/>
-        </w:rPr>
+      </w:pPr>
+      <w:r>
         <w:drawing>
-          <wp:inline distT="0" distB="0" distL="0" distR="0" wp14:anchorId="3017E254" wp14:editId="2188959F">
-            <wp:extent cx="5077066" cy="4140000"/>
-            <wp:effectExtent l="0" t="0" r="0" b="0"/>
-            <wp:docPr id="359768138" name="Picture 1"/>
+          <wp:inline distT="0" distB="0" distL="0" distR="0">
+            <wp:extent cx="5120640" cy="4104042"/>
+            <wp:docPr id="2123414803" name="chat_libro_a_bandas.png" descr="Figura 7. Chat: recomendación de bandas para un libro fuera del catálogo (búsqueda en vivo)."/>
             <wp:cNvGraphicFramePr>
-              <a:graphicFrameLocks xmlns:a="http://schemas.openxmlformats.org/drawingml/2006/main" noChangeAspect="1"/>
+              <a:graphicFrameLocks noChangeAspect="1"/>
             </wp:cNvGraphicFramePr>
-            <a:graphic xmlns:a="http://schemas.openxmlformats.org/drawingml/2006/main">
+            <a:graphic>
               <a:graphicData uri="http://schemas.openxmlformats.org/drawingml/2006/picture">
-                <pic:pic xmlns:pic="http://schemas.openxmlformats.org/drawingml/2006/picture">
+                <pic:pic>
                   <pic:nvPicPr>
-                    <pic:cNvPr id="359768138" name=""/>
+                    <pic:cNvPr id="2123414803" name="chat_libro_a_bandas.png"/>
                     <pic:cNvPicPr/>
                   </pic:nvPicPr>
                   <pic:blipFill>
-                    <a:blip r:embed="rId11"/>
+                    <a:blip r:embed="rIdChat1"/>
                     <a:stretch>
                       <a:fillRect/>
                     </a:stretch>
@@ -8516,7 +8488,7 @@
                   <pic:spPr>
                     <a:xfrm>
                       <a:off x="0" y="0"/>
-                      <a:ext cx="5077066" cy="4140000"/>
+                      <a:ext cx="5120640" cy="4104042"/>
                     </a:xfrm>
                     <a:prstGeom prst="rect">
                       <a:avLst/>
@@ -8528,56 +8500,275 @@
           </wp:inline>
         </w:drawing>
       </w:r>
-    </w:p>
-    <w:p>
-      <w:pPr>
+      <w:r>
+        <w:br/>
+      </w:r>
+      <w:r>
+        <w:rPr>
+          <w:i/>
+          <w:iCs/>
+          <w:color w:val="555555"/>
+          <w:sz w:val="18"/>
+          <w:szCs w:val="18"/>
+        </w:rPr>
+        <w:t xml:space="preserve">Figura 7. Chat: recomendación de bandas para un libro fuera del catálogo (búsqueda en vivo).</w:t>
+      </w:r>
+    </w:p>
+    <w:p>
+      <w:pPr>
+        <w:keepNext/>
+        <w:spacing w:after="160"/>
+        <w:jc w:val="both"/>
+      </w:pPr>
+      <w:r>
         <w:rPr>
           <w:b/>
           <w:bCs/>
         </w:rPr>
+        <w:t xml:space="preserve">Chat: pregunta de seguimiento.</w:t>
+      </w:r>
+      <w:r>
+        <w:t xml:space="preserve"> La usuaria pide “otros libros” para Epica sin repetir el contexto. El chat interpreta la petición como la siguiente página de recomendaciones y muestra el top 6–10 de Epica (Percy Jackson, The Hazel Wood, The Once and Future Witches, El castillo ambulante…), que coincide con la matriz corregida por hubness. Cada libro trae portada, autor, año, categoría, sinopsis desplegable y enlaces de compra en cinco tiendas.</w:t>
+      </w:r>
+    </w:p>
+    <w:p xmlns:a="http://schemas.openxmlformats.org/drawingml/2006/main" xmlns:pic="http://schemas.openxmlformats.org/drawingml/2006/picture">
+      <w:pPr>
+        <w:keepLines/>
+        <w:spacing w:before="120" w:after="240"/>
+        <w:jc w:val="center"/>
+      </w:pPr>
+      <w:r>
+        <w:drawing>
+          <wp:inline distT="0" distB="0" distL="0" distR="0">
+            <wp:extent cx="5120640" cy="4117145"/>
+            <wp:docPr id="2123414804" name="chat_seguimiento.png" descr="Figura 8. Chat: pregunta de seguimiento con memoria de la conversación y paginación (top 6–10)."/>
+            <wp:cNvGraphicFramePr>
+              <a:graphicFrameLocks noChangeAspect="1"/>
+            </wp:cNvGraphicFramePr>
+            <a:graphic>
+              <a:graphicData uri="http://schemas.openxmlformats.org/drawingml/2006/picture">
+                <pic:pic>
+                  <pic:nvPicPr>
+                    <pic:cNvPr id="2123414804" name="chat_seguimiento.png"/>
+                    <pic:cNvPicPr/>
+                  </pic:nvPicPr>
+                  <pic:blipFill>
+                    <a:blip r:embed="rIdChat2"/>
+                    <a:stretch>
+                      <a:fillRect/>
+                    </a:stretch>
+                  </pic:blipFill>
+                  <pic:spPr>
+                    <a:xfrm>
+                      <a:off x="0" y="0"/>
+                      <a:ext cx="5120640" cy="4117145"/>
+                    </a:xfrm>
+                    <a:prstGeom prst="rect">
+                      <a:avLst/>
+                    </a:prstGeom>
+                  </pic:spPr>
+                </pic:pic>
+              </a:graphicData>
+            </a:graphic>
+          </wp:inline>
+        </w:drawing>
+      </w:r>
+      <w:r>
+        <w:br/>
+      </w:r>
+      <w:r>
+        <w:rPr>
+          <w:i/>
+          <w:iCs/>
+          <w:color w:val="555555"/>
+          <w:sz w:val="18"/>
+          <w:szCs w:val="18"/>
+        </w:rPr>
+        <w:t xml:space="preserve">Figura 8. Chat: pregunta de seguimiento con memoria de la conversación y paginación (top 6–10).</w:t>
+      </w:r>
+    </w:p>
+    <w:p>
+      <w:pPr>
+        <w:keepNext/>
+        <w:spacing w:after="160"/>
+        <w:jc w:val="both"/>
       </w:pPr>
       <w:r>
         <w:rPr>
           <w:b/>
           <w:bCs/>
         </w:rPr>
-        <w:t>Sugerir</w:t>
-      </w:r>
-    </w:p>
-    <w:p>
-      <w:pPr>
+        <w:t xml:space="preserve">Catálogo de bandas.</w:t>
+      </w:r>
+      <w:r>
+        <w:t xml:space="preserve"> Mosaico de las 50 bandas más populares, con foto, país, subgénero, el libro con el que mejor combinan y el reproductor de Spotify desplegable. Los filtros de la parte superior permiten elegir un subgénero o buscar por nombre o estilo.</w:t>
+      </w:r>
+    </w:p>
+    <w:p xmlns:a="http://schemas.openxmlformats.org/drawingml/2006/main" xmlns:pic="http://schemas.openxmlformats.org/drawingml/2006/picture">
+      <w:pPr>
+        <w:keepLines/>
+        <w:spacing w:before="120" w:after="240"/>
+        <w:jc w:val="center"/>
+      </w:pPr>
+      <w:r>
+        <w:drawing>
+          <wp:inline distT="0" distB="0" distL="0" distR="0">
+            <wp:extent cx="5220000" cy="7487635"/>
+            <wp:docPr id="2123414805" name="catalogo_bandas.png" descr="Figura 9. Pestaña Catálogo, vista de bandas."/>
+            <wp:cNvGraphicFramePr>
+              <a:graphicFrameLocks noChangeAspect="1"/>
+            </wp:cNvGraphicFramePr>
+            <a:graphic>
+              <a:graphicData uri="http://schemas.openxmlformats.org/drawingml/2006/picture">
+                <pic:pic>
+                  <pic:nvPicPr>
+                    <pic:cNvPr id="2123414805" name="catalogo_bandas.png"/>
+                    <pic:cNvPicPr/>
+                  </pic:nvPicPr>
+                  <pic:blipFill>
+                    <a:blip r:embed="rId13"/>
+                    <a:stretch>
+                      <a:fillRect/>
+                    </a:stretch>
+                  </pic:blipFill>
+                  <pic:spPr>
+                    <a:xfrm>
+                      <a:off x="0" y="0"/>
+                      <a:ext cx="5220000" cy="7487635"/>
+                    </a:xfrm>
+                    <a:prstGeom prst="rect">
+                      <a:avLst/>
+                    </a:prstGeom>
+                  </pic:spPr>
+                </pic:pic>
+              </a:graphicData>
+            </a:graphic>
+          </wp:inline>
+        </w:drawing>
+      </w:r>
+      <w:r>
+        <w:br/>
+      </w:r>
+      <w:r>
+        <w:rPr>
+          <w:i/>
+          <w:iCs/>
+          <w:color w:val="555555"/>
+          <w:sz w:val="18"/>
+          <w:szCs w:val="18"/>
+        </w:rPr>
+        <w:t xml:space="preserve">Figura 9. Pestaña Catálogo, vista de bandas.</w:t>
+      </w:r>
+    </w:p>
+    <w:p>
+      <w:pPr>
+        <w:keepNext/>
+        <w:spacing w:after="160"/>
+        <w:jc w:val="both"/>
+      </w:pPr>
+      <w:r>
         <w:rPr>
           <w:b/>
           <w:bCs/>
         </w:rPr>
-      </w:pPr>
-    </w:p>
-    <w:p>
-      <w:pPr>
+        <w:t xml:space="preserve">Catálogo de libros.</w:t>
+      </w:r>
+      <w:r>
+        <w:t xml:space="preserve"> Mosaico de libros con portada, autor, año, categoría, las bandas con las que combinan y enlaces de compra, con filtro por categoría y búsqueda por título o autor.</w:t>
+      </w:r>
+    </w:p>
+    <w:p xmlns:a="http://schemas.openxmlformats.org/drawingml/2006/main" xmlns:pic="http://schemas.openxmlformats.org/drawingml/2006/picture">
+      <w:pPr>
+        <w:keepLines/>
+        <w:spacing w:before="120" w:after="240"/>
         <w:jc w:val="center"/>
+      </w:pPr>
+      <w:r>
+        <w:drawing>
+          <wp:inline distT="0" distB="0" distL="0" distR="0">
+            <wp:extent cx="5220000" cy="6834700"/>
+            <wp:docPr id="2123414806" name="catalogo_libros.png" descr="Figura 10. Pestaña Catálogo, vista de libros."/>
+            <wp:cNvGraphicFramePr>
+              <a:graphicFrameLocks noChangeAspect="1"/>
+            </wp:cNvGraphicFramePr>
+            <a:graphic>
+              <a:graphicData uri="http://schemas.openxmlformats.org/drawingml/2006/picture">
+                <pic:pic>
+                  <pic:nvPicPr>
+                    <pic:cNvPr id="2123414806" name="catalogo_libros.png"/>
+                    <pic:cNvPicPr/>
+                  </pic:nvPicPr>
+                  <pic:blipFill>
+                    <a:blip r:embed="rId14"/>
+                    <a:stretch>
+                      <a:fillRect/>
+                    </a:stretch>
+                  </pic:blipFill>
+                  <pic:spPr>
+                    <a:xfrm>
+                      <a:off x="0" y="0"/>
+                      <a:ext cx="5220000" cy="6834700"/>
+                    </a:xfrm>
+                    <a:prstGeom prst="rect">
+                      <a:avLst/>
+                    </a:prstGeom>
+                  </pic:spPr>
+                </pic:pic>
+              </a:graphicData>
+            </a:graphic>
+          </wp:inline>
+        </w:drawing>
+      </w:r>
+      <w:r>
+        <w:br/>
+      </w:r>
+      <w:r>
+        <w:rPr>
+          <w:i/>
+          <w:iCs/>
+          <w:color w:val="555555"/>
+          <w:sz w:val="18"/>
+          <w:szCs w:val="18"/>
+        </w:rPr>
+        <w:t xml:space="preserve">Figura 10. Pestaña Catálogo, vista de libros.</w:t>
+      </w:r>
+    </w:p>
+    <w:p>
+      <w:pPr>
+        <w:keepNext/>
+        <w:spacing w:after="160"/>
+        <w:jc w:val="both"/>
+      </w:pPr>
+      <w:r>
         <w:rPr>
           <w:b/>
           <w:bCs/>
         </w:rPr>
-      </w:pPr>
-      <w:r>
-        <w:rPr>
-          <w:b/>
-          <w:bCs/>
-        </w:rPr>
+        <w:t xml:space="preserve">Sugerir.</w:t>
+      </w:r>
+      <w:r>
+        <w:t xml:space="preserve"> Formulario sin cuenta para proponer una banda o un libro nuevo, con campos opcionales para indicar con qué combina y por qué. Es la vía para ampliar el catálogo y los pares de evaluación (sección 3.4).</w:t>
+      </w:r>
+    </w:p>
+    <w:p xmlns:a="http://schemas.openxmlformats.org/drawingml/2006/main" xmlns:pic="http://schemas.openxmlformats.org/drawingml/2006/picture">
+      <w:pPr>
+        <w:keepLines/>
+        <w:spacing w:before="120" w:after="240"/>
+        <w:jc w:val="center"/>
+      </w:pPr>
+      <w:r>
         <w:drawing>
-          <wp:inline distT="0" distB="0" distL="0" distR="0" wp14:anchorId="1F4FF034" wp14:editId="0EFC195D">
+          <wp:inline distT="0" distB="0" distL="0" distR="0">
             <wp:extent cx="5881009" cy="3600000"/>
-            <wp:effectExtent l="0" t="0" r="5715" b="635"/>
-            <wp:docPr id="2123414801" name="Picture 1"/>
+            <wp:docPr id="2123414807" name="sugerir.png" descr="Figura 11. Pestaña Sugerir: formulario para que la comunidad proponga bandas o libros."/>
             <wp:cNvGraphicFramePr>
-              <a:graphicFrameLocks xmlns:a="http://schemas.openxmlformats.org/drawingml/2006/main" noChangeAspect="1"/>
+              <a:graphicFrameLocks noChangeAspect="1"/>
             </wp:cNvGraphicFramePr>
-            <a:graphic xmlns:a="http://schemas.openxmlformats.org/drawingml/2006/main">
+            <a:graphic>
               <a:graphicData uri="http://schemas.openxmlformats.org/drawingml/2006/picture">
-                <pic:pic xmlns:pic="http://schemas.openxmlformats.org/drawingml/2006/picture">
+                <pic:pic>
                   <pic:nvPicPr>
-                    <pic:cNvPr id="2123414801" name=""/>
+                    <pic:cNvPr id="2123414807" name="sugerir.png"/>
                     <pic:cNvPicPr/>
                   </pic:nvPicPr>
                   <pic:blipFill>
@@ -8601,180 +8792,27 @@
           </wp:inline>
         </w:drawing>
       </w:r>
-    </w:p>
-    <w:p>
-      <w:pPr>
-        <w:jc w:val="center"/>
-        <w:rPr>
-          <w:b/>
-          <w:bCs/>
-        </w:rPr>
-      </w:pPr>
-    </w:p>
-    <w:p>
-      <w:pPr>
-        <w:rPr>
-          <w:b/>
-          <w:bCs/>
-        </w:rPr>
-      </w:pPr>
-      <w:r>
-        <w:rPr>
-          <w:b/>
-          <w:bCs/>
-        </w:rPr>
-        <w:t>Catálogo Bandas</w:t>
-      </w:r>
-    </w:p>
-    <w:p>
-      <w:pPr>
-        <w:rPr>
-          <w:b/>
-          <w:bCs/>
-        </w:rPr>
-      </w:pPr>
-    </w:p>
-    <w:p>
-      <w:pPr>
-        <w:spacing w:after="80"/>
-        <w:jc w:val="center"/>
-        <w:rPr>
-          <w:b/>
-          <w:bCs/>
-        </w:rPr>
-      </w:pPr>
-      <w:r>
-        <w:rPr>
-          <w:b/>
-          <w:bCs/>
-        </w:rPr>
-        <w:drawing>
-          <wp:inline distT="0" distB="0" distL="0" distR="0" wp14:anchorId="6A93CF7C" wp14:editId="36463E68">
-            <wp:extent cx="5220000" cy="7487635"/>
-            <wp:effectExtent l="0" t="0" r="0" b="0"/>
-            <wp:docPr id="885169082" name="Picture 1"/>
-            <wp:cNvGraphicFramePr>
-              <a:graphicFrameLocks xmlns:a="http://schemas.openxmlformats.org/drawingml/2006/main" noChangeAspect="1"/>
-            </wp:cNvGraphicFramePr>
-            <a:graphic xmlns:a="http://schemas.openxmlformats.org/drawingml/2006/main">
-              <a:graphicData uri="http://schemas.openxmlformats.org/drawingml/2006/picture">
-                <pic:pic xmlns:pic="http://schemas.openxmlformats.org/drawingml/2006/picture">
-                  <pic:nvPicPr>
-                    <pic:cNvPr id="885169082" name=""/>
-                    <pic:cNvPicPr/>
-                  </pic:nvPicPr>
-                  <pic:blipFill>
-                    <a:blip r:embed="rId13"/>
-                    <a:stretch>
-                      <a:fillRect/>
-                    </a:stretch>
-                  </pic:blipFill>
-                  <pic:spPr>
-                    <a:xfrm>
-                      <a:off x="0" y="0"/>
-                      <a:ext cx="5220000" cy="7487635"/>
-                    </a:xfrm>
-                    <a:prstGeom prst="rect">
-                      <a:avLst/>
-                    </a:prstGeom>
-                  </pic:spPr>
-                </pic:pic>
-              </a:graphicData>
-            </a:graphic>
-          </wp:inline>
-        </w:drawing>
-      </w:r>
-    </w:p>
-    <w:p>
-      <w:pPr>
-        <w:rPr>
-          <w:b/>
-          <w:bCs/>
-        </w:rPr>
-      </w:pPr>
-      <w:r>
-        <w:rPr>
-          <w:b/>
-          <w:bCs/>
-        </w:rPr>
-        <w:br w:type="page"/>
-      </w:r>
-    </w:p>
-    <w:p>
-      <w:pPr>
-        <w:spacing w:after="80"/>
-        <w:rPr>
-          <w:b/>
-          <w:bCs/>
-        </w:rPr>
-      </w:pPr>
-      <w:r>
-        <w:rPr>
-          <w:b/>
-          <w:bCs/>
-        </w:rPr>
-        <w:lastRenderedPageBreak/>
-        <w:t>Catálogo Libros</w:t>
-      </w:r>
-    </w:p>
-    <w:p>
-      <w:pPr>
-        <w:spacing w:after="80"/>
-        <w:rPr>
-          <w:b/>
-          <w:bCs/>
-        </w:rPr>
-      </w:pPr>
-    </w:p>
-    <w:p>
-      <w:pPr>
-        <w:spacing w:after="80"/>
-        <w:jc w:val="center"/>
-        <w:rPr>
-          <w:b/>
-          <w:bCs/>
-        </w:rPr>
-      </w:pPr>
-      <w:r>
-        <w:rPr>
-          <w:b/>
-          <w:bCs/>
-        </w:rPr>
-        <w:drawing>
-          <wp:inline distT="0" distB="0" distL="0" distR="0" wp14:anchorId="45ABE35A" wp14:editId="3760D457">
-            <wp:extent cx="5220000" cy="6834700"/>
-            <wp:effectExtent l="0" t="0" r="0" b="4445"/>
-            <wp:docPr id="1421381306" name="Picture 1"/>
-            <wp:cNvGraphicFramePr>
-              <a:graphicFrameLocks xmlns:a="http://schemas.openxmlformats.org/drawingml/2006/main" noChangeAspect="1"/>
-            </wp:cNvGraphicFramePr>
-            <a:graphic xmlns:a="http://schemas.openxmlformats.org/drawingml/2006/main">
-              <a:graphicData uri="http://schemas.openxmlformats.org/drawingml/2006/picture">
-                <pic:pic xmlns:pic="http://schemas.openxmlformats.org/drawingml/2006/picture">
-                  <pic:nvPicPr>
-                    <pic:cNvPr id="1421381306" name=""/>
-                    <pic:cNvPicPr/>
-                  </pic:nvPicPr>
-                  <pic:blipFill>
-                    <a:blip r:embed="rId14"/>
-                    <a:stretch>
-                      <a:fillRect/>
-                    </a:stretch>
-                  </pic:blipFill>
-                  <pic:spPr>
-                    <a:xfrm>
-                      <a:off x="0" y="0"/>
-                      <a:ext cx="5220000" cy="6834700"/>
-                    </a:xfrm>
-                    <a:prstGeom prst="rect">
-                      <a:avLst/>
-                    </a:prstGeom>
-                  </pic:spPr>
-                </pic:pic>
-              </a:graphicData>
-            </a:graphic>
-          </wp:inline>
-        </w:drawing>
+      <w:r>
+        <w:br/>
+      </w:r>
+      <w:r>
+        <w:rPr>
+          <w:i/>
+          <w:iCs/>
+          <w:color w:val="555555"/>
+          <w:sz w:val="18"/>
+          <w:szCs w:val="18"/>
+        </w:rPr>
+        <w:t xml:space="preserve">Figura 11. Pestaña Sugerir: formulario para que la comunidad proponga bandas o libros.</w:t>
+      </w:r>
+    </w:p>
+    <w:p>
+      <w:pPr>
+        <w:spacing w:after="160"/>
+        <w:jc w:val="both"/>
+      </w:pPr>
+      <w:r>
+        <w:t xml:space="preserve">En conjunto, las capturas muestran los tres elementos de la propuesta de valor (sección 3.2): recomendación en ambos sentidos, una explicación de cada recomendación y la posibilidad de escuchar o comprar sin salir de la aplicación.</w:t>
       </w:r>
     </w:p>
     <w:p>

--- a/docs/Inkriff_Metodologia_y_Resultados.docx
+++ b/docs/Inkriff_Metodologia_y_Resultados.docx
@@ -70,10 +70,7 @@
         <w:jc w:val="center"/>
       </w:pPr>
       <w:r>
-        <w:t xml:space="preserve">Por </w:t>
-      </w:r>
-      <w:r>
-        <w:t>Viridiana Cassales</w:t>
+        <w:t xml:space="preserve">Por Viridiana Cassales</w:t>
       </w:r>
     </w:p>
     <w:p>
@@ -99,13 +96,8 @@
         <w:spacing w:after="160"/>
         <w:jc w:val="both"/>
       </w:pPr>
-      <w:proofErr w:type="spellStart"/>
-      <w:r>
-        <w:t>Inkriff</w:t>
-      </w:r>
-      <w:proofErr w:type="spellEnd"/>
-      <w:r>
-        <w:t xml:space="preserve"> es una empresa ficticia que propone un recomendador bidireccional entre música de rock/metal (y sus subgéneros) y literatura de fantasía/romance: dado un libro, recomendar bandas afines; dado una banda, recomendar libros afines. Este documento resume la metodología completa del proyecto — desde la extracción de datos vía APIs públicas hasta el modelo final — y reporta los resultados obtenidos, incluyendo un problema real detectado durante la validación (concentración de recomendaciones en unos pocos libros, o “hubs”) y la corrección aplicada.</w:t>
+      <w:r>
+        <w:t xml:space="preserve">Inkriff es una empresa ficticia que propone un recomendador bidireccional entre música de rock/metal (y sus subgéneros) y literatura de fantasía/romance: dado un libro, recomendar bandas afines; dado una banda, recomendar libros afines. Este documento resume la metodología completa del proyecto — desde la extracción de datos vía APIs públicas hasta el modelo final — y reporta los resultados obtenidos, incluyendo un problema real detectado durante la validación (concentración de recomendaciones en unos pocos libros, o “hubs”) y la corrección aplicada.</w:t>
       </w:r>
     </w:p>
     <w:p>
@@ -141,8 +133,6 @@
       </w:pPr>
       <w:r>
         <w:t xml:space="preserve">¿Qué banda sonaría de fondo en la batalla final de tu saga favorita? ¿Qué novela tiene la misma atmósfera que el disco que no dejas de escuchar? Quienes leen fantasía y romance y quienes escuchan rock y metal comparten más de lo que parece: dragones, mitología nórdica, vampiros, reinos en guerra, amores imposibles y una estética oscura y épica que aparece tanto en las portadas de los libros como en las letras y los álbumes. </w:t>
-      </w:r>
-      <w:r>
         <w:lastRenderedPageBreak/>
         <w:t xml:space="preserve">Hay bandas que han dedicado discos completos a sagas literarias — Blind Guardian, por ejemplo, basó </w:t>
       </w:r>
@@ -215,13 +205,7 @@
         <w:jc w:val="both"/>
       </w:pPr>
       <w:r>
-        <w:t xml:space="preserve">El proyecto se restringió deliberadamente a dos condiciones específicas: los datos deben venir de APIs o scraping, y el proyecto debe poder correr con recursos gratuitos (Google Colab, APIs sin costo). Estas dos restricciones determinaron gran parte de las decisiones metodológicas descritas </w:t>
-      </w:r>
-      <w:r>
-        <w:t>a continuación</w:t>
-      </w:r>
-      <w:r>
-        <w:t>.</w:t>
+        <w:t xml:space="preserve">El proyecto se restringió deliberadamente a dos condiciones específicas: los datos deben venir de APIs o scraping, y el proyecto debe poder correr con recursos gratuitos (Google Colab, APIs sin costo). Estas dos restricciones determinaron gran parte de las decisiones metodológicas descritas a continuación.</w:t>
       </w:r>
     </w:p>
     <w:p>
@@ -1251,6 +1235,2136 @@
     </w:p>
     <w:p>
       <w:pPr>
+        <w:pStyle w:val="Heading2"/>
+      </w:pPr>
+      <w:r>
+        <w:t xml:space="preserve">3.5 Estrategia de negocio</w:t>
+      </w:r>
+    </w:p>
+    <w:p>
+      <w:pPr>
+        <w:spacing w:after="160"/>
+        <w:jc w:val="both"/>
+      </w:pPr>
+      <w:r>
+        <w:t xml:space="preserve">Esta subsección desarrolla el modelo de negocio esbozado en la sección 3.2. Inkriff es una empresa ficticia, así que lo que sigue es una propuesta: no se reportan ingresos ni cifras de mercado, solo cómo se generaría valor a partir de lo que la aplicación ya hace.</w:t>
+      </w:r>
+    </w:p>
+    <w:p>
+      <w:pPr>
+        <w:keepNext/>
+        <w:spacing w:after="160"/>
+        <w:jc w:val="both"/>
+      </w:pPr>
+      <w:r>
+        <w:rPr>
+          <w:b/>
+          <w:bCs/>
+        </w:rPr>
+        <w:t xml:space="preserve">Modelo general.</w:t>
+      </w:r>
+      <w:r>
+        <w:t xml:space="preserve"> La aplicación es gratuita para quien la usa. Los ingresos vienen de quienes se benefician del tráfico que genera: tiendas de libros y, en una fase posterior, editoriales y sellos discográficos. La Tabla 2 resume qué obtiene y qué aporta cada segmento.</w:t>
+      </w:r>
+    </w:p>
+    <w:tbl>
+      <w:tblPr>
+        <w:tblW w:w="10000" w:type="dxa"/>
+        <w:jc w:val="center"/>
+        <w:tblBorders>
+          <w:top w:val="single" w:sz="4" w:space="0" w:color="auto"/>
+          <w:left w:val="single" w:sz="4" w:space="0" w:color="auto"/>
+          <w:bottom w:val="single" w:sz="4" w:space="0" w:color="auto"/>
+          <w:right w:val="single" w:sz="4" w:space="0" w:color="auto"/>
+          <w:insideH w:val="single" w:sz="4" w:space="0" w:color="auto"/>
+          <w:insideV w:val="single" w:sz="4" w:space="0" w:color="auto"/>
+        </w:tblBorders>
+        <w:tblCellMar>
+          <w:left w:w="10" w:type="dxa"/>
+          <w:right w:w="10" w:type="dxa"/>
+        </w:tblCellMar>
+        <w:tblLook w:val="04A0" w:firstRow="1" w:lastRow="0" w:firstColumn="1" w:lastColumn="0" w:noHBand="0" w:noVBand="1"/>
+      </w:tblPr>
+      <w:tblGrid>
+        <w:gridCol w:w="2300"/>
+        <w:gridCol w:w="2700"/>
+        <w:gridCol w:w="2600"/>
+        <w:gridCol w:w="2400"/>
+      </w:tblGrid>
+      <w:tr>
+        <w:tblPrEx>
+          <w:tblCellMar>
+            <w:top w:w="0" w:type="dxa"/>
+            <w:bottom w:w="0" w:type="dxa"/>
+          </w:tblCellMar>
+        </w:tblPrEx>
+        <w:trPr>
+          <w:cantSplit/>
+          <w:tblHeader/>
+          <w:jc w:val="center"/>
+        </w:trPr>
+        <w:tc>
+          <w:tcPr>
+            <w:tcW w:w="2300" w:type="dxa"/>
+            <w:shd w:val="clear" w:color="auto" w:fill="6B2D5C"/>
+            <w:tcMar>
+              <w:top w:w="80" w:type="dxa"/>
+              <w:left w:w="100" w:type="dxa"/>
+              <w:bottom w:w="80" w:type="dxa"/>
+              <w:right w:w="100" w:type="dxa"/>
+            </w:tcMar>
+            <w:vAlign w:val="center"/>
+          </w:tcPr>
+          <w:p>
+            <w:pPr>
+              <w:keepNext/>
+              <w:jc w:val="center"/>
+            </w:pPr>
+            <w:r>
+              <w:rPr>
+                <w:b/>
+                <w:bCs/>
+                <w:color w:val="FFFFFF"/>
+                <w:sz w:val="20"/>
+                <w:szCs w:val="20"/>
+              </w:rPr>
+              <w:t xml:space="preserve">Segmento</w:t>
+            </w:r>
+          </w:p>
+        </w:tc>
+        <w:tc>
+          <w:tcPr>
+            <w:tcW w:w="2700" w:type="dxa"/>
+            <w:shd w:val="clear" w:color="auto" w:fill="6B2D5C"/>
+            <w:tcMar>
+              <w:top w:w="80" w:type="dxa"/>
+              <w:left w:w="100" w:type="dxa"/>
+              <w:bottom w:w="80" w:type="dxa"/>
+              <w:right w:w="100" w:type="dxa"/>
+            </w:tcMar>
+            <w:vAlign w:val="center"/>
+          </w:tcPr>
+          <w:p>
+            <w:pPr>
+              <w:keepNext/>
+              <w:jc w:val="center"/>
+            </w:pPr>
+            <w:r>
+              <w:rPr>
+                <w:b/>
+                <w:bCs/>
+                <w:color w:val="FFFFFF"/>
+                <w:sz w:val="20"/>
+                <w:szCs w:val="20"/>
+              </w:rPr>
+              <w:t xml:space="preserve">Qué obtiene</w:t>
+            </w:r>
+          </w:p>
+        </w:tc>
+        <w:tc>
+          <w:tcPr>
+            <w:tcW w:w="2600" w:type="dxa"/>
+            <w:shd w:val="clear" w:color="auto" w:fill="6B2D5C"/>
+            <w:tcMar>
+              <w:top w:w="80" w:type="dxa"/>
+              <w:left w:w="100" w:type="dxa"/>
+              <w:bottom w:w="80" w:type="dxa"/>
+              <w:right w:w="100" w:type="dxa"/>
+            </w:tcMar>
+            <w:vAlign w:val="center"/>
+          </w:tcPr>
+          <w:p>
+            <w:pPr>
+              <w:keepNext/>
+              <w:jc w:val="center"/>
+            </w:pPr>
+            <w:r>
+              <w:rPr>
+                <w:b/>
+                <w:bCs/>
+                <w:color w:val="FFFFFF"/>
+                <w:sz w:val="20"/>
+                <w:szCs w:val="20"/>
+              </w:rPr>
+              <w:t xml:space="preserve">Qué aporta a Inkriff</w:t>
+            </w:r>
+          </w:p>
+        </w:tc>
+        <w:tc>
+          <w:tcPr>
+            <w:tcW w:w="2400" w:type="dxa"/>
+            <w:shd w:val="clear" w:color="auto" w:fill="6B2D5C"/>
+            <w:tcMar>
+              <w:top w:w="80" w:type="dxa"/>
+              <w:left w:w="100" w:type="dxa"/>
+              <w:bottom w:w="80" w:type="dxa"/>
+              <w:right w:w="100" w:type="dxa"/>
+            </w:tcMar>
+            <w:vAlign w:val="center"/>
+          </w:tcPr>
+          <w:p>
+            <w:pPr>
+              <w:keepNext/>
+              <w:jc w:val="center"/>
+            </w:pPr>
+            <w:r>
+              <w:rPr>
+                <w:b/>
+                <w:bCs/>
+                <w:color w:val="FFFFFF"/>
+                <w:sz w:val="20"/>
+                <w:szCs w:val="20"/>
+              </w:rPr>
+              <w:t xml:space="preserve">Cómo paga</w:t>
+            </w:r>
+          </w:p>
+        </w:tc>
+      </w:tr>
+      <w:tr>
+        <w:tblPrEx>
+          <w:tblCellMar>
+            <w:top w:w="0" w:type="dxa"/>
+            <w:bottom w:w="0" w:type="dxa"/>
+          </w:tblCellMar>
+        </w:tblPrEx>
+        <w:trPr>
+          <w:cantSplit/>
+          <w:jc w:val="center"/>
+        </w:trPr>
+        <w:tc>
+          <w:tcPr>
+            <w:tcW w:w="2300" w:type="dxa"/>
+            <w:tcMar>
+              <w:top w:w="80" w:type="dxa"/>
+              <w:left w:w="100" w:type="dxa"/>
+              <w:bottom w:w="80" w:type="dxa"/>
+              <w:right w:w="100" w:type="dxa"/>
+            </w:tcMar>
+          </w:tcPr>
+          <w:p>
+            <w:pPr>
+              <w:keepNext/>
+            </w:pPr>
+            <w:r>
+              <w:rPr>
+                <w:color w:val="000000"/>
+                <w:sz w:val="20"/>
+                <w:szCs w:val="20"/>
+              </w:rPr>
+              <w:t xml:space="preserve">Lectores de fantasía y romance</w:t>
+            </w:r>
+          </w:p>
+        </w:tc>
+        <w:tc>
+          <w:tcPr>
+            <w:tcW w:w="2700" w:type="dxa"/>
+            <w:tcMar>
+              <w:top w:w="80" w:type="dxa"/>
+              <w:left w:w="100" w:type="dxa"/>
+              <w:bottom w:w="80" w:type="dxa"/>
+              <w:right w:w="100" w:type="dxa"/>
+            </w:tcMar>
+          </w:tcPr>
+          <w:p>
+            <w:pPr>
+              <w:keepNext/>
+            </w:pPr>
+            <w:r>
+              <w:rPr>
+                <w:color w:val="000000"/>
+                <w:sz w:val="20"/>
+                <w:szCs w:val="20"/>
+              </w:rPr>
+              <w:t xml:space="preserve">Música que acompaña la atmósfera de lo que leen</w:t>
+            </w:r>
+          </w:p>
+        </w:tc>
+        <w:tc>
+          <w:tcPr>
+            <w:tcW w:w="2600" w:type="dxa"/>
+            <w:tcMar>
+              <w:top w:w="80" w:type="dxa"/>
+              <w:left w:w="100" w:type="dxa"/>
+              <w:bottom w:w="80" w:type="dxa"/>
+              <w:right w:w="100" w:type="dxa"/>
+            </w:tcMar>
+          </w:tcPr>
+          <w:p>
+            <w:pPr>
+              <w:keepNext/>
+            </w:pPr>
+            <w:r>
+              <w:rPr>
+                <w:color w:val="000000"/>
+                <w:sz w:val="20"/>
+                <w:szCs w:val="20"/>
+              </w:rPr>
+              <w:t xml:space="preserve">Tráfico y clics hacia tiendas</w:t>
+            </w:r>
+          </w:p>
+        </w:tc>
+        <w:tc>
+          <w:tcPr>
+            <w:tcW w:w="2400" w:type="dxa"/>
+            <w:tcMar>
+              <w:top w:w="80" w:type="dxa"/>
+              <w:left w:w="100" w:type="dxa"/>
+              <w:bottom w:w="80" w:type="dxa"/>
+              <w:right w:w="100" w:type="dxa"/>
+            </w:tcMar>
+          </w:tcPr>
+          <w:p>
+            <w:pPr>
+              <w:keepNext/>
+            </w:pPr>
+            <w:r>
+              <w:rPr>
+                <w:color w:val="000000"/>
+                <w:sz w:val="20"/>
+                <w:szCs w:val="20"/>
+              </w:rPr>
+              <w:t xml:space="preserve">Gratis</w:t>
+            </w:r>
+          </w:p>
+        </w:tc>
+      </w:tr>
+      <w:tr>
+        <w:tblPrEx>
+          <w:tblCellMar>
+            <w:top w:w="0" w:type="dxa"/>
+            <w:bottom w:w="0" w:type="dxa"/>
+          </w:tblCellMar>
+        </w:tblPrEx>
+        <w:trPr>
+          <w:cantSplit/>
+          <w:jc w:val="center"/>
+        </w:trPr>
+        <w:tc>
+          <w:tcPr>
+            <w:tcW w:w="2300" w:type="dxa"/>
+            <w:tcMar>
+              <w:top w:w="80" w:type="dxa"/>
+              <w:left w:w="100" w:type="dxa"/>
+              <w:bottom w:w="80" w:type="dxa"/>
+              <w:right w:w="100" w:type="dxa"/>
+            </w:tcMar>
+          </w:tcPr>
+          <w:p>
+            <w:pPr>
+              <w:keepNext/>
+            </w:pPr>
+            <w:r>
+              <w:rPr>
+                <w:color w:val="000000"/>
+                <w:sz w:val="20"/>
+                <w:szCs w:val="20"/>
+              </w:rPr>
+              <w:t xml:space="preserve">Fans de rock y metal</w:t>
+            </w:r>
+          </w:p>
+        </w:tc>
+        <w:tc>
+          <w:tcPr>
+            <w:tcW w:w="2700" w:type="dxa"/>
+            <w:tcMar>
+              <w:top w:w="80" w:type="dxa"/>
+              <w:left w:w="100" w:type="dxa"/>
+              <w:bottom w:w="80" w:type="dxa"/>
+              <w:right w:w="100" w:type="dxa"/>
+            </w:tcMar>
+          </w:tcPr>
+          <w:p>
+            <w:pPr>
+              <w:keepNext/>
+            </w:pPr>
+            <w:r>
+              <w:rPr>
+                <w:color w:val="000000"/>
+                <w:sz w:val="20"/>
+                <w:szCs w:val="20"/>
+              </w:rPr>
+              <w:t xml:space="preserve">Lecturas con la estética de su música</w:t>
+            </w:r>
+          </w:p>
+        </w:tc>
+        <w:tc>
+          <w:tcPr>
+            <w:tcW w:w="2600" w:type="dxa"/>
+            <w:tcMar>
+              <w:top w:w="80" w:type="dxa"/>
+              <w:left w:w="100" w:type="dxa"/>
+              <w:bottom w:w="80" w:type="dxa"/>
+              <w:right w:w="100" w:type="dxa"/>
+            </w:tcMar>
+          </w:tcPr>
+          <w:p>
+            <w:pPr>
+              <w:keepNext/>
+            </w:pPr>
+            <w:r>
+              <w:rPr>
+                <w:color w:val="000000"/>
+                <w:sz w:val="20"/>
+                <w:szCs w:val="20"/>
+              </w:rPr>
+              <w:t xml:space="preserve">Tráfico, clics de escucha y sugerencias</w:t>
+            </w:r>
+          </w:p>
+        </w:tc>
+        <w:tc>
+          <w:tcPr>
+            <w:tcW w:w="2400" w:type="dxa"/>
+            <w:tcMar>
+              <w:top w:w="80" w:type="dxa"/>
+              <w:left w:w="100" w:type="dxa"/>
+              <w:bottom w:w="80" w:type="dxa"/>
+              <w:right w:w="100" w:type="dxa"/>
+            </w:tcMar>
+          </w:tcPr>
+          <w:p>
+            <w:pPr>
+              <w:keepNext/>
+            </w:pPr>
+            <w:r>
+              <w:rPr>
+                <w:color w:val="000000"/>
+                <w:sz w:val="20"/>
+                <w:szCs w:val="20"/>
+              </w:rPr>
+              <w:t xml:space="preserve">Gratis</w:t>
+            </w:r>
+          </w:p>
+        </w:tc>
+      </w:tr>
+      <w:tr>
+        <w:tblPrEx>
+          <w:tblCellMar>
+            <w:top w:w="0" w:type="dxa"/>
+            <w:bottom w:w="0" w:type="dxa"/>
+          </w:tblCellMar>
+        </w:tblPrEx>
+        <w:trPr>
+          <w:cantSplit/>
+          <w:jc w:val="center"/>
+        </w:trPr>
+        <w:tc>
+          <w:tcPr>
+            <w:tcW w:w="2300" w:type="dxa"/>
+            <w:tcMar>
+              <w:top w:w="80" w:type="dxa"/>
+              <w:left w:w="100" w:type="dxa"/>
+              <w:bottom w:w="80" w:type="dxa"/>
+              <w:right w:w="100" w:type="dxa"/>
+            </w:tcMar>
+          </w:tcPr>
+          <w:p>
+            <w:pPr>
+              <w:keepNext/>
+            </w:pPr>
+            <w:r>
+              <w:rPr>
+                <w:color w:val="000000"/>
+                <w:sz w:val="20"/>
+                <w:szCs w:val="20"/>
+              </w:rPr>
+              <w:t xml:space="preserve">Creadores de contenido</w:t>
+            </w:r>
+          </w:p>
+        </w:tc>
+        <w:tc>
+          <w:tcPr>
+            <w:tcW w:w="2700" w:type="dxa"/>
+            <w:tcMar>
+              <w:top w:w="80" w:type="dxa"/>
+              <w:left w:w="100" w:type="dxa"/>
+              <w:bottom w:w="80" w:type="dxa"/>
+              <w:right w:w="100" w:type="dxa"/>
+            </w:tcMar>
+          </w:tcPr>
+          <w:p>
+            <w:pPr>
+              <w:keepNext/>
+            </w:pPr>
+            <w:r>
+              <w:rPr>
+                <w:color w:val="000000"/>
+                <w:sz w:val="20"/>
+                <w:szCs w:val="20"/>
+              </w:rPr>
+              <w:t xml:space="preserve">Parejas libro–banda con argumento, listas para compartir</w:t>
+            </w:r>
+          </w:p>
+        </w:tc>
+        <w:tc>
+          <w:tcPr>
+            <w:tcW w:w="2600" w:type="dxa"/>
+            <w:tcMar>
+              <w:top w:w="80" w:type="dxa"/>
+              <w:left w:w="100" w:type="dxa"/>
+              <w:bottom w:w="80" w:type="dxa"/>
+              <w:right w:w="100" w:type="dxa"/>
+            </w:tcMar>
+          </w:tcPr>
+          <w:p>
+            <w:pPr>
+              <w:keepNext/>
+            </w:pPr>
+            <w:r>
+              <w:rPr>
+                <w:color w:val="000000"/>
+                <w:sz w:val="20"/>
+                <w:szCs w:val="20"/>
+              </w:rPr>
+              <w:t xml:space="preserve">Difusión en redes sociales</w:t>
+            </w:r>
+          </w:p>
+        </w:tc>
+        <w:tc>
+          <w:tcPr>
+            <w:tcW w:w="2400" w:type="dxa"/>
+            <w:tcMar>
+              <w:top w:w="80" w:type="dxa"/>
+              <w:left w:w="100" w:type="dxa"/>
+              <w:bottom w:w="80" w:type="dxa"/>
+              <w:right w:w="100" w:type="dxa"/>
+            </w:tcMar>
+          </w:tcPr>
+          <w:p>
+            <w:pPr>
+              <w:keepNext/>
+            </w:pPr>
+            <w:r>
+              <w:rPr>
+                <w:color w:val="000000"/>
+                <w:sz w:val="20"/>
+                <w:szCs w:val="20"/>
+              </w:rPr>
+              <w:t xml:space="preserve">Gratis</w:t>
+            </w:r>
+          </w:p>
+        </w:tc>
+      </w:tr>
+      <w:tr>
+        <w:tblPrEx>
+          <w:tblCellMar>
+            <w:top w:w="0" w:type="dxa"/>
+            <w:bottom w:w="0" w:type="dxa"/>
+          </w:tblCellMar>
+        </w:tblPrEx>
+        <w:trPr>
+          <w:cantSplit/>
+          <w:jc w:val="center"/>
+        </w:trPr>
+        <w:tc>
+          <w:tcPr>
+            <w:tcW w:w="2300" w:type="dxa"/>
+            <w:tcMar>
+              <w:top w:w="80" w:type="dxa"/>
+              <w:left w:w="100" w:type="dxa"/>
+              <w:bottom w:w="80" w:type="dxa"/>
+              <w:right w:w="100" w:type="dxa"/>
+            </w:tcMar>
+          </w:tcPr>
+          <w:p>
+            <w:pPr>
+              <w:keepNext/>
+            </w:pPr>
+            <w:r>
+              <w:rPr>
+                <w:color w:val="000000"/>
+                <w:sz w:val="20"/>
+                <w:szCs w:val="20"/>
+              </w:rPr>
+              <w:t xml:space="preserve">Librerías y tiendas</w:t>
+            </w:r>
+          </w:p>
+        </w:tc>
+        <w:tc>
+          <w:tcPr>
+            <w:tcW w:w="2700" w:type="dxa"/>
+            <w:tcMar>
+              <w:top w:w="80" w:type="dxa"/>
+              <w:left w:w="100" w:type="dxa"/>
+              <w:bottom w:w="80" w:type="dxa"/>
+              <w:right w:w="100" w:type="dxa"/>
+            </w:tcMar>
+          </w:tcPr>
+          <w:p>
+            <w:pPr>
+              <w:keepNext/>
+            </w:pPr>
+            <w:r>
+              <w:rPr>
+                <w:color w:val="000000"/>
+                <w:sz w:val="20"/>
+                <w:szCs w:val="20"/>
+              </w:rPr>
+              <w:t xml:space="preserve">Lectores que llegan con intención de compra</w:t>
+            </w:r>
+          </w:p>
+        </w:tc>
+        <w:tc>
+          <w:tcPr>
+            <w:tcW w:w="2600" w:type="dxa"/>
+            <w:tcMar>
+              <w:top w:w="80" w:type="dxa"/>
+              <w:left w:w="100" w:type="dxa"/>
+              <w:bottom w:w="80" w:type="dxa"/>
+              <w:right w:w="100" w:type="dxa"/>
+            </w:tcMar>
+          </w:tcPr>
+          <w:p>
+            <w:pPr>
+              <w:keepNext/>
+            </w:pPr>
+            <w:r>
+              <w:rPr>
+                <w:color w:val="000000"/>
+                <w:sz w:val="20"/>
+                <w:szCs w:val="20"/>
+              </w:rPr>
+              <w:t xml:space="preserve">Ingreso por cada venta</w:t>
+            </w:r>
+          </w:p>
+        </w:tc>
+        <w:tc>
+          <w:tcPr>
+            <w:tcW w:w="2400" w:type="dxa"/>
+            <w:tcMar>
+              <w:top w:w="80" w:type="dxa"/>
+              <w:left w:w="100" w:type="dxa"/>
+              <w:bottom w:w="80" w:type="dxa"/>
+              <w:right w:w="100" w:type="dxa"/>
+            </w:tcMar>
+          </w:tcPr>
+          <w:p>
+            <w:pPr>
+              <w:keepNext/>
+            </w:pPr>
+            <w:r>
+              <w:rPr>
+                <w:color w:val="000000"/>
+                <w:sz w:val="20"/>
+                <w:szCs w:val="20"/>
+              </w:rPr>
+              <w:t xml:space="preserve">Comisión de afiliación</w:t>
+            </w:r>
+          </w:p>
+        </w:tc>
+      </w:tr>
+      <w:tr>
+        <w:tblPrEx>
+          <w:tblCellMar>
+            <w:top w:w="0" w:type="dxa"/>
+            <w:bottom w:w="0" w:type="dxa"/>
+          </w:tblCellMar>
+        </w:tblPrEx>
+        <w:trPr>
+          <w:cantSplit/>
+          <w:jc w:val="center"/>
+        </w:trPr>
+        <w:tc>
+          <w:tcPr>
+            <w:tcW w:w="2300" w:type="dxa"/>
+            <w:tcMar>
+              <w:top w:w="80" w:type="dxa"/>
+              <w:left w:w="100" w:type="dxa"/>
+              <w:bottom w:w="80" w:type="dxa"/>
+              <w:right w:w="100" w:type="dxa"/>
+            </w:tcMar>
+          </w:tcPr>
+          <w:p>
+            <w:pPr>
+              <w:keepNext/>
+            </w:pPr>
+            <w:r>
+              <w:rPr>
+                <w:color w:val="000000"/>
+                <w:sz w:val="20"/>
+                <w:szCs w:val="20"/>
+              </w:rPr>
+              <w:t xml:space="preserve">Editoriales, sellos y bandas (fase 3)</w:t>
+            </w:r>
+          </w:p>
+        </w:tc>
+        <w:tc>
+          <w:tcPr>
+            <w:tcW w:w="2700" w:type="dxa"/>
+            <w:tcMar>
+              <w:top w:w="80" w:type="dxa"/>
+              <w:left w:w="100" w:type="dxa"/>
+              <w:bottom w:w="80" w:type="dxa"/>
+              <w:right w:w="100" w:type="dxa"/>
+            </w:tcMar>
+          </w:tcPr>
+          <w:p>
+            <w:pPr>
+              <w:keepNext/>
+            </w:pPr>
+            <w:r>
+              <w:rPr>
+                <w:color w:val="000000"/>
+                <w:sz w:val="20"/>
+                <w:szCs w:val="20"/>
+              </w:rPr>
+              <w:t xml:space="preserve">Exposición ante un público afín y datos agregados de afinidad</w:t>
+            </w:r>
+          </w:p>
+        </w:tc>
+        <w:tc>
+          <w:tcPr>
+            <w:tcW w:w="2600" w:type="dxa"/>
+            <w:tcMar>
+              <w:top w:w="80" w:type="dxa"/>
+              <w:left w:w="100" w:type="dxa"/>
+              <w:bottom w:w="80" w:type="dxa"/>
+              <w:right w:w="100" w:type="dxa"/>
+            </w:tcMar>
+          </w:tcPr>
+          <w:p>
+            <w:pPr>
+              <w:keepNext/>
+            </w:pPr>
+            <w:r>
+              <w:rPr>
+                <w:color w:val="000000"/>
+                <w:sz w:val="20"/>
+                <w:szCs w:val="20"/>
+              </w:rPr>
+              <w:t xml:space="preserve">Ingreso por campaña o reporte</w:t>
+            </w:r>
+          </w:p>
+        </w:tc>
+        <w:tc>
+          <w:tcPr>
+            <w:tcW w:w="2400" w:type="dxa"/>
+            <w:tcMar>
+              <w:top w:w="80" w:type="dxa"/>
+              <w:left w:w="100" w:type="dxa"/>
+              <w:bottom w:w="80" w:type="dxa"/>
+              <w:right w:w="100" w:type="dxa"/>
+            </w:tcMar>
+          </w:tcPr>
+          <w:p>
+            <w:pPr>
+              <w:keepNext/>
+            </w:pPr>
+            <w:r>
+              <w:rPr>
+                <w:color w:val="000000"/>
+                <w:sz w:val="20"/>
+                <w:szCs w:val="20"/>
+              </w:rPr>
+              <w:t xml:space="preserve">Pago por campaña o por reporte</w:t>
+            </w:r>
+          </w:p>
+        </w:tc>
+      </w:tr>
+    </w:tbl>
+    <w:p>
+      <w:pPr>
+        <w:spacing w:after="240"/>
+      </w:pPr>
+      <w:r>
+        <w:rPr>
+          <w:i/>
+          <w:iCs/>
+          <w:color w:val="555555"/>
+          <w:sz w:val="18"/>
+          <w:szCs w:val="18"/>
+        </w:rPr>
+        <w:t xml:space="preserve">Tabla 2. Segmentos de Inkriff: qué obtiene cada uno y cómo contribuye al negocio.</w:t>
+      </w:r>
+    </w:p>
+    <w:p>
+      <w:pPr>
+        <w:keepNext/>
+        <w:spacing w:after="160"/>
+        <w:jc w:val="both"/>
+      </w:pPr>
+      <w:r>
+        <w:rPr>
+          <w:b/>
+          <w:bCs/>
+        </w:rPr>
+        <w:t xml:space="preserve">Fuentes de ingreso.</w:t>
+      </w:r>
+      <w:r>
+        <w:t xml:space="preserve"> Se plantean cuatro, en orden de facilidad (Tabla 3). Combinarlas reduce la dependencia de la afiliación, cuya comisión por venta suele ser baja.</w:t>
+      </w:r>
+    </w:p>
+    <w:tbl>
+      <w:tblPr>
+        <w:tblW w:w="10000" w:type="dxa"/>
+        <w:jc w:val="center"/>
+        <w:tblBorders>
+          <w:top w:val="single" w:sz="4" w:space="0" w:color="auto"/>
+          <w:left w:val="single" w:sz="4" w:space="0" w:color="auto"/>
+          <w:bottom w:val="single" w:sz="4" w:space="0" w:color="auto"/>
+          <w:right w:val="single" w:sz="4" w:space="0" w:color="auto"/>
+          <w:insideH w:val="single" w:sz="4" w:space="0" w:color="auto"/>
+          <w:insideV w:val="single" w:sz="4" w:space="0" w:color="auto"/>
+        </w:tblBorders>
+        <w:tblCellMar>
+          <w:left w:w="10" w:type="dxa"/>
+          <w:right w:w="10" w:type="dxa"/>
+        </w:tblCellMar>
+        <w:tblLook w:val="04A0" w:firstRow="1" w:lastRow="0" w:firstColumn="1" w:lastColumn="0" w:noHBand="0" w:noVBand="1"/>
+      </w:tblPr>
+      <w:tblGrid>
+        <w:gridCol w:w="1900"/>
+        <w:gridCol w:w="4100"/>
+        <w:gridCol w:w="3000"/>
+        <w:gridCol w:w="1000"/>
+      </w:tblGrid>
+      <w:tr>
+        <w:tblPrEx>
+          <w:tblCellMar>
+            <w:top w:w="0" w:type="dxa"/>
+            <w:bottom w:w="0" w:type="dxa"/>
+          </w:tblCellMar>
+        </w:tblPrEx>
+        <w:trPr>
+          <w:cantSplit/>
+          <w:tblHeader/>
+          <w:jc w:val="center"/>
+        </w:trPr>
+        <w:tc>
+          <w:tcPr>
+            <w:tcW w:w="1900" w:type="dxa"/>
+            <w:shd w:val="clear" w:color="auto" w:fill="6B2D5C"/>
+            <w:tcMar>
+              <w:top w:w="80" w:type="dxa"/>
+              <w:left w:w="100" w:type="dxa"/>
+              <w:bottom w:w="80" w:type="dxa"/>
+              <w:right w:w="100" w:type="dxa"/>
+            </w:tcMar>
+            <w:vAlign w:val="center"/>
+          </w:tcPr>
+          <w:p>
+            <w:pPr>
+              <w:keepNext/>
+              <w:jc w:val="center"/>
+            </w:pPr>
+            <w:r>
+              <w:rPr>
+                <w:b/>
+                <w:bCs/>
+                <w:color w:val="FFFFFF"/>
+                <w:sz w:val="20"/>
+                <w:szCs w:val="20"/>
+              </w:rPr>
+              <w:t xml:space="preserve">Fuente</w:t>
+            </w:r>
+          </w:p>
+        </w:tc>
+        <w:tc>
+          <w:tcPr>
+            <w:tcW w:w="4100" w:type="dxa"/>
+            <w:shd w:val="clear" w:color="auto" w:fill="6B2D5C"/>
+            <w:tcMar>
+              <w:top w:w="80" w:type="dxa"/>
+              <w:left w:w="100" w:type="dxa"/>
+              <w:bottom w:w="80" w:type="dxa"/>
+              <w:right w:w="100" w:type="dxa"/>
+            </w:tcMar>
+            <w:vAlign w:val="center"/>
+          </w:tcPr>
+          <w:p>
+            <w:pPr>
+              <w:keepNext/>
+              <w:jc w:val="center"/>
+            </w:pPr>
+            <w:r>
+              <w:rPr>
+                <w:b/>
+                <w:bCs/>
+                <w:color w:val="FFFFFF"/>
+                <w:sz w:val="20"/>
+                <w:szCs w:val="20"/>
+              </w:rPr>
+              <w:t xml:space="preserve">Cómo funciona</w:t>
+            </w:r>
+          </w:p>
+        </w:tc>
+        <w:tc>
+          <w:tcPr>
+            <w:tcW w:w="3000" w:type="dxa"/>
+            <w:shd w:val="clear" w:color="auto" w:fill="6B2D5C"/>
+            <w:tcMar>
+              <w:top w:w="80" w:type="dxa"/>
+              <w:left w:w="100" w:type="dxa"/>
+              <w:bottom w:w="80" w:type="dxa"/>
+              <w:right w:w="100" w:type="dxa"/>
+            </w:tcMar>
+            <w:vAlign w:val="center"/>
+          </w:tcPr>
+          <w:p>
+            <w:pPr>
+              <w:keepNext/>
+              <w:jc w:val="center"/>
+            </w:pPr>
+            <w:r>
+              <w:rPr>
+                <w:b/>
+                <w:bCs/>
+                <w:color w:val="FFFFFF"/>
+                <w:sz w:val="20"/>
+                <w:szCs w:val="20"/>
+              </w:rPr>
+              <w:t xml:space="preserve">Qué existe ya en la app</w:t>
+            </w:r>
+          </w:p>
+        </w:tc>
+        <w:tc>
+          <w:tcPr>
+            <w:tcW w:w="1000" w:type="dxa"/>
+            <w:shd w:val="clear" w:color="auto" w:fill="6B2D5C"/>
+            <w:tcMar>
+              <w:top w:w="80" w:type="dxa"/>
+              <w:left w:w="100" w:type="dxa"/>
+              <w:bottom w:w="80" w:type="dxa"/>
+              <w:right w:w="100" w:type="dxa"/>
+            </w:tcMar>
+            <w:vAlign w:val="center"/>
+          </w:tcPr>
+          <w:p>
+            <w:pPr>
+              <w:keepNext/>
+              <w:jc w:val="center"/>
+            </w:pPr>
+            <w:r>
+              <w:rPr>
+                <w:b/>
+                <w:bCs/>
+                <w:color w:val="FFFFFF"/>
+                <w:sz w:val="20"/>
+                <w:szCs w:val="20"/>
+              </w:rPr>
+              <w:t xml:space="preserve">Fase</w:t>
+            </w:r>
+          </w:p>
+        </w:tc>
+      </w:tr>
+      <w:tr>
+        <w:tblPrEx>
+          <w:tblCellMar>
+            <w:top w:w="0" w:type="dxa"/>
+            <w:bottom w:w="0" w:type="dxa"/>
+          </w:tblCellMar>
+        </w:tblPrEx>
+        <w:trPr>
+          <w:cantSplit/>
+          <w:jc w:val="center"/>
+        </w:trPr>
+        <w:tc>
+          <w:tcPr>
+            <w:tcW w:w="1900" w:type="dxa"/>
+            <w:tcMar>
+              <w:top w:w="80" w:type="dxa"/>
+              <w:left w:w="100" w:type="dxa"/>
+              <w:bottom w:w="80" w:type="dxa"/>
+              <w:right w:w="100" w:type="dxa"/>
+            </w:tcMar>
+          </w:tcPr>
+          <w:p>
+            <w:pPr>
+              <w:keepNext/>
+            </w:pPr>
+            <w:r>
+              <w:rPr>
+                <w:color w:val="000000"/>
+                <w:sz w:val="20"/>
+                <w:szCs w:val="20"/>
+              </w:rPr>
+              <w:t xml:space="preserve">Afiliación</w:t>
+            </w:r>
+          </w:p>
+        </w:tc>
+        <w:tc>
+          <w:tcPr>
+            <w:tcW w:w="4100" w:type="dxa"/>
+            <w:tcMar>
+              <w:top w:w="80" w:type="dxa"/>
+              <w:left w:w="100" w:type="dxa"/>
+              <w:bottom w:w="80" w:type="dxa"/>
+              <w:right w:w="100" w:type="dxa"/>
+            </w:tcMar>
+          </w:tcPr>
+          <w:p>
+            <w:pPr>
+              <w:keepNext/>
+            </w:pPr>
+            <w:r>
+              <w:rPr>
+                <w:color w:val="000000"/>
+                <w:sz w:val="20"/>
+                <w:szCs w:val="20"/>
+              </w:rPr>
+              <w:t xml:space="preserve">Comisión por cada compra que llega desde un enlace de Inkriff</w:t>
+            </w:r>
+          </w:p>
+        </w:tc>
+        <w:tc>
+          <w:tcPr>
+            <w:tcW w:w="3000" w:type="dxa"/>
+            <w:tcMar>
+              <w:top w:w="80" w:type="dxa"/>
+              <w:left w:w="100" w:type="dxa"/>
+              <w:bottom w:w="80" w:type="dxa"/>
+              <w:right w:w="100" w:type="dxa"/>
+            </w:tcMar>
+          </w:tcPr>
+          <w:p>
+            <w:pPr>
+              <w:keepNext/>
+            </w:pPr>
+            <w:r>
+              <w:rPr>
+                <w:color w:val="000000"/>
+                <w:sz w:val="20"/>
+                <w:szCs w:val="20"/>
+              </w:rPr>
+              <w:t xml:space="preserve">Cada libro enlaza a cinco tiendas (enlaces de búsqueda)</w:t>
+            </w:r>
+          </w:p>
+        </w:tc>
+        <w:tc>
+          <w:tcPr>
+            <w:tcW w:w="1000" w:type="dxa"/>
+            <w:tcMar>
+              <w:top w:w="80" w:type="dxa"/>
+              <w:left w:w="100" w:type="dxa"/>
+              <w:bottom w:w="80" w:type="dxa"/>
+              <w:right w:w="100" w:type="dxa"/>
+            </w:tcMar>
+          </w:tcPr>
+          <w:p>
+            <w:pPr>
+              <w:keepNext/>
+            </w:pPr>
+            <w:r>
+              <w:rPr>
+                <w:color w:val="000000"/>
+                <w:sz w:val="20"/>
+                <w:szCs w:val="20"/>
+              </w:rPr>
+              <w:t xml:space="preserve">2</w:t>
+            </w:r>
+          </w:p>
+        </w:tc>
+      </w:tr>
+      <w:tr>
+        <w:tblPrEx>
+          <w:tblCellMar>
+            <w:top w:w="0" w:type="dxa"/>
+            <w:bottom w:w="0" w:type="dxa"/>
+          </w:tblCellMar>
+        </w:tblPrEx>
+        <w:trPr>
+          <w:cantSplit/>
+          <w:jc w:val="center"/>
+        </w:trPr>
+        <w:tc>
+          <w:tcPr>
+            <w:tcW w:w="1900" w:type="dxa"/>
+            <w:tcMar>
+              <w:top w:w="80" w:type="dxa"/>
+              <w:left w:w="100" w:type="dxa"/>
+              <w:bottom w:w="80" w:type="dxa"/>
+              <w:right w:w="100" w:type="dxa"/>
+            </w:tcMar>
+          </w:tcPr>
+          <w:p>
+            <w:pPr>
+              <w:keepNext/>
+            </w:pPr>
+            <w:r>
+              <w:rPr>
+                <w:color w:val="000000"/>
+                <w:sz w:val="20"/>
+                <w:szCs w:val="20"/>
+              </w:rPr>
+              <w:t xml:space="preserve">Parejas patrocinadas</w:t>
+            </w:r>
+          </w:p>
+        </w:tc>
+        <w:tc>
+          <w:tcPr>
+            <w:tcW w:w="4100" w:type="dxa"/>
+            <w:tcMar>
+              <w:top w:w="80" w:type="dxa"/>
+              <w:left w:w="100" w:type="dxa"/>
+              <w:bottom w:w="80" w:type="dxa"/>
+              <w:right w:w="100" w:type="dxa"/>
+            </w:tcMar>
+          </w:tcPr>
+          <w:p>
+            <w:pPr>
+              <w:keepNext/>
+            </w:pPr>
+            <w:r>
+              <w:rPr>
+                <w:color w:val="000000"/>
+                <w:sz w:val="20"/>
+                <w:szCs w:val="20"/>
+              </w:rPr>
+              <w:t xml:space="preserve">Una editorial o sello promueve una pareja libro–banda en Inicio, siempre etiquetada como patrocinada y sin alterar el ranking del chat</w:t>
+            </w:r>
+          </w:p>
+        </w:tc>
+        <w:tc>
+          <w:tcPr>
+            <w:tcW w:w="3000" w:type="dxa"/>
+            <w:tcMar>
+              <w:top w:w="80" w:type="dxa"/>
+              <w:left w:w="100" w:type="dxa"/>
+              <w:bottom w:w="80" w:type="dxa"/>
+              <w:right w:w="100" w:type="dxa"/>
+            </w:tcMar>
+          </w:tcPr>
+          <w:p>
+            <w:pPr>
+              <w:keepNext/>
+            </w:pPr>
+            <w:r>
+              <w:rPr>
+                <w:color w:val="000000"/>
+                <w:sz w:val="20"/>
+                <w:szCs w:val="20"/>
+              </w:rPr>
+              <w:t xml:space="preserve">Sección “Parejas destacadas”</w:t>
+            </w:r>
+          </w:p>
+        </w:tc>
+        <w:tc>
+          <w:tcPr>
+            <w:tcW w:w="1000" w:type="dxa"/>
+            <w:tcMar>
+              <w:top w:w="80" w:type="dxa"/>
+              <w:left w:w="100" w:type="dxa"/>
+              <w:bottom w:w="80" w:type="dxa"/>
+              <w:right w:w="100" w:type="dxa"/>
+            </w:tcMar>
+          </w:tcPr>
+          <w:p>
+            <w:pPr>
+              <w:keepNext/>
+            </w:pPr>
+            <w:r>
+              <w:rPr>
+                <w:color w:val="000000"/>
+                <w:sz w:val="20"/>
+                <w:szCs w:val="20"/>
+              </w:rPr>
+              <w:t xml:space="preserve">3</w:t>
+            </w:r>
+          </w:p>
+        </w:tc>
+      </w:tr>
+      <w:tr>
+        <w:tblPrEx>
+          <w:tblCellMar>
+            <w:top w:w="0" w:type="dxa"/>
+            <w:bottom w:w="0" w:type="dxa"/>
+          </w:tblCellMar>
+        </w:tblPrEx>
+        <w:trPr>
+          <w:cantSplit/>
+          <w:jc w:val="center"/>
+        </w:trPr>
+        <w:tc>
+          <w:tcPr>
+            <w:tcW w:w="1900" w:type="dxa"/>
+            <w:tcMar>
+              <w:top w:w="80" w:type="dxa"/>
+              <w:left w:w="100" w:type="dxa"/>
+              <w:bottom w:w="80" w:type="dxa"/>
+              <w:right w:w="100" w:type="dxa"/>
+            </w:tcMar>
+          </w:tcPr>
+          <w:p>
+            <w:pPr>
+              <w:keepNext/>
+            </w:pPr>
+            <w:r>
+              <w:rPr>
+                <w:color w:val="000000"/>
+                <w:sz w:val="20"/>
+                <w:szCs w:val="20"/>
+              </w:rPr>
+              <w:t xml:space="preserve">Reportes de afinidad</w:t>
+            </w:r>
+          </w:p>
+        </w:tc>
+        <w:tc>
+          <w:tcPr>
+            <w:tcW w:w="4100" w:type="dxa"/>
+            <w:tcMar>
+              <w:top w:w="80" w:type="dxa"/>
+              <w:left w:w="100" w:type="dxa"/>
+              <w:bottom w:w="80" w:type="dxa"/>
+              <w:right w:w="100" w:type="dxa"/>
+            </w:tcMar>
+          </w:tcPr>
+          <w:p>
+            <w:pPr>
+              <w:keepNext/>
+            </w:pPr>
+            <w:r>
+              <w:rPr>
+                <w:color w:val="000000"/>
+                <w:sz w:val="20"/>
+                <w:szCs w:val="20"/>
+              </w:rPr>
+              <w:t xml:space="preserve">Tendencias agregadas y anónimas (qué subgéneros combinan con qué categorías) para lanzamientos, mercancía o giras</w:t>
+            </w:r>
+          </w:p>
+        </w:tc>
+        <w:tc>
+          <w:tcPr>
+            <w:tcW w:w="3000" w:type="dxa"/>
+            <w:tcMar>
+              <w:top w:w="80" w:type="dxa"/>
+              <w:left w:w="100" w:type="dxa"/>
+              <w:bottom w:w="80" w:type="dxa"/>
+              <w:right w:w="100" w:type="dxa"/>
+            </w:tcMar>
+          </w:tcPr>
+          <w:p>
+            <w:pPr>
+              <w:keepNext/>
+            </w:pPr>
+            <w:r>
+              <w:rPr>
+                <w:color w:val="000000"/>
+                <w:sz w:val="20"/>
+                <w:szCs w:val="20"/>
+              </w:rPr>
+              <w:t xml:space="preserve">La matriz de similitud; falta registrar consultas de forma anónima</w:t>
+            </w:r>
+          </w:p>
+        </w:tc>
+        <w:tc>
+          <w:tcPr>
+            <w:tcW w:w="1000" w:type="dxa"/>
+            <w:tcMar>
+              <w:top w:w="80" w:type="dxa"/>
+              <w:left w:w="100" w:type="dxa"/>
+              <w:bottom w:w="80" w:type="dxa"/>
+              <w:right w:w="100" w:type="dxa"/>
+            </w:tcMar>
+          </w:tcPr>
+          <w:p>
+            <w:pPr>
+              <w:keepNext/>
+            </w:pPr>
+            <w:r>
+              <w:rPr>
+                <w:color w:val="000000"/>
+                <w:sz w:val="20"/>
+                <w:szCs w:val="20"/>
+              </w:rPr>
+              <w:t xml:space="preserve">3</w:t>
+            </w:r>
+          </w:p>
+        </w:tc>
+      </w:tr>
+      <w:tr>
+        <w:tblPrEx>
+          <w:tblCellMar>
+            <w:top w:w="0" w:type="dxa"/>
+            <w:bottom w:w="0" w:type="dxa"/>
+          </w:tblCellMar>
+        </w:tblPrEx>
+        <w:trPr>
+          <w:cantSplit/>
+          <w:jc w:val="center"/>
+        </w:trPr>
+        <w:tc>
+          <w:tcPr>
+            <w:tcW w:w="1900" w:type="dxa"/>
+            <w:tcMar>
+              <w:top w:w="80" w:type="dxa"/>
+              <w:left w:w="100" w:type="dxa"/>
+              <w:bottom w:w="80" w:type="dxa"/>
+              <w:right w:w="100" w:type="dxa"/>
+            </w:tcMar>
+          </w:tcPr>
+          <w:p>
+            <w:pPr>
+              <w:keepNext/>
+            </w:pPr>
+            <w:r>
+              <w:rPr>
+                <w:color w:val="000000"/>
+                <w:sz w:val="20"/>
+                <w:szCs w:val="20"/>
+              </w:rPr>
+              <w:t xml:space="preserve">Plan premium</w:t>
+            </w:r>
+          </w:p>
+        </w:tc>
+        <w:tc>
+          <w:tcPr>
+            <w:tcW w:w="4100" w:type="dxa"/>
+            <w:tcMar>
+              <w:top w:w="80" w:type="dxa"/>
+              <w:left w:w="100" w:type="dxa"/>
+              <w:bottom w:w="80" w:type="dxa"/>
+              <w:right w:w="100" w:type="dxa"/>
+            </w:tcMar>
+          </w:tcPr>
+          <w:p>
+            <w:pPr>
+              <w:keepNext/>
+            </w:pPr>
+            <w:r>
+              <w:rPr>
+                <w:color w:val="000000"/>
+                <w:sz w:val="20"/>
+                <w:szCs w:val="20"/>
+              </w:rPr>
+              <w:t xml:space="preserve">Sin publicidad, con listas de lectura y playlists guardadas</w:t>
+            </w:r>
+          </w:p>
+        </w:tc>
+        <w:tc>
+          <w:tcPr>
+            <w:tcW w:w="3000" w:type="dxa"/>
+            <w:tcMar>
+              <w:top w:w="80" w:type="dxa"/>
+              <w:left w:w="100" w:type="dxa"/>
+              <w:bottom w:w="80" w:type="dxa"/>
+              <w:right w:w="100" w:type="dxa"/>
+            </w:tcMar>
+          </w:tcPr>
+          <w:p>
+            <w:pPr>
+              <w:keepNext/>
+            </w:pPr>
+            <w:r>
+              <w:rPr>
+                <w:color w:val="000000"/>
+                <w:sz w:val="20"/>
+                <w:szCs w:val="20"/>
+              </w:rPr>
+              <w:t xml:space="preserve">La memoria de conversación</w:t>
+            </w:r>
+          </w:p>
+        </w:tc>
+        <w:tc>
+          <w:tcPr>
+            <w:tcW w:w="1000" w:type="dxa"/>
+            <w:tcMar>
+              <w:top w:w="80" w:type="dxa"/>
+              <w:left w:w="100" w:type="dxa"/>
+              <w:bottom w:w="80" w:type="dxa"/>
+              <w:right w:w="100" w:type="dxa"/>
+            </w:tcMar>
+          </w:tcPr>
+          <w:p>
+            <w:pPr>
+              <w:keepNext/>
+            </w:pPr>
+            <w:r>
+              <w:rPr>
+                <w:color w:val="000000"/>
+                <w:sz w:val="20"/>
+                <w:szCs w:val="20"/>
+              </w:rPr>
+              <w:t xml:space="preserve">4</w:t>
+            </w:r>
+          </w:p>
+        </w:tc>
+      </w:tr>
+    </w:tbl>
+    <w:p>
+      <w:pPr>
+        <w:spacing w:after="240"/>
+      </w:pPr>
+      <w:r>
+        <w:rPr>
+          <w:i/>
+          <w:iCs/>
+          <w:color w:val="555555"/>
+          <w:sz w:val="18"/>
+          <w:szCs w:val="18"/>
+        </w:rPr>
+        <w:t xml:space="preserve">Tabla 3. Fuentes de ingreso propuestas, su funcionamiento y la fase en que se activarían.</w:t>
+      </w:r>
+    </w:p>
+    <w:p>
+      <w:pPr>
+        <w:keepNext/>
+        <w:spacing w:after="160"/>
+        <w:jc w:val="both"/>
+      </w:pPr>
+      <w:r>
+        <w:rPr>
+          <w:b/>
+          <w:bCs/>
+        </w:rPr>
+        <w:t xml:space="preserve">Plan de lanzamiento.</w:t>
+      </w:r>
+      <w:r>
+        <w:t xml:space="preserve"> La Tabla 4 ordena las acciones en cuatro fases; cada una tiene una métrica que decide si se avanza a la siguiente.</w:t>
+      </w:r>
+    </w:p>
+    <w:tbl>
+      <w:tblPr>
+        <w:tblW w:w="10000" w:type="dxa"/>
+        <w:jc w:val="center"/>
+        <w:tblBorders>
+          <w:top w:val="single" w:sz="4" w:space="0" w:color="auto"/>
+          <w:left w:val="single" w:sz="4" w:space="0" w:color="auto"/>
+          <w:bottom w:val="single" w:sz="4" w:space="0" w:color="auto"/>
+          <w:right w:val="single" w:sz="4" w:space="0" w:color="auto"/>
+          <w:insideH w:val="single" w:sz="4" w:space="0" w:color="auto"/>
+          <w:insideV w:val="single" w:sz="4" w:space="0" w:color="auto"/>
+        </w:tblBorders>
+        <w:tblCellMar>
+          <w:left w:w="10" w:type="dxa"/>
+          <w:right w:w="10" w:type="dxa"/>
+        </w:tblCellMar>
+        <w:tblLook w:val="04A0" w:firstRow="1" w:lastRow="0" w:firstColumn="1" w:lastColumn="0" w:noHBand="0" w:noVBand="1"/>
+      </w:tblPr>
+      <w:tblGrid>
+        <w:gridCol w:w="1800"/>
+        <w:gridCol w:w="2200"/>
+        <w:gridCol w:w="3800"/>
+        <w:gridCol w:w="2200"/>
+      </w:tblGrid>
+      <w:tr>
+        <w:tblPrEx>
+          <w:tblCellMar>
+            <w:top w:w="0" w:type="dxa"/>
+            <w:bottom w:w="0" w:type="dxa"/>
+          </w:tblCellMar>
+        </w:tblPrEx>
+        <w:trPr>
+          <w:cantSplit/>
+          <w:tblHeader/>
+          <w:jc w:val="center"/>
+        </w:trPr>
+        <w:tc>
+          <w:tcPr>
+            <w:tcW w:w="1800" w:type="dxa"/>
+            <w:shd w:val="clear" w:color="auto" w:fill="6B2D5C"/>
+            <w:tcMar>
+              <w:top w:w="80" w:type="dxa"/>
+              <w:left w:w="100" w:type="dxa"/>
+              <w:bottom w:w="80" w:type="dxa"/>
+              <w:right w:w="100" w:type="dxa"/>
+            </w:tcMar>
+            <w:vAlign w:val="center"/>
+          </w:tcPr>
+          <w:p>
+            <w:pPr>
+              <w:keepNext/>
+              <w:jc w:val="center"/>
+            </w:pPr>
+            <w:r>
+              <w:rPr>
+                <w:b/>
+                <w:bCs/>
+                <w:color w:val="FFFFFF"/>
+                <w:sz w:val="20"/>
+                <w:szCs w:val="20"/>
+              </w:rPr>
+              <w:t xml:space="preserve">Fase</w:t>
+            </w:r>
+          </w:p>
+        </w:tc>
+        <w:tc>
+          <w:tcPr>
+            <w:tcW w:w="2200" w:type="dxa"/>
+            <w:shd w:val="clear" w:color="auto" w:fill="6B2D5C"/>
+            <w:tcMar>
+              <w:top w:w="80" w:type="dxa"/>
+              <w:left w:w="100" w:type="dxa"/>
+              <w:bottom w:w="80" w:type="dxa"/>
+              <w:right w:w="100" w:type="dxa"/>
+            </w:tcMar>
+            <w:vAlign w:val="center"/>
+          </w:tcPr>
+          <w:p>
+            <w:pPr>
+              <w:keepNext/>
+              <w:jc w:val="center"/>
+            </w:pPr>
+            <w:r>
+              <w:rPr>
+                <w:b/>
+                <w:bCs/>
+                <w:color w:val="FFFFFF"/>
+                <w:sz w:val="20"/>
+                <w:szCs w:val="20"/>
+              </w:rPr>
+              <w:t xml:space="preserve">Objetivo</w:t>
+            </w:r>
+          </w:p>
+        </w:tc>
+        <w:tc>
+          <w:tcPr>
+            <w:tcW w:w="3800" w:type="dxa"/>
+            <w:shd w:val="clear" w:color="auto" w:fill="6B2D5C"/>
+            <w:tcMar>
+              <w:top w:w="80" w:type="dxa"/>
+              <w:left w:w="100" w:type="dxa"/>
+              <w:bottom w:w="80" w:type="dxa"/>
+              <w:right w:w="100" w:type="dxa"/>
+            </w:tcMar>
+            <w:vAlign w:val="center"/>
+          </w:tcPr>
+          <w:p>
+            <w:pPr>
+              <w:keepNext/>
+              <w:jc w:val="center"/>
+            </w:pPr>
+            <w:r>
+              <w:rPr>
+                <w:b/>
+                <w:bCs/>
+                <w:color w:val="FFFFFF"/>
+                <w:sz w:val="20"/>
+                <w:szCs w:val="20"/>
+              </w:rPr>
+              <w:t xml:space="preserve">Acciones</w:t>
+            </w:r>
+          </w:p>
+        </w:tc>
+        <w:tc>
+          <w:tcPr>
+            <w:tcW w:w="2200" w:type="dxa"/>
+            <w:shd w:val="clear" w:color="auto" w:fill="6B2D5C"/>
+            <w:tcMar>
+              <w:top w:w="80" w:type="dxa"/>
+              <w:left w:w="100" w:type="dxa"/>
+              <w:bottom w:w="80" w:type="dxa"/>
+              <w:right w:w="100" w:type="dxa"/>
+            </w:tcMar>
+            <w:vAlign w:val="center"/>
+          </w:tcPr>
+          <w:p>
+            <w:pPr>
+              <w:keepNext/>
+              <w:jc w:val="center"/>
+            </w:pPr>
+            <w:r>
+              <w:rPr>
+                <w:b/>
+                <w:bCs/>
+                <w:color w:val="FFFFFF"/>
+                <w:sz w:val="20"/>
+                <w:szCs w:val="20"/>
+              </w:rPr>
+              <w:t xml:space="preserve">Métrica para avanzar</w:t>
+            </w:r>
+          </w:p>
+        </w:tc>
+      </w:tr>
+      <w:tr>
+        <w:tblPrEx>
+          <w:tblCellMar>
+            <w:top w:w="0" w:type="dxa"/>
+            <w:bottom w:w="0" w:type="dxa"/>
+          </w:tblCellMar>
+        </w:tblPrEx>
+        <w:trPr>
+          <w:cantSplit/>
+          <w:jc w:val="center"/>
+        </w:trPr>
+        <w:tc>
+          <w:tcPr>
+            <w:tcW w:w="1800" w:type="dxa"/>
+            <w:tcMar>
+              <w:top w:w="80" w:type="dxa"/>
+              <w:left w:w="100" w:type="dxa"/>
+              <w:bottom w:w="80" w:type="dxa"/>
+              <w:right w:w="100" w:type="dxa"/>
+            </w:tcMar>
+          </w:tcPr>
+          <w:p>
+            <w:pPr>
+              <w:keepNext/>
+            </w:pPr>
+            <w:r>
+              <w:rPr>
+                <w:color w:val="000000"/>
+                <w:sz w:val="20"/>
+                <w:szCs w:val="20"/>
+              </w:rPr>
+              <w:t xml:space="preserve">1. Validación (actual)</w:t>
+            </w:r>
+          </w:p>
+        </w:tc>
+        <w:tc>
+          <w:tcPr>
+            <w:tcW w:w="2200" w:type="dxa"/>
+            <w:tcMar>
+              <w:top w:w="80" w:type="dxa"/>
+              <w:left w:w="100" w:type="dxa"/>
+              <w:bottom w:w="80" w:type="dxa"/>
+              <w:right w:w="100" w:type="dxa"/>
+            </w:tcMar>
+          </w:tcPr>
+          <w:p>
+            <w:pPr>
+              <w:keepNext/>
+            </w:pPr>
+            <w:r>
+              <w:rPr>
+                <w:color w:val="000000"/>
+                <w:sz w:val="20"/>
+                <w:szCs w:val="20"/>
+              </w:rPr>
+              <w:t xml:space="preserve">Comprobar que la app se entiende y se usa</w:t>
+            </w:r>
+          </w:p>
+        </w:tc>
+        <w:tc>
+          <w:tcPr>
+            <w:tcW w:w="3800" w:type="dxa"/>
+            <w:tcMar>
+              <w:top w:w="80" w:type="dxa"/>
+              <w:left w:w="100" w:type="dxa"/>
+              <w:bottom w:w="80" w:type="dxa"/>
+              <w:right w:w="100" w:type="dxa"/>
+            </w:tcMar>
+          </w:tcPr>
+          <w:p>
+            <w:pPr>
+              <w:keepNext/>
+            </w:pPr>
+            <w:r>
+              <w:rPr>
+                <w:color w:val="000000"/>
+                <w:sz w:val="20"/>
+                <w:szCs w:val="20"/>
+              </w:rPr>
+              <w:t xml:space="preserve">Prototipo en Gradio; demostraciones en vivo</w:t>
+            </w:r>
+          </w:p>
+        </w:tc>
+        <w:tc>
+          <w:tcPr>
+            <w:tcW w:w="2200" w:type="dxa"/>
+            <w:tcMar>
+              <w:top w:w="80" w:type="dxa"/>
+              <w:left w:w="100" w:type="dxa"/>
+              <w:bottom w:w="80" w:type="dxa"/>
+              <w:right w:w="100" w:type="dxa"/>
+            </w:tcMar>
+          </w:tcPr>
+          <w:p>
+            <w:pPr>
+              <w:keepNext/>
+            </w:pPr>
+            <w:r>
+              <w:rPr>
+                <w:color w:val="000000"/>
+                <w:sz w:val="20"/>
+                <w:szCs w:val="20"/>
+              </w:rPr>
+              <w:t xml:space="preserve">Clics en “Escucha la banda” y en tiendas; sugerencias recibidas</w:t>
+            </w:r>
+          </w:p>
+        </w:tc>
+      </w:tr>
+      <w:tr>
+        <w:tblPrEx>
+          <w:tblCellMar>
+            <w:top w:w="0" w:type="dxa"/>
+            <w:bottom w:w="0" w:type="dxa"/>
+          </w:tblCellMar>
+        </w:tblPrEx>
+        <w:trPr>
+          <w:cantSplit/>
+          <w:jc w:val="center"/>
+        </w:trPr>
+        <w:tc>
+          <w:tcPr>
+            <w:tcW w:w="1800" w:type="dxa"/>
+            <w:tcMar>
+              <w:top w:w="80" w:type="dxa"/>
+              <w:left w:w="100" w:type="dxa"/>
+              <w:bottom w:w="80" w:type="dxa"/>
+              <w:right w:w="100" w:type="dxa"/>
+            </w:tcMar>
+          </w:tcPr>
+          <w:p>
+            <w:pPr>
+              <w:keepNext/>
+            </w:pPr>
+            <w:r>
+              <w:rPr>
+                <w:color w:val="000000"/>
+                <w:sz w:val="20"/>
+                <w:szCs w:val="20"/>
+              </w:rPr>
+              <w:t xml:space="preserve">2. Lanzamiento</w:t>
+            </w:r>
+          </w:p>
+        </w:tc>
+        <w:tc>
+          <w:tcPr>
+            <w:tcW w:w="2200" w:type="dxa"/>
+            <w:tcMar>
+              <w:top w:w="80" w:type="dxa"/>
+              <w:left w:w="100" w:type="dxa"/>
+              <w:bottom w:w="80" w:type="dxa"/>
+              <w:right w:w="100" w:type="dxa"/>
+            </w:tcMar>
+          </w:tcPr>
+          <w:p>
+            <w:pPr>
+              <w:keepNext/>
+            </w:pPr>
+            <w:r>
+              <w:rPr>
+                <w:color w:val="000000"/>
+                <w:sz w:val="20"/>
+                <w:szCs w:val="20"/>
+              </w:rPr>
+              <w:t xml:space="preserve">Formar una comunidad inicial</w:t>
+            </w:r>
+          </w:p>
+        </w:tc>
+        <w:tc>
+          <w:tcPr>
+            <w:tcW w:w="3800" w:type="dxa"/>
+            <w:tcMar>
+              <w:top w:w="80" w:type="dxa"/>
+              <w:left w:w="100" w:type="dxa"/>
+              <w:bottom w:w="80" w:type="dxa"/>
+              <w:right w:w="100" w:type="dxa"/>
+            </w:tcMar>
+          </w:tcPr>
+          <w:p>
+            <w:pPr>
+              <w:keepNext/>
+            </w:pPr>
+            <w:r>
+              <w:rPr>
+                <w:color w:val="000000"/>
+                <w:sz w:val="20"/>
+                <w:szCs w:val="20"/>
+              </w:rPr>
+              <w:t xml:space="preserve">Alojamiento permanente; foco en los subgéneros más coherentes (gótico, black y power metal); contenido de parejas en redes; alianzas con creadores</w:t>
+            </w:r>
+          </w:p>
+        </w:tc>
+        <w:tc>
+          <w:tcPr>
+            <w:tcW w:w="2200" w:type="dxa"/>
+            <w:tcMar>
+              <w:top w:w="80" w:type="dxa"/>
+              <w:left w:w="100" w:type="dxa"/>
+              <w:bottom w:w="80" w:type="dxa"/>
+              <w:right w:w="100" w:type="dxa"/>
+            </w:tcMar>
+          </w:tcPr>
+          <w:p>
+            <w:pPr>
+              <w:keepNext/>
+            </w:pPr>
+            <w:r>
+              <w:rPr>
+                <w:color w:val="000000"/>
+                <w:sz w:val="20"/>
+                <w:szCs w:val="20"/>
+              </w:rPr>
+              <w:t xml:space="preserve">Usuarios que regresan; parejas compartidas</w:t>
+            </w:r>
+          </w:p>
+        </w:tc>
+      </w:tr>
+      <w:tr>
+        <w:tblPrEx>
+          <w:tblCellMar>
+            <w:top w:w="0" w:type="dxa"/>
+            <w:bottom w:w="0" w:type="dxa"/>
+          </w:tblCellMar>
+        </w:tblPrEx>
+        <w:trPr>
+          <w:cantSplit/>
+          <w:jc w:val="center"/>
+        </w:trPr>
+        <w:tc>
+          <w:tcPr>
+            <w:tcW w:w="1800" w:type="dxa"/>
+            <w:tcMar>
+              <w:top w:w="80" w:type="dxa"/>
+              <w:left w:w="100" w:type="dxa"/>
+              <w:bottom w:w="80" w:type="dxa"/>
+              <w:right w:w="100" w:type="dxa"/>
+            </w:tcMar>
+          </w:tcPr>
+          <w:p>
+            <w:pPr>
+              <w:keepNext/>
+            </w:pPr>
+            <w:r>
+              <w:rPr>
+                <w:color w:val="000000"/>
+                <w:sz w:val="20"/>
+                <w:szCs w:val="20"/>
+              </w:rPr>
+              <w:t xml:space="preserve">3. Monetización</w:t>
+            </w:r>
+          </w:p>
+        </w:tc>
+        <w:tc>
+          <w:tcPr>
+            <w:tcW w:w="2200" w:type="dxa"/>
+            <w:tcMar>
+              <w:top w:w="80" w:type="dxa"/>
+              <w:left w:w="100" w:type="dxa"/>
+              <w:bottom w:w="80" w:type="dxa"/>
+              <w:right w:w="100" w:type="dxa"/>
+            </w:tcMar>
+          </w:tcPr>
+          <w:p>
+            <w:pPr>
+              <w:keepNext/>
+            </w:pPr>
+            <w:r>
+              <w:rPr>
+                <w:color w:val="000000"/>
+                <w:sz w:val="20"/>
+                <w:szCs w:val="20"/>
+              </w:rPr>
+              <w:t xml:space="preserve">Primeros ingresos</w:t>
+            </w:r>
+          </w:p>
+        </w:tc>
+        <w:tc>
+          <w:tcPr>
+            <w:tcW w:w="3800" w:type="dxa"/>
+            <w:tcMar>
+              <w:top w:w="80" w:type="dxa"/>
+              <w:left w:w="100" w:type="dxa"/>
+              <w:bottom w:w="80" w:type="dxa"/>
+              <w:right w:w="100" w:type="dxa"/>
+            </w:tcMar>
+          </w:tcPr>
+          <w:p>
+            <w:pPr>
+              <w:keepNext/>
+            </w:pPr>
+            <w:r>
+              <w:rPr>
+                <w:color w:val="000000"/>
+                <w:sz w:val="20"/>
+                <w:szCs w:val="20"/>
+              </w:rPr>
+              <w:t xml:space="preserve">Afiliación formal con tiendas; parejas patrocinadas etiquetadas</w:t>
+            </w:r>
+          </w:p>
+        </w:tc>
+        <w:tc>
+          <w:tcPr>
+            <w:tcW w:w="2200" w:type="dxa"/>
+            <w:tcMar>
+              <w:top w:w="80" w:type="dxa"/>
+              <w:left w:w="100" w:type="dxa"/>
+              <w:bottom w:w="80" w:type="dxa"/>
+              <w:right w:w="100" w:type="dxa"/>
+            </w:tcMar>
+          </w:tcPr>
+          <w:p>
+            <w:pPr>
+              <w:keepNext/>
+            </w:pPr>
+            <w:r>
+              <w:rPr>
+                <w:color w:val="000000"/>
+                <w:sz w:val="20"/>
+                <w:szCs w:val="20"/>
+              </w:rPr>
+              <w:t xml:space="preserve">Ventas por afiliación; campañas vendidas</w:t>
+            </w:r>
+          </w:p>
+        </w:tc>
+      </w:tr>
+      <w:tr>
+        <w:tblPrEx>
+          <w:tblCellMar>
+            <w:top w:w="0" w:type="dxa"/>
+            <w:bottom w:w="0" w:type="dxa"/>
+          </w:tblCellMar>
+        </w:tblPrEx>
+        <w:trPr>
+          <w:cantSplit/>
+          <w:jc w:val="center"/>
+        </w:trPr>
+        <w:tc>
+          <w:tcPr>
+            <w:tcW w:w="1800" w:type="dxa"/>
+            <w:tcMar>
+              <w:top w:w="80" w:type="dxa"/>
+              <w:left w:w="100" w:type="dxa"/>
+              <w:bottom w:w="80" w:type="dxa"/>
+              <w:right w:w="100" w:type="dxa"/>
+            </w:tcMar>
+          </w:tcPr>
+          <w:p>
+            <w:pPr>
+              <w:keepNext/>
+            </w:pPr>
+            <w:r>
+              <w:rPr>
+                <w:color w:val="000000"/>
+                <w:sz w:val="20"/>
+                <w:szCs w:val="20"/>
+              </w:rPr>
+              <w:t xml:space="preserve">4. Escala</w:t>
+            </w:r>
+          </w:p>
+        </w:tc>
+        <w:tc>
+          <w:tcPr>
+            <w:tcW w:w="2200" w:type="dxa"/>
+            <w:tcMar>
+              <w:top w:w="80" w:type="dxa"/>
+              <w:left w:w="100" w:type="dxa"/>
+              <w:bottom w:w="80" w:type="dxa"/>
+              <w:right w:w="100" w:type="dxa"/>
+            </w:tcMar>
+          </w:tcPr>
+          <w:p>
+            <w:pPr>
+              <w:keepNext/>
+            </w:pPr>
+            <w:r>
+              <w:rPr>
+                <w:color w:val="000000"/>
+                <w:sz w:val="20"/>
+                <w:szCs w:val="20"/>
+              </w:rPr>
+              <w:t xml:space="preserve">Más catálogo y más públicos</w:t>
+            </w:r>
+          </w:p>
+        </w:tc>
+        <w:tc>
+          <w:tcPr>
+            <w:tcW w:w="3800" w:type="dxa"/>
+            <w:tcMar>
+              <w:top w:w="80" w:type="dxa"/>
+              <w:left w:w="100" w:type="dxa"/>
+              <w:bottom w:w="80" w:type="dxa"/>
+              <w:right w:w="100" w:type="dxa"/>
+            </w:tcMar>
+          </w:tcPr>
+          <w:p>
+            <w:pPr>
+              <w:keepNext/>
+            </w:pPr>
+            <w:r>
+              <w:rPr>
+                <w:color w:val="000000"/>
+                <w:sz w:val="20"/>
+                <w:szCs w:val="20"/>
+              </w:rPr>
+              <w:t xml:space="preserve">Catálogo ampliado con sugerencias; nuevos pares de evaluación; otros géneros e idiomas</w:t>
+            </w:r>
+          </w:p>
+        </w:tc>
+        <w:tc>
+          <w:tcPr>
+            <w:tcW w:w="2200" w:type="dxa"/>
+            <w:tcMar>
+              <w:top w:w="80" w:type="dxa"/>
+              <w:left w:w="100" w:type="dxa"/>
+              <w:bottom w:w="80" w:type="dxa"/>
+              <w:right w:w="100" w:type="dxa"/>
+            </w:tcMar>
+          </w:tcPr>
+          <w:p>
+            <w:pPr>
+              <w:keepNext/>
+            </w:pPr>
+            <w:r>
+              <w:rPr>
+                <w:color w:val="000000"/>
+                <w:sz w:val="20"/>
+                <w:szCs w:val="20"/>
+              </w:rPr>
+              <w:t xml:space="preserve">Tamaño del catálogo; Recall@10 y concentración de hubs</w:t>
+            </w:r>
+          </w:p>
+        </w:tc>
+      </w:tr>
+    </w:tbl>
+    <w:p>
+      <w:pPr>
+        <w:spacing w:after="240"/>
+      </w:pPr>
+      <w:r>
+        <w:rPr>
+          <w:i/>
+          <w:iCs/>
+          <w:color w:val="555555"/>
+          <w:sz w:val="18"/>
+          <w:szCs w:val="18"/>
+        </w:rPr>
+        <w:t xml:space="preserve">Tabla 4. Plan de lanzamiento por fases.</w:t>
+      </w:r>
+    </w:p>
+    <w:p>
+      <w:pPr>
+        <w:spacing w:after="160"/>
+        <w:jc w:val="both"/>
+      </w:pPr>
+      <w:r>
+        <w:rPr>
+          <w:b/>
+          <w:bCs/>
+        </w:rPr>
+        <w:t xml:space="preserve">Costos.</w:t>
+      </w:r>
+      <w:r>
+        <w:t xml:space="preserve"> La operación es ligera: los datos vienen de APIs públicas gratuitas, el modelo de embeddings corre sin costo por consulta y las recomendaciones del catálogo están precalculadas. El costo variable principal es el LLM, que se cobra por mensaje; lo amortiguan el respaldo gratuito (Groq) y la respuesta sin LLM. A eso se suma el alojamiento a partir de la fase 2.</w:t>
+      </w:r>
+    </w:p>
+    <w:p>
+      <w:pPr>
+        <w:spacing w:after="160"/>
+        <w:jc w:val="both"/>
+      </w:pPr>
+      <w:r>
+        <w:rPr>
+          <w:b/>
+          <w:bCs/>
+        </w:rPr>
+        <w:t xml:space="preserve">Ventaja competitiva.</w:t>
+      </w:r>
+      <w:r>
+        <w:t xml:space="preserve"> El código se puede imitar; lo difícil de copiar es el catálogo curado con sus 105 pares de evaluación, la corrección de hubness que evita que dominen siempre los mismos títulos, la explicación de cada recomendación y, con el tiempo, la comunidad: cada sugerencia validada mejora el catálogo y la evaluación del modelo.</w:t>
+      </w:r>
+    </w:p>
+    <w:p>
+      <w:pPr>
+        <w:keepNext/>
+        <w:spacing w:after="160"/>
+        <w:jc w:val="both"/>
+      </w:pPr>
+      <w:r>
+        <w:rPr>
+          <w:b/>
+          <w:bCs/>
+        </w:rPr>
+        <w:t xml:space="preserve">Riesgos y cómo se mitigan:</w:t>
+      </w:r>
+    </w:p>
+    <w:p>
+      <w:pPr>
+        <w:pStyle w:val="ListParagraph"/>
+        <w:numPr>
+          <w:ilvl w:val="0"/>
+          <w:numId w:val="2"/>
+        </w:numPr>
+        <w:spacing w:after="80"/>
+        <w:jc w:val="both"/>
+      </w:pPr>
+      <w:r>
+        <w:rPr>
+          <w:b/>
+          <w:bCs/>
+        </w:rPr>
+        <w:t xml:space="preserve">Dependencia de APIs de terceros:</w:t>
+      </w:r>
+      <w:r>
+        <w:t xml:space="preserve"> el catálogo está precalculado, así que las recomendaciones del catálogo no dependen de que MusicBrainz u Open Library respondan.</w:t>
+      </w:r>
+    </w:p>
+    <w:p>
+      <w:pPr>
+        <w:pStyle w:val="ListParagraph"/>
+        <w:numPr>
+          <w:ilvl w:val="0"/>
+          <w:numId w:val="2"/>
+        </w:numPr>
+        <w:spacing w:after="80"/>
+        <w:jc w:val="both"/>
+      </w:pPr>
+      <w:r>
+        <w:rPr>
+          <w:b/>
+          <w:bCs/>
+        </w:rPr>
+        <w:t xml:space="preserve">Costo o caída del LLM:</w:t>
+      </w:r>
+      <w:r>
+        <w:t xml:space="preserve"> respaldo automático con Groq y respuesta sin LLM.</w:t>
+      </w:r>
+    </w:p>
+    <w:p>
+      <w:pPr>
+        <w:pStyle w:val="ListParagraph"/>
+        <w:numPr>
+          <w:ilvl w:val="0"/>
+          <w:numId w:val="2"/>
+        </w:numPr>
+        <w:spacing w:after="80"/>
+        <w:jc w:val="both"/>
+      </w:pPr>
+      <w:r>
+        <w:rPr>
+          <w:b/>
+          <w:bCs/>
+        </w:rPr>
+        <w:t xml:space="preserve">Derechos de contenido:</w:t>
+      </w:r>
+      <w:r>
+        <w:t xml:space="preserve"> no se usan letras de canciones; solo reproductores oficiales de Spotify y enlaces de búsqueda a tiendas.</w:t>
+      </w:r>
+    </w:p>
+    <w:p>
+      <w:pPr>
+        <w:pStyle w:val="ListParagraph"/>
+        <w:numPr>
+          <w:ilvl w:val="0"/>
+          <w:numId w:val="2"/>
+        </w:numPr>
+        <w:spacing w:after="80"/>
+        <w:jc w:val="both"/>
+      </w:pPr>
+      <w:r>
+        <w:rPr>
+          <w:b/>
+          <w:bCs/>
+        </w:rPr>
+        <w:t xml:space="preserve">Confianza en las recomendaciones:</w:t>
+      </w:r>
+      <w:r>
+        <w:t xml:space="preserve"> el contenido patrocinado siempre se etiqueta y nunca entra al ranking; el orden lo decide el modelo.</w:t>
+      </w:r>
+    </w:p>
+    <w:p>
+      <w:pPr>
+        <w:pStyle w:val="ListParagraph"/>
+        <w:numPr>
+          <w:ilvl w:val="0"/>
+          <w:numId w:val="2"/>
+        </w:numPr>
+        <w:spacing w:after="80"/>
+        <w:jc w:val="both"/>
+      </w:pPr>
+      <w:r>
+        <w:rPr>
+          <w:b/>
+          <w:bCs/>
+        </w:rPr>
+        <w:t xml:space="preserve">Comisiones bajas:</w:t>
+      </w:r>
+      <w:r>
+        <w:t xml:space="preserve"> la estrategia no depende de una sola fuente de ingreso.</w:t>
+      </w:r>
+    </w:p>
+    <w:p>
+      <w:pPr>
         <w:pStyle w:val="Heading1"/>
       </w:pPr>
       <w:r>
@@ -1647,7 +3761,7 @@
           <w:sz w:val="18"/>
           <w:szCs w:val="18"/>
         </w:rPr>
-        <w:t>Tabla 2. Universo semilla final usado en la extracción completa.</w:t>
+        <w:t>Tabla 5. Universo semilla final usado en la extracción completa.</w:t>
       </w:r>
     </w:p>
     <w:p>
@@ -2583,7 +4697,7 @@
           <w:sz w:val="18"/>
           <w:szCs w:val="18"/>
         </w:rPr>
-        <w:t>Tabla 3. Archivos de datos finales del proyecto.</w:t>
+        <w:t>Tabla 6. Archivos de datos finales del proyecto.</w:t>
       </w:r>
     </w:p>
     <w:p>
@@ -2593,23 +4707,7 @@
       </w:pPr>
       <w:r>
         <w:lastRenderedPageBreak/>
-        <w:t>No existe un conjunto de datos público que relacione libros con música, así que los datos se construyeron a partir de dos catálogos independientes y de fuentes reconocidas por sus comunidades (</w:t>
-      </w:r>
-      <w:proofErr w:type="spellStart"/>
-      <w:r>
-        <w:t>MetaBrainz</w:t>
-      </w:r>
-      <w:proofErr w:type="spellEnd"/>
-      <w:r>
-        <w:t xml:space="preserve"> </w:t>
-      </w:r>
-      <w:proofErr w:type="spellStart"/>
-      <w:r>
-        <w:t>Foundation</w:t>
-      </w:r>
-      <w:proofErr w:type="spellEnd"/>
-      <w:r>
-        <w:t>, s.f.; Genius, s.f.; Internet Archive, s.f.; Google, s.f.), más un conjunto de pares curados a mano que funciona como referencia. En cuanto a calidad (sección 4.3): el 12.3% de las coincidencias de Genius resultó poco confiable y se marcó, el 99.1% de los libros encontró ficha bibliográfica y el 86.6% obtuvo sinopsis utilizable.</w:t>
+        <w:t xml:space="preserve">No existe un conjunto de datos público que relacione libros con música, así que los datos se construyeron a partir de dos catálogos independientes y de fuentes reconocidas por sus comunidades (MetaBrainz Foundation, s.f.; Genius, s.f.; Internet Archive, s.f.; Google, s.f.), más un conjunto de pares curados a mano que funciona como referencia. En cuanto a calidad (sección 4.3): el 12.3% de las coincidencias de Genius resultó poco confiable y se marcó, el 99.1% de los libros encontró ficha bibliográfica y el 86.6% obtuvo sinopsis utilizable.</w:t>
       </w:r>
     </w:p>
     <w:p>
@@ -3490,7 +5588,7 @@
           <w:sz w:val="18"/>
           <w:szCs w:val="18"/>
         </w:rPr>
-        <w:t>Tabla 4. Tags de MusicBrainz más frecuentes sobre las 81 bandas del universo.</w:t>
+        <w:t>Tabla 7. Tags de MusicBrainz más frecuentes sobre las 81 bandas del universo.</w:t>
       </w:r>
     </w:p>
     <w:p>
@@ -4175,7 +6273,7 @@
           <w:sz w:val="18"/>
           <w:szCs w:val="18"/>
         </w:rPr>
-        <w:t>Tabla 5. Tablas de características generadas en la fase de ingeniería de variables.</w:t>
+        <w:t>Tabla 8. Tablas de características generadas en la fase de ingeniería de variables.</w:t>
       </w:r>
     </w:p>
     <w:p>
@@ -4715,25 +6813,7 @@
                 <w:sz w:val="20"/>
                 <w:szCs w:val="20"/>
               </w:rPr>
-              <w:t xml:space="preserve">Popularidad = </w:t>
-            </w:r>
-            <w:proofErr w:type="gramStart"/>
-            <w:r>
-              <w:rPr>
-                <w:color w:val="000000"/>
-                <w:sz w:val="20"/>
-                <w:szCs w:val="20"/>
-              </w:rPr>
-              <w:t>log(</w:t>
-            </w:r>
-            <w:proofErr w:type="gramEnd"/>
-            <w:r>
-              <w:rPr>
-                <w:color w:val="000000"/>
-                <w:sz w:val="20"/>
-                <w:szCs w:val="20"/>
-              </w:rPr>
-              <w:t>1 + pageviews)</w:t>
+              <w:t xml:space="preserve">Popularidad = log(1 + pageviews)</w:t>
             </w:r>
           </w:p>
         </w:tc>
@@ -5133,7 +7213,7 @@
           <w:sz w:val="18"/>
           <w:szCs w:val="18"/>
         </w:rPr>
-        <w:t>Tabla 6. Transformaciones aplicadas a los datos y su justificación.</w:t>
+        <w:t>Tabla 9. Transformaciones aplicadas a los datos y su justificación.</w:t>
       </w:r>
     </w:p>
     <w:p>
@@ -5669,7 +7749,7 @@
           <w:sz w:val="18"/>
           <w:szCs w:val="18"/>
         </w:rPr>
-        <w:t>Tabla 7. Resultados del enfoque TF-IDF sobre los 105 pares conocidos.</w:t>
+        <w:t>Tabla 10. Resultados del enfoque TF-IDF sobre los 105 pares conocidos.</w:t>
       </w:r>
     </w:p>
     <w:p>
@@ -5696,8 +7776,6 @@
       </w:pPr>
       <w:r>
         <w:t xml:space="preserve">Para capturar similitud semántica y no solo léxica, se codificó el mismo texto con un modelo de embeddings de oración pre-entrenado y multilingüe (paraphrase-multilingual-MiniLM-L12-v2, vía la librería sentence-transformers, corrido en Google Colab por requerir descargar el modelo). No se entrena nada: el modelo ya </w:t>
-      </w:r>
-      <w:r>
         <w:lastRenderedPageBreak/>
         <w:t>viene ajustado, solo se usa para codificar texto, por lo que la decisión de no entrenar una red desde cero (7.1) se mantiene.</w:t>
       </w:r>
@@ -6147,7 +8225,7 @@
           <w:sz w:val="18"/>
           <w:szCs w:val="18"/>
         </w:rPr>
-        <w:t>Tabla 8. Resultados del enfoque de embeddings multilingües sobre los 105 pares conocidos.</w:t>
+        <w:t>Tabla 11. Resultados del enfoque de embeddings multilingües sobre los 105 pares conocidos.</w:t>
       </w:r>
     </w:p>
     <w:p>
@@ -7061,7 +9139,7 @@
           <w:sz w:val="18"/>
           <w:szCs w:val="18"/>
         </w:rPr>
-        <w:t>Tabla 9. Comparación final: embeddings sin corregir vs. con corrección de hubness, sobre los 105 pares conocidos.</w:t>
+        <w:t>Tabla 12. Comparación final: embeddings sin corregir vs. con corrección de hubness, sobre los 105 pares conocidos.</w:t>
       </w:r>
     </w:p>
     <w:p>
@@ -7447,7 +9525,7 @@
           <w:sz w:val="18"/>
           <w:szCs w:val="18"/>
         </w:rPr>
-        <w:t>Tabla 10. Ejemplos de recomendaciones finales, tras la corrección de hubness.</w:t>
+        <w:t>Tabla 13. Ejemplos de recomendaciones finales, tras la corrección de hubness.</w:t>
       </w:r>
     </w:p>
     <w:p>
@@ -8061,7 +10139,7 @@
           <w:sz w:val="18"/>
           <w:szCs w:val="18"/>
         </w:rPr>
-        <w:t>Tabla 11. Pestañas de la interfaz de Inkriff.</w:t>
+        <w:t>Tabla 14. Pestañas de la interfaz de Inkriff.</w:t>
       </w:r>
     </w:p>
     <w:p>
@@ -8209,7 +10287,7 @@
         <w:jc w:val="both"/>
       </w:pPr>
       <w:r>
-        <w:t>Una persona que escucha a Chelsea Wolfe (metal gótico) pregunta qué leer. El chat reconoce la banda en el catálogo y devuelve El castillo de Otranto, Carmilla, Drácula, El retrato de Dorian Gray y El vampiro Lestat (Tabla 10): cinco clásicos del gótico y de vampiros, cada uno con su explicación, portada y enlaces de compra. En sentido inverso, quien acaba de leer El Señor de los Anillos recibe Sabaton, Jinjer, DragonForce, Avenged Sevenfold y Judas Priest, con el reproductor de cada banda listo para escuchar.</w:t>
+        <w:t>Una persona que escucha a Chelsea Wolfe (metal gótico) pregunta qué leer. El chat reconoce la banda en el catálogo y devuelve El castillo de Otranto, Carmilla, Drácula, El retrato de Dorian Gray y El vampiro Lestat (Tabla 13): cinco clásicos del gótico y de vampiros, cada uno con su explicación, portada y enlaces de compra. En sentido inverso, quien acaba de leer El Señor de los Anillos recibe Sabaton, Jinjer, DragonForce, Avenged Sevenfold y Judas Priest, con el reproductor de cada banda listo para escuchar.</w:t>
       </w:r>
     </w:p>
     <w:p>
@@ -8324,19 +10402,7 @@
       </w:pPr>
       <w:r>
         <w:lastRenderedPageBreak/>
-        <w:t>8</w:t>
-      </w:r>
-      <w:r>
-        <w:t>.</w:t>
-      </w:r>
-      <w:r>
-        <w:t>5</w:t>
-      </w:r>
-      <w:r>
-        <w:t xml:space="preserve"> </w:t>
-      </w:r>
-      <w:r>
-        <w:t>Resultados en la interfaz</w:t>
+        <w:t xml:space="preserve">8.5 Resultados en la interfaz</w:t>
       </w:r>
     </w:p>
     <w:p>
@@ -8406,8 +10472,6 @@
             </a:graphic>
           </wp:inline>
         </w:drawing>
-      </w:r>
-      <w:r>
         <w:br/>
       </w:r>
       <w:r>
@@ -8499,8 +10563,6 @@
             </a:graphic>
           </wp:inline>
         </w:drawing>
-      </w:r>
-      <w:r>
         <w:br/>
       </w:r>
       <w:r>
@@ -8572,8 +10634,6 @@
             </a:graphic>
           </wp:inline>
         </w:drawing>
-      </w:r>
-      <w:r>
         <w:br/>
       </w:r>
       <w:r>
@@ -8645,8 +10705,6 @@
             </a:graphic>
           </wp:inline>
         </w:drawing>
-      </w:r>
-      <w:r>
         <w:br/>
       </w:r>
       <w:r>
@@ -8718,8 +10776,6 @@
             </a:graphic>
           </wp:inline>
         </w:drawing>
-      </w:r>
-      <w:r>
         <w:br/>
       </w:r>
       <w:r>
@@ -8791,8 +10847,6 @@
             </a:graphic>
           </wp:inline>
         </w:drawing>
-      </w:r>
-      <w:r>
         <w:br/>
       </w:r>
       <w:r>
@@ -9086,7 +11140,7 @@
         <w:t>Las recomendaciones finales son coherentes por subgénero</w:t>
       </w:r>
       <w:r>
-        <w:t xml:space="preserve"> (Tabla 10), que es lo que percibe el usuario.</w:t>
+        <w:t xml:space="preserve"> (Tabla 13), que es lo que percibe el usuario.</w:t>
       </w:r>
     </w:p>
     <w:p>
@@ -9105,8 +11159,6 @@
       </w:pPr>
       <w:r>
         <w:t xml:space="preserve">Al mismo tiempo, las cifras absolutas son modestas: un Recall@10 de entre 15% y 18%, medido sobre solo 105 pares, indica un modelo mejor que el azar pero lejos de uno ideal. El valor del trabajo está en la mejora </w:t>
-      </w:r>
-      <w:r>
         <w:lastRenderedPageBreak/>
         <w:t>relativa, en la coherencia cualitativa y en la transparencia de cada decisión. Para la toma de decisiones, lo prioritario es ampliar los pares de evaluación y completar las sinopsis faltantes (sección 3.4); como mejora técnica a futuro, un espacio aprendido con aprendizaje contrastivo podría acercar más los dos dominios una vez que existan suficientes pares para entrenarlo sin memorizar.</w:t>
       </w:r>
@@ -9130,80 +11182,79 @@
       <w:r>
         <w:t xml:space="preserve">Abid, A., Abdalla, A., Abid, A., Khan, D., Alfozan, A., &amp; Zou, J. (2019). </w:t>
       </w:r>
-      <w:proofErr w:type="spellStart"/>
       <w:r>
         <w:rPr>
           <w:i/>
           <w:iCs/>
           <w:lang w:val="en-US"/>
         </w:rPr>
-        <w:t>Gradio</w:t>
-      </w:r>
-      <w:proofErr w:type="spellEnd"/>
+        <w:t>Gradio: Hassle-free sharing and testing of ML models in the wild</w:t>
+      </w:r>
+      <w:r>
+        <w:rPr>
+          <w:lang w:val="en-US"/>
+        </w:rPr>
+        <w:t xml:space="preserve"> [Preprint]. arXiv. https://doi.org/10.48550/arXiv.1906.02569</w:t>
+      </w:r>
+    </w:p>
+    <w:p>
+      <w:pPr>
+        <w:spacing w:after="120"/>
+        <w:ind w:left="720" w:hanging="720"/>
+        <w:rPr>
+          <w:lang w:val="en-US"/>
+        </w:rPr>
+      </w:pPr>
+      <w:r>
+        <w:rPr>
+          <w:lang w:val="en-US"/>
+        </w:rPr>
+        <w:t xml:space="preserve">Conneau, A., Lample, G., Ranzato, M., Denoyer, L., &amp; Jégou, H. (2018). Word translation without parallel data. En </w:t>
+      </w:r>
       <w:r>
         <w:rPr>
           <w:i/>
           <w:iCs/>
           <w:lang w:val="en-US"/>
         </w:rPr>
-        <w:t>: Hassle-free sharing and testing of ML models in the wild</w:t>
+        <w:t>International Conference on Learning Representations (ICLR 2018)</w:t>
       </w:r>
       <w:r>
         <w:rPr>
           <w:lang w:val="en-US"/>
         </w:rPr>
-        <w:t xml:space="preserve"> [Preprint]. </w:t>
-      </w:r>
-      <w:proofErr w:type="spellStart"/>
-      <w:r>
-        <w:rPr>
-          <w:lang w:val="en-US"/>
-        </w:rPr>
-        <w:t>arXiv</w:t>
-      </w:r>
-      <w:proofErr w:type="spellEnd"/>
-      <w:r>
-        <w:rPr>
-          <w:lang w:val="en-US"/>
-        </w:rPr>
-        <w:t>. https://doi.org/10.48550/arXiv.1906.02569</w:t>
+        <w:t>. https://arxiv.org/abs/1710.04087</w:t>
       </w:r>
     </w:p>
     <w:p>
       <w:pPr>
         <w:spacing w:after="120"/>
         <w:ind w:left="720" w:hanging="720"/>
+      </w:pPr>
+      <w:r>
+        <w:t xml:space="preserve">Genius. (s.f.). </w:t>
+      </w:r>
+      <w:r>
+        <w:rPr>
+          <w:i/>
+          <w:iCs/>
+        </w:rPr>
+        <w:t>Genius API documentation</w:t>
+      </w:r>
+      <w:r>
+        <w:t xml:space="preserve">. Recuperado el 2 de septiembre de 2026, de https://docs.genius.com/</w:t>
+      </w:r>
+    </w:p>
+    <w:p>
+      <w:pPr>
+        <w:spacing w:after="120"/>
+        <w:ind w:left="720" w:hanging="720"/>
+      </w:pPr>
+      <w:r>
         <w:rPr>
           <w:lang w:val="en-US"/>
         </w:rPr>
-      </w:pPr>
-      <w:proofErr w:type="spellStart"/>
-      <w:r>
-        <w:rPr>
-          <w:lang w:val="en-US"/>
-        </w:rPr>
-        <w:t>Conneau</w:t>
-      </w:r>
-      <w:proofErr w:type="spellEnd"/>
-      <w:r>
-        <w:rPr>
-          <w:lang w:val="en-US"/>
-        </w:rPr>
-        <w:t xml:space="preserve">, A., Lample, G., </w:t>
-      </w:r>
-      <w:proofErr w:type="spellStart"/>
-      <w:r>
-        <w:rPr>
-          <w:lang w:val="en-US"/>
-        </w:rPr>
-        <w:t>Ranzato</w:t>
-      </w:r>
-      <w:proofErr w:type="spellEnd"/>
-      <w:r>
-        <w:rPr>
-          <w:lang w:val="en-US"/>
-        </w:rPr>
-        <w:t xml:space="preserve">, M., Denoyer, L., &amp; Jégou, H. (2018). Word translation without parallel data. En </w:t>
+        <w:t xml:space="preserve">Google. (s.f.). </w:t>
       </w:r>
       <w:r>
         <w:rPr>
@@ -9211,13 +11262,16 @@
           <w:iCs/>
           <w:lang w:val="en-US"/>
         </w:rPr>
-        <w:t>International Conference on Learning Representations (ICLR 2018)</w:t>
+        <w:t>Google Books APIs</w:t>
       </w:r>
       <w:r>
         <w:rPr>
           <w:lang w:val="en-US"/>
         </w:rPr>
-        <w:t>. https://arxiv.org/abs/1710.04087</w:t>
+        <w:t xml:space="preserve">. </w:t>
+      </w:r>
+      <w:r>
+        <w:t xml:space="preserve">Recuperado el 2 de septiembre de 2026, de https://developers.google.com/books</w:t>
       </w:r>
     </w:p>
     <w:p>
@@ -9226,55 +11280,10 @@
         <w:ind w:left="720" w:hanging="720"/>
       </w:pPr>
       <w:r>
-        <w:t xml:space="preserve">Genius. (s.f.). </w:t>
-      </w:r>
-      <w:r>
-        <w:rPr>
-          <w:i/>
-          <w:iCs/>
-        </w:rPr>
-        <w:t>Genius API documentation</w:t>
-      </w:r>
-      <w:r>
-        <w:t xml:space="preserve">. Recuperado el </w:t>
-      </w:r>
-      <w:r>
-        <w:t>2</w:t>
-      </w:r>
-      <w:r>
-        <w:t xml:space="preserve"> de </w:t>
-      </w:r>
-      <w:r>
-        <w:t xml:space="preserve">septiembre </w:t>
-      </w:r>
-      <w:r>
-        <w:t>de 2026, de https://docs.genius.com/</w:t>
-      </w:r>
-    </w:p>
-    <w:p>
-      <w:pPr>
-        <w:spacing w:after="120"/>
-        <w:ind w:left="720" w:hanging="720"/>
-      </w:pPr>
-      <w:r>
         <w:rPr>
           <w:lang w:val="en-US"/>
         </w:rPr>
-        <w:t>Google. (</w:t>
-      </w:r>
-      <w:proofErr w:type="spellStart"/>
-      <w:r>
-        <w:rPr>
-          <w:lang w:val="en-US"/>
-        </w:rPr>
-        <w:t>s.f.</w:t>
-      </w:r>
-      <w:proofErr w:type="spellEnd"/>
-      <w:r>
-        <w:rPr>
-          <w:lang w:val="en-US"/>
-        </w:rPr>
-        <w:t xml:space="preserve">). </w:t>
+        <w:t xml:space="preserve">Groq. (s.f.). </w:t>
       </w:r>
       <w:r>
         <w:rPr>
@@ -9282,7 +11291,7 @@
           <w:iCs/>
           <w:lang w:val="en-US"/>
         </w:rPr>
-        <w:t>Google Books APIs</w:t>
+        <w:t xml:space="preserve">GroqCloud documentation</w:t>
       </w:r>
       <w:r>
         <w:rPr>
@@ -9291,19 +11300,7 @@
         <w:t xml:space="preserve">. </w:t>
       </w:r>
       <w:r>
-        <w:t xml:space="preserve">Recuperado el </w:t>
-      </w:r>
-      <w:r>
-        <w:t>2</w:t>
-      </w:r>
-      <w:r>
-        <w:t xml:space="preserve"> de </w:t>
-      </w:r>
-      <w:r>
-        <w:t xml:space="preserve">septiembre </w:t>
-      </w:r>
-      <w:r>
-        <w:t>de 2026, de https://developers.google.com/books</w:t>
+        <w:t xml:space="preserve">Recuperado el 2 de septiembre de 2026, de https://console.groq.com/docs</w:t>
       </w:r>
     </w:p>
     <w:p>
@@ -9311,66 +11308,60 @@
         <w:spacing w:after="120"/>
         <w:ind w:left="720" w:hanging="720"/>
       </w:pPr>
-      <w:proofErr w:type="spellStart"/>
       <w:r>
         <w:rPr>
           <w:lang w:val="en-US"/>
         </w:rPr>
-        <w:t>Groq</w:t>
-      </w:r>
-      <w:proofErr w:type="spellEnd"/>
-      <w:r>
-        <w:rPr>
-          <w:lang w:val="en-US"/>
-        </w:rPr>
-        <w:t>. (</w:t>
-      </w:r>
-      <w:proofErr w:type="spellStart"/>
-      <w:r>
-        <w:rPr>
-          <w:lang w:val="en-US"/>
-        </w:rPr>
-        <w:t>s.f.</w:t>
-      </w:r>
-      <w:proofErr w:type="spellEnd"/>
-      <w:r>
-        <w:rPr>
-          <w:lang w:val="en-US"/>
-        </w:rPr>
-        <w:t xml:space="preserve">). </w:t>
-      </w:r>
-      <w:proofErr w:type="spellStart"/>
+        <w:t xml:space="preserve">Internet Archive. (s.f.). </w:t>
+      </w:r>
       <w:r>
         <w:rPr>
           <w:i/>
           <w:iCs/>
           <w:lang w:val="en-US"/>
         </w:rPr>
-        <w:t>GroqCloud</w:t>
-      </w:r>
-      <w:proofErr w:type="spellEnd"/>
+        <w:t>Open Library developer APIs</w:t>
+      </w:r>
+      <w:r>
+        <w:rPr>
+          <w:lang w:val="en-US"/>
+        </w:rPr>
+        <w:t xml:space="preserve">. </w:t>
+      </w:r>
+      <w:r>
+        <w:t xml:space="preserve">Recuperado el 2 de septiembre de 2026, de https://openlibrary.org/developers/api</w:t>
+      </w:r>
+    </w:p>
+    <w:p>
+      <w:pPr>
+        <w:spacing w:after="120"/>
+        <w:ind w:left="720" w:hanging="720"/>
+        <w:rPr>
+          <w:lang w:val="en-US"/>
+        </w:rPr>
+      </w:pPr>
+      <w:r>
+        <w:t xml:space="preserve">Lops, P., de Gemmis, M., &amp; Semeraro, G. (2011). </w:t>
+      </w:r>
+      <w:r>
+        <w:rPr>
+          <w:lang w:val="en-US"/>
+        </w:rPr>
+        <w:t xml:space="preserve">Content-based recommender systems: State of the art and trends. En F. Ricci, L. Rokach, B. Shapira, &amp; P. B. Kantor (Eds.), </w:t>
+      </w:r>
       <w:r>
         <w:rPr>
           <w:i/>
           <w:iCs/>
           <w:lang w:val="en-US"/>
         </w:rPr>
-        <w:t xml:space="preserve"> documentation</w:t>
+        <w:t>Recommender systems handbook</w:t>
       </w:r>
       <w:r>
         <w:rPr>
           <w:lang w:val="en-US"/>
         </w:rPr>
-        <w:t xml:space="preserve">. </w:t>
-      </w:r>
-      <w:r>
-        <w:t xml:space="preserve">Recuperado el 2 de </w:t>
-      </w:r>
-      <w:r>
-        <w:t>septiembre</w:t>
-      </w:r>
-      <w:r>
-        <w:t xml:space="preserve"> de 2026, de https://console.groq.com/docs</w:t>
+        <w:t xml:space="preserve"> (pp. 73–105). Springer. https://doi.org/10.1007/978-0-387-85820-3_3</w:t>
       </w:r>
     </w:p>
     <w:p>
@@ -9382,21 +11373,7 @@
         <w:rPr>
           <w:lang w:val="en-US"/>
         </w:rPr>
-        <w:t>Internet Archive. (</w:t>
-      </w:r>
-      <w:proofErr w:type="spellStart"/>
-      <w:r>
-        <w:rPr>
-          <w:lang w:val="en-US"/>
-        </w:rPr>
-        <w:t>s.f.</w:t>
-      </w:r>
-      <w:proofErr w:type="spellEnd"/>
-      <w:r>
-        <w:rPr>
-          <w:lang w:val="en-US"/>
-        </w:rPr>
-        <w:t xml:space="preserve">). </w:t>
+        <w:t xml:space="preserve">MetaBrainz Foundation. (s.f.). </w:t>
       </w:r>
       <w:r>
         <w:rPr>
@@ -9404,7 +11381,7 @@
           <w:iCs/>
           <w:lang w:val="en-US"/>
         </w:rPr>
-        <w:t>Open Library developer APIs</w:t>
+        <w:t xml:space="preserve">MusicBrainz API</w:t>
       </w:r>
       <w:r>
         <w:rPr>
@@ -9413,31 +11390,19 @@
         <w:t xml:space="preserve">. </w:t>
       </w:r>
       <w:r>
-        <w:t xml:space="preserve">Recuperado el 2 de </w:t>
-      </w:r>
-      <w:r>
-        <w:t>septiembre</w:t>
-      </w:r>
-      <w:r>
-        <w:t xml:space="preserve"> de 2026, de https://openlibrary.org/developers/api</w:t>
+        <w:t xml:space="preserve">Recuperado el 5 de septiembre de 2026, de https://musicbrainz.org/doc/MusicBrainz_API</w:t>
       </w:r>
     </w:p>
     <w:p>
       <w:pPr>
         <w:spacing w:after="120"/>
         <w:ind w:left="720" w:hanging="720"/>
+      </w:pPr>
+      <w:r>
         <w:rPr>
           <w:lang w:val="en-US"/>
         </w:rPr>
-      </w:pPr>
-      <w:r>
-        <w:t xml:space="preserve">Lops, P., de Gemmis, M., &amp; Semeraro, G. (2011). </w:t>
-      </w:r>
-      <w:r>
-        <w:rPr>
-          <w:lang w:val="en-US"/>
-        </w:rPr>
-        <w:t xml:space="preserve">Content-based recommender systems: State of the art and trends. En F. Ricci, L. Rokach, B. Shapira, &amp; P. B. Kantor (Eds.), </w:t>
+        <w:t xml:space="preserve">OpenAI. (s.f.). </w:t>
       </w:r>
       <w:r>
         <w:rPr>
@@ -9445,112 +11410,92 @@
           <w:iCs/>
           <w:lang w:val="en-US"/>
         </w:rPr>
-        <w:t>Recommender systems handbook</w:t>
+        <w:t>API reference</w:t>
       </w:r>
       <w:r>
         <w:rPr>
           <w:lang w:val="en-US"/>
         </w:rPr>
-        <w:t xml:space="preserve"> (pp. 73–105). Springer. https://doi.org/10.1007/978-0-387-85820-3_3</w:t>
+        <w:t xml:space="preserve">. </w:t>
+      </w:r>
+      <w:r>
+        <w:t xml:space="preserve">Recuperado el 5 de septiembre de 2026, de https://platform.openai.com/docs/api-reference</w:t>
       </w:r>
     </w:p>
     <w:p>
       <w:pPr>
         <w:spacing w:after="120"/>
         <w:ind w:left="720" w:hanging="720"/>
-      </w:pPr>
-      <w:proofErr w:type="spellStart"/>
-      <w:r>
         <w:rPr>
           <w:lang w:val="en-US"/>
         </w:rPr>
-        <w:t>MetaBrainz</w:t>
-      </w:r>
-      <w:proofErr w:type="spellEnd"/>
+      </w:pPr>
       <w:r>
         <w:rPr>
           <w:lang w:val="en-US"/>
         </w:rPr>
-        <w:t xml:space="preserve"> Foundation. (</w:t>
-      </w:r>
-      <w:proofErr w:type="spellStart"/>
-      <w:r>
-        <w:rPr>
-          <w:lang w:val="en-US"/>
-        </w:rPr>
-        <w:t>s.f.</w:t>
-      </w:r>
-      <w:proofErr w:type="spellEnd"/>
-      <w:r>
-        <w:rPr>
-          <w:lang w:val="en-US"/>
-        </w:rPr>
-        <w:t xml:space="preserve">). </w:t>
-      </w:r>
-      <w:proofErr w:type="spellStart"/>
+        <w:t xml:space="preserve">Pedregosa, F., Varoquaux, G., Gramfort, A., Michel, V., Thirion, B., Grisel, O., Blondel, M., Prettenhofer, P., Weiss, R., Dubourg, V., Vanderplas, J., Passos, A., Cournapeau, D., Brucher, M., Perrot, M., &amp; Duchesnay, É. (2011). Scikit-learn: Machine learning in Python. </w:t>
+      </w:r>
       <w:r>
         <w:rPr>
           <w:i/>
           <w:iCs/>
           <w:lang w:val="en-US"/>
         </w:rPr>
-        <w:t>MusicBrainz</w:t>
-      </w:r>
-      <w:proofErr w:type="spellEnd"/>
+        <w:t>Journal of Machine Learning Research, 12</w:t>
+      </w:r>
+      <w:r>
+        <w:rPr>
+          <w:lang w:val="en-US"/>
+        </w:rPr>
+        <w:t>, 2825–2830.</w:t>
+      </w:r>
+    </w:p>
+    <w:p>
+      <w:pPr>
+        <w:spacing w:after="120"/>
+        <w:ind w:left="720" w:hanging="720"/>
+        <w:rPr>
+          <w:lang w:val="en-US"/>
+        </w:rPr>
+      </w:pPr>
+      <w:r>
+        <w:t xml:space="preserve">Radovanović, M., Nanopoulos, A., &amp; Ivanović, M. (2010). </w:t>
+      </w:r>
+      <w:r>
+        <w:rPr>
+          <w:lang w:val="en-US"/>
+        </w:rPr>
+        <w:t xml:space="preserve">Hubs in space: Popular nearest neighbors in high-dimensional data. </w:t>
+      </w:r>
       <w:r>
         <w:rPr>
           <w:i/>
           <w:iCs/>
           <w:lang w:val="en-US"/>
         </w:rPr>
-        <w:t xml:space="preserve"> API</w:t>
+        <w:t>Journal of Machine Learning Research, 11</w:t>
       </w:r>
       <w:r>
         <w:rPr>
           <w:lang w:val="en-US"/>
         </w:rPr>
-        <w:t xml:space="preserve">. </w:t>
-      </w:r>
-      <w:r>
-        <w:t xml:space="preserve">Recuperado el </w:t>
-      </w:r>
-      <w:r>
-        <w:t>5</w:t>
-      </w:r>
-      <w:r>
-        <w:t xml:space="preserve"> de </w:t>
-      </w:r>
-      <w:r>
-        <w:t>septiembre</w:t>
-      </w:r>
-      <w:r>
-        <w:t xml:space="preserve"> de 2026, de https://musicbrainz.org/doc/MusicBrainz_API</w:t>
+        <w:t>, 2487–2531.</w:t>
       </w:r>
     </w:p>
     <w:p>
       <w:pPr>
         <w:spacing w:after="120"/>
         <w:ind w:left="720" w:hanging="720"/>
-      </w:pPr>
-      <w:r>
         <w:rPr>
           <w:lang w:val="en-US"/>
         </w:rPr>
-        <w:t>OpenAI. (</w:t>
-      </w:r>
-      <w:proofErr w:type="spellStart"/>
+      </w:pPr>
       <w:r>
         <w:rPr>
           <w:lang w:val="en-US"/>
         </w:rPr>
-        <w:t>s.f.</w:t>
-      </w:r>
-      <w:proofErr w:type="spellEnd"/>
-      <w:r>
-        <w:rPr>
-          <w:lang w:val="en-US"/>
-        </w:rPr>
-        <w:t xml:space="preserve">). </w:t>
+        <w:t xml:space="preserve">Reimers, N., &amp; Gurevych, I. (2019). Sentence-BERT: Sentence embeddings using Siamese BERT-networks. En </w:t>
       </w:r>
       <w:r>
         <w:rPr>
@@ -9558,28 +11503,13 @@
           <w:iCs/>
           <w:lang w:val="en-US"/>
         </w:rPr>
-        <w:t>API reference</w:t>
+        <w:t>Proceedings of the 2019 Conference on Empirical Methods in Natural Language Processing and the 9th International Joint Conference on Natural Language Processing (EMNLP-IJCNLP)</w:t>
       </w:r>
       <w:r>
         <w:rPr>
           <w:lang w:val="en-US"/>
         </w:rPr>
-        <w:t xml:space="preserve">. </w:t>
-      </w:r>
-      <w:r>
-        <w:t xml:space="preserve">Recuperado el </w:t>
-      </w:r>
-      <w:r>
-        <w:t>5</w:t>
-      </w:r>
-      <w:r>
-        <w:t xml:space="preserve"> de </w:t>
-      </w:r>
-      <w:r>
-        <w:t xml:space="preserve">septiembre </w:t>
-      </w:r>
-      <w:r>
-        <w:t>de 2026, de https://platform.openai.com/docs/api-reference</w:t>
+        <w:t xml:space="preserve"> (pp. 3982–3992). Association for Computational Linguistics. https://doi.org/10.18653/v1/D19-1410</w:t>
       </w:r>
     </w:p>
     <w:p>
@@ -9594,63 +11524,7 @@
         <w:rPr>
           <w:lang w:val="en-US"/>
         </w:rPr>
-        <w:t xml:space="preserve">Pedregosa, F., </w:t>
-      </w:r>
-      <w:proofErr w:type="spellStart"/>
-      <w:r>
-        <w:rPr>
-          <w:lang w:val="en-US"/>
-        </w:rPr>
-        <w:t>Varoquaux</w:t>
-      </w:r>
-      <w:proofErr w:type="spellEnd"/>
-      <w:r>
-        <w:rPr>
-          <w:lang w:val="en-US"/>
-        </w:rPr>
-        <w:t xml:space="preserve">, G., </w:t>
-      </w:r>
-      <w:proofErr w:type="spellStart"/>
-      <w:r>
-        <w:rPr>
-          <w:lang w:val="en-US"/>
-        </w:rPr>
-        <w:t>Gramfort</w:t>
-      </w:r>
-      <w:proofErr w:type="spellEnd"/>
-      <w:r>
-        <w:rPr>
-          <w:lang w:val="en-US"/>
-        </w:rPr>
-        <w:t xml:space="preserve">, A., Michel, V., Thirion, B., Grisel, O., Blondel, M., </w:t>
-      </w:r>
-      <w:proofErr w:type="spellStart"/>
-      <w:r>
-        <w:rPr>
-          <w:lang w:val="en-US"/>
-        </w:rPr>
-        <w:t>Prettenhofer</w:t>
-      </w:r>
-      <w:proofErr w:type="spellEnd"/>
-      <w:r>
-        <w:rPr>
-          <w:lang w:val="en-US"/>
-        </w:rPr>
-        <w:t xml:space="preserve">, P., Weiss, R., Dubourg, V., Vanderplas, J., Passos, A., </w:t>
-      </w:r>
-      <w:proofErr w:type="spellStart"/>
-      <w:r>
-        <w:rPr>
-          <w:lang w:val="en-US"/>
-        </w:rPr>
-        <w:t>Cournapeau</w:t>
-      </w:r>
-      <w:proofErr w:type="spellEnd"/>
-      <w:r>
-        <w:rPr>
-          <w:lang w:val="en-US"/>
-        </w:rPr>
-        <w:t xml:space="preserve">, D., Brucher, M., Perrot, M., &amp; Duchesnay, É. (2011). Scikit-learn: Machine learning in Python. </w:t>
+        <w:t xml:space="preserve">Reimers, N., &amp; Gurevych, I. (2020). Making monolingual sentence embeddings multilingual using knowledge distillation. En </w:t>
       </w:r>
       <w:r>
         <w:rPr>
@@ -9658,13 +11532,13 @@
           <w:iCs/>
           <w:lang w:val="en-US"/>
         </w:rPr>
-        <w:t>Journal of Machine Learning Research, 12</w:t>
+        <w:t>Proceedings of the 2020 Conference on Empirical Methods in Natural Language Processing (EMNLP)</w:t>
       </w:r>
       <w:r>
         <w:rPr>
           <w:lang w:val="en-US"/>
         </w:rPr>
-        <w:t>, 2825–2830.</w:t>
+        <w:t xml:space="preserve"> (pp. 4512–4525). Association for Computational Linguistics. https://doi.org/10.18653/v1/2020.emnlp-main.365</w:t>
       </w:r>
     </w:p>
     <w:p>
@@ -9676,13 +11550,10 @@
         </w:rPr>
       </w:pPr>
       <w:r>
-        <w:t xml:space="preserve">Radovanović, M., Nanopoulos, A., &amp; Ivanović, M. (2010). </w:t>
-      </w:r>
-      <w:r>
         <w:rPr>
           <w:lang w:val="en-US"/>
         </w:rPr>
-        <w:t xml:space="preserve">Hubs in space: Popular nearest neighbors in high-dimensional data. </w:t>
+        <w:t xml:space="preserve">Salton, G., &amp; Buckley, C. (1988). Term-weighting approaches in automatic text retrieval. </w:t>
       </w:r>
       <w:r>
         <w:rPr>
@@ -9690,42 +11561,26 @@
           <w:iCs/>
           <w:lang w:val="en-US"/>
         </w:rPr>
-        <w:t>Journal of Machine Learning Research, 11</w:t>
+        <w:t>Information Processing &amp; Management, 24</w:t>
       </w:r>
       <w:r>
         <w:rPr>
           <w:lang w:val="en-US"/>
         </w:rPr>
-        <w:t>, 2487–2531.</w:t>
+        <w:t>(5), 513–523. https://doi.org/10.1016/0306-4573(88)90021-0</w:t>
       </w:r>
     </w:p>
     <w:p>
       <w:pPr>
         <w:spacing w:after="120"/>
         <w:ind w:left="720" w:hanging="720"/>
+      </w:pPr>
+      <w:r>
         <w:rPr>
           <w:lang w:val="en-US"/>
         </w:rPr>
-      </w:pPr>
-      <w:r>
-        <w:rPr>
-          <w:lang w:val="en-US"/>
-        </w:rPr>
-        <w:t xml:space="preserve">Reimers, N., &amp; </w:t>
-      </w:r>
-      <w:proofErr w:type="spellStart"/>
-      <w:r>
-        <w:rPr>
-          <w:lang w:val="en-US"/>
-        </w:rPr>
-        <w:t>Gurevych</w:t>
-      </w:r>
-      <w:proofErr w:type="spellEnd"/>
-      <w:r>
-        <w:rPr>
-          <w:lang w:val="en-US"/>
-        </w:rPr>
-        <w:t xml:space="preserve">, I. (2019). Sentence-BERT: Sentence embeddings using Siamese BERT-networks. En </w:t>
+        <w:lastRenderedPageBreak/>
+        <w:t xml:space="preserve">Spotify. (s.f.). </w:t>
       </w:r>
       <w:r>
         <w:rPr>
@@ -9733,13 +11588,16 @@
           <w:iCs/>
           <w:lang w:val="en-US"/>
         </w:rPr>
-        <w:t>Proceedings of the 2019 Conference on Empirical Methods in Natural Language Processing and the 9th International Joint Conference on Natural Language Processing (EMNLP-IJCNLP)</w:t>
+        <w:t xml:space="preserve">oEmbed API</w:t>
       </w:r>
       <w:r>
         <w:rPr>
           <w:lang w:val="en-US"/>
         </w:rPr>
-        <w:t xml:space="preserve"> (pp. 3982–3992). Association for Computational Linguistics. https://doi.org/10.18653/v1/D19-1410</w:t>
+        <w:t xml:space="preserve">. </w:t>
+      </w:r>
+      <w:r>
+        <w:t xml:space="preserve">Spotify for Developers. Recuperado el 2 de octubre de 2026, de https://developer.spotify.com/documentation/embeds/reference/oembed</w:t>
       </w:r>
     </w:p>
     <w:p>
@@ -9754,21 +11612,7 @@
         <w:rPr>
           <w:lang w:val="en-US"/>
         </w:rPr>
-        <w:t xml:space="preserve">Reimers, N., &amp; </w:t>
-      </w:r>
-      <w:proofErr w:type="spellStart"/>
-      <w:r>
-        <w:rPr>
-          <w:lang w:val="en-US"/>
-        </w:rPr>
-        <w:t>Gurevych</w:t>
-      </w:r>
-      <w:proofErr w:type="spellEnd"/>
-      <w:r>
-        <w:rPr>
-          <w:lang w:val="en-US"/>
-        </w:rPr>
-        <w:t xml:space="preserve">, I. (2020). Making monolingual sentence embeddings multilingual using knowledge distillation. En </w:t>
+        <w:t xml:space="preserve">Voorhees, E. M. (1999). The TREC-8 question answering track report. En </w:t>
       </w:r>
       <w:r>
         <w:rPr>
@@ -9776,13 +11620,13 @@
           <w:iCs/>
           <w:lang w:val="en-US"/>
         </w:rPr>
-        <w:t>Proceedings of the 2020 Conference on Empirical Methods in Natural Language Processing (EMNLP)</w:t>
+        <w:t xml:space="preserve">Proceedings of the Eighth Text REtrieval Conference (TREC-8)</w:t>
       </w:r>
       <w:r>
         <w:rPr>
           <w:lang w:val="en-US"/>
         </w:rPr>
-        <w:t xml:space="preserve"> (pp. 4512–4525). Association for Computational Linguistics. https://doi.org/10.18653/v1/2020.emnlp-main.365</w:t>
+        <w:t xml:space="preserve"> (NIST Special Publication 500-246). National Institute of Standards and Technology. https://www.nist.gov/publications/trec-8-question-answering-track-report</w:t>
       </w:r>
     </w:p>
     <w:p>
@@ -9797,181 +11641,7 @@
         <w:rPr>
           <w:lang w:val="en-US"/>
         </w:rPr>
-        <w:t xml:space="preserve">Salton, G., &amp; Buckley, C. (1988). Term-weighting approaches in automatic text retrieval. </w:t>
-      </w:r>
-      <w:r>
-        <w:rPr>
-          <w:i/>
-          <w:iCs/>
-          <w:lang w:val="en-US"/>
-        </w:rPr>
-        <w:t>Information Processing &amp; Management, 24</w:t>
-      </w:r>
-      <w:r>
-        <w:rPr>
-          <w:lang w:val="en-US"/>
-        </w:rPr>
-        <w:t>(5), 513–523. https://doi.org/10.1016/0306-4573(88)90021-0</w:t>
-      </w:r>
-    </w:p>
-    <w:p>
-      <w:pPr>
-        <w:spacing w:after="120"/>
-        <w:ind w:left="720" w:hanging="720"/>
-      </w:pPr>
-      <w:r>
-        <w:rPr>
-          <w:lang w:val="en-US"/>
-        </w:rPr>
-        <w:lastRenderedPageBreak/>
-        <w:t>Spotify. (</w:t>
-      </w:r>
-      <w:proofErr w:type="spellStart"/>
-      <w:r>
-        <w:rPr>
-          <w:lang w:val="en-US"/>
-        </w:rPr>
-        <w:t>s.f.</w:t>
-      </w:r>
-      <w:proofErr w:type="spellEnd"/>
-      <w:r>
-        <w:rPr>
-          <w:lang w:val="en-US"/>
-        </w:rPr>
-        <w:t xml:space="preserve">). </w:t>
-      </w:r>
-      <w:proofErr w:type="spellStart"/>
-      <w:r>
-        <w:rPr>
-          <w:i/>
-          <w:iCs/>
-          <w:lang w:val="en-US"/>
-        </w:rPr>
-        <w:t>oEmbed</w:t>
-      </w:r>
-      <w:proofErr w:type="spellEnd"/>
-      <w:r>
-        <w:rPr>
-          <w:i/>
-          <w:iCs/>
-          <w:lang w:val="en-US"/>
-        </w:rPr>
-        <w:t xml:space="preserve"> API</w:t>
-      </w:r>
-      <w:r>
-        <w:rPr>
-          <w:lang w:val="en-US"/>
-        </w:rPr>
-        <w:t xml:space="preserve">. </w:t>
-      </w:r>
-      <w:r>
-        <w:t xml:space="preserve">Spotify </w:t>
-      </w:r>
-      <w:proofErr w:type="spellStart"/>
-      <w:r>
-        <w:t>for</w:t>
-      </w:r>
-      <w:proofErr w:type="spellEnd"/>
-      <w:r>
-        <w:t xml:space="preserve"> </w:t>
-      </w:r>
-      <w:proofErr w:type="spellStart"/>
-      <w:r>
-        <w:t>Developers</w:t>
-      </w:r>
-      <w:proofErr w:type="spellEnd"/>
-      <w:r>
-        <w:t>. Recuperado el 2 de octubre de 2026, de https://developer.spotify.com/documentation/embeds/reference/oembed</w:t>
-      </w:r>
-    </w:p>
-    <w:p>
-      <w:pPr>
-        <w:spacing w:after="120"/>
-        <w:ind w:left="720" w:hanging="720"/>
-        <w:rPr>
-          <w:lang w:val="en-US"/>
-        </w:rPr>
-      </w:pPr>
-      <w:r>
-        <w:rPr>
-          <w:lang w:val="en-US"/>
-        </w:rPr>
-        <w:t>Voorhees, E. M. (1999). The TREC-</w:t>
-      </w:r>
-      <w:proofErr w:type="gramStart"/>
-      <w:r>
-        <w:rPr>
-          <w:lang w:val="en-US"/>
-        </w:rPr>
-        <w:t>8 question</w:t>
-      </w:r>
-      <w:proofErr w:type="gramEnd"/>
-      <w:r>
-        <w:rPr>
-          <w:lang w:val="en-US"/>
-        </w:rPr>
-        <w:t xml:space="preserve"> answering track report. En </w:t>
-      </w:r>
-      <w:r>
-        <w:rPr>
-          <w:i/>
-          <w:iCs/>
-          <w:lang w:val="en-US"/>
-        </w:rPr>
-        <w:t xml:space="preserve">Proceedings of the Eighth Text </w:t>
-      </w:r>
-      <w:proofErr w:type="spellStart"/>
-      <w:r>
-        <w:rPr>
-          <w:i/>
-          <w:iCs/>
-          <w:lang w:val="en-US"/>
-        </w:rPr>
-        <w:t>REtrieval</w:t>
-      </w:r>
-      <w:proofErr w:type="spellEnd"/>
-      <w:r>
-        <w:rPr>
-          <w:i/>
-          <w:iCs/>
-          <w:lang w:val="en-US"/>
-        </w:rPr>
-        <w:t xml:space="preserve"> Conference (TREC-8)</w:t>
-      </w:r>
-      <w:r>
-        <w:rPr>
-          <w:lang w:val="en-US"/>
-        </w:rPr>
-        <w:t xml:space="preserve"> (NIST Special Publication 500-246). National Institute of Standards and Technology. https://www.nist.gov/publications/trec-8-question-answering-track-report</w:t>
-      </w:r>
-    </w:p>
-    <w:p>
-      <w:pPr>
-        <w:spacing w:after="120"/>
-        <w:ind w:left="720" w:hanging="720"/>
-        <w:rPr>
-          <w:lang w:val="en-US"/>
-        </w:rPr>
-      </w:pPr>
-      <w:r>
-        <w:rPr>
-          <w:lang w:val="en-US"/>
-        </w:rPr>
-        <w:t xml:space="preserve">Wang, W., Wei, F., Dong, L., Bao, H., Yang, N., &amp; Zhou, M. (2020). </w:t>
-      </w:r>
-      <w:proofErr w:type="spellStart"/>
-      <w:r>
-        <w:rPr>
-          <w:lang w:val="en-US"/>
-        </w:rPr>
-        <w:t>MiniLM</w:t>
-      </w:r>
-      <w:proofErr w:type="spellEnd"/>
-      <w:r>
-        <w:rPr>
-          <w:lang w:val="en-US"/>
-        </w:rPr>
-        <w:t xml:space="preserve">: Deep self-attention distillation for task-agnostic compression of pre-trained transformers. En </w:t>
+        <w:t xml:space="preserve">Wang, W., Wei, F., Dong, L., Bao, H., Yang, N., &amp; Zhou, M. (2020). MiniLM: Deep self-attention distillation for task-agnostic compression of pre-trained transformers. En </w:t>
       </w:r>
       <w:r>
         <w:rPr>
@@ -10136,20 +11806,8 @@
                 <w:sz w:val="20"/>
                 <w:szCs w:val="20"/>
               </w:rPr>
-              <w:t>inkriff_pilot_</w:t>
-            </w:r>
-            <w:proofErr w:type="gramStart"/>
-            <w:r>
-              <w:rPr>
-                <w:b/>
-                <w:bCs/>
-                <w:color w:val="000000"/>
-                <w:sz w:val="20"/>
-                <w:szCs w:val="20"/>
-              </w:rPr>
-              <w:t>extraccion.ipynb</w:t>
-            </w:r>
-            <w:proofErr w:type="gramEnd"/>
+              <w:t>inkriff_pilot_extraccion.ipynb</w:t>
+            </w:r>
           </w:p>
         </w:tc>
         <w:tc>
@@ -10204,20 +11862,8 @@
                 <w:sz w:val="20"/>
                 <w:szCs w:val="20"/>
               </w:rPr>
-              <w:t>inkriff_extraccion_</w:t>
-            </w:r>
-            <w:proofErr w:type="gramStart"/>
-            <w:r>
-              <w:rPr>
-                <w:b/>
-                <w:bCs/>
-                <w:color w:val="000000"/>
-                <w:sz w:val="20"/>
-                <w:szCs w:val="20"/>
-              </w:rPr>
-              <w:t>completa.ipynb</w:t>
-            </w:r>
-            <w:proofErr w:type="gramEnd"/>
+              <w:t>inkriff_extraccion_completa.ipynb</w:t>
+            </w:r>
           </w:p>
         </w:tc>
         <w:tc>
@@ -10272,20 +11918,8 @@
                 <w:sz w:val="20"/>
                 <w:szCs w:val="20"/>
               </w:rPr>
-              <w:t>inkriff_eda_</w:t>
-            </w:r>
-            <w:proofErr w:type="gramStart"/>
-            <w:r>
-              <w:rPr>
-                <w:b/>
-                <w:bCs/>
-                <w:color w:val="000000"/>
-                <w:sz w:val="20"/>
-                <w:szCs w:val="20"/>
-              </w:rPr>
-              <w:t>ingenieria.ipynb</w:t>
-            </w:r>
-            <w:proofErr w:type="gramEnd"/>
+              <w:t>inkriff_eda_ingenieria.ipynb</w:t>
+            </w:r>
           </w:p>
         </w:tc>
         <w:tc>
@@ -10340,20 +11974,8 @@
                 <w:sz w:val="20"/>
                 <w:szCs w:val="20"/>
               </w:rPr>
-              <w:t>inkriff_modelado_</w:t>
-            </w:r>
-            <w:proofErr w:type="gramStart"/>
-            <w:r>
-              <w:rPr>
-                <w:b/>
-                <w:bCs/>
-                <w:color w:val="000000"/>
-                <w:sz w:val="20"/>
-                <w:szCs w:val="20"/>
-              </w:rPr>
-              <w:t>similitud.ipynb</w:t>
-            </w:r>
-            <w:proofErr w:type="gramEnd"/>
+              <w:t>inkriff_modelado_similitud.ipynb</w:t>
+            </w:r>
           </w:p>
         </w:tc>
         <w:tc>
